--- a/8.31/IT창의챌린지_중간보고서_디지털.docx
+++ b/8.31/IT창의챌린지_중간보고서_디지털.docx
@@ -51,7 +51,7 @@
     </w:p>
     <w:p>
       <w:pPr>
-        <w:spacing w:after="400"/>
+        <w:spacing w:after="500"/>
         <w:jc w:val="center"/>
       </w:pPr>
       <w:r>
@@ -62,23 +62,6 @@
           <w:szCs w:val="18"/>
         </w:rPr>
         <w:t xml:space="preserve">MCU·FPGA 없이 아날로그 특징 추출과 고정 논리 형판 정합으로 구현하는 상시구동 키워드 웨이크업 시스템</w:t>
-      </w:r>
-    </w:p>
-    <w:p>
-      <w:pPr>
-        <w:spacing w:after="600"/>
-        <w:jc w:val="center"/>
-      </w:pPr>
-      <w:r>
-        <w:rPr>
-          <w:rFonts w:ascii="맑은 고딕" w:cs="맑은 고딕" w:eastAsia="맑은 고딕" w:hAnsi="맑은 고딕"/>
-          <w:b/>
-          <w:bCs/>
-          <w:color w:val="333333"/>
-          <w:sz w:val="24"/>
-          <w:szCs w:val="24"/>
-        </w:rPr>
-        <w:t xml:space="preserve">— 디지털 판별부 —</w:t>
       </w:r>
     </w:p>
     <w:tbl>
@@ -268,64 +251,41 @@
           </w:p>
         </w:tc>
       </w:tr>
-      <w:tr>
-        <w:trPr>
-          <w:tblHeader w:val="off"/>
-        </w:trPr>
-        <w:tc>
-          <w:tcPr>
-            <w:tcW w:type="dxa" w:w="2600"/>
-            <w:tcMar>
-              <w:top w:type="dxa" w:w="60"/>
-              <w:left w:type="dxa" w:w="100"/>
-              <w:bottom w:type="dxa" w:w="60"/>
-              <w:right w:type="dxa" w:w="100"/>
-            </w:tcMar>
-          </w:tcPr>
-          <w:p>
-            <w:pPr>
-              <w:spacing w:after="0" w:line="260"/>
-            </w:pPr>
-            <w:r>
-              <w:rPr>
-                <w:rFonts w:ascii="맑은 고딕" w:cs="맑은 고딕" w:eastAsia="맑은 고딕" w:hAnsi="맑은 고딕"/>
-                <w:b w:val="false"/>
-                <w:bCs w:val="false"/>
-                <w:sz w:val="18"/>
-                <w:szCs w:val="18"/>
-              </w:rPr>
-              <w:t xml:space="preserve">보고 범위</w:t>
-            </w:r>
-          </w:p>
-        </w:tc>
-        <w:tc>
-          <w:tcPr>
-            <w:tcW w:type="dxa" w:w="6420"/>
-            <w:tcMar>
-              <w:top w:type="dxa" w:w="60"/>
-              <w:left w:type="dxa" w:w="100"/>
-              <w:bottom w:type="dxa" w:w="60"/>
-              <w:right w:type="dxa" w:w="100"/>
-            </w:tcMar>
-          </w:tcPr>
-          <w:p>
-            <w:pPr>
-              <w:spacing w:after="0" w:line="260"/>
-            </w:pPr>
-            <w:r>
-              <w:rPr>
-                <w:rFonts w:ascii="맑은 고딕" w:cs="맑은 고딕" w:eastAsia="맑은 고딕" w:hAnsi="맑은 고딕"/>
-                <w:b w:val="false"/>
-                <w:bCs w:val="false"/>
-                <w:sz w:val="18"/>
-                <w:szCs w:val="18"/>
-              </w:rPr>
-              <w:t xml:space="preserve">디지털 판별부(CONTROL) 및 오프라인 파라미터 학습</w:t>
-            </w:r>
-          </w:p>
-        </w:tc>
-      </w:tr>
     </w:tbl>
+    <w:p>
+      <w:pPr>
+        <w:spacing w:before="300"/>
+      </w:pPr>
+      <w:r>
+        <w:rPr>
+          <w:rFonts w:ascii="맑은 고딕" w:cs="맑은 고딕" w:eastAsia="맑은 고딕" w:hAnsi="맑은 고딕"/>
+          <w:color w:val="555555"/>
+          <w:sz w:val="18"/>
+          <w:szCs w:val="18"/>
+        </w:rPr>
+        <w:t xml:space="preserve">본 보고서에서 </w:t>
+      </w:r>
+      <w:r>
+        <w:rPr>
+          <w:rFonts w:ascii="맑은 고딕" w:cs="맑은 고딕" w:eastAsia="맑은 고딕" w:hAnsi="맑은 고딕"/>
+          <w:b/>
+          <w:bCs/>
+          <w:color w:val="A9571F"/>
+          <w:sz w:val="18"/>
+          <w:szCs w:val="18"/>
+        </w:rPr>
+        <w:t xml:space="preserve">【변경】</w:t>
+      </w:r>
+      <w:r>
+        <w:rPr>
+          <w:rFonts w:ascii="맑은 고딕" w:cs="맑은 고딕" w:eastAsia="맑은 고딕" w:hAnsi="맑은 고딕"/>
+          <w:color w:val="555555"/>
+          <w:sz w:val="18"/>
+          <w:szCs w:val="18"/>
+        </w:rPr>
+        <w:t xml:space="preserve"> 표시는 과제계획서 대비 수정·발전된 사항을 뜻한다. 아날로그 전단은 계획서와 동일하며 변경 사항이 없다.</w:t>
+      </w:r>
+    </w:p>
     <w:p>
       <w:r>
         <w:br w:type="page"/>
@@ -334,7 +294,7 @@
     <w:p>
       <w:pPr>
         <w:pStyle w:val="Heading1"/>
-        <w:spacing w:after="140" w:before="280"/>
+        <w:spacing w:after="160" w:before="320"/>
       </w:pPr>
       <w:r>
         <w:rPr>
@@ -344,7 +304,7 @@
           <w:sz w:val="26"/>
           <w:szCs w:val="26"/>
         </w:rPr>
-        <w:t xml:space="preserve">1. 중간보고 개요</w:t>
+        <w:t xml:space="preserve">1. 과제 개요</w:t>
       </w:r>
     </w:p>
     <w:p>
@@ -357,7 +317,7 @@
           <w:sz w:val="20"/>
           <w:szCs w:val="20"/>
         </w:rPr>
-        <w:t xml:space="preserve">본 중간보고서는 과제계획서 제출 이후 디지털 판별부에서 진행된 설계 확정, 파라미터 학습, 성능 측정 결과를 정리한다. 아날로그 전단(마이크, PreAMP, GIC 필터뱅크, Envelope Detector, 채널 Comparator)은 별도 담당이므로 본 문서에서는 그 출력인 8가닥 이진 신호를 입력으로 전제한다.</w:t>
+        <w:t xml:space="preserve">상시 대기형 음성 인터페이스는 사용자가 특정 단어를 말할 때까지 입력을 계속 감시해야 한다. 일반적인 키워드 스포팅 시스템은 마이크 신호를 ADC로 변환한 뒤 디지털 주파수 분석과 분류 연산을 수행하므로, 소비전력의 대부분이 분류 자체가 아니라 데이터 취득과 전처리에서 발생한다.</w:t>
       </w:r>
     </w:p>
     <w:p>
@@ -370,7 +330,7 @@
           <w:sz w:val="20"/>
           <w:szCs w:val="20"/>
         </w:rPr>
-        <w:t xml:space="preserve">보고 기간 중 디지털 판별부의 구조와 파라미터가 모두 확정되었다. 과제계획서에서 “데이터 분석 후 결정”으로 남겨 두었던 항목 — 대상 단어, 사용 채널, 채널별 임계값, START 논리, 상태별 상대 시각 τ, 형판, 허용 일치 개수 k, timeout — 이 전부 측정으로 결정되었으며, 그 과정에서 계획서의 일부 구조가 변경되었다.</w:t>
+        <w:t xml:space="preserve">본 과제는 음성의 주파수·시간 특징을 아날로그 회로에서 직접 추출하고, 각 대역의 활성 여부를 1비트로 변환한 뒤, 마이크로프로세서나 FPGA 없이 카운터·디코더·플립플롭·논리 게이트·비교기 등 고정 논리 소자만으로 키워드를 판별한다. 신경망은 오프라인 학습에만 사용하며, 학습 결과는 프로그램이 아니라 저항값과 배선으로 회로에 고정된다.</w:t>
       </w:r>
     </w:p>
     <w:p>
@@ -383,41 +343,23 @@
           <w:sz w:val="20"/>
           <w:szCs w:val="20"/>
         </w:rPr>
-        <w:t xml:space="preserve">모든 수치는 Google Speech Commands v2 데이터셋과 그로부터 구성한 연속 오디오 스트림에서 측정한 값이다. 재현성을 위해 모든 비교는 서로 다른 난수 시드 5회 반복으로 수행하였고, 동작점 선택은 선택에 쓰지 않은 별도 검증 스트림에서 다시 측정하여 확인하였다.</w:t>
+        <w:t xml:space="preserve">신호 흐름은 다음과 같다. MM20 마이크의 음성을 PreAMP와 다채널 GIC 필터뱅크에 통과시켜 주파수 성분을 분해하고, 능동 Envelope Detector와 Comparator를 통해 8채널 이진 특징으로 변환한다. 이후 CONTROL부가 발화 시작을 기준으로 시간을 세며 정해진 시각에 형판과 비교하여 WAKE 신호를 생성한다.</w:t>
       </w:r>
     </w:p>
     <w:p>
       <w:pPr>
-        <w:pBdr>
-          <w:left w:val="single" w:color="9A9A9A" w:sz="12" w:space="8"/>
-        </w:pBdr>
-        <w:spacing w:after="160" w:before="60"/>
-        <w:ind w:left="240"/>
-      </w:pPr>
-      <w:r>
-        <w:rPr>
-          <w:rFonts w:ascii="맑은 고딕" w:cs="맑은 고딕" w:eastAsia="맑은 고딕" w:hAnsi="맑은 고딕"/>
-          <w:color w:val="444444"/>
-          <w:sz w:val="18"/>
-          <w:szCs w:val="18"/>
-        </w:rPr>
-        <w:t xml:space="preserve">본 문서의 수치는 아날로그 전단을 스펙트로그램 수준에서 모사한 소프트웨어 모델 위에서 측정한 값이다. 실제 회로의 포락선 분포가 다르면 채널 임계값과 형판은 재조정이 필요하며, 이를 위해 해당 저항은 교체 가능한 형태로 실장할 계획이다.</w:t>
-      </w:r>
-    </w:p>
-    <w:p>
-      <w:pPr>
-        <w:pStyle w:val="Heading1"/>
-        <w:spacing w:after="140" w:before="280"/>
+        <w:pStyle w:val="Heading2"/>
+        <w:spacing w:after="130" w:before="260"/>
       </w:pPr>
       <w:r>
         <w:rPr>
           <w:rFonts w:ascii="맑은 고딕" w:cs="맑은 고딕" w:eastAsia="맑은 고딕" w:hAnsi="맑은 고딕"/>
           <w:b/>
           <w:bCs/>
-          <w:sz w:val="26"/>
-          <w:szCs w:val="26"/>
+          <w:sz w:val="23"/>
+          <w:szCs w:val="23"/>
         </w:rPr>
-        <w:t xml:space="preserve">2. 과제계획서 대비 변경 요약</w:t>
+        <w:t xml:space="preserve">1.1 중간보고 범위</w:t>
       </w:r>
     </w:p>
     <w:p>
@@ -430,7 +372,39 @@
           <w:sz w:val="20"/>
           <w:szCs w:val="20"/>
         </w:rPr>
-        <w:t xml:space="preserve">디지털 판별부에서 계획서와 달라진 항목은 다음과 같다. 모든 변경은 측정 결과에 근거한다.</w:t>
+        <w:t xml:space="preserve">계획서 제출 이후 디지털 판별부의 구조와 전체 파라미터가 확정되었다. 계획서에서 “데이터 분석 후 결정”으로 남겨 두었던 항목 — 대상 단어, 채널별 임계값, START 논리, 상태별 상대 시각, 형판, 허용 일치 개수, timeout — 이 모두 측정으로 결정되었으며, 그 과정에서 일부 회로 구조가 변경되었다. 아날로그 전단은 계획서와 동일하다.</w:t>
+      </w:r>
+    </w:p>
+    <w:p>
+      <w:pPr>
+        <w:pStyle w:val="Heading1"/>
+        <w:spacing w:after="160" w:before="320"/>
+      </w:pPr>
+      <w:r>
+        <w:rPr>
+          <w:rFonts w:ascii="맑은 고딕" w:cs="맑은 고딕" w:eastAsia="맑은 고딕" w:hAnsi="맑은 고딕"/>
+          <w:b/>
+          <w:bCs/>
+          <w:sz w:val="26"/>
+          <w:szCs w:val="26"/>
+        </w:rPr>
+        <w:t xml:space="preserve">2. 설계 목표</w:t>
+      </w:r>
+    </w:p>
+    <w:p>
+      <w:pPr>
+        <w:pStyle w:val="Heading2"/>
+        <w:spacing w:after="130" w:before="260"/>
+      </w:pPr>
+      <w:r>
+        <w:rPr>
+          <w:rFonts w:ascii="맑은 고딕" w:cs="맑은 고딕" w:eastAsia="맑은 고딕" w:hAnsi="맑은 고딕"/>
+          <w:b/>
+          <w:bCs/>
+          <w:sz w:val="23"/>
+          <w:szCs w:val="23"/>
+        </w:rPr>
+        <w:t xml:space="preserve">2.1 대회 제한사항 대응</w:t>
       </w:r>
     </w:p>
     <w:tbl>
@@ -446,10 +420,8 @@
         </w:tblBorders>
       </w:tblPr>
       <w:tblGrid>
-        <w:gridCol w:w="1500"/>
         <w:gridCol w:w="2200"/>
-        <w:gridCol w:w="2400"/>
-        <w:gridCol w:w="2920"/>
+        <w:gridCol w:w="6820"/>
       </w:tblGrid>
       <w:tr>
         <w:trPr>
@@ -457,7 +429,7 @@
         </w:trPr>
         <w:tc>
           <w:tcPr>
-            <w:tcW w:type="dxa" w:w="1500"/>
+            <w:tcW w:type="dxa" w:w="2200"/>
             <w:shd w:fill="F2F2F2" w:color="auto" w:val="clear"/>
             <w:tcMar>
               <w:top w:type="dxa" w:w="60"/>
@@ -484,7 +456,7 @@
         </w:tc>
         <w:tc>
           <w:tcPr>
-            <w:tcW w:type="dxa" w:w="2200"/>
+            <w:tcW w:type="dxa" w:w="6820"/>
             <w:shd w:fill="F2F2F2" w:color="auto" w:val="clear"/>
             <w:tcMar>
               <w:top w:type="dxa" w:w="60"/>
@@ -505,61 +477,7 @@
                 <w:sz w:val="18"/>
                 <w:szCs w:val="18"/>
               </w:rPr>
-              <w:t xml:space="preserve">과제계획서</w:t>
-            </w:r>
-          </w:p>
-        </w:tc>
-        <w:tc>
-          <w:tcPr>
-            <w:tcW w:type="dxa" w:w="2400"/>
-            <w:shd w:fill="F2F2F2" w:color="auto" w:val="clear"/>
-            <w:tcMar>
-              <w:top w:type="dxa" w:w="60"/>
-              <w:left w:type="dxa" w:w="100"/>
-              <w:bottom w:type="dxa" w:w="60"/>
-              <w:right w:type="dxa" w:w="100"/>
-            </w:tcMar>
-          </w:tcPr>
-          <w:p>
-            <w:pPr>
-              <w:spacing w:after="0" w:line="260"/>
-            </w:pPr>
-            <w:r>
-              <w:rPr>
-                <w:rFonts w:ascii="맑은 고딕" w:cs="맑은 고딕" w:eastAsia="맑은 고딕" w:hAnsi="맑은 고딕"/>
-                <w:b/>
-                <w:bCs/>
-                <w:sz w:val="18"/>
-                <w:szCs w:val="18"/>
-              </w:rPr>
-              <w:t xml:space="preserve">현재(확정)</w:t>
-            </w:r>
-          </w:p>
-        </w:tc>
-        <w:tc>
-          <w:tcPr>
-            <w:tcW w:type="dxa" w:w="2920"/>
-            <w:shd w:fill="F2F2F2" w:color="auto" w:val="clear"/>
-            <w:tcMar>
-              <w:top w:type="dxa" w:w="60"/>
-              <w:left w:type="dxa" w:w="100"/>
-              <w:bottom w:type="dxa" w:w="60"/>
-              <w:right w:type="dxa" w:w="100"/>
-            </w:tcMar>
-          </w:tcPr>
-          <w:p>
-            <w:pPr>
-              <w:spacing w:after="0" w:line="260"/>
-            </w:pPr>
-            <w:r>
-              <w:rPr>
-                <w:rFonts w:ascii="맑은 고딕" w:cs="맑은 고딕" w:eastAsia="맑은 고딕" w:hAnsi="맑은 고딕"/>
-                <w:b/>
-                <w:bCs/>
-                <w:sz w:val="18"/>
-                <w:szCs w:val="18"/>
-              </w:rPr>
-              <w:t xml:space="preserve">변경 근거</w:t>
+              <w:t xml:space="preserve">본 과제의 대응</w:t>
             </w:r>
           </w:p>
         </w:tc>
@@ -570,32 +488,6 @@
         </w:trPr>
         <w:tc>
           <w:tcPr>
-            <w:tcW w:type="dxa" w:w="1500"/>
-            <w:tcMar>
-              <w:top w:type="dxa" w:w="60"/>
-              <w:left w:type="dxa" w:w="100"/>
-              <w:bottom w:type="dxa" w:w="60"/>
-              <w:right w:type="dxa" w:w="100"/>
-            </w:tcMar>
-          </w:tcPr>
-          <w:p>
-            <w:pPr>
-              <w:spacing w:after="0" w:line="260"/>
-            </w:pPr>
-            <w:r>
-              <w:rPr>
-                <w:rFonts w:ascii="맑은 고딕" w:cs="맑은 고딕" w:eastAsia="맑은 고딕" w:hAnsi="맑은 고딕"/>
-                <w:b w:val="false"/>
-                <w:bCs w:val="false"/>
-                <w:sz w:val="18"/>
-                <w:szCs w:val="18"/>
-              </w:rPr>
-              <w:t xml:space="preserve">상태 수</w:t>
-            </w:r>
-          </w:p>
-        </w:tc>
-        <w:tc>
-          <w:tcPr>
             <w:tcW w:type="dxa" w:w="2200"/>
             <w:tcMar>
               <w:top w:type="dxa" w:w="60"/>
@@ -616,59 +508,33 @@
                 <w:sz w:val="18"/>
                 <w:szCs w:val="18"/>
               </w:rPr>
-              <w:t xml:space="preserve">4개 (τ1~τ4)</w:t>
-            </w:r>
-          </w:p>
-        </w:tc>
-        <w:tc>
-          <w:tcPr>
-            <w:tcW w:type="dxa" w:w="2400"/>
-            <w:tcMar>
-              <w:top w:type="dxa" w:w="60"/>
-              <w:left w:type="dxa" w:w="100"/>
-              <w:bottom w:type="dxa" w:w="60"/>
-              <w:right w:type="dxa" w:w="100"/>
-            </w:tcMar>
-          </w:tcPr>
-          <w:p>
-            <w:pPr>
-              <w:spacing w:after="0" w:line="260"/>
-            </w:pPr>
-            <w:r>
-              <w:rPr>
-                <w:rFonts w:ascii="맑은 고딕" w:cs="맑은 고딕" w:eastAsia="맑은 고딕" w:hAnsi="맑은 고딕"/>
-                <w:b w:val="false"/>
-                <w:bCs w:val="false"/>
-                <w:sz w:val="18"/>
-                <w:szCs w:val="18"/>
-              </w:rPr>
-              <w:t xml:space="preserve">2개 (τ1, τ2)</w:t>
-            </w:r>
-          </w:p>
-        </w:tc>
-        <w:tc>
-          <w:tcPr>
-            <w:tcW w:type="dxa" w:w="2920"/>
-            <w:tcMar>
-              <w:top w:type="dxa" w:w="60"/>
-              <w:left w:type="dxa" w:w="100"/>
-              <w:bottom w:type="dxa" w:w="60"/>
-              <w:right w:type="dxa" w:w="100"/>
-            </w:tcMar>
-          </w:tcPr>
-          <w:p>
-            <w:pPr>
-              <w:spacing w:after="0" w:line="260"/>
-            </w:pPr>
-            <w:r>
-              <w:rPr>
-                <w:rFonts w:ascii="맑은 고딕" w:cs="맑은 고딕" w:eastAsia="맑은 고딕" w:hAnsi="맑은 고딕"/>
-                <w:b w:val="false"/>
-                <w:bCs w:val="false"/>
-                <w:sz w:val="18"/>
-                <w:szCs w:val="18"/>
-              </w:rPr>
-              <w:t xml:space="preserve">동일 조건에서 4상태가 검출률 9.4%p 낮고, 네 상태 중 둘이 학습 과정에서 스스로 비활성화됨</w:t>
+              <w:t xml:space="preserve">MCU·FPGA 사용 제한</w:t>
+            </w:r>
+          </w:p>
+        </w:tc>
+        <w:tc>
+          <w:tcPr>
+            <w:tcW w:type="dxa" w:w="6820"/>
+            <w:tcMar>
+              <w:top w:type="dxa" w:w="60"/>
+              <w:left w:type="dxa" w:w="100"/>
+              <w:bottom w:type="dxa" w:w="60"/>
+              <w:right w:type="dxa" w:w="100"/>
+            </w:tcMar>
+          </w:tcPr>
+          <w:p>
+            <w:pPr>
+              <w:spacing w:after="0" w:line="260"/>
+            </w:pPr>
+            <w:r>
+              <w:rPr>
+                <w:rFonts w:ascii="맑은 고딕" w:cs="맑은 고딕" w:eastAsia="맑은 고딕" w:hAnsi="맑은 고딕"/>
+                <w:b w:val="false"/>
+                <w:bCs w:val="false"/>
+                <w:sz w:val="18"/>
+                <w:szCs w:val="18"/>
+              </w:rPr>
+              <w:t xml:space="preserve">분류기를 고정 논리 형판 정합 회로로 구현하여 MCU/FPGA를 사용하지 않음</w:t>
             </w:r>
           </w:p>
         </w:tc>
@@ -679,32 +545,6 @@
         </w:trPr>
         <w:tc>
           <w:tcPr>
-            <w:tcW w:type="dxa" w:w="1500"/>
-            <w:tcMar>
-              <w:top w:type="dxa" w:w="60"/>
-              <w:left w:type="dxa" w:w="100"/>
-              <w:bottom w:type="dxa" w:w="60"/>
-              <w:right w:type="dxa" w:w="100"/>
-            </w:tcMar>
-          </w:tcPr>
-          <w:p>
-            <w:pPr>
-              <w:spacing w:after="0" w:line="260"/>
-            </w:pPr>
-            <w:r>
-              <w:rPr>
-                <w:rFonts w:ascii="맑은 고딕" w:cs="맑은 고딕" w:eastAsia="맑은 고딕" w:hAnsi="맑은 고딕"/>
-                <w:b w:val="false"/>
-                <w:bCs w:val="false"/>
-                <w:sz w:val="18"/>
-                <w:szCs w:val="18"/>
-              </w:rPr>
-              <w:t xml:space="preserve">PASS 저장</w:t>
-            </w:r>
-          </w:p>
-        </w:tc>
-        <w:tc>
-          <w:tcPr>
             <w:tcW w:type="dxa" w:w="2200"/>
             <w:tcMar>
               <w:top w:type="dxa" w:w="60"/>
@@ -725,59 +565,33 @@
                 <w:sz w:val="18"/>
                 <w:szCs w:val="18"/>
               </w:rPr>
-              <w:t xml:space="preserve">에지 트리거 D 플립플롭</w:t>
-            </w:r>
-          </w:p>
-        </w:tc>
-        <w:tc>
-          <w:tcPr>
-            <w:tcW w:type="dxa" w:w="2400"/>
-            <w:tcMar>
-              <w:top w:type="dxa" w:w="60"/>
-              <w:left w:type="dxa" w:w="100"/>
-              <w:bottom w:type="dxa" w:w="60"/>
-              <w:right w:type="dxa" w:w="100"/>
-            </w:tcMar>
-          </w:tcPr>
-          <w:p>
-            <w:pPr>
-              <w:spacing w:after="0" w:line="260"/>
-            </w:pPr>
-            <w:r>
-              <w:rPr>
-                <w:rFonts w:ascii="맑은 고딕" w:cs="맑은 고딕" w:eastAsia="맑은 고딕" w:hAnsi="맑은 고딕"/>
-                <w:b w:val="false"/>
-                <w:bCs w:val="false"/>
-                <w:sz w:val="18"/>
-                <w:szCs w:val="18"/>
-              </w:rPr>
-              <w:t xml:space="preserve">셋 우세 SR 래치</w:t>
-            </w:r>
-          </w:p>
-        </w:tc>
-        <w:tc>
-          <w:tcPr>
-            <w:tcW w:type="dxa" w:w="2920"/>
-            <w:tcMar>
-              <w:top w:type="dxa" w:w="60"/>
-              <w:left w:type="dxa" w:w="100"/>
-              <w:bottom w:type="dxa" w:w="60"/>
-              <w:right w:type="dxa" w:w="100"/>
-            </w:tcMar>
-          </w:tcPr>
-          <w:p>
-            <w:pPr>
-              <w:spacing w:after="0" w:line="260"/>
-            </w:pPr>
-            <w:r>
-              <w:rPr>
-                <w:rFonts w:ascii="맑은 고딕" w:cs="맑은 고딕" w:eastAsia="맑은 고딕" w:hAnsi="맑은 고딕"/>
-                <w:b w:val="false"/>
-                <w:bCs w:val="false"/>
-                <w:sz w:val="18"/>
-                <w:szCs w:val="18"/>
-              </w:rPr>
-              <w:t xml:space="preserve">채점 창(τ±2 프레임) 도입으로 창 내 어느 시점에 일치하더라도 통과로 처리해야 함</w:t>
+              <w:t xml:space="preserve">사용 부품 범위</w:t>
+            </w:r>
+          </w:p>
+        </w:tc>
+        <w:tc>
+          <w:tcPr>
+            <w:tcW w:type="dxa" w:w="6820"/>
+            <w:tcMar>
+              <w:top w:type="dxa" w:w="60"/>
+              <w:left w:type="dxa" w:w="100"/>
+              <w:bottom w:type="dxa" w:w="60"/>
+              <w:right w:type="dxa" w:w="100"/>
+            </w:tcMar>
+          </w:tcPr>
+          <w:p>
+            <w:pPr>
+              <w:spacing w:after="0" w:line="260"/>
+            </w:pPr>
+            <w:r>
+              <w:rPr>
+                <w:rFonts w:ascii="맑은 고딕" w:cs="맑은 고딕" w:eastAsia="맑은 고딕" w:hAnsi="맑은 고딕"/>
+                <w:b w:val="false"/>
+                <w:bCs w:val="false"/>
+                <w:sz w:val="18"/>
+                <w:szCs w:val="18"/>
+              </w:rPr>
+              <w:t xml:space="preserve">연산증폭기, 비교기, 저항, 커패시터, 다이오드, 트랜지스터, 카운터, 디코더, 플립플롭 및 논리 게이트 사용</w:t>
             </w:r>
           </w:p>
         </w:tc>
@@ -788,32 +602,6 @@
         </w:trPr>
         <w:tc>
           <w:tcPr>
-            <w:tcW w:type="dxa" w:w="1500"/>
-            <w:tcMar>
-              <w:top w:type="dxa" w:w="60"/>
-              <w:left w:type="dxa" w:w="100"/>
-              <w:bottom w:type="dxa" w:w="60"/>
-              <w:right w:type="dxa" w:w="100"/>
-            </w:tcMar>
-          </w:tcPr>
-          <w:p>
-            <w:pPr>
-              <w:spacing w:after="0" w:line="260"/>
-            </w:pPr>
-            <w:r>
-              <w:rPr>
-                <w:rFonts w:ascii="맑은 고딕" w:cs="맑은 고딕" w:eastAsia="맑은 고딕" w:hAnsi="맑은 고딕"/>
-                <w:b w:val="false"/>
-                <w:bCs w:val="false"/>
-                <w:sz w:val="18"/>
-                <w:szCs w:val="18"/>
-              </w:rPr>
-              <w:t xml:space="preserve">프레임 클럭</w:t>
-            </w:r>
-          </w:p>
-        </w:tc>
-        <w:tc>
-          <w:tcPr>
             <w:tcW w:type="dxa" w:w="2200"/>
             <w:tcMar>
               <w:top w:type="dxa" w:w="60"/>
@@ -834,59 +622,33 @@
                 <w:sz w:val="18"/>
                 <w:szCs w:val="18"/>
               </w:rPr>
-              <w:t xml:space="preserve">100 Hz, 슈미트 트리거 + R·C</w:t>
-            </w:r>
-          </w:p>
-        </w:tc>
-        <w:tc>
-          <w:tcPr>
-            <w:tcW w:type="dxa" w:w="2400"/>
-            <w:tcMar>
-              <w:top w:type="dxa" w:w="60"/>
-              <w:left w:type="dxa" w:w="100"/>
-              <w:bottom w:type="dxa" w:w="60"/>
-              <w:right w:type="dxa" w:w="100"/>
-            </w:tcMar>
-          </w:tcPr>
-          <w:p>
-            <w:pPr>
-              <w:spacing w:after="0" w:line="260"/>
-            </w:pPr>
-            <w:r>
-              <w:rPr>
-                <w:rFonts w:ascii="맑은 고딕" w:cs="맑은 고딕" w:eastAsia="맑은 고딕" w:hAnsi="맑은 고딕"/>
-                <w:b w:val="false"/>
-                <w:bCs w:val="false"/>
-                <w:sz w:val="18"/>
-                <w:szCs w:val="18"/>
-              </w:rPr>
-              <w:t xml:space="preserve">128 Hz, 32.768 kHz 수정 + 74HC4060 ÷256</w:t>
-            </w:r>
-          </w:p>
-        </w:tc>
-        <w:tc>
-          <w:tcPr>
-            <w:tcW w:type="dxa" w:w="2920"/>
-            <w:tcMar>
-              <w:top w:type="dxa" w:w="60"/>
-              <w:left w:type="dxa" w:w="100"/>
-              <w:bottom w:type="dxa" w:w="60"/>
-              <w:right w:type="dxa" w:w="100"/>
-            </w:tcMar>
-          </w:tcPr>
-          <w:p>
-            <w:pPr>
-              <w:spacing w:after="0" w:line="260"/>
-            </w:pPr>
-            <w:r>
-              <w:rPr>
-                <w:rFonts w:ascii="맑은 고딕" w:cs="맑은 고딕" w:eastAsia="맑은 고딕" w:hAnsi="맑은 고딕"/>
-                <w:b w:val="false"/>
-                <w:bCs w:val="false"/>
-                <w:sz w:val="18"/>
-                <w:szCs w:val="18"/>
-              </w:rPr>
-              <w:t xml:space="preserve">RC 공차·온도 드리프트 제거. 프레임 7.8125 ms에서 10 ms 대비 성능 차이 없음(0.519 대 0.515)</w:t>
+              <w:t xml:space="preserve">채널 구성</w:t>
+            </w:r>
+          </w:p>
+        </w:tc>
+        <w:tc>
+          <w:tcPr>
+            <w:tcW w:type="dxa" w:w="6820"/>
+            <w:tcMar>
+              <w:top w:type="dxa" w:w="60"/>
+              <w:left w:type="dxa" w:w="100"/>
+              <w:bottom w:type="dxa" w:w="60"/>
+              <w:right w:type="dxa" w:w="100"/>
+            </w:tcMar>
+          </w:tcPr>
+          <w:p>
+            <w:pPr>
+              <w:spacing w:after="0" w:line="260"/>
+            </w:pPr>
+            <w:r>
+              <w:rPr>
+                <w:rFonts w:ascii="맑은 고딕" w:cs="맑은 고딕" w:eastAsia="맑은 고딕" w:hAnsi="맑은 고딕"/>
+                <w:b w:val="false"/>
+                <w:bCs w:val="false"/>
+                <w:sz w:val="18"/>
+                <w:szCs w:val="18"/>
+              </w:rPr>
+              <w:t xml:space="preserve">기존 16채널 확장형 PCB 레이아웃을 유지하고 데이터 분석으로 선택된 8개 채널만 실장. 나머지는 DNP 처리</w:t>
             </w:r>
           </w:p>
         </w:tc>
@@ -897,32 +659,6 @@
         </w:trPr>
         <w:tc>
           <w:tcPr>
-            <w:tcW w:type="dxa" w:w="1500"/>
-            <w:tcMar>
-              <w:top w:type="dxa" w:w="60"/>
-              <w:left w:type="dxa" w:w="100"/>
-              <w:bottom w:type="dxa" w:w="60"/>
-              <w:right w:type="dxa" w:w="100"/>
-            </w:tcMar>
-          </w:tcPr>
-          <w:p>
-            <w:pPr>
-              <w:spacing w:after="0" w:line="260"/>
-            </w:pPr>
-            <w:r>
-              <w:rPr>
-                <w:rFonts w:ascii="맑은 고딕" w:cs="맑은 고딕" w:eastAsia="맑은 고딕" w:hAnsi="맑은 고딕"/>
-                <w:b w:val="false"/>
-                <w:bCs w:val="false"/>
-                <w:sz w:val="18"/>
-                <w:szCs w:val="18"/>
-              </w:rPr>
-              <w:t xml:space="preserve">타이밍 카운터</w:t>
-            </w:r>
-          </w:p>
-        </w:tc>
-        <w:tc>
-          <w:tcPr>
             <w:tcW w:type="dxa" w:w="2200"/>
             <w:tcMar>
               <w:top w:type="dxa" w:w="60"/>
@@ -943,59 +679,33 @@
                 <w:sz w:val="18"/>
                 <w:szCs w:val="18"/>
               </w:rPr>
-              <w:t xml:space="preserve">8비트</w:t>
-            </w:r>
-          </w:p>
-        </w:tc>
-        <w:tc>
-          <w:tcPr>
-            <w:tcW w:type="dxa" w:w="2400"/>
-            <w:tcMar>
-              <w:top w:type="dxa" w:w="60"/>
-              <w:left w:type="dxa" w:w="100"/>
-              <w:bottom w:type="dxa" w:w="60"/>
-              <w:right w:type="dxa" w:w="100"/>
-            </w:tcMar>
-          </w:tcPr>
-          <w:p>
-            <w:pPr>
-              <w:spacing w:after="0" w:line="260"/>
-            </w:pPr>
-            <w:r>
-              <w:rPr>
-                <w:rFonts w:ascii="맑은 고딕" w:cs="맑은 고딕" w:eastAsia="맑은 고딕" w:hAnsi="맑은 고딕"/>
-                <w:b w:val="false"/>
-                <w:bCs w:val="false"/>
-                <w:sz w:val="18"/>
-                <w:szCs w:val="18"/>
-              </w:rPr>
-              <w:t xml:space="preserve">6비트 사용 (timeout ≤ 63)</w:t>
-            </w:r>
-          </w:p>
-        </w:tc>
-        <w:tc>
-          <w:tcPr>
-            <w:tcW w:type="dxa" w:w="2920"/>
-            <w:tcMar>
-              <w:top w:type="dxa" w:w="60"/>
-              <w:left w:type="dxa" w:w="100"/>
-              <w:bottom w:type="dxa" w:w="60"/>
-              <w:right w:type="dxa" w:w="100"/>
-            </w:tcMar>
-          </w:tcPr>
-          <w:p>
-            <w:pPr>
-              <w:spacing w:after="0" w:line="260"/>
-            </w:pPr>
-            <w:r>
-              <w:rPr>
-                <w:rFonts w:ascii="맑은 고딕" w:cs="맑은 고딕" w:eastAsia="맑은 고딕" w:hAnsi="맑은 고딕"/>
-                <w:b w:val="false"/>
-                <w:bCs w:val="false"/>
-                <w:sz w:val="18"/>
-                <w:szCs w:val="18"/>
-              </w:rPr>
-              <w:t xml:space="preserve">3-to-8 디코더 2개가 하위 6비트만 디코딩. 초과 시 엉뚱한 카운트에서 CLR 발생</w:t>
+              <w:t xml:space="preserve">전원</w:t>
+            </w:r>
+          </w:p>
+        </w:tc>
+        <w:tc>
+          <w:tcPr>
+            <w:tcW w:type="dxa" w:w="6820"/>
+            <w:tcMar>
+              <w:top w:type="dxa" w:w="60"/>
+              <w:left w:type="dxa" w:w="100"/>
+              <w:bottom w:type="dxa" w:w="60"/>
+              <w:right w:type="dxa" w:w="100"/>
+            </w:tcMar>
+          </w:tcPr>
+          <w:p>
+            <w:pPr>
+              <w:spacing w:after="0" w:line="260"/>
+            </w:pPr>
+            <w:r>
+              <w:rPr>
+                <w:rFonts w:ascii="맑은 고딕" w:cs="맑은 고딕" w:eastAsia="맑은 고딕" w:hAnsi="맑은 고딕"/>
+                <w:b w:val="false"/>
+                <w:bCs w:val="false"/>
+                <w:sz w:val="18"/>
+                <w:szCs w:val="18"/>
+              </w:rPr>
+              <w:t xml:space="preserve">3.3 V 입력에서 아날로그부와 CONTROL부용 1.8 V를 각각 별도 LDO로 생성, 아날로그 기준점은 0.9 V</w:t>
             </w:r>
           </w:p>
         </w:tc>
@@ -1006,32 +716,6 @@
         </w:trPr>
         <w:tc>
           <w:tcPr>
-            <w:tcW w:type="dxa" w:w="1500"/>
-            <w:tcMar>
-              <w:top w:type="dxa" w:w="60"/>
-              <w:left w:type="dxa" w:w="100"/>
-              <w:bottom w:type="dxa" w:w="60"/>
-              <w:right w:type="dxa" w:w="100"/>
-            </w:tcMar>
-          </w:tcPr>
-          <w:p>
-            <w:pPr>
-              <w:spacing w:after="0" w:line="260"/>
-            </w:pPr>
-            <w:r>
-              <w:rPr>
-                <w:rFonts w:ascii="맑은 고딕" w:cs="맑은 고딕" w:eastAsia="맑은 고딕" w:hAnsi="맑은 고딕"/>
-                <w:b w:val="false"/>
-                <w:bCs w:val="false"/>
-                <w:sz w:val="18"/>
-                <w:szCs w:val="18"/>
-              </w:rPr>
-              <w:t xml:space="preserve">Final AND</w:t>
-            </w:r>
-          </w:p>
-        </w:tc>
-        <w:tc>
-          <w:tcPr>
             <w:tcW w:type="dxa" w:w="2200"/>
             <w:tcMar>
               <w:top w:type="dxa" w:w="60"/>
@@ -1052,277 +736,33 @@
                 <w:sz w:val="18"/>
                 <w:szCs w:val="18"/>
               </w:rPr>
-              <w:t xml:space="preserve">2입력 AND 3개</w:t>
-            </w:r>
-          </w:p>
-        </w:tc>
-        <w:tc>
-          <w:tcPr>
-            <w:tcW w:type="dxa" w:w="2400"/>
-            <w:tcMar>
-              <w:top w:type="dxa" w:w="60"/>
-              <w:left w:type="dxa" w:w="100"/>
-              <w:bottom w:type="dxa" w:w="60"/>
-              <w:right w:type="dxa" w:w="100"/>
-            </w:tcMar>
-          </w:tcPr>
-          <w:p>
-            <w:pPr>
-              <w:spacing w:after="0" w:line="260"/>
-            </w:pPr>
-            <w:r>
-              <w:rPr>
-                <w:rFonts w:ascii="맑은 고딕" w:cs="맑은 고딕" w:eastAsia="맑은 고딕" w:hAnsi="맑은 고딕"/>
-                <w:b w:val="false"/>
-                <w:bCs w:val="false"/>
-                <w:sz w:val="18"/>
-                <w:szCs w:val="18"/>
-              </w:rPr>
-              <w:t xml:space="preserve">2입력 AND 1개</w:t>
-            </w:r>
-          </w:p>
-        </w:tc>
-        <w:tc>
-          <w:tcPr>
-            <w:tcW w:type="dxa" w:w="2920"/>
-            <w:tcMar>
-              <w:top w:type="dxa" w:w="60"/>
-              <w:left w:type="dxa" w:w="100"/>
-              <w:bottom w:type="dxa" w:w="60"/>
-              <w:right w:type="dxa" w:w="100"/>
-            </w:tcMar>
-          </w:tcPr>
-          <w:p>
-            <w:pPr>
-              <w:spacing w:after="0" w:line="260"/>
-            </w:pPr>
-            <w:r>
-              <w:rPr>
-                <w:rFonts w:ascii="맑은 고딕" w:cs="맑은 고딕" w:eastAsia="맑은 고딕" w:hAnsi="맑은 고딕"/>
-                <w:b w:val="false"/>
-                <w:bCs w:val="false"/>
-                <w:sz w:val="18"/>
-                <w:szCs w:val="18"/>
-              </w:rPr>
-              <w:t xml:space="preserve">상태 수 감소에 따름</w:t>
-            </w:r>
-          </w:p>
-        </w:tc>
-      </w:tr>
-      <w:tr>
-        <w:trPr>
-          <w:tblHeader w:val="off"/>
-        </w:trPr>
-        <w:tc>
-          <w:tcPr>
-            <w:tcW w:type="dxa" w:w="1500"/>
-            <w:tcMar>
-              <w:top w:type="dxa" w:w="60"/>
-              <w:left w:type="dxa" w:w="100"/>
-              <w:bottom w:type="dxa" w:w="60"/>
-              <w:right w:type="dxa" w:w="100"/>
-            </w:tcMar>
-          </w:tcPr>
-          <w:p>
-            <w:pPr>
-              <w:spacing w:after="0" w:line="260"/>
-            </w:pPr>
-            <w:r>
-              <w:rPr>
-                <w:rFonts w:ascii="맑은 고딕" w:cs="맑은 고딕" w:eastAsia="맑은 고딕" w:hAnsi="맑은 고딕"/>
-                <w:b w:val="false"/>
-                <w:bCs w:val="false"/>
-                <w:sz w:val="18"/>
-                <w:szCs w:val="18"/>
-              </w:rPr>
-              <w:t xml:space="preserve">채널 임계값</w:t>
-            </w:r>
-          </w:p>
-        </w:tc>
-        <w:tc>
-          <w:tcPr>
-            <w:tcW w:type="dxa" w:w="2200"/>
-            <w:tcMar>
-              <w:top w:type="dxa" w:w="60"/>
-              <w:left w:type="dxa" w:w="100"/>
-              <w:bottom w:type="dxa" w:w="60"/>
-              <w:right w:type="dxa" w:w="100"/>
-            </w:tcMar>
-          </w:tcPr>
-          <w:p>
-            <w:pPr>
-              <w:spacing w:after="0" w:line="260"/>
-            </w:pPr>
-            <w:r>
-              <w:rPr>
-                <w:rFonts w:ascii="맑은 고딕" w:cs="맑은 고딕" w:eastAsia="맑은 고딕" w:hAnsi="맑은 고딕"/>
-                <w:b w:val="false"/>
-                <w:bCs w:val="false"/>
-                <w:sz w:val="18"/>
-                <w:szCs w:val="18"/>
-              </w:rPr>
-              <w:t xml:space="preserve">가변저항 포함</w:t>
-            </w:r>
-          </w:p>
-        </w:tc>
-        <w:tc>
-          <w:tcPr>
-            <w:tcW w:type="dxa" w:w="2400"/>
-            <w:tcMar>
-              <w:top w:type="dxa" w:w="60"/>
-              <w:left w:type="dxa" w:w="100"/>
-              <w:bottom w:type="dxa" w:w="60"/>
-              <w:right w:type="dxa" w:w="100"/>
-            </w:tcMar>
-          </w:tcPr>
-          <w:p>
-            <w:pPr>
-              <w:spacing w:after="0" w:line="260"/>
-            </w:pPr>
-            <w:r>
-              <w:rPr>
-                <w:rFonts w:ascii="맑은 고딕" w:cs="맑은 고딕" w:eastAsia="맑은 고딕" w:hAnsi="맑은 고딕"/>
-                <w:b w:val="false"/>
-                <w:bCs w:val="false"/>
-                <w:sz w:val="18"/>
-                <w:szCs w:val="18"/>
-              </w:rPr>
-              <w:t xml:space="preserve">고정 분압</w:t>
-            </w:r>
-          </w:p>
-        </w:tc>
-        <w:tc>
-          <w:tcPr>
-            <w:tcW w:type="dxa" w:w="2920"/>
-            <w:tcMar>
-              <w:top w:type="dxa" w:w="60"/>
-              <w:left w:type="dxa" w:w="100"/>
-              <w:bottom w:type="dxa" w:w="60"/>
-              <w:right w:type="dxa" w:w="100"/>
-            </w:tcMar>
-          </w:tcPr>
-          <w:p>
-            <w:pPr>
-              <w:spacing w:after="0" w:line="260"/>
-            </w:pPr>
-            <w:r>
-              <w:rPr>
-                <w:rFonts w:ascii="맑은 고딕" w:cs="맑은 고딕" w:eastAsia="맑은 고딕" w:hAnsi="맑은 고딕"/>
-                <w:b w:val="false"/>
-                <w:bCs w:val="false"/>
-                <w:sz w:val="18"/>
-                <w:szCs w:val="18"/>
-              </w:rPr>
-              <w:t xml:space="preserve">화자별 임계값 개별 조정의 이득이 6.7%p에 그쳐 조정 기구가 비용 대비 효과 없음</w:t>
-            </w:r>
-          </w:p>
-        </w:tc>
-      </w:tr>
-      <w:tr>
-        <w:trPr>
-          <w:tblHeader w:val="off"/>
-        </w:trPr>
-        <w:tc>
-          <w:tcPr>
-            <w:tcW w:type="dxa" w:w="1500"/>
-            <w:tcMar>
-              <w:top w:type="dxa" w:w="60"/>
-              <w:left w:type="dxa" w:w="100"/>
-              <w:bottom w:type="dxa" w:w="60"/>
-              <w:right w:type="dxa" w:w="100"/>
-            </w:tcMar>
-          </w:tcPr>
-          <w:p>
-            <w:pPr>
-              <w:spacing w:after="0" w:line="260"/>
-            </w:pPr>
-            <w:r>
-              <w:rPr>
-                <w:rFonts w:ascii="맑은 고딕" w:cs="맑은 고딕" w:eastAsia="맑은 고딕" w:hAnsi="맑은 고딕"/>
-                <w:b w:val="false"/>
-                <w:bCs w:val="false"/>
-                <w:sz w:val="18"/>
-                <w:szCs w:val="18"/>
-              </w:rPr>
-              <w:t xml:space="preserve">디지털 전원</w:t>
-            </w:r>
-          </w:p>
-        </w:tc>
-        <w:tc>
-          <w:tcPr>
-            <w:tcW w:type="dxa" w:w="2200"/>
-            <w:tcMar>
-              <w:top w:type="dxa" w:w="60"/>
-              <w:left w:type="dxa" w:w="100"/>
-              <w:bottom w:type="dxa" w:w="60"/>
-              <w:right w:type="dxa" w:w="100"/>
-            </w:tcMar>
-          </w:tcPr>
-          <w:p>
-            <w:pPr>
-              <w:spacing w:after="0" w:line="260"/>
-            </w:pPr>
-            <w:r>
-              <w:rPr>
-                <w:rFonts w:ascii="맑은 고딕" w:cs="맑은 고딕" w:eastAsia="맑은 고딕" w:hAnsi="맑은 고딕"/>
-                <w:b w:val="false"/>
-                <w:bCs w:val="false"/>
-                <w:sz w:val="18"/>
-                <w:szCs w:val="18"/>
-              </w:rPr>
-              <w:t xml:space="preserve">1.8 V</w:t>
-            </w:r>
-          </w:p>
-        </w:tc>
-        <w:tc>
-          <w:tcPr>
-            <w:tcW w:type="dxa" w:w="2400"/>
-            <w:tcMar>
-              <w:top w:type="dxa" w:w="60"/>
-              <w:left w:type="dxa" w:w="100"/>
-              <w:bottom w:type="dxa" w:w="60"/>
-              <w:right w:type="dxa" w:w="100"/>
-            </w:tcMar>
-          </w:tcPr>
-          <w:p>
-            <w:pPr>
-              <w:spacing w:after="0" w:line="260"/>
-            </w:pPr>
-            <w:r>
-              <w:rPr>
-                <w:rFonts w:ascii="맑은 고딕" w:cs="맑은 고딕" w:eastAsia="맑은 고딕" w:hAnsi="맑은 고딕"/>
-                <w:b w:val="false"/>
-                <w:bCs w:val="false"/>
-                <w:sz w:val="18"/>
-                <w:szCs w:val="18"/>
-              </w:rPr>
-              <w:t xml:space="preserve">3.3 V 제안 (8장 참조)</w:t>
-            </w:r>
-          </w:p>
-        </w:tc>
-        <w:tc>
-          <w:tcPr>
-            <w:tcW w:type="dxa" w:w="2920"/>
-            <w:tcMar>
-              <w:top w:type="dxa" w:w="60"/>
-              <w:left w:type="dxa" w:w="100"/>
-              <w:bottom w:type="dxa" w:w="60"/>
-              <w:right w:type="dxa" w:w="100"/>
-            </w:tcMar>
-          </w:tcPr>
-          <w:p>
-            <w:pPr>
-              <w:spacing w:after="0" w:line="260"/>
-            </w:pPr>
-            <w:r>
-              <w:rPr>
-                <w:rFonts w:ascii="맑은 고딕" w:cs="맑은 고딕" w:eastAsia="맑은 고딕" w:hAnsi="맑은 고딕"/>
-                <w:b w:val="false"/>
-                <w:bCs w:val="false"/>
-                <w:sz w:val="18"/>
-                <w:szCs w:val="18"/>
-              </w:rPr>
-              <w:t xml:space="preserve">판정 여유가 0.113 V에서 0.206 V로 확대. 미확정 항목</w:t>
+              <w:t xml:space="preserve">출력</w:t>
+            </w:r>
+          </w:p>
+        </w:tc>
+        <w:tc>
+          <w:tcPr>
+            <w:tcW w:type="dxa" w:w="6820"/>
+            <w:tcMar>
+              <w:top w:type="dxa" w:w="60"/>
+              <w:left w:type="dxa" w:w="100"/>
+              <w:bottom w:type="dxa" w:w="60"/>
+              <w:right w:type="dxa" w:w="100"/>
+            </w:tcMar>
+          </w:tcPr>
+          <w:p>
+            <w:pPr>
+              <w:spacing w:after="0" w:line="260"/>
+            </w:pPr>
+            <w:r>
+              <w:rPr>
+                <w:rFonts w:ascii="맑은 고딕" w:cs="맑은 고딕" w:eastAsia="맑은 고딕" w:hAnsi="맑은 고딕"/>
+                <w:b w:val="false"/>
+                <w:bCs w:val="false"/>
+                <w:sz w:val="18"/>
+                <w:szCs w:val="18"/>
+              </w:rPr>
+              <w:t xml:space="preserve">대상 단어 검출 시 WAKE 신호 발생 및 트랜지스터 구동 LED로 표시</w:t>
             </w:r>
           </w:p>
         </w:tc>
@@ -1330,24 +770,8 @@
     </w:tbl>
     <w:p>
       <w:pPr>
-        <w:pStyle w:val="Heading1"/>
-        <w:spacing w:after="140" w:before="280"/>
-      </w:pPr>
-      <w:r>
-        <w:rPr>
-          <w:rFonts w:ascii="맑은 고딕" w:cs="맑은 고딕" w:eastAsia="맑은 고딕" w:hAnsi="맑은 고딕"/>
-          <w:b/>
-          <w:bCs/>
-          <w:sz w:val="26"/>
-          <w:szCs w:val="26"/>
-        </w:rPr>
-        <w:t xml:space="preserve">3. 디지털 판별부 확정 구조</w:t>
-      </w:r>
-    </w:p>
-    <w:p>
-      <w:pPr>
         <w:pStyle w:val="Heading2"/>
-        <w:spacing w:after="140" w:before="280"/>
+        <w:spacing w:after="130" w:before="260"/>
       </w:pPr>
       <w:r>
         <w:rPr>
@@ -1357,7 +781,7 @@
           <w:sz w:val="23"/>
           <w:szCs w:val="23"/>
         </w:rPr>
-        <w:t xml:space="preserve">3.1 블록 구성</w:t>
+        <w:t xml:space="preserve">2.2 성능 목표와 현재 달성 수준</w:t>
       </w:r>
     </w:p>
     <w:p>
@@ -1370,7 +794,1713 @@
           <w:sz w:val="20"/>
           <w:szCs w:val="20"/>
         </w:rPr>
-        <w:t xml:space="preserve">계획서 5.1절의 블록 구성을 확정된 상태 수와 소자에 맞추어 갱신하였다.</w:t>
+        <w:t xml:space="preserve">계획서 6.4절의 성능 지표에 대하여 현재까지 확보한 측정값은 다음과 같다. 모두 Google Speech Commands v2와 그로부터 구성한 연속 오디오 스트림에서 측정하였다.</w:t>
+      </w:r>
+    </w:p>
+    <w:tbl>
+      <w:tblPr>
+        <w:tblW w:type="dxa" w:w="9020"/>
+        <w:tblBorders>
+          <w:top w:val="single" w:color="auto" w:sz="4"/>
+          <w:left w:val="single" w:color="auto" w:sz="4"/>
+          <w:bottom w:val="single" w:color="auto" w:sz="4"/>
+          <w:right w:val="single" w:color="auto" w:sz="4"/>
+          <w:insideH w:val="single" w:color="auto" w:sz="4"/>
+          <w:insideV w:val="single" w:color="auto" w:sz="4"/>
+        </w:tblBorders>
+      </w:tblPr>
+      <w:tblGrid>
+        <w:gridCol w:w="2400"/>
+        <w:gridCol w:w="3200"/>
+        <w:gridCol w:w="3420"/>
+      </w:tblGrid>
+      <w:tr>
+        <w:trPr>
+          <w:tblHeader/>
+        </w:trPr>
+        <w:tc>
+          <w:tcPr>
+            <w:tcW w:type="dxa" w:w="2400"/>
+            <w:shd w:fill="F2F2F2" w:color="auto" w:val="clear"/>
+            <w:tcMar>
+              <w:top w:type="dxa" w:w="60"/>
+              <w:left w:type="dxa" w:w="100"/>
+              <w:bottom w:type="dxa" w:w="60"/>
+              <w:right w:type="dxa" w:w="100"/>
+            </w:tcMar>
+          </w:tcPr>
+          <w:p>
+            <w:pPr>
+              <w:spacing w:after="0" w:line="260"/>
+            </w:pPr>
+            <w:r>
+              <w:rPr>
+                <w:rFonts w:ascii="맑은 고딕" w:cs="맑은 고딕" w:eastAsia="맑은 고딕" w:hAnsi="맑은 고딕"/>
+                <w:b/>
+                <w:bCs/>
+                <w:sz w:val="18"/>
+                <w:szCs w:val="18"/>
+              </w:rPr>
+              <w:t xml:space="preserve">지표</w:t>
+            </w:r>
+          </w:p>
+        </w:tc>
+        <w:tc>
+          <w:tcPr>
+            <w:tcW w:type="dxa" w:w="3200"/>
+            <w:shd w:fill="F2F2F2" w:color="auto" w:val="clear"/>
+            <w:tcMar>
+              <w:top w:type="dxa" w:w="60"/>
+              <w:left w:type="dxa" w:w="100"/>
+              <w:bottom w:type="dxa" w:w="60"/>
+              <w:right w:type="dxa" w:w="100"/>
+            </w:tcMar>
+          </w:tcPr>
+          <w:p>
+            <w:pPr>
+              <w:spacing w:after="0" w:line="260"/>
+            </w:pPr>
+            <w:r>
+              <w:rPr>
+                <w:rFonts w:ascii="맑은 고딕" w:cs="맑은 고딕" w:eastAsia="맑은 고딕" w:hAnsi="맑은 고딕"/>
+                <w:b/>
+                <w:bCs/>
+                <w:sz w:val="18"/>
+                <w:szCs w:val="18"/>
+              </w:rPr>
+              <w:t xml:space="preserve">목표</w:t>
+            </w:r>
+          </w:p>
+        </w:tc>
+        <w:tc>
+          <w:tcPr>
+            <w:tcW w:type="dxa" w:w="3420"/>
+            <w:shd w:fill="F2F2F2" w:color="auto" w:val="clear"/>
+            <w:tcMar>
+              <w:top w:type="dxa" w:w="60"/>
+              <w:left w:type="dxa" w:w="100"/>
+              <w:bottom w:type="dxa" w:w="60"/>
+              <w:right w:type="dxa" w:w="100"/>
+            </w:tcMar>
+          </w:tcPr>
+          <w:p>
+            <w:pPr>
+              <w:spacing w:after="0" w:line="260"/>
+            </w:pPr>
+            <w:r>
+              <w:rPr>
+                <w:rFonts w:ascii="맑은 고딕" w:cs="맑은 고딕" w:eastAsia="맑은 고딕" w:hAnsi="맑은 고딕"/>
+                <w:b/>
+                <w:bCs/>
+                <w:sz w:val="18"/>
+                <w:szCs w:val="18"/>
+              </w:rPr>
+              <w:t xml:space="preserve">현재 (시뮬레이션)</w:t>
+            </w:r>
+          </w:p>
+        </w:tc>
+      </w:tr>
+      <w:tr>
+        <w:trPr>
+          <w:tblHeader w:val="off"/>
+        </w:trPr>
+        <w:tc>
+          <w:tcPr>
+            <w:tcW w:type="dxa" w:w="2400"/>
+            <w:tcMar>
+              <w:top w:type="dxa" w:w="60"/>
+              <w:left w:type="dxa" w:w="100"/>
+              <w:bottom w:type="dxa" w:w="60"/>
+              <w:right w:type="dxa" w:w="100"/>
+            </w:tcMar>
+          </w:tcPr>
+          <w:p>
+            <w:pPr>
+              <w:spacing w:after="0" w:line="260"/>
+            </w:pPr>
+            <w:r>
+              <w:rPr>
+                <w:rFonts w:ascii="맑은 고딕" w:cs="맑은 고딕" w:eastAsia="맑은 고딕" w:hAnsi="맑은 고딕"/>
+                <w:b w:val="false"/>
+                <w:bCs w:val="false"/>
+                <w:sz w:val="18"/>
+                <w:szCs w:val="18"/>
+              </w:rPr>
+              <w:t xml:space="preserve">검출률 TPR</w:t>
+            </w:r>
+          </w:p>
+        </w:tc>
+        <w:tc>
+          <w:tcPr>
+            <w:tcW w:type="dxa" w:w="3200"/>
+            <w:tcMar>
+              <w:top w:type="dxa" w:w="60"/>
+              <w:left w:type="dxa" w:w="100"/>
+              <w:bottom w:type="dxa" w:w="60"/>
+              <w:right w:type="dxa" w:w="100"/>
+            </w:tcMar>
+          </w:tcPr>
+          <w:p>
+            <w:pPr>
+              <w:spacing w:after="0" w:line="260"/>
+            </w:pPr>
+            <w:r>
+              <w:rPr>
+                <w:rFonts w:ascii="맑은 고딕" w:cs="맑은 고딕" w:eastAsia="맑은 고딕" w:hAnsi="맑은 고딕"/>
+                <w:b w:val="false"/>
+                <w:bCs w:val="false"/>
+                <w:sz w:val="18"/>
+                <w:szCs w:val="18"/>
+              </w:rPr>
+              <w:t xml:space="preserve">대상 단어 발화 시 WAKE 발생</w:t>
+            </w:r>
+          </w:p>
+        </w:tc>
+        <w:tc>
+          <w:tcPr>
+            <w:tcW w:type="dxa" w:w="3420"/>
+            <w:tcMar>
+              <w:top w:type="dxa" w:w="60"/>
+              <w:left w:type="dxa" w:w="100"/>
+              <w:bottom w:type="dxa" w:w="60"/>
+              <w:right w:type="dxa" w:w="100"/>
+            </w:tcMar>
+          </w:tcPr>
+          <w:p>
+            <w:pPr>
+              <w:spacing w:after="0" w:line="260"/>
+            </w:pPr>
+            <w:r>
+              <w:rPr>
+                <w:rFonts w:ascii="맑은 고딕" w:cs="맑은 고딕" w:eastAsia="맑은 고딕" w:hAnsi="맑은 고딕"/>
+                <w:b w:val="false"/>
+                <w:bCs w:val="false"/>
+                <w:sz w:val="18"/>
+                <w:szCs w:val="18"/>
+              </w:rPr>
+              <w:t xml:space="preserve">조용한 실내 50.0 %</w:t>
+            </w:r>
+          </w:p>
+        </w:tc>
+      </w:tr>
+      <w:tr>
+        <w:trPr>
+          <w:tblHeader w:val="off"/>
+        </w:trPr>
+        <w:tc>
+          <w:tcPr>
+            <w:tcW w:type="dxa" w:w="2400"/>
+            <w:tcMar>
+              <w:top w:type="dxa" w:w="60"/>
+              <w:left w:type="dxa" w:w="100"/>
+              <w:bottom w:type="dxa" w:w="60"/>
+              <w:right w:type="dxa" w:w="100"/>
+            </w:tcMar>
+          </w:tcPr>
+          <w:p>
+            <w:pPr>
+              <w:spacing w:after="0" w:line="260"/>
+            </w:pPr>
+            <w:r>
+              <w:rPr>
+                <w:rFonts w:ascii="맑은 고딕" w:cs="맑은 고딕" w:eastAsia="맑은 고딕" w:hAnsi="맑은 고딕"/>
+                <w:b w:val="false"/>
+                <w:bCs w:val="false"/>
+                <w:sz w:val="18"/>
+                <w:szCs w:val="18"/>
+              </w:rPr>
+              <w:t xml:space="preserve">오검출 FA/h</w:t>
+            </w:r>
+          </w:p>
+        </w:tc>
+        <w:tc>
+          <w:tcPr>
+            <w:tcW w:type="dxa" w:w="3200"/>
+            <w:tcMar>
+              <w:top w:type="dxa" w:w="60"/>
+              <w:left w:type="dxa" w:w="100"/>
+              <w:bottom w:type="dxa" w:w="60"/>
+              <w:right w:type="dxa" w:w="100"/>
+            </w:tcMar>
+          </w:tcPr>
+          <w:p>
+            <w:pPr>
+              <w:spacing w:after="0" w:line="260"/>
+            </w:pPr>
+            <w:r>
+              <w:rPr>
+                <w:rFonts w:ascii="맑은 고딕" w:cs="맑은 고딕" w:eastAsia="맑은 고딕" w:hAnsi="맑은 고딕"/>
+                <w:b w:val="false"/>
+                <w:bCs w:val="false"/>
+                <w:sz w:val="18"/>
+                <w:szCs w:val="18"/>
+              </w:rPr>
+              <w:t xml:space="preserve">연속 스트림에서 시간당 오검출</w:t>
+            </w:r>
+          </w:p>
+        </w:tc>
+        <w:tc>
+          <w:tcPr>
+            <w:tcW w:type="dxa" w:w="3420"/>
+            <w:tcMar>
+              <w:top w:type="dxa" w:w="60"/>
+              <w:left w:type="dxa" w:w="100"/>
+              <w:bottom w:type="dxa" w:w="60"/>
+              <w:right w:type="dxa" w:w="100"/>
+            </w:tcMar>
+          </w:tcPr>
+          <w:p>
+            <w:pPr>
+              <w:spacing w:after="0" w:line="260"/>
+            </w:pPr>
+            <w:r>
+              <w:rPr>
+                <w:rFonts w:ascii="맑은 고딕" w:cs="맑은 고딕" w:eastAsia="맑은 고딕" w:hAnsi="맑은 고딕"/>
+                <w:b w:val="false"/>
+                <w:bCs w:val="false"/>
+                <w:sz w:val="18"/>
+                <w:szCs w:val="18"/>
+              </w:rPr>
+              <w:t xml:space="preserve">25.0 회/시간</w:t>
+            </w:r>
+          </w:p>
+        </w:tc>
+      </w:tr>
+      <w:tr>
+        <w:trPr>
+          <w:tblHeader w:val="off"/>
+        </w:trPr>
+        <w:tc>
+          <w:tcPr>
+            <w:tcW w:type="dxa" w:w="2400"/>
+            <w:tcMar>
+              <w:top w:type="dxa" w:w="60"/>
+              <w:left w:type="dxa" w:w="100"/>
+              <w:bottom w:type="dxa" w:w="60"/>
+              <w:right w:type="dxa" w:w="100"/>
+            </w:tcMar>
+          </w:tcPr>
+          <w:p>
+            <w:pPr>
+              <w:spacing w:after="0" w:line="260"/>
+            </w:pPr>
+            <w:r>
+              <w:rPr>
+                <w:rFonts w:ascii="맑은 고딕" w:cs="맑은 고딕" w:eastAsia="맑은 고딕" w:hAnsi="맑은 고딕"/>
+                <w:b w:val="false"/>
+                <w:bCs w:val="false"/>
+                <w:sz w:val="18"/>
+                <w:szCs w:val="18"/>
+              </w:rPr>
+              <w:t xml:space="preserve">START 재현율</w:t>
+            </w:r>
+          </w:p>
+        </w:tc>
+        <w:tc>
+          <w:tcPr>
+            <w:tcW w:type="dxa" w:w="3200"/>
+            <w:tcMar>
+              <w:top w:type="dxa" w:w="60"/>
+              <w:left w:type="dxa" w:w="100"/>
+              <w:bottom w:type="dxa" w:w="60"/>
+              <w:right w:type="dxa" w:w="100"/>
+            </w:tcMar>
+          </w:tcPr>
+          <w:p>
+            <w:pPr>
+              <w:spacing w:after="0" w:line="260"/>
+            </w:pPr>
+            <w:r>
+              <w:rPr>
+                <w:rFonts w:ascii="맑은 고딕" w:cs="맑은 고딕" w:eastAsia="맑은 고딕" w:hAnsi="맑은 고딕"/>
+                <w:b w:val="false"/>
+                <w:bCs w:val="false"/>
+                <w:sz w:val="18"/>
+                <w:szCs w:val="18"/>
+              </w:rPr>
+              <w:t xml:space="preserve">발화가 START에 진입하는 비율</w:t>
+            </w:r>
+          </w:p>
+        </w:tc>
+        <w:tc>
+          <w:tcPr>
+            <w:tcW w:type="dxa" w:w="3420"/>
+            <w:tcMar>
+              <w:top w:type="dxa" w:w="60"/>
+              <w:left w:type="dxa" w:w="100"/>
+              <w:bottom w:type="dxa" w:w="60"/>
+              <w:right w:type="dxa" w:w="100"/>
+            </w:tcMar>
+          </w:tcPr>
+          <w:p>
+            <w:pPr>
+              <w:spacing w:after="0" w:line="260"/>
+              <w:jc w:val="right"/>
+            </w:pPr>
+            <w:r>
+              <w:rPr>
+                <w:rFonts w:ascii="맑은 고딕" w:cs="맑은 고딕" w:eastAsia="맑은 고딕" w:hAnsi="맑은 고딕"/>
+                <w:b w:val="false"/>
+                <w:bCs w:val="false"/>
+                <w:sz w:val="18"/>
+                <w:szCs w:val="18"/>
+              </w:rPr>
+              <w:t xml:space="preserve">0.927</w:t>
+            </w:r>
+          </w:p>
+        </w:tc>
+      </w:tr>
+      <w:tr>
+        <w:trPr>
+          <w:tblHeader w:val="off"/>
+        </w:trPr>
+        <w:tc>
+          <w:tcPr>
+            <w:tcW w:type="dxa" w:w="2400"/>
+            <w:tcMar>
+              <w:top w:type="dxa" w:w="60"/>
+              <w:left w:type="dxa" w:w="100"/>
+              <w:bottom w:type="dxa" w:w="60"/>
+              <w:right w:type="dxa" w:w="100"/>
+            </w:tcMar>
+          </w:tcPr>
+          <w:p>
+            <w:pPr>
+              <w:spacing w:after="0" w:line="260"/>
+            </w:pPr>
+            <w:r>
+              <w:rPr>
+                <w:rFonts w:ascii="맑은 고딕" w:cs="맑은 고딕" w:eastAsia="맑은 고딕" w:hAnsi="맑은 고딕"/>
+                <w:b w:val="false"/>
+                <w:bCs w:val="false"/>
+                <w:sz w:val="18"/>
+                <w:szCs w:val="18"/>
+              </w:rPr>
+              <w:t xml:space="preserve">소비전력</w:t>
+            </w:r>
+          </w:p>
+        </w:tc>
+        <w:tc>
+          <w:tcPr>
+            <w:tcW w:type="dxa" w:w="3200"/>
+            <w:tcMar>
+              <w:top w:type="dxa" w:w="60"/>
+              <w:left w:type="dxa" w:w="100"/>
+              <w:bottom w:type="dxa" w:w="60"/>
+              <w:right w:type="dxa" w:w="100"/>
+            </w:tcMar>
+          </w:tcPr>
+          <w:p>
+            <w:pPr>
+              <w:spacing w:after="0" w:line="260"/>
+            </w:pPr>
+            <w:r>
+              <w:rPr>
+                <w:rFonts w:ascii="맑은 고딕" w:cs="맑은 고딕" w:eastAsia="맑은 고딕" w:hAnsi="맑은 고딕"/>
+                <w:b w:val="false"/>
+                <w:bCs w:val="false"/>
+                <w:sz w:val="18"/>
+                <w:szCs w:val="18"/>
+              </w:rPr>
+              <w:t xml:space="preserve">상시 대기 및 판별 상태 평균 전류</w:t>
+            </w:r>
+          </w:p>
+        </w:tc>
+        <w:tc>
+          <w:tcPr>
+            <w:tcW w:type="dxa" w:w="3420"/>
+            <w:tcMar>
+              <w:top w:type="dxa" w:w="60"/>
+              <w:left w:type="dxa" w:w="100"/>
+              <w:bottom w:type="dxa" w:w="60"/>
+              <w:right w:type="dxa" w:w="100"/>
+            </w:tcMar>
+          </w:tcPr>
+          <w:p>
+            <w:pPr>
+              <w:spacing w:after="0" w:line="260"/>
+            </w:pPr>
+            <w:r>
+              <w:rPr>
+                <w:rFonts w:ascii="맑은 고딕" w:cs="맑은 고딕" w:eastAsia="맑은 고딕" w:hAnsi="맑은 고딕"/>
+                <w:b w:val="false"/>
+                <w:bCs w:val="false"/>
+                <w:sz w:val="18"/>
+                <w:szCs w:val="18"/>
+              </w:rPr>
+              <w:t xml:space="preserve">실물 측정 예정</w:t>
+            </w:r>
+          </w:p>
+        </w:tc>
+      </w:tr>
+    </w:tbl>
+    <w:p>
+      <w:pPr>
+        <w:pBdr>
+          <w:left w:val="single" w:color="A9571F" w:sz="14" w:space="8"/>
+        </w:pBdr>
+        <w:spacing w:after="160" w:before="60"/>
+        <w:ind w:left="240"/>
+      </w:pPr>
+      <w:r>
+        <w:rPr>
+          <w:rFonts w:ascii="맑은 고딕" w:cs="맑은 고딕" w:eastAsia="맑은 고딕" w:hAnsi="맑은 고딕"/>
+          <w:b/>
+          <w:bCs/>
+          <w:color w:val="A9571F"/>
+          <w:sz w:val="18"/>
+          <w:szCs w:val="18"/>
+        </w:rPr>
+        <w:t xml:space="preserve">【변경】 </w:t>
+      </w:r>
+      <w:r>
+        <w:rPr>
+          <w:rFonts w:ascii="맑은 고딕" w:cs="맑은 고딕" w:eastAsia="맑은 고딕" w:hAnsi="맑은 고딕"/>
+          <w:sz w:val="18"/>
+          <w:szCs w:val="18"/>
+        </w:rPr>
+        <w:t xml:space="preserve">성능 목표를 “조용한 실내 환경”으로 한정한다. 오검출이 환경 잡음이 아니라 주변의 다른 말소리에서 발생함을 측정으로 확인하였으며(3.5.4절), 주변 대화가 많은 환경에서는 같은 동작점의 오검출이 약 4배 증가한다.</w:t>
+      </w:r>
+    </w:p>
+    <w:p>
+      <w:r>
+        <w:br w:type="page"/>
+      </w:r>
+    </w:p>
+    <w:p>
+      <w:pPr>
+        <w:pStyle w:val="Heading1"/>
+        <w:spacing w:after="160" w:before="320"/>
+      </w:pPr>
+      <w:r>
+        <w:rPr>
+          <w:rFonts w:ascii="맑은 고딕" w:cs="맑은 고딕" w:eastAsia="맑은 고딕" w:hAnsi="맑은 고딕"/>
+          <w:b/>
+          <w:bCs/>
+          <w:sz w:val="26"/>
+          <w:szCs w:val="26"/>
+        </w:rPr>
+        <w:t xml:space="preserve">3. 설계 및 시뮬레이션</w:t>
+      </w:r>
+    </w:p>
+    <w:p>
+      <w:pPr>
+        <w:pStyle w:val="Heading2"/>
+        <w:spacing w:after="130" w:before="260"/>
+      </w:pPr>
+      <w:r>
+        <w:rPr>
+          <w:rFonts w:ascii="맑은 고딕" w:cs="맑은 고딕" w:eastAsia="맑은 고딕" w:hAnsi="맑은 고딕"/>
+          <w:b/>
+          <w:bCs/>
+          <w:sz w:val="23"/>
+          <w:szCs w:val="23"/>
+        </w:rPr>
+        <w:t xml:space="preserve">3.1 구상도 및 알고리즘 설계</w:t>
+      </w:r>
+    </w:p>
+    <w:p>
+      <w:pPr>
+        <w:spacing w:after="120" w:line="300"/>
+      </w:pPr>
+      <w:r>
+        <w:rPr>
+          <w:rFonts w:ascii="맑은 고딕" w:cs="맑은 고딕" w:eastAsia="맑은 고딕" w:hAnsi="맑은 고딕"/>
+          <w:sz w:val="20"/>
+          <w:szCs w:val="20"/>
+        </w:rPr>
+        <w:t xml:space="preserve">전체 신호 흐름은 다음과 같다.</w:t>
+      </w:r>
+    </w:p>
+    <w:p>
+      <w:pPr>
+        <w:spacing w:after="160" w:before="100"/>
+        <w:jc w:val="center"/>
+      </w:pPr>
+      <w:r>
+        <w:rPr>
+          <w:rFonts w:ascii="맑은 고딕" w:cs="맑은 고딕" w:eastAsia="맑은 고딕" w:hAnsi="맑은 고딕"/>
+          <w:i/>
+          <w:iCs/>
+          <w:sz w:val="19"/>
+          <w:szCs w:val="19"/>
+        </w:rPr>
+        <w:t xml:space="preserve">MM20 마이크 → PreAMP → GIC Filter Bank → Envelope Detector → Comparator → │50핀│ → CONTROL → WAKE/LED</w:t>
+      </w:r>
+    </w:p>
+    <w:p>
+      <w:pPr>
+        <w:spacing w:after="120" w:line="300"/>
+      </w:pPr>
+      <w:r>
+        <w:rPr>
+          <w:rFonts w:ascii="맑은 고딕" w:cs="맑은 고딕" w:eastAsia="맑은 고딕" w:hAnsi="맑은 고딕"/>
+          <w:sz w:val="20"/>
+          <w:szCs w:val="20"/>
+        </w:rPr>
+        <w:t xml:space="preserve">50핀 커넥터를 경계로 아날로그 보드와 디지털 보드를 분리 제작한다. 경계를 넘는 신호는 8채널 이진 신호와 전원뿐이며, 필터 중심주파수·포락선 시상수·채널 임계값은 모두 비교기 앞단에 있으므로 디지털 보드는 이 값들을 알 필요가 없다.</w:t>
+      </w:r>
+    </w:p>
+    <w:p>
+      <w:pPr>
+        <w:spacing w:after="120" w:line="300"/>
+      </w:pPr>
+      <w:r>
+        <w:rPr>
+          <w:rFonts w:ascii="맑은 고딕" w:cs="맑은 고딕" w:eastAsia="맑은 고딕" w:hAnsi="맑은 고딕"/>
+          <w:sz w:val="20"/>
+          <w:szCs w:val="20"/>
+        </w:rPr>
+        <w:t xml:space="preserve">디지털 판별 알고리즘은 네 단계로 구성된다.</w:t>
+      </w:r>
+    </w:p>
+    <w:p>
+      <w:pPr>
+        <w:pStyle w:val="ListParagraph"/>
+        <w:numPr>
+          <w:ilvl w:val="0"/>
+          <w:numId w:val="2"/>
+        </w:numPr>
+        <w:spacing w:after="70"/>
+      </w:pPr>
+      <w:r>
+        <w:rPr>
+          <w:rFonts w:ascii="맑은 고딕" w:cs="맑은 고딕" w:eastAsia="맑은 고딕" w:hAnsi="맑은 고딕"/>
+          <w:sz w:val="20"/>
+          <w:szCs w:val="20"/>
+        </w:rPr>
+        <w:t xml:space="preserve">START 검출 — 채널 버스가 무음에서 음성으로 바뀌는 순간을 시간 원점 t=0으로 삼는다. 화자마다 발성 시각이 다르므로 절대 시각이 아니라 발화 시작 기준의 상대 시각으로 판정해야 한다.</w:t>
+      </w:r>
+    </w:p>
+    <w:p>
+      <w:pPr>
+        <w:pStyle w:val="ListParagraph"/>
+        <w:numPr>
+          <w:ilvl w:val="0"/>
+          <w:numId w:val="2"/>
+        </w:numPr>
+        <w:spacing w:after="70"/>
+      </w:pPr>
+      <w:r>
+        <w:rPr>
+          <w:rFonts w:ascii="맑은 고딕" w:cs="맑은 고딕" w:eastAsia="맑은 고딕" w:hAnsi="맑은 고딕"/>
+          <w:sz w:val="20"/>
+          <w:szCs w:val="20"/>
+        </w:rPr>
+        <w:t xml:space="preserve">시간 계수 — 프레임 클럭으로 경과 시간을 세고, 디코더가 상태별 상대 시각 τ(s)를 검출한다.</w:t>
+      </w:r>
+    </w:p>
+    <w:p>
+      <w:pPr>
+        <w:pStyle w:val="ListParagraph"/>
+        <w:numPr>
+          <w:ilvl w:val="0"/>
+          <w:numId w:val="2"/>
+        </w:numPr>
+        <w:spacing w:after="70"/>
+      </w:pPr>
+      <w:r>
+        <w:rPr>
+          <w:rFonts w:ascii="맑은 고딕" w:cs="맑은 고딕" w:eastAsia="맑은 고딕" w:hAnsi="맑은 고딕"/>
+          <w:sz w:val="20"/>
+          <w:szCs w:val="20"/>
+        </w:rPr>
+        <w:t xml:space="preserve">형판 정합 — 각 τ(s)에서 채널 값과 형판 M(s,c)를 비교하여 일치 개수가 허용 기준 k(s) 이상이면 해당 상태를 통과로 판정한다.</w:t>
+      </w:r>
+    </w:p>
+    <w:p>
+      <w:pPr>
+        <w:pStyle w:val="ListParagraph"/>
+        <w:numPr>
+          <w:ilvl w:val="0"/>
+          <w:numId w:val="2"/>
+        </w:numPr>
+        <w:spacing w:after="70"/>
+      </w:pPr>
+      <w:r>
+        <w:rPr>
+          <w:rFonts w:ascii="맑은 고딕" w:cs="맑은 고딕" w:eastAsia="맑은 고딕" w:hAnsi="맑은 고딕"/>
+          <w:sz w:val="20"/>
+          <w:szCs w:val="20"/>
+        </w:rPr>
+        <w:t xml:space="preserve">결과 누적과 출력 — 서로 다른 시각의 판정 결과를 래치에 모아 모두 통과한 경우에만 WAKE를 출력하고, timeout에서 전체를 초기화한다.</w:t>
+      </w:r>
+    </w:p>
+    <w:p>
+      <w:pPr>
+        <w:pStyle w:val="Heading3"/>
+        <w:spacing w:after="110" w:before="200"/>
+      </w:pPr>
+      <w:r>
+        <w:rPr>
+          <w:rFonts w:ascii="맑은 고딕" w:cs="맑은 고딕" w:eastAsia="맑은 고딕" w:hAnsi="맑은 고딕"/>
+          <w:b/>
+          <w:bCs/>
+          <w:color w:val="25646F"/>
+          <w:sz w:val="21"/>
+          <w:szCs w:val="21"/>
+        </w:rPr>
+        <w:t xml:space="preserve">계획서 대비 변경 요약</w:t>
+      </w:r>
+    </w:p>
+    <w:p>
+      <w:pPr>
+        <w:spacing w:after="120" w:line="300"/>
+      </w:pPr>
+      <w:r>
+        <w:rPr>
+          <w:rFonts w:ascii="맑은 고딕" w:cs="맑은 고딕" w:eastAsia="맑은 고딕" w:hAnsi="맑은 고딕"/>
+          <w:sz w:val="20"/>
+          <w:szCs w:val="20"/>
+        </w:rPr>
+        <w:t xml:space="preserve">디지털 판별부에서 수정·발전된 항목은 다음과 같으며, 상세 내용은 3.3절과 3.5절에 기술한다.</w:t>
+      </w:r>
+    </w:p>
+    <w:tbl>
+      <w:tblPr>
+        <w:tblW w:type="dxa" w:w="9020"/>
+        <w:tblBorders>
+          <w:top w:val="single" w:color="auto" w:sz="4"/>
+          <w:left w:val="single" w:color="auto" w:sz="4"/>
+          <w:bottom w:val="single" w:color="auto" w:sz="4"/>
+          <w:right w:val="single" w:color="auto" w:sz="4"/>
+          <w:insideH w:val="single" w:color="auto" w:sz="4"/>
+          <w:insideV w:val="single" w:color="auto" w:sz="4"/>
+        </w:tblBorders>
+      </w:tblPr>
+      <w:tblGrid>
+        <w:gridCol w:w="1600"/>
+        <w:gridCol w:w="2200"/>
+        <w:gridCol w:w="2400"/>
+        <w:gridCol w:w="2820"/>
+      </w:tblGrid>
+      <w:tr>
+        <w:trPr>
+          <w:tblHeader/>
+        </w:trPr>
+        <w:tc>
+          <w:tcPr>
+            <w:tcW w:type="dxa" w:w="1600"/>
+            <w:shd w:fill="F2F2F2" w:color="auto" w:val="clear"/>
+            <w:tcMar>
+              <w:top w:type="dxa" w:w="60"/>
+              <w:left w:type="dxa" w:w="100"/>
+              <w:bottom w:type="dxa" w:w="60"/>
+              <w:right w:type="dxa" w:w="100"/>
+            </w:tcMar>
+          </w:tcPr>
+          <w:p>
+            <w:pPr>
+              <w:spacing w:after="0" w:line="260"/>
+            </w:pPr>
+            <w:r>
+              <w:rPr>
+                <w:rFonts w:ascii="맑은 고딕" w:cs="맑은 고딕" w:eastAsia="맑은 고딕" w:hAnsi="맑은 고딕"/>
+                <w:b/>
+                <w:bCs/>
+                <w:sz w:val="18"/>
+                <w:szCs w:val="18"/>
+              </w:rPr>
+              <w:t xml:space="preserve">항목</w:t>
+            </w:r>
+          </w:p>
+        </w:tc>
+        <w:tc>
+          <w:tcPr>
+            <w:tcW w:type="dxa" w:w="2200"/>
+            <w:shd w:fill="F2F2F2" w:color="auto" w:val="clear"/>
+            <w:tcMar>
+              <w:top w:type="dxa" w:w="60"/>
+              <w:left w:type="dxa" w:w="100"/>
+              <w:bottom w:type="dxa" w:w="60"/>
+              <w:right w:type="dxa" w:w="100"/>
+            </w:tcMar>
+          </w:tcPr>
+          <w:p>
+            <w:pPr>
+              <w:spacing w:after="0" w:line="260"/>
+            </w:pPr>
+            <w:r>
+              <w:rPr>
+                <w:rFonts w:ascii="맑은 고딕" w:cs="맑은 고딕" w:eastAsia="맑은 고딕" w:hAnsi="맑은 고딕"/>
+                <w:b/>
+                <w:bCs/>
+                <w:sz w:val="18"/>
+                <w:szCs w:val="18"/>
+              </w:rPr>
+              <w:t xml:space="preserve">과제계획서</w:t>
+            </w:r>
+          </w:p>
+        </w:tc>
+        <w:tc>
+          <w:tcPr>
+            <w:tcW w:type="dxa" w:w="2400"/>
+            <w:shd w:fill="F2F2F2" w:color="auto" w:val="clear"/>
+            <w:tcMar>
+              <w:top w:type="dxa" w:w="60"/>
+              <w:left w:type="dxa" w:w="100"/>
+              <w:bottom w:type="dxa" w:w="60"/>
+              <w:right w:type="dxa" w:w="100"/>
+            </w:tcMar>
+          </w:tcPr>
+          <w:p>
+            <w:pPr>
+              <w:spacing w:after="0" w:line="260"/>
+            </w:pPr>
+            <w:r>
+              <w:rPr>
+                <w:rFonts w:ascii="맑은 고딕" w:cs="맑은 고딕" w:eastAsia="맑은 고딕" w:hAnsi="맑은 고딕"/>
+                <w:b/>
+                <w:bCs/>
+                <w:sz w:val="18"/>
+                <w:szCs w:val="18"/>
+              </w:rPr>
+              <w:t xml:space="preserve">현재(확정)</w:t>
+            </w:r>
+          </w:p>
+        </w:tc>
+        <w:tc>
+          <w:tcPr>
+            <w:tcW w:type="dxa" w:w="2820"/>
+            <w:shd w:fill="F2F2F2" w:color="auto" w:val="clear"/>
+            <w:tcMar>
+              <w:top w:type="dxa" w:w="60"/>
+              <w:left w:type="dxa" w:w="100"/>
+              <w:bottom w:type="dxa" w:w="60"/>
+              <w:right w:type="dxa" w:w="100"/>
+            </w:tcMar>
+          </w:tcPr>
+          <w:p>
+            <w:pPr>
+              <w:spacing w:after="0" w:line="260"/>
+            </w:pPr>
+            <w:r>
+              <w:rPr>
+                <w:rFonts w:ascii="맑은 고딕" w:cs="맑은 고딕" w:eastAsia="맑은 고딕" w:hAnsi="맑은 고딕"/>
+                <w:b/>
+                <w:bCs/>
+                <w:sz w:val="18"/>
+                <w:szCs w:val="18"/>
+              </w:rPr>
+              <w:t xml:space="preserve">근거</w:t>
+            </w:r>
+          </w:p>
+        </w:tc>
+      </w:tr>
+      <w:tr>
+        <w:trPr>
+          <w:tblHeader w:val="off"/>
+        </w:trPr>
+        <w:tc>
+          <w:tcPr>
+            <w:tcW w:type="dxa" w:w="1600"/>
+            <w:tcMar>
+              <w:top w:type="dxa" w:w="60"/>
+              <w:left w:type="dxa" w:w="100"/>
+              <w:bottom w:type="dxa" w:w="60"/>
+              <w:right w:type="dxa" w:w="100"/>
+            </w:tcMar>
+          </w:tcPr>
+          <w:p>
+            <w:pPr>
+              <w:spacing w:after="0" w:line="260"/>
+            </w:pPr>
+            <w:r>
+              <w:rPr>
+                <w:rFonts w:ascii="맑은 고딕" w:cs="맑은 고딕" w:eastAsia="맑은 고딕" w:hAnsi="맑은 고딕"/>
+                <w:b w:val="false"/>
+                <w:bCs w:val="false"/>
+                <w:sz w:val="18"/>
+                <w:szCs w:val="18"/>
+              </w:rPr>
+              <w:t xml:space="preserve">상태 수</w:t>
+            </w:r>
+          </w:p>
+        </w:tc>
+        <w:tc>
+          <w:tcPr>
+            <w:tcW w:type="dxa" w:w="2200"/>
+            <w:tcMar>
+              <w:top w:type="dxa" w:w="60"/>
+              <w:left w:type="dxa" w:w="100"/>
+              <w:bottom w:type="dxa" w:w="60"/>
+              <w:right w:type="dxa" w:w="100"/>
+            </w:tcMar>
+          </w:tcPr>
+          <w:p>
+            <w:pPr>
+              <w:spacing w:after="0" w:line="260"/>
+            </w:pPr>
+            <w:r>
+              <w:rPr>
+                <w:rFonts w:ascii="맑은 고딕" w:cs="맑은 고딕" w:eastAsia="맑은 고딕" w:hAnsi="맑은 고딕"/>
+                <w:b w:val="false"/>
+                <w:bCs w:val="false"/>
+                <w:sz w:val="18"/>
+                <w:szCs w:val="18"/>
+              </w:rPr>
+              <w:t xml:space="preserve">4개 (τ1~τ4)</w:t>
+            </w:r>
+          </w:p>
+        </w:tc>
+        <w:tc>
+          <w:tcPr>
+            <w:tcW w:type="dxa" w:w="2400"/>
+            <w:tcMar>
+              <w:top w:type="dxa" w:w="60"/>
+              <w:left w:type="dxa" w:w="100"/>
+              <w:bottom w:type="dxa" w:w="60"/>
+              <w:right w:type="dxa" w:w="100"/>
+            </w:tcMar>
+          </w:tcPr>
+          <w:p>
+            <w:pPr>
+              <w:spacing w:after="0" w:line="260"/>
+            </w:pPr>
+            <w:r>
+              <w:rPr>
+                <w:rFonts w:ascii="맑은 고딕" w:cs="맑은 고딕" w:eastAsia="맑은 고딕" w:hAnsi="맑은 고딕"/>
+                <w:b w:val="false"/>
+                <w:bCs w:val="false"/>
+                <w:sz w:val="18"/>
+                <w:szCs w:val="18"/>
+              </w:rPr>
+              <w:t xml:space="preserve">2개 (τ1, τ2)</w:t>
+            </w:r>
+          </w:p>
+        </w:tc>
+        <w:tc>
+          <w:tcPr>
+            <w:tcW w:type="dxa" w:w="2820"/>
+            <w:tcMar>
+              <w:top w:type="dxa" w:w="60"/>
+              <w:left w:type="dxa" w:w="100"/>
+              <w:bottom w:type="dxa" w:w="60"/>
+              <w:right w:type="dxa" w:w="100"/>
+            </w:tcMar>
+          </w:tcPr>
+          <w:p>
+            <w:pPr>
+              <w:spacing w:after="0" w:line="260"/>
+            </w:pPr>
+            <w:r>
+              <w:rPr>
+                <w:rFonts w:ascii="맑은 고딕" w:cs="맑은 고딕" w:eastAsia="맑은 고딕" w:hAnsi="맑은 고딕"/>
+                <w:b w:val="false"/>
+                <w:bCs w:val="false"/>
+                <w:sz w:val="18"/>
+                <w:szCs w:val="18"/>
+              </w:rPr>
+              <w:t xml:space="preserve">동일 조건에서 4상태가 검출률 9.4%p 낮고, 네 상태 중 둘이 학습 중 스스로 비활성화됨</w:t>
+            </w:r>
+          </w:p>
+        </w:tc>
+      </w:tr>
+      <w:tr>
+        <w:trPr>
+          <w:tblHeader w:val="off"/>
+        </w:trPr>
+        <w:tc>
+          <w:tcPr>
+            <w:tcW w:type="dxa" w:w="1600"/>
+            <w:tcMar>
+              <w:top w:type="dxa" w:w="60"/>
+              <w:left w:type="dxa" w:w="100"/>
+              <w:bottom w:type="dxa" w:w="60"/>
+              <w:right w:type="dxa" w:w="100"/>
+            </w:tcMar>
+          </w:tcPr>
+          <w:p>
+            <w:pPr>
+              <w:spacing w:after="0" w:line="260"/>
+            </w:pPr>
+            <w:r>
+              <w:rPr>
+                <w:rFonts w:ascii="맑은 고딕" w:cs="맑은 고딕" w:eastAsia="맑은 고딕" w:hAnsi="맑은 고딕"/>
+                <w:b w:val="false"/>
+                <w:bCs w:val="false"/>
+                <w:sz w:val="18"/>
+                <w:szCs w:val="18"/>
+              </w:rPr>
+              <w:t xml:space="preserve">PASS 저장</w:t>
+            </w:r>
+          </w:p>
+        </w:tc>
+        <w:tc>
+          <w:tcPr>
+            <w:tcW w:type="dxa" w:w="2200"/>
+            <w:tcMar>
+              <w:top w:type="dxa" w:w="60"/>
+              <w:left w:type="dxa" w:w="100"/>
+              <w:bottom w:type="dxa" w:w="60"/>
+              <w:right w:type="dxa" w:w="100"/>
+            </w:tcMar>
+          </w:tcPr>
+          <w:p>
+            <w:pPr>
+              <w:spacing w:after="0" w:line="260"/>
+            </w:pPr>
+            <w:r>
+              <w:rPr>
+                <w:rFonts w:ascii="맑은 고딕" w:cs="맑은 고딕" w:eastAsia="맑은 고딕" w:hAnsi="맑은 고딕"/>
+                <w:b w:val="false"/>
+                <w:bCs w:val="false"/>
+                <w:sz w:val="18"/>
+                <w:szCs w:val="18"/>
+              </w:rPr>
+              <w:t xml:space="preserve">에지 트리거 D 플립플롭</w:t>
+            </w:r>
+          </w:p>
+        </w:tc>
+        <w:tc>
+          <w:tcPr>
+            <w:tcW w:type="dxa" w:w="2400"/>
+            <w:tcMar>
+              <w:top w:type="dxa" w:w="60"/>
+              <w:left w:type="dxa" w:w="100"/>
+              <w:bottom w:type="dxa" w:w="60"/>
+              <w:right w:type="dxa" w:w="100"/>
+            </w:tcMar>
+          </w:tcPr>
+          <w:p>
+            <w:pPr>
+              <w:spacing w:after="0" w:line="260"/>
+            </w:pPr>
+            <w:r>
+              <w:rPr>
+                <w:rFonts w:ascii="맑은 고딕" w:cs="맑은 고딕" w:eastAsia="맑은 고딕" w:hAnsi="맑은 고딕"/>
+                <w:b w:val="false"/>
+                <w:bCs w:val="false"/>
+                <w:sz w:val="18"/>
+                <w:szCs w:val="18"/>
+              </w:rPr>
+              <w:t xml:space="preserve">셋 우세 SR 래치</w:t>
+            </w:r>
+          </w:p>
+        </w:tc>
+        <w:tc>
+          <w:tcPr>
+            <w:tcW w:type="dxa" w:w="2820"/>
+            <w:tcMar>
+              <w:top w:type="dxa" w:w="60"/>
+              <w:left w:type="dxa" w:w="100"/>
+              <w:bottom w:type="dxa" w:w="60"/>
+              <w:right w:type="dxa" w:w="100"/>
+            </w:tcMar>
+          </w:tcPr>
+          <w:p>
+            <w:pPr>
+              <w:spacing w:after="0" w:line="260"/>
+            </w:pPr>
+            <w:r>
+              <w:rPr>
+                <w:rFonts w:ascii="맑은 고딕" w:cs="맑은 고딕" w:eastAsia="맑은 고딕" w:hAnsi="맑은 고딕"/>
+                <w:b w:val="false"/>
+                <w:bCs w:val="false"/>
+                <w:sz w:val="18"/>
+                <w:szCs w:val="18"/>
+              </w:rPr>
+              <w:t xml:space="preserve">채점 창(τ±2 프레임) 도입으로 창 내 어느 시점의 일치도 통과로 처리해야 함</w:t>
+            </w:r>
+          </w:p>
+        </w:tc>
+      </w:tr>
+      <w:tr>
+        <w:trPr>
+          <w:tblHeader w:val="off"/>
+        </w:trPr>
+        <w:tc>
+          <w:tcPr>
+            <w:tcW w:type="dxa" w:w="1600"/>
+            <w:tcMar>
+              <w:top w:type="dxa" w:w="60"/>
+              <w:left w:type="dxa" w:w="100"/>
+              <w:bottom w:type="dxa" w:w="60"/>
+              <w:right w:type="dxa" w:w="100"/>
+            </w:tcMar>
+          </w:tcPr>
+          <w:p>
+            <w:pPr>
+              <w:spacing w:after="0" w:line="260"/>
+            </w:pPr>
+            <w:r>
+              <w:rPr>
+                <w:rFonts w:ascii="맑은 고딕" w:cs="맑은 고딕" w:eastAsia="맑은 고딕" w:hAnsi="맑은 고딕"/>
+                <w:b w:val="false"/>
+                <w:bCs w:val="false"/>
+                <w:sz w:val="18"/>
+                <w:szCs w:val="18"/>
+              </w:rPr>
+              <w:t xml:space="preserve">프레임 클럭</w:t>
+            </w:r>
+          </w:p>
+        </w:tc>
+        <w:tc>
+          <w:tcPr>
+            <w:tcW w:type="dxa" w:w="2200"/>
+            <w:tcMar>
+              <w:top w:type="dxa" w:w="60"/>
+              <w:left w:type="dxa" w:w="100"/>
+              <w:bottom w:type="dxa" w:w="60"/>
+              <w:right w:type="dxa" w:w="100"/>
+            </w:tcMar>
+          </w:tcPr>
+          <w:p>
+            <w:pPr>
+              <w:spacing w:after="0" w:line="260"/>
+            </w:pPr>
+            <w:r>
+              <w:rPr>
+                <w:rFonts w:ascii="맑은 고딕" w:cs="맑은 고딕" w:eastAsia="맑은 고딕" w:hAnsi="맑은 고딕"/>
+                <w:b w:val="false"/>
+                <w:bCs w:val="false"/>
+                <w:sz w:val="18"/>
+                <w:szCs w:val="18"/>
+              </w:rPr>
+              <w:t xml:space="preserve">100 Hz, 슈미트 트리거 + R·C</w:t>
+            </w:r>
+          </w:p>
+        </w:tc>
+        <w:tc>
+          <w:tcPr>
+            <w:tcW w:type="dxa" w:w="2400"/>
+            <w:tcMar>
+              <w:top w:type="dxa" w:w="60"/>
+              <w:left w:type="dxa" w:w="100"/>
+              <w:bottom w:type="dxa" w:w="60"/>
+              <w:right w:type="dxa" w:w="100"/>
+            </w:tcMar>
+          </w:tcPr>
+          <w:p>
+            <w:pPr>
+              <w:spacing w:after="0" w:line="260"/>
+            </w:pPr>
+            <w:r>
+              <w:rPr>
+                <w:rFonts w:ascii="맑은 고딕" w:cs="맑은 고딕" w:eastAsia="맑은 고딕" w:hAnsi="맑은 고딕"/>
+                <w:b w:val="false"/>
+                <w:bCs w:val="false"/>
+                <w:sz w:val="18"/>
+                <w:szCs w:val="18"/>
+              </w:rPr>
+              <w:t xml:space="preserve">128 Hz, 32.768 kHz 수정 + 74HC4060 ÷256</w:t>
+            </w:r>
+          </w:p>
+        </w:tc>
+        <w:tc>
+          <w:tcPr>
+            <w:tcW w:type="dxa" w:w="2820"/>
+            <w:tcMar>
+              <w:top w:type="dxa" w:w="60"/>
+              <w:left w:type="dxa" w:w="100"/>
+              <w:bottom w:type="dxa" w:w="60"/>
+              <w:right w:type="dxa" w:w="100"/>
+            </w:tcMar>
+          </w:tcPr>
+          <w:p>
+            <w:pPr>
+              <w:spacing w:after="0" w:line="260"/>
+            </w:pPr>
+            <w:r>
+              <w:rPr>
+                <w:rFonts w:ascii="맑은 고딕" w:cs="맑은 고딕" w:eastAsia="맑은 고딕" w:hAnsi="맑은 고딕"/>
+                <w:b w:val="false"/>
+                <w:bCs w:val="false"/>
+                <w:sz w:val="18"/>
+                <w:szCs w:val="18"/>
+              </w:rPr>
+              <w:t xml:space="preserve">R·C 공차와 온도 드리프트 제거. 7.8125 ms에서 10 ms 대비 성능 차이 없음</w:t>
+            </w:r>
+          </w:p>
+        </w:tc>
+      </w:tr>
+      <w:tr>
+        <w:trPr>
+          <w:tblHeader w:val="off"/>
+        </w:trPr>
+        <w:tc>
+          <w:tcPr>
+            <w:tcW w:type="dxa" w:w="1600"/>
+            <w:tcMar>
+              <w:top w:type="dxa" w:w="60"/>
+              <w:left w:type="dxa" w:w="100"/>
+              <w:bottom w:type="dxa" w:w="60"/>
+              <w:right w:type="dxa" w:w="100"/>
+            </w:tcMar>
+          </w:tcPr>
+          <w:p>
+            <w:pPr>
+              <w:spacing w:after="0" w:line="260"/>
+            </w:pPr>
+            <w:r>
+              <w:rPr>
+                <w:rFonts w:ascii="맑은 고딕" w:cs="맑은 고딕" w:eastAsia="맑은 고딕" w:hAnsi="맑은 고딕"/>
+                <w:b w:val="false"/>
+                <w:bCs w:val="false"/>
+                <w:sz w:val="18"/>
+                <w:szCs w:val="18"/>
+              </w:rPr>
+              <w:t xml:space="preserve">타이밍 카운터</w:t>
+            </w:r>
+          </w:p>
+        </w:tc>
+        <w:tc>
+          <w:tcPr>
+            <w:tcW w:type="dxa" w:w="2200"/>
+            <w:tcMar>
+              <w:top w:type="dxa" w:w="60"/>
+              <w:left w:type="dxa" w:w="100"/>
+              <w:bottom w:type="dxa" w:w="60"/>
+              <w:right w:type="dxa" w:w="100"/>
+            </w:tcMar>
+          </w:tcPr>
+          <w:p>
+            <w:pPr>
+              <w:spacing w:after="0" w:line="260"/>
+            </w:pPr>
+            <w:r>
+              <w:rPr>
+                <w:rFonts w:ascii="맑은 고딕" w:cs="맑은 고딕" w:eastAsia="맑은 고딕" w:hAnsi="맑은 고딕"/>
+                <w:b w:val="false"/>
+                <w:bCs w:val="false"/>
+                <w:sz w:val="18"/>
+                <w:szCs w:val="18"/>
+              </w:rPr>
+              <w:t xml:space="preserve">8비트</w:t>
+            </w:r>
+          </w:p>
+        </w:tc>
+        <w:tc>
+          <w:tcPr>
+            <w:tcW w:type="dxa" w:w="2400"/>
+            <w:tcMar>
+              <w:top w:type="dxa" w:w="60"/>
+              <w:left w:type="dxa" w:w="100"/>
+              <w:bottom w:type="dxa" w:w="60"/>
+              <w:right w:type="dxa" w:w="100"/>
+            </w:tcMar>
+          </w:tcPr>
+          <w:p>
+            <w:pPr>
+              <w:spacing w:after="0" w:line="260"/>
+            </w:pPr>
+            <w:r>
+              <w:rPr>
+                <w:rFonts w:ascii="맑은 고딕" w:cs="맑은 고딕" w:eastAsia="맑은 고딕" w:hAnsi="맑은 고딕"/>
+                <w:b w:val="false"/>
+                <w:bCs w:val="false"/>
+                <w:sz w:val="18"/>
+                <w:szCs w:val="18"/>
+              </w:rPr>
+              <w:t xml:space="preserve">6비트 사용 (timeout ≤ 63)</w:t>
+            </w:r>
+          </w:p>
+        </w:tc>
+        <w:tc>
+          <w:tcPr>
+            <w:tcW w:type="dxa" w:w="2820"/>
+            <w:tcMar>
+              <w:top w:type="dxa" w:w="60"/>
+              <w:left w:type="dxa" w:w="100"/>
+              <w:bottom w:type="dxa" w:w="60"/>
+              <w:right w:type="dxa" w:w="100"/>
+            </w:tcMar>
+          </w:tcPr>
+          <w:p>
+            <w:pPr>
+              <w:spacing w:after="0" w:line="260"/>
+            </w:pPr>
+            <w:r>
+              <w:rPr>
+                <w:rFonts w:ascii="맑은 고딕" w:cs="맑은 고딕" w:eastAsia="맑은 고딕" w:hAnsi="맑은 고딕"/>
+                <w:b w:val="false"/>
+                <w:bCs w:val="false"/>
+                <w:sz w:val="18"/>
+                <w:szCs w:val="18"/>
+              </w:rPr>
+              <w:t xml:space="preserve">3-to-8 디코더 2개가 하위 6비트만 디코딩</w:t>
+            </w:r>
+          </w:p>
+        </w:tc>
+      </w:tr>
+      <w:tr>
+        <w:trPr>
+          <w:tblHeader w:val="off"/>
+        </w:trPr>
+        <w:tc>
+          <w:tcPr>
+            <w:tcW w:type="dxa" w:w="1600"/>
+            <w:tcMar>
+              <w:top w:type="dxa" w:w="60"/>
+              <w:left w:type="dxa" w:w="100"/>
+              <w:bottom w:type="dxa" w:w="60"/>
+              <w:right w:type="dxa" w:w="100"/>
+            </w:tcMar>
+          </w:tcPr>
+          <w:p>
+            <w:pPr>
+              <w:spacing w:after="0" w:line="260"/>
+            </w:pPr>
+            <w:r>
+              <w:rPr>
+                <w:rFonts w:ascii="맑은 고딕" w:cs="맑은 고딕" w:eastAsia="맑은 고딕" w:hAnsi="맑은 고딕"/>
+                <w:b w:val="false"/>
+                <w:bCs w:val="false"/>
+                <w:sz w:val="18"/>
+                <w:szCs w:val="18"/>
+              </w:rPr>
+              <w:t xml:space="preserve">형판 반전 입력</w:t>
+            </w:r>
+          </w:p>
+        </w:tc>
+        <w:tc>
+          <w:tcPr>
+            <w:tcW w:type="dxa" w:w="2200"/>
+            <w:tcMar>
+              <w:top w:type="dxa" w:w="60"/>
+              <w:left w:type="dxa" w:w="100"/>
+              <w:bottom w:type="dxa" w:w="60"/>
+              <w:right w:type="dxa" w:w="100"/>
+            </w:tcMar>
+          </w:tcPr>
+          <w:p>
+            <w:pPr>
+              <w:spacing w:after="0" w:line="260"/>
+            </w:pPr>
+            <w:r>
+              <w:rPr>
+                <w:rFonts w:ascii="맑은 고딕" w:cs="맑은 고딕" w:eastAsia="맑은 고딕" w:hAnsi="맑은 고딕"/>
+                <w:b w:val="false"/>
+                <w:bCs w:val="false"/>
+                <w:sz w:val="18"/>
+                <w:szCs w:val="18"/>
+              </w:rPr>
+              <w:t xml:space="preserve">미기재</w:t>
+            </w:r>
+          </w:p>
+        </w:tc>
+        <w:tc>
+          <w:tcPr>
+            <w:tcW w:type="dxa" w:w="2400"/>
+            <w:tcMar>
+              <w:top w:type="dxa" w:w="60"/>
+              <w:left w:type="dxa" w:w="100"/>
+              <w:bottom w:type="dxa" w:w="60"/>
+              <w:right w:type="dxa" w:w="100"/>
+            </w:tcMar>
+          </w:tcPr>
+          <w:p>
+            <w:pPr>
+              <w:spacing w:after="0" w:line="260"/>
+            </w:pPr>
+            <w:r>
+              <w:rPr>
+                <w:rFonts w:ascii="맑은 고딕" w:cs="맑은 고딕" w:eastAsia="맑은 고딕" w:hAnsi="맑은 고딕"/>
+                <w:b w:val="false"/>
+                <w:bCs w:val="false"/>
+                <w:sz w:val="18"/>
+                <w:szCs w:val="18"/>
+              </w:rPr>
+              <w:t xml:space="preserve">인버터 7개 (74HC04 ×2) 추가</w:t>
+            </w:r>
+          </w:p>
+        </w:tc>
+        <w:tc>
+          <w:tcPr>
+            <w:tcW w:type="dxa" w:w="2820"/>
+            <w:tcMar>
+              <w:top w:type="dxa" w:w="60"/>
+              <w:left w:type="dxa" w:w="100"/>
+              <w:bottom w:type="dxa" w:w="60"/>
+              <w:right w:type="dxa" w:w="100"/>
+            </w:tcMar>
+          </w:tcPr>
+          <w:p>
+            <w:pPr>
+              <w:spacing w:after="0" w:line="260"/>
+            </w:pPr>
+            <w:r>
+              <w:rPr>
+                <w:rFonts w:ascii="맑은 고딕" w:cs="맑은 고딕" w:eastAsia="맑은 고딕" w:hAnsi="맑은 고딕"/>
+                <w:b w:val="false"/>
+                <w:bCs w:val="false"/>
+                <w:sz w:val="18"/>
+                <w:szCs w:val="18"/>
+              </w:rPr>
+              <w:t xml:space="preserve">형판의 “0” 자리는 반전 신호를 합산해야 하며 LPV7215에 상보 출력이 없음</w:t>
+            </w:r>
+          </w:p>
+        </w:tc>
+      </w:tr>
+      <w:tr>
+        <w:trPr>
+          <w:tblHeader w:val="off"/>
+        </w:trPr>
+        <w:tc>
+          <w:tcPr>
+            <w:tcW w:type="dxa" w:w="1600"/>
+            <w:tcMar>
+              <w:top w:type="dxa" w:w="60"/>
+              <w:left w:type="dxa" w:w="100"/>
+              <w:bottom w:type="dxa" w:w="60"/>
+              <w:right w:type="dxa" w:w="100"/>
+            </w:tcMar>
+          </w:tcPr>
+          <w:p>
+            <w:pPr>
+              <w:spacing w:after="0" w:line="260"/>
+            </w:pPr>
+            <w:r>
+              <w:rPr>
+                <w:rFonts w:ascii="맑은 고딕" w:cs="맑은 고딕" w:eastAsia="맑은 고딕" w:hAnsi="맑은 고딕"/>
+                <w:b w:val="false"/>
+                <w:bCs w:val="false"/>
+                <w:sz w:val="18"/>
+                <w:szCs w:val="18"/>
+              </w:rPr>
+              <w:t xml:space="preserve">Final AND</w:t>
+            </w:r>
+          </w:p>
+        </w:tc>
+        <w:tc>
+          <w:tcPr>
+            <w:tcW w:type="dxa" w:w="2200"/>
+            <w:tcMar>
+              <w:top w:type="dxa" w:w="60"/>
+              <w:left w:type="dxa" w:w="100"/>
+              <w:bottom w:type="dxa" w:w="60"/>
+              <w:right w:type="dxa" w:w="100"/>
+            </w:tcMar>
+          </w:tcPr>
+          <w:p>
+            <w:pPr>
+              <w:spacing w:after="0" w:line="260"/>
+            </w:pPr>
+            <w:r>
+              <w:rPr>
+                <w:rFonts w:ascii="맑은 고딕" w:cs="맑은 고딕" w:eastAsia="맑은 고딕" w:hAnsi="맑은 고딕"/>
+                <w:b w:val="false"/>
+                <w:bCs w:val="false"/>
+                <w:sz w:val="18"/>
+                <w:szCs w:val="18"/>
+              </w:rPr>
+              <w:t xml:space="preserve">2입력 AND 3개</w:t>
+            </w:r>
+          </w:p>
+        </w:tc>
+        <w:tc>
+          <w:tcPr>
+            <w:tcW w:type="dxa" w:w="2400"/>
+            <w:tcMar>
+              <w:top w:type="dxa" w:w="60"/>
+              <w:left w:type="dxa" w:w="100"/>
+              <w:bottom w:type="dxa" w:w="60"/>
+              <w:right w:type="dxa" w:w="100"/>
+            </w:tcMar>
+          </w:tcPr>
+          <w:p>
+            <w:pPr>
+              <w:spacing w:after="0" w:line="260"/>
+            </w:pPr>
+            <w:r>
+              <w:rPr>
+                <w:rFonts w:ascii="맑은 고딕" w:cs="맑은 고딕" w:eastAsia="맑은 고딕" w:hAnsi="맑은 고딕"/>
+                <w:b w:val="false"/>
+                <w:bCs w:val="false"/>
+                <w:sz w:val="18"/>
+                <w:szCs w:val="18"/>
+              </w:rPr>
+              <w:t xml:space="preserve">2입력 AND 1개</w:t>
+            </w:r>
+          </w:p>
+        </w:tc>
+        <w:tc>
+          <w:tcPr>
+            <w:tcW w:type="dxa" w:w="2820"/>
+            <w:tcMar>
+              <w:top w:type="dxa" w:w="60"/>
+              <w:left w:type="dxa" w:w="100"/>
+              <w:bottom w:type="dxa" w:w="60"/>
+              <w:right w:type="dxa" w:w="100"/>
+            </w:tcMar>
+          </w:tcPr>
+          <w:p>
+            <w:pPr>
+              <w:spacing w:after="0" w:line="260"/>
+            </w:pPr>
+            <w:r>
+              <w:rPr>
+                <w:rFonts w:ascii="맑은 고딕" w:cs="맑은 고딕" w:eastAsia="맑은 고딕" w:hAnsi="맑은 고딕"/>
+                <w:b w:val="false"/>
+                <w:bCs w:val="false"/>
+                <w:sz w:val="18"/>
+                <w:szCs w:val="18"/>
+              </w:rPr>
+              <w:t xml:space="preserve">상태 수 감소에 따름</w:t>
+            </w:r>
+          </w:p>
+        </w:tc>
+      </w:tr>
+      <w:tr>
+        <w:trPr>
+          <w:tblHeader w:val="off"/>
+        </w:trPr>
+        <w:tc>
+          <w:tcPr>
+            <w:tcW w:type="dxa" w:w="1600"/>
+            <w:tcMar>
+              <w:top w:type="dxa" w:w="60"/>
+              <w:left w:type="dxa" w:w="100"/>
+              <w:bottom w:type="dxa" w:w="60"/>
+              <w:right w:type="dxa" w:w="100"/>
+            </w:tcMar>
+          </w:tcPr>
+          <w:p>
+            <w:pPr>
+              <w:spacing w:after="0" w:line="260"/>
+            </w:pPr>
+            <w:r>
+              <w:rPr>
+                <w:rFonts w:ascii="맑은 고딕" w:cs="맑은 고딕" w:eastAsia="맑은 고딕" w:hAnsi="맑은 고딕"/>
+                <w:b w:val="false"/>
+                <w:bCs w:val="false"/>
+                <w:sz w:val="18"/>
+                <w:szCs w:val="18"/>
+              </w:rPr>
+              <w:t xml:space="preserve">채널 임계값 조정</w:t>
+            </w:r>
+          </w:p>
+        </w:tc>
+        <w:tc>
+          <w:tcPr>
+            <w:tcW w:type="dxa" w:w="2200"/>
+            <w:tcMar>
+              <w:top w:type="dxa" w:w="60"/>
+              <w:left w:type="dxa" w:w="100"/>
+              <w:bottom w:type="dxa" w:w="60"/>
+              <w:right w:type="dxa" w:w="100"/>
+            </w:tcMar>
+          </w:tcPr>
+          <w:p>
+            <w:pPr>
+              <w:spacing w:after="0" w:line="260"/>
+            </w:pPr>
+            <w:r>
+              <w:rPr>
+                <w:rFonts w:ascii="맑은 고딕" w:cs="맑은 고딕" w:eastAsia="맑은 고딕" w:hAnsi="맑은 고딕"/>
+                <w:b w:val="false"/>
+                <w:bCs w:val="false"/>
+                <w:sz w:val="18"/>
+                <w:szCs w:val="18"/>
+              </w:rPr>
+              <w:t xml:space="preserve">가변저항 포함</w:t>
+            </w:r>
+          </w:p>
+        </w:tc>
+        <w:tc>
+          <w:tcPr>
+            <w:tcW w:type="dxa" w:w="2400"/>
+            <w:tcMar>
+              <w:top w:type="dxa" w:w="60"/>
+              <w:left w:type="dxa" w:w="100"/>
+              <w:bottom w:type="dxa" w:w="60"/>
+              <w:right w:type="dxa" w:w="100"/>
+            </w:tcMar>
+          </w:tcPr>
+          <w:p>
+            <w:pPr>
+              <w:spacing w:after="0" w:line="260"/>
+            </w:pPr>
+            <w:r>
+              <w:rPr>
+                <w:rFonts w:ascii="맑은 고딕" w:cs="맑은 고딕" w:eastAsia="맑은 고딕" w:hAnsi="맑은 고딕"/>
+                <w:b w:val="false"/>
+                <w:bCs w:val="false"/>
+                <w:sz w:val="18"/>
+                <w:szCs w:val="18"/>
+              </w:rPr>
+              <w:t xml:space="preserve">고정 분압</w:t>
+            </w:r>
+          </w:p>
+        </w:tc>
+        <w:tc>
+          <w:tcPr>
+            <w:tcW w:type="dxa" w:w="2820"/>
+            <w:tcMar>
+              <w:top w:type="dxa" w:w="60"/>
+              <w:left w:type="dxa" w:w="100"/>
+              <w:bottom w:type="dxa" w:w="60"/>
+              <w:right w:type="dxa" w:w="100"/>
+            </w:tcMar>
+          </w:tcPr>
+          <w:p>
+            <w:pPr>
+              <w:spacing w:after="0" w:line="260"/>
+            </w:pPr>
+            <w:r>
+              <w:rPr>
+                <w:rFonts w:ascii="맑은 고딕" w:cs="맑은 고딕" w:eastAsia="맑은 고딕" w:hAnsi="맑은 고딕"/>
+                <w:b w:val="false"/>
+                <w:bCs w:val="false"/>
+                <w:sz w:val="18"/>
+                <w:szCs w:val="18"/>
+              </w:rPr>
+              <w:t xml:space="preserve">화자별 개별 조정 이득이 6.7%p에 그침</w:t>
+            </w:r>
+          </w:p>
+        </w:tc>
+      </w:tr>
+    </w:tbl>
+    <w:p>
+      <w:pPr>
+        <w:pStyle w:val="Heading2"/>
+        <w:spacing w:after="130" w:before="260"/>
+      </w:pPr>
+      <w:r>
+        <w:rPr>
+          <w:rFonts w:ascii="맑은 고딕" w:cs="맑은 고딕" w:eastAsia="맑은 고딕" w:hAnsi="맑은 고딕"/>
+          <w:b/>
+          <w:bCs/>
+          <w:sz w:val="23"/>
+          <w:szCs w:val="23"/>
+        </w:rPr>
+        <w:t xml:space="preserve">3.2 아날로그 전단 설계 (계획서와 동일)</w:t>
+      </w:r>
+    </w:p>
+    <w:p>
+      <w:pPr>
+        <w:spacing w:after="120" w:line="300"/>
+      </w:pPr>
+      <w:r>
+        <w:rPr>
+          <w:rFonts w:ascii="맑은 고딕" w:cs="맑은 고딕" w:eastAsia="맑은 고딕" w:hAnsi="맑은 고딕"/>
+          <w:sz w:val="20"/>
+          <w:szCs w:val="20"/>
+        </w:rPr>
+        <w:t xml:space="preserve">아날로그 전단은 계획서 4장과 동일하며 변경 사항이 없다. 요지는 다음과 같다.</w:t>
+      </w:r>
+    </w:p>
+    <w:p>
+      <w:pPr>
+        <w:pStyle w:val="ListParagraph"/>
+        <w:numPr>
+          <w:ilvl w:val="0"/>
+          <w:numId w:val="2"/>
+        </w:numPr>
+        <w:spacing w:after="70"/>
+      </w:pPr>
+      <w:r>
+        <w:rPr>
+          <w:rFonts w:ascii="맑은 고딕" w:cs="맑은 고딕" w:eastAsia="맑은 고딕" w:hAnsi="맑은 고딕"/>
+          <w:sz w:val="20"/>
+          <w:szCs w:val="20"/>
+        </w:rPr>
+        <w:t xml:space="preserve">MM20 마이크 출력을 100 nF 커플링 커패시터로 직류 제거 후 0.9 V에 바이어스하고, OPA379 비반전 증폭기(90 kΩ/10 kΩ)로 명목 10배 증폭한다.</w:t>
+      </w:r>
+    </w:p>
+    <w:p>
+      <w:pPr>
+        <w:pStyle w:val="ListParagraph"/>
+        <w:numPr>
+          <w:ilvl w:val="0"/>
+          <w:numId w:val="2"/>
+        </w:numPr>
+        <w:spacing w:after="70"/>
+      </w:pPr>
+      <w:r>
+        <w:rPr>
+          <w:rFonts w:ascii="맑은 고딕" w:cs="맑은 고딕" w:eastAsia="맑은 고딕" w:hAnsi="맑은 고딕"/>
+          <w:sz w:val="20"/>
+          <w:szCs w:val="20"/>
+        </w:rPr>
+        <w:t xml:space="preserve">OPA2379 기반 GIC 능동 대역통과 필터 16채널로 주파수를 분해한다. 시뮬레이션에서 중심주파수 약 125 Hz~5.02 kHz, Peak Gain 약 18.5~19.9 V/V, Q 약 4.38~4.66이다.</w:t>
+      </w:r>
+    </w:p>
+    <w:p>
+      <w:pPr>
+        <w:pStyle w:val="ListParagraph"/>
+        <w:numPr>
+          <w:ilvl w:val="0"/>
+          <w:numId w:val="2"/>
+        </w:numPr>
+        <w:spacing w:after="70"/>
+      </w:pPr>
+      <w:r>
+        <w:rPr>
+          <w:rFonts w:ascii="맑은 고딕" w:cs="맑은 고딕" w:eastAsia="맑은 고딕" w:hAnsi="맑은 고딕"/>
+          <w:sz w:val="20"/>
+          <w:szCs w:val="20"/>
+        </w:rPr>
+        <w:t xml:space="preserve">OPA4379, BAT54W, R/C로 구성한 능동 Envelope Detector가 대역 신호를 정류·평활하여 시간적 지속성을 읽을 수 있게 한다.</w:t>
+      </w:r>
+    </w:p>
+    <w:p>
+      <w:pPr>
+        <w:pStyle w:val="ListParagraph"/>
+        <w:numPr>
+          <w:ilvl w:val="0"/>
+          <w:numId w:val="2"/>
+        </w:numPr>
+        <w:spacing w:after="70"/>
+      </w:pPr>
+      <w:r>
+        <w:rPr>
+          <w:rFonts w:ascii="맑은 고딕" w:cs="맑은 고딕" w:eastAsia="맑은 고딕" w:hAnsi="맑은 고딕"/>
+          <w:sz w:val="20"/>
+          <w:szCs w:val="20"/>
+        </w:rPr>
+        <w:t xml:space="preserve">LPV7215 비교기가 채널별 포락선을 1비트로 이진화한다. 기준전압은 400 kΩ, 5 kΩ 단계 저항, 465 kΩ 및 가변저항으로 VTHR094~VTHR100을 생성한다.</w:t>
+      </w:r>
+    </w:p>
+    <w:p>
+      <w:pPr>
+        <w:pStyle w:val="ListParagraph"/>
+        <w:numPr>
+          <w:ilvl w:val="0"/>
+          <w:numId w:val="2"/>
+        </w:numPr>
+        <w:spacing w:after="70"/>
+      </w:pPr>
+      <w:r>
+        <w:rPr>
+          <w:rFonts w:ascii="맑은 고딕" w:cs="맑은 고딕" w:eastAsia="맑은 고딕" w:hAnsi="맑은 고딕"/>
+          <w:sz w:val="20"/>
+          <w:szCs w:val="20"/>
+        </w:rPr>
+        <w:t xml:space="preserve">외부 3.3 V에서 아날로그부와 CONTROL부용 1.8 V LDO를 각각 두고, 0.9 V 기준전압은 100 kΩ/100 kΩ 분압과 OPA379 버퍼로 만든다.</w:t>
+      </w:r>
+    </w:p>
+    <w:p>
+      <w:pPr>
+        <w:pStyle w:val="Heading2"/>
+        <w:spacing w:after="130" w:before="260"/>
+      </w:pPr>
+      <w:r>
+        <w:rPr>
+          <w:rFonts w:ascii="맑은 고딕" w:cs="맑은 고딕" w:eastAsia="맑은 고딕" w:hAnsi="맑은 고딕"/>
+          <w:b/>
+          <w:bCs/>
+          <w:sz w:val="23"/>
+          <w:szCs w:val="23"/>
+        </w:rPr>
+        <w:t xml:space="preserve">3.3 디지털 판별부 회로 설계</w:t>
+      </w:r>
+    </w:p>
+    <w:p>
+      <w:pPr>
+        <w:pStyle w:val="Heading3"/>
+        <w:spacing w:after="110" w:before="200"/>
+      </w:pPr>
+      <w:r>
+        <w:rPr>
+          <w:rFonts w:ascii="맑은 고딕" w:cs="맑은 고딕" w:eastAsia="맑은 고딕" w:hAnsi="맑은 고딕"/>
+          <w:b/>
+          <w:bCs/>
+          <w:color w:val="25646F"/>
+          <w:sz w:val="21"/>
+          <w:szCs w:val="21"/>
+        </w:rPr>
+        <w:t xml:space="preserve">3.3.1 블록 구성</w:t>
       </w:r>
     </w:p>
     <w:tbl>
@@ -1528,7 +2658,7 @@
                 <w:sz w:val="18"/>
                 <w:szCs w:val="18"/>
               </w:rPr>
-              <w:t xml:space="preserve">채널 버스가 무음에서 음성으로 바뀌는 순간을 검출. 이 시점이 시간 원점 t=0</w:t>
+              <w:t xml:space="preserve">채널 버스가 무음에서 음성으로 바뀌는 순간 검출. 시간 원점 t=0</w:t>
             </w:r>
           </w:p>
         </w:tc>
@@ -1611,7 +2741,7 @@
                 <w:sz w:val="18"/>
                 <w:szCs w:val="18"/>
               </w:rPr>
-              <w:t xml:space="preserve">START를 받아 계측 구간을 시작. RUN=1인 동안 카운터 동작</w:t>
+              <w:t xml:space="preserve">START를 받아 계측 구간 시작. RUN=1인 동안 카운터 동작</w:t>
             </w:r>
           </w:p>
         </w:tc>
@@ -1668,7 +2798,7 @@
                 <w:sz w:val="18"/>
                 <w:szCs w:val="18"/>
               </w:rPr>
-              <w:t xml:space="preserve">프레임 클럭</w:t>
+              <w:t xml:space="preserve">인버터 【변경】</w:t>
             </w:r>
           </w:p>
         </w:tc>
@@ -1694,7 +2824,7 @@
                 <w:sz w:val="18"/>
                 <w:szCs w:val="18"/>
               </w:rPr>
-              <w:t xml:space="preserve">7.8125 ms 시간 격자 생성</w:t>
+              <w:t xml:space="preserve">형판의 “0” 자리에 공급할 반전 채널 신호 생성</w:t>
             </w:r>
           </w:p>
         </w:tc>
@@ -1720,7 +2850,7 @@
                 <w:sz w:val="18"/>
                 <w:szCs w:val="18"/>
               </w:rPr>
-              <w:t xml:space="preserve">32.768 kHz 수정 + 74HC4060 (Q8 출력)</w:t>
+              <w:t xml:space="preserve">74HC04 ×2 (7개 사용)</w:t>
             </w:r>
           </w:p>
         </w:tc>
@@ -1751,7 +2881,7 @@
                 <w:sz w:val="18"/>
                 <w:szCs w:val="18"/>
               </w:rPr>
-              <w:t xml:space="preserve">타이밍 카운터</w:t>
+              <w:t xml:space="preserve">프레임 클럭 【변경】</w:t>
             </w:r>
           </w:p>
         </w:tc>
@@ -1777,7 +2907,7 @@
                 <w:sz w:val="18"/>
                 <w:szCs w:val="18"/>
               </w:rPr>
-              <w:t xml:space="preserve">RUN 구간에서 프레임을 세어 경과 시각을 이진수로 유지</w:t>
+              <w:t xml:space="preserve">7.8125 ms 시간 격자 생성</w:t>
             </w:r>
           </w:p>
         </w:tc>
@@ -1803,7 +2933,7 @@
                 <w:sz w:val="18"/>
                 <w:szCs w:val="18"/>
               </w:rPr>
-              <w:t xml:space="preserve">74HC393 (6비트 사용)</w:t>
+              <w:t xml:space="preserve">32.768 kHz 수정 + 74HC4060 (Q8)</w:t>
             </w:r>
           </w:p>
         </w:tc>
@@ -1834,7 +2964,7 @@
                 <w:sz w:val="18"/>
                 <w:szCs w:val="18"/>
               </w:rPr>
-              <w:t xml:space="preserve">Time decode</w:t>
+              <w:t xml:space="preserve">타이밍 카운터</w:t>
             </w:r>
           </w:p>
         </w:tc>
@@ -1860,7 +2990,7 @@
                 <w:sz w:val="18"/>
                 <w:szCs w:val="18"/>
               </w:rPr>
-              <w:t xml:space="preserve">상태별 상대 시각 τ(1), τ(2) 및 timeout 검출. τ±2 프레임의 5개 출력을 OR로 묶어 창을 만듦</w:t>
+              <w:t xml:space="preserve">RUN 구간에서 프레임을 세어 경과 시각 유지</w:t>
             </w:r>
           </w:p>
         </w:tc>
@@ -1886,7 +3016,7 @@
                 <w:sz w:val="18"/>
                 <w:szCs w:val="18"/>
               </w:rPr>
-              <w:t xml:space="preserve">74HC138 ×2 + OR 게이트</w:t>
+              <w:t xml:space="preserve">74HC393 (6비트 사용)</w:t>
             </w:r>
           </w:p>
         </w:tc>
@@ -1917,7 +3047,7 @@
                 <w:sz w:val="18"/>
                 <w:szCs w:val="18"/>
               </w:rPr>
-              <w:t xml:space="preserve">Template match</w:t>
+              <w:t xml:space="preserve">Time decode</w:t>
             </w:r>
           </w:p>
         </w:tc>
@@ -1943,7 +3073,7 @@
                 <w:sz w:val="18"/>
                 <w:szCs w:val="18"/>
               </w:rPr>
-              <w:t xml:space="preserve">현재 채널 값과 형판을 비교해 상태별 MATCH 출력. 저항 가중합을 비교기로 판정</w:t>
+              <w:t xml:space="preserve">τ(1), τ(2) 및 timeout 검출. τ±2의 5개 출력을 OR로 묶어 채점 창 생성</w:t>
             </w:r>
           </w:p>
         </w:tc>
@@ -1969,7 +3099,7 @@
                 <w:sz w:val="18"/>
                 <w:szCs w:val="18"/>
               </w:rPr>
-              <w:t xml:space="preserve">저항 14개 + 비교기 2개</w:t>
+              <w:t xml:space="preserve">74HC138 ×2 + OR 게이트</w:t>
             </w:r>
           </w:p>
         </w:tc>
@@ -2000,7 +3130,7 @@
                 <w:sz w:val="18"/>
                 <w:szCs w:val="18"/>
               </w:rPr>
-              <w:t xml:space="preserve">PASS 래치</w:t>
+              <w:t xml:space="preserve">Template match</w:t>
             </w:r>
           </w:p>
         </w:tc>
@@ -2026,7 +3156,7 @@
                 <w:sz w:val="18"/>
                 <w:szCs w:val="18"/>
               </w:rPr>
-              <w:t xml:space="preserve">창 구간 중 한 번이라도 MATCH가 서면 셋. CLR에서만 해제</w:t>
+              <w:t xml:space="preserve">채널 값과 형판을 비교해 상태별 MATCH 출력</w:t>
             </w:r>
           </w:p>
         </w:tc>
@@ -2052,7 +3182,7 @@
                 <w:sz w:val="18"/>
                 <w:szCs w:val="18"/>
               </w:rPr>
-              <w:t xml:space="preserve">셋 우세 SR 래치 2개</w:t>
+              <w:t xml:space="preserve">저항 14개 + 비교기 2개</w:t>
             </w:r>
           </w:p>
         </w:tc>
@@ -2083,7 +3213,7 @@
                 <w:sz w:val="18"/>
                 <w:szCs w:val="18"/>
               </w:rPr>
-              <w:t xml:space="preserve">Final AND</w:t>
+              <w:t xml:space="preserve">PASS 래치 【변경】</w:t>
             </w:r>
           </w:p>
         </w:tc>
@@ -2109,7 +3239,7 @@
                 <w:sz w:val="18"/>
                 <w:szCs w:val="18"/>
               </w:rPr>
-              <w:t xml:space="preserve">모든 PASS가 1일 때만 WAKE 출력</w:t>
+              <w:t xml:space="preserve">창 구간 중 한 번이라도 MATCH가 서면 셋. CLR에서만 해제</w:t>
             </w:r>
           </w:p>
         </w:tc>
@@ -2135,7 +3265,7 @@
                 <w:sz w:val="18"/>
                 <w:szCs w:val="18"/>
               </w:rPr>
-              <w:t xml:space="preserve">2입력 AND 1개</w:t>
+              <w:t xml:space="preserve">셋 우세 SR 래치 2개</w:t>
             </w:r>
           </w:p>
         </w:tc>
@@ -2166,6 +3296,89 @@
                 <w:sz w:val="18"/>
                 <w:szCs w:val="18"/>
               </w:rPr>
+              <w:t xml:space="preserve">Final AND</w:t>
+            </w:r>
+          </w:p>
+        </w:tc>
+        <w:tc>
+          <w:tcPr>
+            <w:tcW w:type="dxa" w:w="4400"/>
+            <w:tcMar>
+              <w:top w:type="dxa" w:w="60"/>
+              <w:left w:type="dxa" w:w="100"/>
+              <w:bottom w:type="dxa" w:w="60"/>
+              <w:right w:type="dxa" w:w="100"/>
+            </w:tcMar>
+          </w:tcPr>
+          <w:p>
+            <w:pPr>
+              <w:spacing w:after="0" w:line="260"/>
+            </w:pPr>
+            <w:r>
+              <w:rPr>
+                <w:rFonts w:ascii="맑은 고딕" w:cs="맑은 고딕" w:eastAsia="맑은 고딕" w:hAnsi="맑은 고딕"/>
+                <w:b w:val="false"/>
+                <w:bCs w:val="false"/>
+                <w:sz w:val="18"/>
+                <w:szCs w:val="18"/>
+              </w:rPr>
+              <w:t xml:space="preserve">모든 PASS가 1일 때만 WAKE 출력</w:t>
+            </w:r>
+          </w:p>
+        </w:tc>
+        <w:tc>
+          <w:tcPr>
+            <w:tcW w:type="dxa" w:w="2820"/>
+            <w:tcMar>
+              <w:top w:type="dxa" w:w="60"/>
+              <w:left w:type="dxa" w:w="100"/>
+              <w:bottom w:type="dxa" w:w="60"/>
+              <w:right w:type="dxa" w:w="100"/>
+            </w:tcMar>
+          </w:tcPr>
+          <w:p>
+            <w:pPr>
+              <w:spacing w:after="0" w:line="260"/>
+            </w:pPr>
+            <w:r>
+              <w:rPr>
+                <w:rFonts w:ascii="맑은 고딕" w:cs="맑은 고딕" w:eastAsia="맑은 고딕" w:hAnsi="맑은 고딕"/>
+                <w:b w:val="false"/>
+                <w:bCs w:val="false"/>
+                <w:sz w:val="18"/>
+                <w:szCs w:val="18"/>
+              </w:rPr>
+              <w:t xml:space="preserve">2입력 AND 1개</w:t>
+            </w:r>
+          </w:p>
+        </w:tc>
+      </w:tr>
+      <w:tr>
+        <w:trPr>
+          <w:tblHeader w:val="off"/>
+        </w:trPr>
+        <w:tc>
+          <w:tcPr>
+            <w:tcW w:type="dxa" w:w="1800"/>
+            <w:tcMar>
+              <w:top w:type="dxa" w:w="60"/>
+              <w:left w:type="dxa" w:w="100"/>
+              <w:bottom w:type="dxa" w:w="60"/>
+              <w:right w:type="dxa" w:w="100"/>
+            </w:tcMar>
+          </w:tcPr>
+          <w:p>
+            <w:pPr>
+              <w:spacing w:after="0" w:line="260"/>
+            </w:pPr>
+            <w:r>
+              <w:rPr>
+                <w:rFonts w:ascii="맑은 고딕" w:cs="맑은 고딕" w:eastAsia="맑은 고딕" w:hAnsi="맑은 고딕"/>
+                <w:b w:val="false"/>
+                <w:bCs w:val="false"/>
+                <w:sz w:val="18"/>
+                <w:szCs w:val="18"/>
+              </w:rPr>
               <w:t xml:space="preserve">출력 표시</w:t>
             </w:r>
           </w:p>
@@ -2226,18 +3439,93 @@
     </w:tbl>
     <w:p>
       <w:pPr>
-        <w:pStyle w:val="Heading2"/>
-        <w:spacing w:after="140" w:before="280"/>
+        <w:pStyle w:val="Heading3"/>
+        <w:spacing w:after="110" w:before="200"/>
       </w:pPr>
       <w:r>
         <w:rPr>
           <w:rFonts w:ascii="맑은 고딕" w:cs="맑은 고딕" w:eastAsia="맑은 고딕" w:hAnsi="맑은 고딕"/>
           <w:b/>
           <w:bCs/>
-          <w:sz w:val="23"/>
-          <w:szCs w:val="23"/>
+          <w:color w:val="25646F"/>
+          <w:sz w:val="21"/>
+          <w:szCs w:val="21"/>
         </w:rPr>
-        <w:t xml:space="preserve">3.2 PASS 저장 방식 변경 — D 플립플롭에서 셋 우세 래치로</w:t>
+        <w:t xml:space="preserve">3.3.2 형판 정합 회로와 반전 입력</w:t>
+      </w:r>
+    </w:p>
+    <w:p>
+      <w:pPr>
+        <w:spacing w:after="120" w:line="300"/>
+      </w:pPr>
+      <w:r>
+        <w:rPr>
+          <w:rFonts w:ascii="맑은 고딕" w:cs="맑은 고딕" w:eastAsia="맑은 고딕" w:hAnsi="맑은 고딕"/>
+          <w:sz w:val="20"/>
+          <w:szCs w:val="20"/>
+        </w:rPr>
+        <w:t xml:space="preserve">각 상태 s는 채널마다 1, 0, X 중 하나를 갖는 형판 M(s,c)를 가진다. 일치하는 채널 수를 동일값 저항으로 합산하여 전압을 만들고, 비교기가 기준전압과 비교한다.</w:t>
+      </w:r>
+    </w:p>
+    <w:p>
+      <w:pPr>
+        <w:spacing w:after="160" w:before="100"/>
+        <w:jc w:val="center"/>
+      </w:pPr>
+      <w:r>
+        <w:rPr>
+          <w:rFonts w:ascii="맑은 고딕" w:cs="맑은 고딕" w:eastAsia="맑은 고딕" w:hAnsi="맑은 고딕"/>
+          <w:i/>
+          <w:iCs/>
+          <w:sz w:val="19"/>
+          <w:szCs w:val="19"/>
+        </w:rPr>
+        <w:t xml:space="preserve">V_score = VDD × (일치 개수) / m(s),    V_TH(s) = VDD × (k(s) − 0.5) / m(s),    판정 여유 = VDD / (2·m(s))</w:t>
+      </w:r>
+    </w:p>
+    <w:p>
+      <w:pPr>
+        <w:pBdr>
+          <w:left w:val="single" w:color="A9571F" w:sz="14" w:space="8"/>
+        </w:pBdr>
+        <w:spacing w:after="160" w:before="60"/>
+        <w:ind w:left="240"/>
+      </w:pPr>
+      <w:r>
+        <w:rPr>
+          <w:rFonts w:ascii="맑은 고딕" w:cs="맑은 고딕" w:eastAsia="맑은 고딕" w:hAnsi="맑은 고딕"/>
+          <w:b/>
+          <w:bCs/>
+          <w:color w:val="A9571F"/>
+          <w:sz w:val="18"/>
+          <w:szCs w:val="18"/>
+        </w:rPr>
+        <w:t xml:space="preserve">【변경】 </w:t>
+      </w:r>
+      <w:r>
+        <w:rPr>
+          <w:rFonts w:ascii="맑은 고딕" w:cs="맑은 고딕" w:eastAsia="맑은 고딕" w:hAnsi="맑은 고딕"/>
+          <w:sz w:val="18"/>
+          <w:szCs w:val="18"/>
+        </w:rPr>
+        <w:t xml:space="preserve">형판의 “1”은 채널 출력을 그대로 합산 노드에 연결하면 되지만, “0”(꺼져 있어야 함)은 그 조건이 충족되었을 때 전압에 기여해야 하므로 반전 신호를 연결해야 한다. LPV7215는 상보 출력이 없으므로 디지털 보드에 인버터가 필요하다. 두 상태의 “0” 자리 합집합이 7개 채널(ch0~ch5, ch7)이며, 반전 신호는 두 상태가 공유하므로 채널당 하나면 된다.</w:t>
+      </w:r>
+    </w:p>
+    <w:p>
+      <w:pPr>
+        <w:pStyle w:val="Heading3"/>
+        <w:spacing w:after="110" w:before="200"/>
+      </w:pPr>
+      <w:r>
+        <w:rPr>
+          <w:rFonts w:ascii="맑은 고딕" w:cs="맑은 고딕" w:eastAsia="맑은 고딕" w:hAnsi="맑은 고딕"/>
+          <w:b/>
+          <w:bCs/>
+          <w:color w:val="25646F"/>
+          <w:sz w:val="21"/>
+          <w:szCs w:val="21"/>
+        </w:rPr>
+        <w:t xml:space="preserve">3.3.3 PASS 저장 — 셋 우세 래치</w:t>
       </w:r>
     </w:p>
     <w:p>
@@ -2255,21 +3543,8 @@
     </w:p>
     <w:p>
       <w:pPr>
-        <w:spacing w:after="120" w:line="300"/>
-      </w:pPr>
-      <w:r>
-        <w:rPr>
-          <w:rFonts w:ascii="맑은 고딕" w:cs="맑은 고딕" w:eastAsia="맑은 고딕" w:hAnsi="맑은 고딕"/>
-          <w:sz w:val="20"/>
-          <w:szCs w:val="20"/>
-        </w:rPr>
-        <w:t xml:space="preserve">창이 도입되면 판정 기준이 “그 순간의 MATCH”가 아니라 “창 안에서 한 번이라도 MATCH가 섰는가”로 바뀐다. 에지 트리거 소자는 창의 특정 순간만 표본화하므로 직전·직후의 일치를 놓친다. 따라서 PASS는 SET = MATCH · 창 인 셋 우세 SR 래치로 구현하며, CLR 신호에서만 해제된다.</w:t>
-      </w:r>
-    </w:p>
-    <w:p>
-      <w:pPr>
         <w:pBdr>
-          <w:left w:val="single" w:color="9A9A9A" w:sz="12" w:space="8"/>
+          <w:left w:val="single" w:color="A9571F" w:sz="14" w:space="8"/>
         </w:pBdr>
         <w:spacing w:after="160" w:before="60"/>
         <w:ind w:left="240"/>
@@ -2277,27 +3552,38 @@
       <w:r>
         <w:rPr>
           <w:rFonts w:ascii="맑은 고딕" w:cs="맑은 고딕" w:eastAsia="맑은 고딕" w:hAnsi="맑은 고딕"/>
-          <w:color w:val="444444"/>
+          <w:b/>
+          <w:bCs/>
+          <w:color w:val="A9571F"/>
           <w:sz w:val="18"/>
           <w:szCs w:val="18"/>
         </w:rPr>
-        <w:t xml:space="preserve">계획서 5.5절 및 5.1절 블록표의 “D flipflop (상태 수만큼)” 기술은 본 변경으로 대체된다.</w:t>
+        <w:t xml:space="preserve">【변경】 </w:t>
+      </w:r>
+      <w:r>
+        <w:rPr>
+          <w:rFonts w:ascii="맑은 고딕" w:cs="맑은 고딕" w:eastAsia="맑은 고딕" w:hAnsi="맑은 고딕"/>
+          <w:sz w:val="18"/>
+          <w:szCs w:val="18"/>
+        </w:rPr>
+        <w:t xml:space="preserve">창이 도입되면 판정 기준이 “그 순간의 MATCH”가 아니라 “창 안에서 한 번이라도 MATCH가 섰는가”로 바뀐다. 에지 트리거 소자는 창의 특정 순간만 표본화하므로 직전·직후의 일치를 놓친다. 따라서 PASS는 SET = MATCH · 창 인 셋 우세 SR 래치로 구현하며 CLR에서만 해제된다. 계획서 5.5절의 기술은 본 변경으로 대체된다.</w:t>
       </w:r>
     </w:p>
     <w:p>
       <w:pPr>
-        <w:pStyle w:val="Heading2"/>
-        <w:spacing w:after="140" w:before="280"/>
+        <w:pStyle w:val="Heading3"/>
+        <w:spacing w:after="110" w:before="200"/>
       </w:pPr>
       <w:r>
         <w:rPr>
           <w:rFonts w:ascii="맑은 고딕" w:cs="맑은 고딕" w:eastAsia="맑은 고딕" w:hAnsi="맑은 고딕"/>
           <w:b/>
           <w:bCs/>
-          <w:sz w:val="23"/>
-          <w:szCs w:val="23"/>
+          <w:color w:val="25646F"/>
+          <w:sz w:val="21"/>
+          <w:szCs w:val="21"/>
         </w:rPr>
-        <w:t xml:space="preserve">3.3 프레임 클럭 — 수정 발진 분주</w:t>
+        <w:t xml:space="preserve">3.3.4 프레임 클럭 — 수정 발진 분주</w:t>
       </w:r>
     </w:p>
     <w:p>
@@ -2310,7 +3596,7 @@
           <w:sz w:val="20"/>
           <w:szCs w:val="20"/>
         </w:rPr>
-        <w:t xml:space="preserve">계획서의 슈미트 트리거 + R·C 발진은 소자 공차와 온도 드리프트가 그대로 시간 기준에 반영된다. 상태별 상대 시각 τ와 timeout이 모두 프레임 단위이므로 클럭 오차는 판정 시각 오차로 직결된다. 이에 32.768 kHz 수정 발진자와 74HC4060 분주기로 교체하였다.</w:t>
+        <w:t xml:space="preserve">상태별 상대 시각 τ와 timeout이 모두 프레임 단위이므로 클럭 오차는 판정 시각 오차로 직결된다. 슈미트 트리거 + R·C 발진은 소자 공차와 온도 드리프트가 그대로 시간 기준에 반영되므로, 32.768 kHz 수정 발진자와 74HC4060 분주기로 교체하였다.</w:t>
       </w:r>
     </w:p>
     <w:p>
@@ -2323,7 +3609,7 @@
           <w:sz w:val="20"/>
           <w:szCs w:val="20"/>
         </w:rPr>
-        <w:t xml:space="preserve">32.768 kHz는 2의 거듭제곱으로만 분주되므로 100 Hz가 정확히 생성되지 않는다. 분주비 후보를 각각 재학습하여 비교한 결과는 다음과 같다.</w:t>
+        <w:t xml:space="preserve">32.768 kHz는 2의 거듭제곱으로만 분주되어 100 Hz가 정확히 생성되지 않는다. 분주비 후보를 각각 재학습하여 비교하였다.</w:t>
       </w:r>
     </w:p>
     <w:tbl>
@@ -2896,31 +4182,47 @@
     </w:tbl>
     <w:p>
       <w:pPr>
-        <w:spacing w:after="120" w:line="300"/>
-      </w:pPr>
-      <w:r>
-        <w:rPr>
-          <w:rFonts w:ascii="맑은 고딕" w:cs="맑은 고딕" w:eastAsia="맑은 고딕" w:hAnsi="맑은 고딕"/>
-          <w:sz w:val="20"/>
-          <w:szCs w:val="20"/>
-        </w:rPr>
-        <w:t xml:space="preserve">÷256은 10 ms와 성능 차이가 없으면서(차이 0.004, 표준편차의 1/16) 조달이 용이한 손목시계용 수정을 사용할 수 있다. 부품은 수정 1개와 74HC4060 1개로 구성된다.</w:t>
-      </w:r>
-    </w:p>
-    <w:p>
-      <w:pPr>
-        <w:pStyle w:val="Heading2"/>
-        <w:spacing w:after="140" w:before="280"/>
+        <w:pBdr>
+          <w:left w:val="single" w:color="A9571F" w:sz="14" w:space="8"/>
+        </w:pBdr>
+        <w:spacing w:after="160" w:before="60"/>
+        <w:ind w:left="240"/>
       </w:pPr>
       <w:r>
         <w:rPr>
           <w:rFonts w:ascii="맑은 고딕" w:cs="맑은 고딕" w:eastAsia="맑은 고딕" w:hAnsi="맑은 고딕"/>
           <w:b/>
           <w:bCs/>
-          <w:sz w:val="23"/>
-          <w:szCs w:val="23"/>
+          <w:color w:val="A9571F"/>
+          <w:sz w:val="18"/>
+          <w:szCs w:val="18"/>
         </w:rPr>
-        <w:t xml:space="preserve">3.4 채널 프레임 래치 — 검토 중</w:t>
+        <w:t xml:space="preserve">【변경】 </w:t>
+      </w:r>
+      <w:r>
+        <w:rPr>
+          <w:rFonts w:ascii="맑은 고딕" w:cs="맑은 고딕" w:eastAsia="맑은 고딕" w:hAnsi="맑은 고딕"/>
+          <w:sz w:val="18"/>
+          <w:szCs w:val="18"/>
+        </w:rPr>
+        <w:t xml:space="preserve">÷256은 10 ms와 성능 차이가 없으면서(차이 0.004, 표준편차의 1/16) 조달이 용이한 손목시계용 수정을 사용할 수 있다. 부품은 수정 1개와 74HC4060 1개이다.</w:t>
+      </w:r>
+    </w:p>
+    <w:p>
+      <w:pPr>
+        <w:pStyle w:val="Heading3"/>
+        <w:spacing w:after="110" w:before="200"/>
+      </w:pPr>
+      <w:r>
+        <w:rPr>
+          <w:rFonts w:ascii="맑은 고딕" w:cs="맑은 고딕" w:eastAsia="맑은 고딕" w:hAnsi="맑은 고딕"/>
+          <w:b/>
+          <w:bCs/>
+          <w:color w:val="25646F"/>
+          <w:sz w:val="21"/>
+          <w:szCs w:val="21"/>
+        </w:rPr>
+        <w:t xml:space="preserve">3.3.5 프레임 래치 검토 결과 — 불필요</w:t>
       </w:r>
     </w:p>
     <w:p>
@@ -2933,7 +4235,35 @@
           <w:sz w:val="20"/>
           <w:szCs w:val="20"/>
         </w:rPr>
-        <w:t xml:space="preserve">학습 모델이 사용하는 채널 값은 “해당 프레임 구간 안에서 그 채널이 한 번이라도 1이었는가”이다. 반면 형판 저항망에 비교기 출력을 직접 연결하면 여러 채널이 동시에 높은 경우에만 합산되므로, 채널별 펄스 시각이 어긋나 있으면 판정이 성립하지 않는다.</w:t>
+        <w:t xml:space="preserve">학습 모델이 사용하는 채널 값은 “해당 프레임 안에서 그 채널이 한 번이라도 1이었는가”이다. 반면 형판 저항망에 비교기 출력을 직접 연결하면 여러 채널이 동시에 높은 경우에만 합산되므로, 채널별 펄스 시각이 어긋나 있으면 판정이 성립하지 않는다. 이에 채널마다 프레임 단위 래치가 필요한지 검토하였다.</w:t>
+      </w:r>
+    </w:p>
+    <w:p>
+      <w:pPr>
+        <w:pBdr>
+          <w:left w:val="single" w:color="A9571F" w:sz="14" w:space="8"/>
+        </w:pBdr>
+        <w:spacing w:after="160" w:before="60"/>
+        <w:ind w:left="240"/>
+      </w:pPr>
+      <w:r>
+        <w:rPr>
+          <w:rFonts w:ascii="맑은 고딕" w:cs="맑은 고딕" w:eastAsia="맑은 고딕" w:hAnsi="맑은 고딕"/>
+          <w:b/>
+          <w:bCs/>
+          <w:color w:val="A9571F"/>
+          <w:sz w:val="18"/>
+          <w:szCs w:val="18"/>
+        </w:rPr>
+        <w:t xml:space="preserve">【변경】 </w:t>
+      </w:r>
+      <w:r>
+        <w:rPr>
+          <w:rFonts w:ascii="맑은 고딕" w:cs="맑은 고딕" w:eastAsia="맑은 고딕" w:hAnsi="맑은 고딕"/>
+          <w:sz w:val="18"/>
+          <w:szCs w:val="18"/>
+        </w:rPr>
+        <w:t xml:space="preserve">LPV7215 출력이 한 번 1이 되면 약 10 ms 유지됨을 확인하였다. 프레임이 7.8125 ms이므로 출력이 한 프레임을 넘겨 유지되어 같은 프레임 안의 채널들이 서로 겹친다. 따라서 저항망에 직결해도 “그 프레임에 켜졌는가”가 그대로 읽히며, 검토하였던 누적 래치(74HC279 ×2)와 전송 레지스터(74HC273)는 필요하지 않다.</w:t>
       </w:r>
     </w:p>
     <w:p>
@@ -2946,7 +4276,23 @@
           <w:sz w:val="20"/>
           <w:szCs w:val="20"/>
         </w:rPr>
-        <w:t xml:space="preserve">이 차이가 실제로 문제가 되는지는 아날로그 Envelope Detector의 평활 시상수에 달려 있다. 시상수가 충분히 길어 한 프레임 동안 비교기 출력이 유지된다면 추가 회로가 필요 없고, 포락선이 출렁여 짧은 펄스열로 나타난다면 채널마다 프레임 단위 래치가 필요하다.</w:t>
+        <w:t xml:space="preserve">남는 영향은 한 프레임 번짐이다. 프레임 끝에 켜진 채널이 다음 프레임까지 1로 남을 수 있으나, 채점 창이 τ±2 프레임(±15.6 ms)이므로 한 프레임(7.8 ms) 번짐은 창 안에 들어가 판정에 영향을 주지 않는다.</w:t>
+      </w:r>
+    </w:p>
+    <w:p>
+      <w:pPr>
+        <w:pStyle w:val="Heading2"/>
+        <w:spacing w:after="130" w:before="260"/>
+      </w:pPr>
+      <w:r>
+        <w:rPr>
+          <w:rFonts w:ascii="맑은 고딕" w:cs="맑은 고딕" w:eastAsia="맑은 고딕" w:hAnsi="맑은 고딕"/>
+          <w:b/>
+          <w:bCs/>
+          <w:sz w:val="23"/>
+          <w:szCs w:val="23"/>
+        </w:rPr>
+        <w:t xml:space="preserve">3.4 오프라인 파라미터 학습</w:t>
       </w:r>
     </w:p>
     <w:p>
@@ -2959,13 +4305,698 @@
           <w:sz w:val="20"/>
           <w:szCs w:val="20"/>
         </w:rPr>
-        <w:t xml:space="preserve">후자일 경우 누적용 SR 래치 8개(74HC279 ×2)와 프레임 경계 전송 레지스터(74HC273 ×1)를 추가한다. 두 벌을 두는 이유는 프레임 중간의 미완성 상태가 형판에 보이면 형판의 “0(꺼져 있어야 함)” 조건이 먼저 충족되어 일치 개수가 일시적으로 과대 평가될 수 있기 때문이다.</w:t>
+        <w:t xml:space="preserve">디지털 판별부와 동일한 연산 순서를 신경망으로 구성하여 학습한다. 학습 대상은 채널 임계값, 형판, 허용 일치 개수이며, 미분이 불가능한 상대 시각 τ와 START 조건은 별도 탐색으로 결정한다. 학습 결과는 프로그램이 아니라 저항값과 배선으로 회로에 고정된다.</w:t>
       </w:r>
     </w:p>
+    <w:tbl>
+      <w:tblPr>
+        <w:tblW w:type="dxa" w:w="9020"/>
+        <w:tblBorders>
+          <w:top w:val="single" w:color="auto" w:sz="4"/>
+          <w:left w:val="single" w:color="auto" w:sz="4"/>
+          <w:bottom w:val="single" w:color="auto" w:sz="4"/>
+          <w:right w:val="single" w:color="auto" w:sz="4"/>
+          <w:insideH w:val="single" w:color="auto" w:sz="4"/>
+          <w:insideV w:val="single" w:color="auto" w:sz="4"/>
+        </w:tblBorders>
+      </w:tblPr>
+      <w:tblGrid>
+        <w:gridCol w:w="2300"/>
+        <w:gridCol w:w="3400"/>
+        <w:gridCol w:w="3320"/>
+      </w:tblGrid>
+      <w:tr>
+        <w:trPr>
+          <w:tblHeader/>
+        </w:trPr>
+        <w:tc>
+          <w:tcPr>
+            <w:tcW w:type="dxa" w:w="2300"/>
+            <w:shd w:fill="F2F2F2" w:color="auto" w:val="clear"/>
+            <w:tcMar>
+              <w:top w:type="dxa" w:w="60"/>
+              <w:left w:type="dxa" w:w="100"/>
+              <w:bottom w:type="dxa" w:w="60"/>
+              <w:right w:type="dxa" w:w="100"/>
+            </w:tcMar>
+          </w:tcPr>
+          <w:p>
+            <w:pPr>
+              <w:spacing w:after="0" w:line="260"/>
+            </w:pPr>
+            <w:r>
+              <w:rPr>
+                <w:rFonts w:ascii="맑은 고딕" w:cs="맑은 고딕" w:eastAsia="맑은 고딕" w:hAnsi="맑은 고딕"/>
+                <w:b/>
+                <w:bCs/>
+                <w:sz w:val="18"/>
+                <w:szCs w:val="18"/>
+              </w:rPr>
+              <w:t xml:space="preserve">학습 단계</w:t>
+            </w:r>
+          </w:p>
+        </w:tc>
+        <w:tc>
+          <w:tcPr>
+            <w:tcW w:type="dxa" w:w="3400"/>
+            <w:shd w:fill="F2F2F2" w:color="auto" w:val="clear"/>
+            <w:tcMar>
+              <w:top w:type="dxa" w:w="60"/>
+              <w:left w:type="dxa" w:w="100"/>
+              <w:bottom w:type="dxa" w:w="60"/>
+              <w:right w:type="dxa" w:w="100"/>
+            </w:tcMar>
+          </w:tcPr>
+          <w:p>
+            <w:pPr>
+              <w:spacing w:after="0" w:line="260"/>
+            </w:pPr>
+            <w:r>
+              <w:rPr>
+                <w:rFonts w:ascii="맑은 고딕" w:cs="맑은 고딕" w:eastAsia="맑은 고딕" w:hAnsi="맑은 고딕"/>
+                <w:b/>
+                <w:bCs/>
+                <w:sz w:val="18"/>
+                <w:szCs w:val="18"/>
+              </w:rPr>
+              <w:t xml:space="preserve">하는 일</w:t>
+            </w:r>
+          </w:p>
+        </w:tc>
+        <w:tc>
+          <w:tcPr>
+            <w:tcW w:type="dxa" w:w="3320"/>
+            <w:shd w:fill="F2F2F2" w:color="auto" w:val="clear"/>
+            <w:tcMar>
+              <w:top w:type="dxa" w:w="60"/>
+              <w:left w:type="dxa" w:w="100"/>
+              <w:bottom w:type="dxa" w:w="60"/>
+              <w:right w:type="dxa" w:w="100"/>
+            </w:tcMar>
+          </w:tcPr>
+          <w:p>
+            <w:pPr>
+              <w:spacing w:after="0" w:line="260"/>
+            </w:pPr>
+            <w:r>
+              <w:rPr>
+                <w:rFonts w:ascii="맑은 고딕" w:cs="맑은 고딕" w:eastAsia="맑은 고딕" w:hAnsi="맑은 고딕"/>
+                <w:b/>
+                <w:bCs/>
+                <w:sz w:val="18"/>
+                <w:szCs w:val="18"/>
+              </w:rPr>
+              <w:t xml:space="preserve">회로에서는</w:t>
+            </w:r>
+          </w:p>
+        </w:tc>
+      </w:tr>
+      <w:tr>
+        <w:trPr>
+          <w:tblHeader w:val="off"/>
+        </w:trPr>
+        <w:tc>
+          <w:tcPr>
+            <w:tcW w:type="dxa" w:w="2300"/>
+            <w:tcMar>
+              <w:top w:type="dxa" w:w="60"/>
+              <w:left w:type="dxa" w:w="100"/>
+              <w:bottom w:type="dxa" w:w="60"/>
+              <w:right w:type="dxa" w:w="100"/>
+            </w:tcMar>
+          </w:tcPr>
+          <w:p>
+            <w:pPr>
+              <w:spacing w:after="0" w:line="260"/>
+            </w:pPr>
+            <w:r>
+              <w:rPr>
+                <w:rFonts w:ascii="맑은 고딕" w:cs="맑은 고딕" w:eastAsia="맑은 고딕" w:hAnsi="맑은 고딕"/>
+                <w:b w:val="false"/>
+                <w:bCs w:val="false"/>
+                <w:sz w:val="18"/>
+                <w:szCs w:val="18"/>
+              </w:rPr>
+              <w:t xml:space="preserve">Binary feature</w:t>
+            </w:r>
+          </w:p>
+        </w:tc>
+        <w:tc>
+          <w:tcPr>
+            <w:tcW w:type="dxa" w:w="3400"/>
+            <w:tcMar>
+              <w:top w:type="dxa" w:w="60"/>
+              <w:left w:type="dxa" w:w="100"/>
+              <w:bottom w:type="dxa" w:w="60"/>
+              <w:right w:type="dxa" w:w="100"/>
+            </w:tcMar>
+          </w:tcPr>
+          <w:p>
+            <w:pPr>
+              <w:spacing w:after="0" w:line="260"/>
+            </w:pPr>
+            <w:r>
+              <w:rPr>
+                <w:rFonts w:ascii="맑은 고딕" w:cs="맑은 고딕" w:eastAsia="맑은 고딕" w:hAnsi="맑은 고딕"/>
+                <w:b w:val="false"/>
+                <w:bCs w:val="false"/>
+                <w:sz w:val="18"/>
+                <w:szCs w:val="18"/>
+              </w:rPr>
+              <w:t xml:space="preserve">아날로그 전단이 내보낼 0/1 이미지</w:t>
+            </w:r>
+          </w:p>
+        </w:tc>
+        <w:tc>
+          <w:tcPr>
+            <w:tcW w:type="dxa" w:w="3320"/>
+            <w:tcMar>
+              <w:top w:type="dxa" w:w="60"/>
+              <w:left w:type="dxa" w:w="100"/>
+              <w:bottom w:type="dxa" w:w="60"/>
+              <w:right w:type="dxa" w:w="100"/>
+            </w:tcMar>
+          </w:tcPr>
+          <w:p>
+            <w:pPr>
+              <w:spacing w:after="0" w:line="260"/>
+            </w:pPr>
+            <w:r>
+              <w:rPr>
+                <w:rFonts w:ascii="맑은 고딕" w:cs="맑은 고딕" w:eastAsia="맑은 고딕" w:hAnsi="맑은 고딕"/>
+                <w:b w:val="false"/>
+                <w:bCs w:val="false"/>
+                <w:sz w:val="18"/>
+                <w:szCs w:val="18"/>
+              </w:rPr>
+              <w:t xml:space="preserve">AFE 출력</w:t>
+            </w:r>
+          </w:p>
+        </w:tc>
+      </w:tr>
+      <w:tr>
+        <w:trPr>
+          <w:tblHeader w:val="off"/>
+        </w:trPr>
+        <w:tc>
+          <w:tcPr>
+            <w:tcW w:type="dxa" w:w="2300"/>
+            <w:tcMar>
+              <w:top w:type="dxa" w:w="60"/>
+              <w:left w:type="dxa" w:w="100"/>
+              <w:bottom w:type="dxa" w:w="60"/>
+              <w:right w:type="dxa" w:w="100"/>
+            </w:tcMar>
+          </w:tcPr>
+          <w:p>
+            <w:pPr>
+              <w:spacing w:after="0" w:line="260"/>
+            </w:pPr>
+            <w:r>
+              <w:rPr>
+                <w:rFonts w:ascii="맑은 고딕" w:cs="맑은 고딕" w:eastAsia="맑은 고딕" w:hAnsi="맑은 고딕"/>
+                <w:b w:val="false"/>
+                <w:bCs w:val="false"/>
+                <w:sz w:val="18"/>
+                <w:szCs w:val="18"/>
+              </w:rPr>
+              <w:t xml:space="preserve">START detect + Align</w:t>
+            </w:r>
+          </w:p>
+        </w:tc>
+        <w:tc>
+          <w:tcPr>
+            <w:tcW w:type="dxa" w:w="3400"/>
+            <w:tcMar>
+              <w:top w:type="dxa" w:w="60"/>
+              <w:left w:type="dxa" w:w="100"/>
+              <w:bottom w:type="dxa" w:w="60"/>
+              <w:right w:type="dxa" w:w="100"/>
+            </w:tcMar>
+          </w:tcPr>
+          <w:p>
+            <w:pPr>
+              <w:spacing w:after="0" w:line="260"/>
+            </w:pPr>
+            <w:r>
+              <w:rPr>
+                <w:rFonts w:ascii="맑은 고딕" w:cs="맑은 고딕" w:eastAsia="맑은 고딕" w:hAnsi="맑은 고딕"/>
+                <w:b w:val="false"/>
+                <w:bCs w:val="false"/>
+                <w:sz w:val="18"/>
+                <w:szCs w:val="18"/>
+              </w:rPr>
+              <w:t xml:space="preserve">발화 시작점을 찾아 시간 원점을 맞춤</w:t>
+            </w:r>
+          </w:p>
+        </w:tc>
+        <w:tc>
+          <w:tcPr>
+            <w:tcW w:type="dxa" w:w="3320"/>
+            <w:tcMar>
+              <w:top w:type="dxa" w:w="60"/>
+              <w:left w:type="dxa" w:w="100"/>
+              <w:bottom w:type="dxa" w:w="60"/>
+              <w:right w:type="dxa" w:w="100"/>
+            </w:tcMar>
+          </w:tcPr>
+          <w:p>
+            <w:pPr>
+              <w:spacing w:after="0" w:line="260"/>
+            </w:pPr>
+            <w:r>
+              <w:rPr>
+                <w:rFonts w:ascii="맑은 고딕" w:cs="맑은 고딕" w:eastAsia="맑은 고딕" w:hAnsi="맑은 고딕"/>
+                <w:b w:val="false"/>
+                <w:bCs w:val="false"/>
+                <w:sz w:val="18"/>
+                <w:szCs w:val="18"/>
+              </w:rPr>
+              <w:t xml:space="preserve">START detect, RUN latch</w:t>
+            </w:r>
+          </w:p>
+        </w:tc>
+      </w:tr>
+      <w:tr>
+        <w:trPr>
+          <w:tblHeader w:val="off"/>
+        </w:trPr>
+        <w:tc>
+          <w:tcPr>
+            <w:tcW w:type="dxa" w:w="2300"/>
+            <w:tcMar>
+              <w:top w:type="dxa" w:w="60"/>
+              <w:left w:type="dxa" w:w="100"/>
+              <w:bottom w:type="dxa" w:w="60"/>
+              <w:right w:type="dxa" w:w="100"/>
+            </w:tcMar>
+          </w:tcPr>
+          <w:p>
+            <w:pPr>
+              <w:spacing w:after="0" w:line="260"/>
+            </w:pPr>
+            <w:r>
+              <w:rPr>
+                <w:rFonts w:ascii="맑은 고딕" w:cs="맑은 고딕" w:eastAsia="맑은 고딕" w:hAnsi="맑은 고딕"/>
+                <w:b w:val="false"/>
+                <w:bCs w:val="false"/>
+                <w:sz w:val="18"/>
+                <w:szCs w:val="18"/>
+              </w:rPr>
+              <w:t xml:space="preserve">Gather at τ(s)</w:t>
+            </w:r>
+          </w:p>
+        </w:tc>
+        <w:tc>
+          <w:tcPr>
+            <w:tcW w:type="dxa" w:w="3400"/>
+            <w:tcMar>
+              <w:top w:type="dxa" w:w="60"/>
+              <w:left w:type="dxa" w:w="100"/>
+              <w:bottom w:type="dxa" w:w="60"/>
+              <w:right w:type="dxa" w:w="100"/>
+            </w:tcMar>
+          </w:tcPr>
+          <w:p>
+            <w:pPr>
+              <w:spacing w:after="0" w:line="260"/>
+            </w:pPr>
+            <w:r>
+              <w:rPr>
+                <w:rFonts w:ascii="맑은 고딕" w:cs="맑은 고딕" w:eastAsia="맑은 고딕" w:hAnsi="맑은 고딕"/>
+                <w:b w:val="false"/>
+                <w:bCs w:val="false"/>
+                <w:sz w:val="18"/>
+                <w:szCs w:val="18"/>
+              </w:rPr>
+              <w:t xml:space="preserve">정해진 시각의 채널 값을 뽑음</w:t>
+            </w:r>
+          </w:p>
+        </w:tc>
+        <w:tc>
+          <w:tcPr>
+            <w:tcW w:type="dxa" w:w="3320"/>
+            <w:tcMar>
+              <w:top w:type="dxa" w:w="60"/>
+              <w:left w:type="dxa" w:w="100"/>
+              <w:bottom w:type="dxa" w:w="60"/>
+              <w:right w:type="dxa" w:w="100"/>
+            </w:tcMar>
+          </w:tcPr>
+          <w:p>
+            <w:pPr>
+              <w:spacing w:after="0" w:line="260"/>
+            </w:pPr>
+            <w:r>
+              <w:rPr>
+                <w:rFonts w:ascii="맑은 고딕" w:cs="맑은 고딕" w:eastAsia="맑은 고딕" w:hAnsi="맑은 고딕"/>
+                <w:b w:val="false"/>
+                <w:bCs w:val="false"/>
+                <w:sz w:val="18"/>
+                <w:szCs w:val="18"/>
+              </w:rPr>
+              <w:t xml:space="preserve">Time decode, 채점 창</w:t>
+            </w:r>
+          </w:p>
+        </w:tc>
+      </w:tr>
+      <w:tr>
+        <w:trPr>
+          <w:tblHeader w:val="off"/>
+        </w:trPr>
+        <w:tc>
+          <w:tcPr>
+            <w:tcW w:type="dxa" w:w="2300"/>
+            <w:tcMar>
+              <w:top w:type="dxa" w:w="60"/>
+              <w:left w:type="dxa" w:w="100"/>
+              <w:bottom w:type="dxa" w:w="60"/>
+              <w:right w:type="dxa" w:w="100"/>
+            </w:tcMar>
+          </w:tcPr>
+          <w:p>
+            <w:pPr>
+              <w:spacing w:after="0" w:line="260"/>
+            </w:pPr>
+            <w:r>
+              <w:rPr>
+                <w:rFonts w:ascii="맑은 고딕" w:cs="맑은 고딕" w:eastAsia="맑은 고딕" w:hAnsi="맑은 고딕"/>
+                <w:b w:val="false"/>
+                <w:bCs w:val="false"/>
+                <w:sz w:val="18"/>
+                <w:szCs w:val="18"/>
+              </w:rPr>
+              <w:t xml:space="preserve">Ternary template</w:t>
+            </w:r>
+          </w:p>
+        </w:tc>
+        <w:tc>
+          <w:tcPr>
+            <w:tcW w:type="dxa" w:w="3400"/>
+            <w:tcMar>
+              <w:top w:type="dxa" w:w="60"/>
+              <w:left w:type="dxa" w:w="100"/>
+              <w:bottom w:type="dxa" w:w="60"/>
+              <w:right w:type="dxa" w:w="100"/>
+            </w:tcMar>
+          </w:tcPr>
+          <w:p>
+            <w:pPr>
+              <w:spacing w:after="0" w:line="260"/>
+            </w:pPr>
+            <w:r>
+              <w:rPr>
+                <w:rFonts w:ascii="맑은 고딕" w:cs="맑은 고딕" w:eastAsia="맑은 고딕" w:hAnsi="맑은 고딕"/>
+                <w:b w:val="false"/>
+                <w:bCs w:val="false"/>
+                <w:sz w:val="18"/>
+                <w:szCs w:val="18"/>
+              </w:rPr>
+              <w:t xml:space="preserve">채널마다 1 / 0 / X 중 하나를 학습</w:t>
+            </w:r>
+          </w:p>
+        </w:tc>
+        <w:tc>
+          <w:tcPr>
+            <w:tcW w:type="dxa" w:w="3320"/>
+            <w:tcMar>
+              <w:top w:type="dxa" w:w="60"/>
+              <w:left w:type="dxa" w:w="100"/>
+              <w:bottom w:type="dxa" w:w="60"/>
+              <w:right w:type="dxa" w:w="100"/>
+            </w:tcMar>
+          </w:tcPr>
+          <w:p>
+            <w:pPr>
+              <w:spacing w:after="0" w:line="260"/>
+            </w:pPr>
+            <w:r>
+              <w:rPr>
+                <w:rFonts w:ascii="맑은 고딕" w:cs="맑은 고딕" w:eastAsia="맑은 고딕" w:hAnsi="맑은 고딕"/>
+                <w:b w:val="false"/>
+                <w:bCs w:val="false"/>
+                <w:sz w:val="18"/>
+                <w:szCs w:val="18"/>
+              </w:rPr>
+              <w:t xml:space="preserve">저항의 연결 여부와 반전 여부</w:t>
+            </w:r>
+          </w:p>
+        </w:tc>
+      </w:tr>
+      <w:tr>
+        <w:trPr>
+          <w:tblHeader w:val="off"/>
+        </w:trPr>
+        <w:tc>
+          <w:tcPr>
+            <w:tcW w:type="dxa" w:w="2300"/>
+            <w:tcMar>
+              <w:top w:type="dxa" w:w="60"/>
+              <w:left w:type="dxa" w:w="100"/>
+              <w:bottom w:type="dxa" w:w="60"/>
+              <w:right w:type="dxa" w:w="100"/>
+            </w:tcMar>
+          </w:tcPr>
+          <w:p>
+            <w:pPr>
+              <w:spacing w:after="0" w:line="260"/>
+            </w:pPr>
+            <w:r>
+              <w:rPr>
+                <w:rFonts w:ascii="맑은 고딕" w:cs="맑은 고딕" w:eastAsia="맑은 고딕" w:hAnsi="맑은 고딕"/>
+                <w:b w:val="false"/>
+                <w:bCs w:val="false"/>
+                <w:sz w:val="18"/>
+                <w:szCs w:val="18"/>
+              </w:rPr>
+              <w:t xml:space="preserve">Match count</w:t>
+            </w:r>
+          </w:p>
+        </w:tc>
+        <w:tc>
+          <w:tcPr>
+            <w:tcW w:type="dxa" w:w="3400"/>
+            <w:tcMar>
+              <w:top w:type="dxa" w:w="60"/>
+              <w:left w:type="dxa" w:w="100"/>
+              <w:bottom w:type="dxa" w:w="60"/>
+              <w:right w:type="dxa" w:w="100"/>
+            </w:tcMar>
+          </w:tcPr>
+          <w:p>
+            <w:pPr>
+              <w:spacing w:after="0" w:line="260"/>
+            </w:pPr>
+            <w:r>
+              <w:rPr>
+                <w:rFonts w:ascii="맑은 고딕" w:cs="맑은 고딕" w:eastAsia="맑은 고딕" w:hAnsi="맑은 고딕"/>
+                <w:b w:val="false"/>
+                <w:bCs w:val="false"/>
+                <w:sz w:val="18"/>
+                <w:szCs w:val="18"/>
+              </w:rPr>
+              <w:t xml:space="preserve">형판과 일치하는 채널 수를 셈</w:t>
+            </w:r>
+          </w:p>
+        </w:tc>
+        <w:tc>
+          <w:tcPr>
+            <w:tcW w:type="dxa" w:w="3320"/>
+            <w:tcMar>
+              <w:top w:type="dxa" w:w="60"/>
+              <w:left w:type="dxa" w:w="100"/>
+              <w:bottom w:type="dxa" w:w="60"/>
+              <w:right w:type="dxa" w:w="100"/>
+            </w:tcMar>
+          </w:tcPr>
+          <w:p>
+            <w:pPr>
+              <w:spacing w:after="0" w:line="260"/>
+            </w:pPr>
+            <w:r>
+              <w:rPr>
+                <w:rFonts w:ascii="맑은 고딕" w:cs="맑은 고딕" w:eastAsia="맑은 고딕" w:hAnsi="맑은 고딕"/>
+                <w:b w:val="false"/>
+                <w:bCs w:val="false"/>
+                <w:sz w:val="18"/>
+                <w:szCs w:val="18"/>
+              </w:rPr>
+              <w:t xml:space="preserve">동일값 저항의 합산 전압</w:t>
+            </w:r>
+          </w:p>
+        </w:tc>
+      </w:tr>
+      <w:tr>
+        <w:trPr>
+          <w:tblHeader w:val="off"/>
+        </w:trPr>
+        <w:tc>
+          <w:tcPr>
+            <w:tcW w:type="dxa" w:w="2300"/>
+            <w:tcMar>
+              <w:top w:type="dxa" w:w="60"/>
+              <w:left w:type="dxa" w:w="100"/>
+              <w:bottom w:type="dxa" w:w="60"/>
+              <w:right w:type="dxa" w:w="100"/>
+            </w:tcMar>
+          </w:tcPr>
+          <w:p>
+            <w:pPr>
+              <w:spacing w:after="0" w:line="260"/>
+            </w:pPr>
+            <w:r>
+              <w:rPr>
+                <w:rFonts w:ascii="맑은 고딕" w:cs="맑은 고딕" w:eastAsia="맑은 고딕" w:hAnsi="맑은 고딕"/>
+                <w:b w:val="false"/>
+                <w:bCs w:val="false"/>
+                <w:sz w:val="18"/>
+                <w:szCs w:val="18"/>
+              </w:rPr>
+              <w:t xml:space="preserve">Tolerance k(s)</w:t>
+            </w:r>
+          </w:p>
+        </w:tc>
+        <w:tc>
+          <w:tcPr>
+            <w:tcW w:type="dxa" w:w="3400"/>
+            <w:tcMar>
+              <w:top w:type="dxa" w:w="60"/>
+              <w:left w:type="dxa" w:w="100"/>
+              <w:bottom w:type="dxa" w:w="60"/>
+              <w:right w:type="dxa" w:w="100"/>
+            </w:tcMar>
+          </w:tcPr>
+          <w:p>
+            <w:pPr>
+              <w:spacing w:after="0" w:line="260"/>
+            </w:pPr>
+            <w:r>
+              <w:rPr>
+                <w:rFonts w:ascii="맑은 고딕" w:cs="맑은 고딕" w:eastAsia="맑은 고딕" w:hAnsi="맑은 고딕"/>
+                <w:b w:val="false"/>
+                <w:bCs w:val="false"/>
+                <w:sz w:val="18"/>
+                <w:szCs w:val="18"/>
+              </w:rPr>
+              <w:t xml:space="preserve">몇 개 이상 맞으면 통과로 볼지</w:t>
+            </w:r>
+          </w:p>
+        </w:tc>
+        <w:tc>
+          <w:tcPr>
+            <w:tcW w:type="dxa" w:w="3320"/>
+            <w:tcMar>
+              <w:top w:type="dxa" w:w="60"/>
+              <w:left w:type="dxa" w:w="100"/>
+              <w:bottom w:type="dxa" w:w="60"/>
+              <w:right w:type="dxa" w:w="100"/>
+            </w:tcMar>
+          </w:tcPr>
+          <w:p>
+            <w:pPr>
+              <w:spacing w:after="0" w:line="260"/>
+            </w:pPr>
+            <w:r>
+              <w:rPr>
+                <w:rFonts w:ascii="맑은 고딕" w:cs="맑은 고딕" w:eastAsia="맑은 고딕" w:hAnsi="맑은 고딕"/>
+                <w:b w:val="false"/>
+                <w:bCs w:val="false"/>
+                <w:sz w:val="18"/>
+                <w:szCs w:val="18"/>
+              </w:rPr>
+              <w:t xml:space="preserve">비교기 기준전압 분압</w:t>
+            </w:r>
+          </w:p>
+        </w:tc>
+      </w:tr>
+      <w:tr>
+        <w:trPr>
+          <w:tblHeader w:val="off"/>
+        </w:trPr>
+        <w:tc>
+          <w:tcPr>
+            <w:tcW w:type="dxa" w:w="2300"/>
+            <w:tcMar>
+              <w:top w:type="dxa" w:w="60"/>
+              <w:left w:type="dxa" w:w="100"/>
+              <w:bottom w:type="dxa" w:w="60"/>
+              <w:right w:type="dxa" w:w="100"/>
+            </w:tcMar>
+          </w:tcPr>
+          <w:p>
+            <w:pPr>
+              <w:spacing w:after="0" w:line="260"/>
+            </w:pPr>
+            <w:r>
+              <w:rPr>
+                <w:rFonts w:ascii="맑은 고딕" w:cs="맑은 고딕" w:eastAsia="맑은 고딕" w:hAnsi="맑은 고딕"/>
+                <w:b w:val="false"/>
+                <w:bCs w:val="false"/>
+                <w:sz w:val="18"/>
+                <w:szCs w:val="18"/>
+              </w:rPr>
+              <w:t xml:space="preserve">AND over states</w:t>
+            </w:r>
+          </w:p>
+        </w:tc>
+        <w:tc>
+          <w:tcPr>
+            <w:tcW w:type="dxa" w:w="3400"/>
+            <w:tcMar>
+              <w:top w:type="dxa" w:w="60"/>
+              <w:left w:type="dxa" w:w="100"/>
+              <w:bottom w:type="dxa" w:w="60"/>
+              <w:right w:type="dxa" w:w="100"/>
+            </w:tcMar>
+          </w:tcPr>
+          <w:p>
+            <w:pPr>
+              <w:spacing w:after="0" w:line="260"/>
+            </w:pPr>
+            <w:r>
+              <w:rPr>
+                <w:rFonts w:ascii="맑은 고딕" w:cs="맑은 고딕" w:eastAsia="맑은 고딕" w:hAnsi="맑은 고딕"/>
+                <w:b w:val="false"/>
+                <w:bCs w:val="false"/>
+                <w:sz w:val="18"/>
+                <w:szCs w:val="18"/>
+              </w:rPr>
+              <w:t xml:space="preserve">모든 상태가 통과해야 WAKE</w:t>
+            </w:r>
+          </w:p>
+        </w:tc>
+        <w:tc>
+          <w:tcPr>
+            <w:tcW w:type="dxa" w:w="3320"/>
+            <w:tcMar>
+              <w:top w:type="dxa" w:w="60"/>
+              <w:left w:type="dxa" w:w="100"/>
+              <w:bottom w:type="dxa" w:w="60"/>
+              <w:right w:type="dxa" w:w="100"/>
+            </w:tcMar>
+          </w:tcPr>
+          <w:p>
+            <w:pPr>
+              <w:spacing w:after="0" w:line="260"/>
+            </w:pPr>
+            <w:r>
+              <w:rPr>
+                <w:rFonts w:ascii="맑은 고딕" w:cs="맑은 고딕" w:eastAsia="맑은 고딕" w:hAnsi="맑은 고딕"/>
+                <w:b w:val="false"/>
+                <w:bCs w:val="false"/>
+                <w:sz w:val="18"/>
+                <w:szCs w:val="18"/>
+              </w:rPr>
+              <w:t xml:space="preserve">Final AND</w:t>
+            </w:r>
+          </w:p>
+        </w:tc>
+      </w:tr>
+    </w:tbl>
     <w:p>
       <w:pPr>
         <w:pBdr>
-          <w:left w:val="single" w:color="9A9A9A" w:sz="12" w:space="8"/>
+          <w:left w:val="single" w:color="A9571F" w:sz="14" w:space="8"/>
         </w:pBdr>
         <w:spacing w:after="160" w:before="60"/>
         <w:ind w:left="240"/>
@@ -2973,45 +5004,54 @@
       <w:r>
         <w:rPr>
           <w:rFonts w:ascii="맑은 고딕" w:cs="맑은 고딕" w:eastAsia="맑은 고딕" w:hAnsi="맑은 고딕"/>
-          <w:color w:val="444444"/>
+          <w:b/>
+          <w:bCs/>
+          <w:color w:val="A9571F"/>
           <w:sz w:val="18"/>
           <w:szCs w:val="18"/>
         </w:rPr>
-        <w:t xml:space="preserve">아날로그 담당자에게 LPV7215 출력이 한 번 1이 된 뒤 유지되는 시간을 확인 요청한 상태이며, 그 결과에 따라 본 블록의 포함 여부가 결정된다.</w:t>
+        <w:t xml:space="preserve">【변경】 </w:t>
       </w:r>
-    </w:p>
-    <w:p>
       <w:r>
-        <w:br w:type="page"/>
+        <w:rPr>
+          <w:rFonts w:ascii="맑은 고딕" w:cs="맑은 고딕" w:eastAsia="맑은 고딕" w:hAnsi="맑은 고딕"/>
+          <w:sz w:val="18"/>
+          <w:szCs w:val="18"/>
+        </w:rPr>
+        <w:t xml:space="preserve">학습 절차에 두 가지를 보강하였다. 첫째, 모든 구성 비교를 난수 시드 5회 반복으로 수행하여 단일 실행의 우연을 배제한다. 둘째, 동작점(허용 개수 k와 timeout)은 클립 단위 지표가 아니라 연속 오디오 지표로 선택하고, 선택에 사용하지 않은 별도 검증 스트림에서 다시 측정하여 확인한다. 클립 지표로 선택한 동작점이 연속 오디오에서 성능이 크게 저하되는 현상을 확인하였기 때문이다.</w:t>
       </w:r>
     </w:p>
     <w:p>
       <w:pPr>
-        <w:pStyle w:val="Heading1"/>
-        <w:spacing w:after="140" w:before="280"/>
+        <w:pStyle w:val="Heading2"/>
+        <w:spacing w:after="130" w:before="260"/>
       </w:pPr>
       <w:r>
         <w:rPr>
           <w:rFonts w:ascii="맑은 고딕" w:cs="맑은 고딕" w:eastAsia="맑은 고딕" w:hAnsi="맑은 고딕"/>
           <w:b/>
           <w:bCs/>
-          <w:sz w:val="26"/>
-          <w:szCs w:val="26"/>
+          <w:sz w:val="23"/>
+          <w:szCs w:val="23"/>
         </w:rPr>
-        <w:t xml:space="preserve">4. 확정 파라미터</w:t>
+        <w:t xml:space="preserve">3.5 시뮬레이션 및 결과 분석</w:t>
       </w:r>
     </w:p>
     <w:p>
       <w:pPr>
-        <w:spacing w:after="120" w:line="300"/>
+        <w:pStyle w:val="Heading3"/>
+        <w:spacing w:after="110" w:before="200"/>
       </w:pPr>
       <w:r>
         <w:rPr>
           <w:rFonts w:ascii="맑은 고딕" w:cs="맑은 고딕" w:eastAsia="맑은 고딕" w:hAnsi="맑은 고딕"/>
-          <w:sz w:val="20"/>
-          <w:szCs w:val="20"/>
+          <w:b/>
+          <w:bCs/>
+          <w:color w:val="25646F"/>
+          <w:sz w:val="21"/>
+          <w:szCs w:val="21"/>
         </w:rPr>
-        <w:t xml:space="preserve">오프라인 학습으로 결정된 디지털 판별부의 전체 파라미터는 다음과 같다. 대상 단어는 “sheila”이며, 아날로그 16채널 후보 중 8채널을 사용한다.</w:t>
+        <w:t xml:space="preserve">3.5.1 확정 파라미터</w:t>
       </w:r>
     </w:p>
     <w:tbl>
@@ -3226,7 +5266,7 @@
                 <w:sz w:val="18"/>
                 <w:szCs w:val="18"/>
               </w:rPr>
-              <w:t xml:space="preserve">채널 수</w:t>
+              <w:t xml:space="preserve">채널 / 상태</w:t>
             </w:r>
           </w:p>
         </w:tc>
@@ -3253,7 +5293,7 @@
                 <w:sz w:val="18"/>
                 <w:szCs w:val="18"/>
               </w:rPr>
-              <w:t xml:space="preserve">8</w:t>
+              <w:t xml:space="preserve">8 / 2</w:t>
             </w:r>
           </w:p>
         </w:tc>
@@ -3279,7 +5319,7 @@
                 <w:sz w:val="18"/>
                 <w:szCs w:val="18"/>
               </w:rPr>
-              <w:t xml:space="preserve">50핀 커넥터 중 8가닥</w:t>
+              <w:t xml:space="preserve">비교기 2개, PASS 래치 2개</w:t>
             </w:r>
           </w:p>
         </w:tc>
@@ -3310,7 +5350,7 @@
                 <w:sz w:val="18"/>
                 <w:szCs w:val="18"/>
               </w:rPr>
-              <w:t xml:space="preserve">상태 수</w:t>
+              <w:t xml:space="preserve">프레임</w:t>
             </w:r>
           </w:p>
         </w:tc>
@@ -3327,17 +5367,16 @@
           <w:p>
             <w:pPr>
               <w:spacing w:after="0" w:line="260"/>
-              <w:jc w:val="right"/>
-            </w:pPr>
-            <w:r>
-              <w:rPr>
-                <w:rFonts w:ascii="맑은 고딕" w:cs="맑은 고딕" w:eastAsia="맑은 고딕" w:hAnsi="맑은 고딕"/>
-                <w:b w:val="false"/>
-                <w:bCs w:val="false"/>
-                <w:sz w:val="18"/>
-                <w:szCs w:val="18"/>
-              </w:rPr>
-              <w:t xml:space="preserve">2</w:t>
+            </w:pPr>
+            <w:r>
+              <w:rPr>
+                <w:rFonts w:ascii="맑은 고딕" w:cs="맑은 고딕" w:eastAsia="맑은 고딕" w:hAnsi="맑은 고딕"/>
+                <w:b w:val="false"/>
+                <w:bCs w:val="false"/>
+                <w:sz w:val="18"/>
+                <w:szCs w:val="18"/>
+              </w:rPr>
+              <w:t xml:space="preserve">7.8125 ms (128 Hz)</w:t>
             </w:r>
           </w:p>
         </w:tc>
@@ -3363,7 +5402,7 @@
                 <w:sz w:val="18"/>
                 <w:szCs w:val="18"/>
               </w:rPr>
-              <w:t xml:space="preserve">비교기 2개, PASS 래치 2개</w:t>
+              <w:t xml:space="preserve">32.768 kHz 수정 ÷256</w:t>
             </w:r>
           </w:p>
         </w:tc>
@@ -3394,7 +5433,7 @@
                 <w:sz w:val="18"/>
                 <w:szCs w:val="18"/>
               </w:rPr>
-              <w:t xml:space="preserve">프레임</w:t>
+              <w:t xml:space="preserve">START 조건</w:t>
             </w:r>
           </w:p>
         </w:tc>
@@ -3420,7 +5459,7 @@
                 <w:sz w:val="18"/>
                 <w:szCs w:val="18"/>
               </w:rPr>
-              <w:t xml:space="preserve">7.8125 ms (128 Hz)</w:t>
+              <w:t xml:space="preserve">1채널 이상 ON이 3프레임 연속</w:t>
             </w:r>
           </w:p>
         </w:tc>
@@ -3446,7 +5485,7 @@
                 <w:sz w:val="18"/>
                 <w:szCs w:val="18"/>
               </w:rPr>
-              <w:t xml:space="preserve">32.768 kHz 수정 ÷256</w:t>
+              <w:t xml:space="preserve">OR + 3단 시프트 레지스터</w:t>
             </w:r>
           </w:p>
         </w:tc>
@@ -3477,7 +5516,7 @@
                 <w:sz w:val="18"/>
                 <w:szCs w:val="18"/>
               </w:rPr>
-              <w:t xml:space="preserve">START 조건</w:t>
+              <w:t xml:space="preserve">τ(1), τ(2)</w:t>
             </w:r>
           </w:p>
         </w:tc>
@@ -3503,7 +5542,7 @@
                 <w:sz w:val="18"/>
                 <w:szCs w:val="18"/>
               </w:rPr>
-              <w:t xml:space="preserve">1채널 이상 ON이 3프레임 연속</w:t>
+              <w:t xml:space="preserve">2, 8 프레임 (16 ms, 62 ms)</w:t>
             </w:r>
           </w:p>
         </w:tc>
@@ -3529,7 +5568,7 @@
                 <w:sz w:val="18"/>
                 <w:szCs w:val="18"/>
               </w:rPr>
-              <w:t xml:space="preserve">OR + 3단 시프트 레지스터</w:t>
+              <w:t xml:space="preserve">디코더 결선</w:t>
             </w:r>
           </w:p>
         </w:tc>
@@ -3560,7 +5599,7 @@
                 <w:sz w:val="18"/>
                 <w:szCs w:val="18"/>
               </w:rPr>
-              <w:t xml:space="preserve">τ(1), τ(2)</w:t>
+              <w:t xml:space="preserve">채점 창</w:t>
             </w:r>
           </w:p>
         </w:tc>
@@ -3586,7 +5625,7 @@
                 <w:sz w:val="18"/>
                 <w:szCs w:val="18"/>
               </w:rPr>
-              <w:t xml:space="preserve">2, 8 프레임 (16 ms, 62 ms)</w:t>
+              <w:t xml:space="preserve">τ ± 2 프레임</w:t>
             </w:r>
           </w:p>
         </w:tc>
@@ -3612,7 +5651,7 @@
                 <w:sz w:val="18"/>
                 <w:szCs w:val="18"/>
               </w:rPr>
-              <w:t xml:space="preserve">디코더 결선</w:t>
+              <w:t xml:space="preserve">디코더 출력 5개 OR</w:t>
             </w:r>
           </w:p>
         </w:tc>
@@ -3643,7 +5682,7 @@
                 <w:sz w:val="18"/>
                 <w:szCs w:val="18"/>
               </w:rPr>
-              <w:t xml:space="preserve">채점 창</w:t>
+              <w:t xml:space="preserve">timeout</w:t>
             </w:r>
           </w:p>
         </w:tc>
@@ -3669,7 +5708,7 @@
                 <w:sz w:val="18"/>
                 <w:szCs w:val="18"/>
               </w:rPr>
-              <w:t xml:space="preserve">τ ± 2 프레임</w:t>
+              <w:t xml:space="preserve">60 프레임 (469 ms)</w:t>
             </w:r>
           </w:p>
         </w:tc>
@@ -3695,7 +5734,7 @@
                 <w:sz w:val="18"/>
                 <w:szCs w:val="18"/>
               </w:rPr>
-              <w:t xml:space="preserve">디코더 출력 5개 OR</w:t>
+              <w:t xml:space="preserve">디코더 결선 (≤ 63 제약)</w:t>
             </w:r>
           </w:p>
         </w:tc>
@@ -3726,7 +5765,7 @@
                 <w:sz w:val="18"/>
                 <w:szCs w:val="18"/>
               </w:rPr>
-              <w:t xml:space="preserve">timeout</w:t>
+              <w:t xml:space="preserve">k(1), k(2)</w:t>
             </w:r>
           </w:p>
         </w:tc>
@@ -3743,16 +5782,17 @@
           <w:p>
             <w:pPr>
               <w:spacing w:after="0" w:line="260"/>
-            </w:pPr>
-            <w:r>
-              <w:rPr>
-                <w:rFonts w:ascii="맑은 고딕" w:cs="맑은 고딕" w:eastAsia="맑은 고딕" w:hAnsi="맑은 고딕"/>
-                <w:b w:val="false"/>
-                <w:bCs w:val="false"/>
-                <w:sz w:val="18"/>
-                <w:szCs w:val="18"/>
-              </w:rPr>
-              <w:t xml:space="preserve">60 프레임 (469 ms)</w:t>
+              <w:jc w:val="right"/>
+            </w:pPr>
+            <w:r>
+              <w:rPr>
+                <w:rFonts w:ascii="맑은 고딕" w:cs="맑은 고딕" w:eastAsia="맑은 고딕" w:hAnsi="맑은 고딕"/>
+                <w:b w:val="false"/>
+                <w:bCs w:val="false"/>
+                <w:sz w:val="18"/>
+                <w:szCs w:val="18"/>
+              </w:rPr>
+              <w:t xml:space="preserve">6, 5</w:t>
             </w:r>
           </w:p>
         </w:tc>
@@ -3778,7 +5818,7 @@
                 <w:sz w:val="18"/>
                 <w:szCs w:val="18"/>
               </w:rPr>
-              <w:t xml:space="preserve">디코더 결선 (≤ 63 제약)</w:t>
+              <w:t xml:space="preserve">기준전압 분압 저항 4개</w:t>
             </w:r>
           </w:p>
         </w:tc>
@@ -3867,22 +5907,6 @@
         </w:tc>
       </w:tr>
     </w:tbl>
-    <w:p>
-      <w:pPr>
-        <w:pStyle w:val="Heading2"/>
-        <w:spacing w:after="140" w:before="280"/>
-      </w:pPr>
-      <w:r>
-        <w:rPr>
-          <w:rFonts w:ascii="맑은 고딕" w:cs="맑은 고딕" w:eastAsia="맑은 고딕" w:hAnsi="맑은 고딕"/>
-          <w:b/>
-          <w:bCs/>
-          <w:sz w:val="23"/>
-          <w:szCs w:val="23"/>
-        </w:rPr>
-        <w:t xml:space="preserve">4.1 형판</w:t>
-      </w:r>
-    </w:p>
     <w:p>
       <w:pPr>
         <w:spacing w:after="120" w:line="300"/>
@@ -3893,7 +5917,7 @@
           <w:sz w:val="20"/>
           <w:szCs w:val="20"/>
         </w:rPr>
-        <w:t xml:space="preserve">1은 해당 채널이 켜져 있어야 함, 0은 꺼져 있어야 함, X는 무관(배선하지 않음)을 뜻한다.</w:t>
+        <w:t xml:space="preserve">형판은 다음과 같다. 1은 켜져 있어야 함, 0은 꺼져 있어야 함, X는 무관(배선하지 않음)이다.</w:t>
       </w:r>
     </w:p>
     <w:tbl>
@@ -3910,14 +5934,15 @@
       </w:tblPr>
       <w:tblGrid>
         <w:gridCol w:w="1100"/>
-        <w:gridCol w:w="990"/>
-        <w:gridCol w:w="990"/>
-        <w:gridCol w:w="990"/>
-        <w:gridCol w:w="990"/>
-        <w:gridCol w:w="990"/>
-        <w:gridCol w:w="990"/>
-        <w:gridCol w:w="990"/>
-        <w:gridCol w:w="990"/>
+        <w:gridCol w:w="870"/>
+        <w:gridCol w:w="870"/>
+        <w:gridCol w:w="870"/>
+        <w:gridCol w:w="870"/>
+        <w:gridCol w:w="870"/>
+        <w:gridCol w:w="870"/>
+        <w:gridCol w:w="870"/>
+        <w:gridCol w:w="870"/>
+        <w:gridCol w:w="960"/>
       </w:tblGrid>
       <w:tr>
         <w:trPr>
@@ -3952,7 +5977,7 @@
         </w:tc>
         <w:tc>
           <w:tcPr>
-            <w:tcW w:type="dxa" w:w="990"/>
+            <w:tcW w:type="dxa" w:w="870"/>
             <w:shd w:fill="F2F2F2" w:color="auto" w:val="clear"/>
             <w:tcMar>
               <w:top w:type="dxa" w:w="60"/>
@@ -3979,7 +6004,7 @@
         </w:tc>
         <w:tc>
           <w:tcPr>
-            <w:tcW w:type="dxa" w:w="990"/>
+            <w:tcW w:type="dxa" w:w="870"/>
             <w:shd w:fill="F2F2F2" w:color="auto" w:val="clear"/>
             <w:tcMar>
               <w:top w:type="dxa" w:w="60"/>
@@ -4006,7 +6031,7 @@
         </w:tc>
         <w:tc>
           <w:tcPr>
-            <w:tcW w:type="dxa" w:w="990"/>
+            <w:tcW w:type="dxa" w:w="870"/>
             <w:shd w:fill="F2F2F2" w:color="auto" w:val="clear"/>
             <w:tcMar>
               <w:top w:type="dxa" w:w="60"/>
@@ -4033,7 +6058,7 @@
         </w:tc>
         <w:tc>
           <w:tcPr>
-            <w:tcW w:type="dxa" w:w="990"/>
+            <w:tcW w:type="dxa" w:w="870"/>
             <w:shd w:fill="F2F2F2" w:color="auto" w:val="clear"/>
             <w:tcMar>
               <w:top w:type="dxa" w:w="60"/>
@@ -4060,7 +6085,7 @@
         </w:tc>
         <w:tc>
           <w:tcPr>
-            <w:tcW w:type="dxa" w:w="990"/>
+            <w:tcW w:type="dxa" w:w="870"/>
             <w:shd w:fill="F2F2F2" w:color="auto" w:val="clear"/>
             <w:tcMar>
               <w:top w:type="dxa" w:w="60"/>
@@ -4087,7 +6112,7 @@
         </w:tc>
         <w:tc>
           <w:tcPr>
-            <w:tcW w:type="dxa" w:w="990"/>
+            <w:tcW w:type="dxa" w:w="870"/>
             <w:shd w:fill="F2F2F2" w:color="auto" w:val="clear"/>
             <w:tcMar>
               <w:top w:type="dxa" w:w="60"/>
@@ -4114,7 +6139,7 @@
         </w:tc>
         <w:tc>
           <w:tcPr>
-            <w:tcW w:type="dxa" w:w="990"/>
+            <w:tcW w:type="dxa" w:w="870"/>
             <w:shd w:fill="F2F2F2" w:color="auto" w:val="clear"/>
             <w:tcMar>
               <w:top w:type="dxa" w:w="60"/>
@@ -4141,7 +6166,7 @@
         </w:tc>
         <w:tc>
           <w:tcPr>
-            <w:tcW w:type="dxa" w:w="990"/>
+            <w:tcW w:type="dxa" w:w="870"/>
             <w:shd w:fill="F2F2F2" w:color="auto" w:val="clear"/>
             <w:tcMar>
               <w:top w:type="dxa" w:w="60"/>
@@ -4163,6 +6188,33 @@
                 <w:szCs w:val="18"/>
               </w:rPr>
               <w:t xml:space="preserve">ch7</w:t>
+            </w:r>
+          </w:p>
+        </w:tc>
+        <w:tc>
+          <w:tcPr>
+            <w:tcW w:type="dxa" w:w="960"/>
+            <w:shd w:fill="F2F2F2" w:color="auto" w:val="clear"/>
+            <w:tcMar>
+              <w:top w:type="dxa" w:w="60"/>
+              <w:left w:type="dxa" w:w="100"/>
+              <w:bottom w:type="dxa" w:w="60"/>
+              <w:right w:type="dxa" w:w="100"/>
+            </w:tcMar>
+          </w:tcPr>
+          <w:p>
+            <w:pPr>
+              <w:spacing w:after="0" w:line="260"/>
+            </w:pPr>
+            <w:r>
+              <w:rPr>
+                <w:rFonts w:ascii="맑은 고딕" w:cs="맑은 고딕" w:eastAsia="맑은 고딕" w:hAnsi="맑은 고딕"/>
+                <w:b/>
+                <w:bCs/>
+                <w:sz w:val="18"/>
+                <w:szCs w:val="18"/>
+              </w:rPr>
+              <w:t xml:space="preserve">m / k</w:t>
             </w:r>
           </w:p>
         </w:tc>
@@ -4199,7 +6251,7 @@
         </w:tc>
         <w:tc>
           <w:tcPr>
-            <w:tcW w:type="dxa" w:w="990"/>
+            <w:tcW w:type="dxa" w:w="870"/>
             <w:tcMar>
               <w:top w:type="dxa" w:w="60"/>
               <w:left w:type="dxa" w:w="100"/>
@@ -4226,7 +6278,7 @@
         </w:tc>
         <w:tc>
           <w:tcPr>
-            <w:tcW w:type="dxa" w:w="990"/>
+            <w:tcW w:type="dxa" w:w="870"/>
             <w:tcMar>
               <w:top w:type="dxa" w:w="60"/>
               <w:left w:type="dxa" w:w="100"/>
@@ -4253,7 +6305,7 @@
         </w:tc>
         <w:tc>
           <w:tcPr>
-            <w:tcW w:type="dxa" w:w="990"/>
+            <w:tcW w:type="dxa" w:w="870"/>
             <w:tcMar>
               <w:top w:type="dxa" w:w="60"/>
               <w:left w:type="dxa" w:w="100"/>
@@ -4280,7 +6332,7 @@
         </w:tc>
         <w:tc>
           <w:tcPr>
-            <w:tcW w:type="dxa" w:w="990"/>
+            <w:tcW w:type="dxa" w:w="870"/>
             <w:tcMar>
               <w:top w:type="dxa" w:w="60"/>
               <w:left w:type="dxa" w:w="100"/>
@@ -4307,7 +6359,7 @@
         </w:tc>
         <w:tc>
           <w:tcPr>
-            <w:tcW w:type="dxa" w:w="990"/>
+            <w:tcW w:type="dxa" w:w="870"/>
             <w:tcMar>
               <w:top w:type="dxa" w:w="60"/>
               <w:left w:type="dxa" w:w="100"/>
@@ -4334,7 +6386,7 @@
         </w:tc>
         <w:tc>
           <w:tcPr>
-            <w:tcW w:type="dxa" w:w="990"/>
+            <w:tcW w:type="dxa" w:w="870"/>
             <w:tcMar>
               <w:top w:type="dxa" w:w="60"/>
               <w:left w:type="dxa" w:w="100"/>
@@ -4361,7 +6413,7 @@
         </w:tc>
         <w:tc>
           <w:tcPr>
-            <w:tcW w:type="dxa" w:w="990"/>
+            <w:tcW w:type="dxa" w:w="870"/>
             <w:tcMar>
               <w:top w:type="dxa" w:w="60"/>
               <w:left w:type="dxa" w:w="100"/>
@@ -4388,7 +6440,7 @@
         </w:tc>
         <w:tc>
           <w:tcPr>
-            <w:tcW w:type="dxa" w:w="990"/>
+            <w:tcW w:type="dxa" w:w="870"/>
             <w:tcMar>
               <w:top w:type="dxa" w:w="60"/>
               <w:left w:type="dxa" w:w="100"/>
@@ -4410,6 +6462,33 @@
                 <w:szCs w:val="18"/>
               </w:rPr>
               <w:t xml:space="preserve">0</w:t>
+            </w:r>
+          </w:p>
+        </w:tc>
+        <w:tc>
+          <w:tcPr>
+            <w:tcW w:type="dxa" w:w="960"/>
+            <w:tcMar>
+              <w:top w:type="dxa" w:w="60"/>
+              <w:left w:type="dxa" w:w="100"/>
+              <w:bottom w:type="dxa" w:w="60"/>
+              <w:right w:type="dxa" w:w="100"/>
+            </w:tcMar>
+          </w:tcPr>
+          <w:p>
+            <w:pPr>
+              <w:spacing w:after="0" w:line="260"/>
+              <w:jc w:val="right"/>
+            </w:pPr>
+            <w:r>
+              <w:rPr>
+                <w:rFonts w:ascii="맑은 고딕" w:cs="맑은 고딕" w:eastAsia="맑은 고딕" w:hAnsi="맑은 고딕"/>
+                <w:b w:val="false"/>
+                <w:bCs w:val="false"/>
+                <w:sz w:val="18"/>
+                <w:szCs w:val="18"/>
+              </w:rPr>
+              <w:t xml:space="preserve">8 / 6</w:t>
             </w:r>
           </w:p>
         </w:tc>
@@ -4446,7 +6525,7 @@
         </w:tc>
         <w:tc>
           <w:tcPr>
-            <w:tcW w:type="dxa" w:w="990"/>
+            <w:tcW w:type="dxa" w:w="870"/>
             <w:tcMar>
               <w:top w:type="dxa" w:w="60"/>
               <w:left w:type="dxa" w:w="100"/>
@@ -4473,7 +6552,7 @@
         </w:tc>
         <w:tc>
           <w:tcPr>
-            <w:tcW w:type="dxa" w:w="990"/>
+            <w:tcW w:type="dxa" w:w="870"/>
             <w:tcMar>
               <w:top w:type="dxa" w:w="60"/>
               <w:left w:type="dxa" w:w="100"/>
@@ -4500,7 +6579,7 @@
         </w:tc>
         <w:tc>
           <w:tcPr>
-            <w:tcW w:type="dxa" w:w="990"/>
+            <w:tcW w:type="dxa" w:w="870"/>
             <w:tcMar>
               <w:top w:type="dxa" w:w="60"/>
               <w:left w:type="dxa" w:w="100"/>
@@ -4527,7 +6606,7 @@
         </w:tc>
         <w:tc>
           <w:tcPr>
-            <w:tcW w:type="dxa" w:w="990"/>
+            <w:tcW w:type="dxa" w:w="870"/>
             <w:tcMar>
               <w:top w:type="dxa" w:w="60"/>
               <w:left w:type="dxa" w:w="100"/>
@@ -4554,7 +6633,7 @@
         </w:tc>
         <w:tc>
           <w:tcPr>
-            <w:tcW w:type="dxa" w:w="990"/>
+            <w:tcW w:type="dxa" w:w="870"/>
             <w:tcMar>
               <w:top w:type="dxa" w:w="60"/>
               <w:left w:type="dxa" w:w="100"/>
@@ -4581,7 +6660,7 @@
         </w:tc>
         <w:tc>
           <w:tcPr>
-            <w:tcW w:type="dxa" w:w="990"/>
+            <w:tcW w:type="dxa" w:w="870"/>
             <w:tcMar>
               <w:top w:type="dxa" w:w="60"/>
               <w:left w:type="dxa" w:w="100"/>
@@ -4607,7 +6686,7 @@
         </w:tc>
         <w:tc>
           <w:tcPr>
-            <w:tcW w:type="dxa" w:w="990"/>
+            <w:tcW w:type="dxa" w:w="870"/>
             <w:tcMar>
               <w:top w:type="dxa" w:w="60"/>
               <w:left w:type="dxa" w:w="100"/>
@@ -4634,7 +6713,7 @@
         </w:tc>
         <w:tc>
           <w:tcPr>
-            <w:tcW w:type="dxa" w:w="990"/>
+            <w:tcW w:type="dxa" w:w="870"/>
             <w:tcMar>
               <w:top w:type="dxa" w:w="60"/>
               <w:left w:type="dxa" w:w="100"/>
@@ -4655,6 +6734,33 @@
                 <w:szCs w:val="18"/>
               </w:rPr>
               <w:t xml:space="preserve">X</w:t>
+            </w:r>
+          </w:p>
+        </w:tc>
+        <w:tc>
+          <w:tcPr>
+            <w:tcW w:type="dxa" w:w="960"/>
+            <w:tcMar>
+              <w:top w:type="dxa" w:w="60"/>
+              <w:left w:type="dxa" w:w="100"/>
+              <w:bottom w:type="dxa" w:w="60"/>
+              <w:right w:type="dxa" w:w="100"/>
+            </w:tcMar>
+          </w:tcPr>
+          <w:p>
+            <w:pPr>
+              <w:spacing w:after="0" w:line="260"/>
+              <w:jc w:val="right"/>
+            </w:pPr>
+            <w:r>
+              <w:rPr>
+                <w:rFonts w:ascii="맑은 고딕" w:cs="맑은 고딕" w:eastAsia="맑은 고딕" w:hAnsi="맑은 고딕"/>
+                <w:b w:val="false"/>
+                <w:bCs w:val="false"/>
+                <w:sz w:val="18"/>
+                <w:szCs w:val="18"/>
+              </w:rPr>
+              <w:t xml:space="preserve">6 / 5</w:t>
             </w:r>
           </w:p>
         </w:tc>
@@ -4670,23 +6776,24 @@
           <w:sz w:val="20"/>
           <w:szCs w:val="20"/>
         </w:rPr>
-        <w:t xml:space="preserve">형판이 요구하는 조건은 “고역의 한 대역에만 에너지가 있고 저역은 비어 있다”이다. 이는 “sheila”의 어두 마찰음 /ʃ/의 스펙트럼 특성과 일치한다. τ가 16 ms와 62 ms로 모두 발화 초반에 위치하는 것도 같은 이유이며, 상세한 검증 내용은 6장에 기술한다.</w:t>
+        <w:t xml:space="preserve">형판이 요구하는 조건은 “고역의 한 대역(ch6)에만 에너지가 있고 저역은 비어 있다”이다. 이는 “sheila”의 어두 마찰음 /ʃ/의 스펙트럼 특성과 일치하며, τ가 16 ms와 62 ms로 모두 발화 초반에 위치하는 것도 같은 이유다.</w:t>
       </w:r>
     </w:p>
     <w:p>
       <w:pPr>
-        <w:pStyle w:val="Heading2"/>
-        <w:spacing w:after="140" w:before="280"/>
+        <w:pStyle w:val="Heading3"/>
+        <w:spacing w:after="110" w:before="200"/>
       </w:pPr>
       <w:r>
         <w:rPr>
           <w:rFonts w:ascii="맑은 고딕" w:cs="맑은 고딕" w:eastAsia="맑은 고딕" w:hAnsi="맑은 고딕"/>
           <w:b/>
           <w:bCs/>
-          <w:sz w:val="23"/>
-          <w:szCs w:val="23"/>
+          <w:color w:val="25646F"/>
+          <w:sz w:val="21"/>
+          <w:szCs w:val="21"/>
         </w:rPr>
-        <w:t xml:space="preserve">4.2 상태별 비교기 기준전압</w:t>
+        <w:t xml:space="preserve">3.5.2 상태별 기준전압과 실저항 값</w:t>
       </w:r>
     </w:p>
     <w:p>
@@ -4699,36 +6806,7 @@
           <w:sz w:val="20"/>
           <w:szCs w:val="20"/>
         </w:rPr>
-        <w:t xml:space="preserve">판정식은 계획서 5.4절과 동일하다. m(s)는 해당 상태가 실제로 사용하는 채널 수, k(s)는 통과에 필요한 일치 개수이다.</w:t>
-      </w:r>
-    </w:p>
-    <w:p>
-      <w:pPr>
-        <w:spacing w:after="160" w:before="100"/>
-        <w:jc w:val="center"/>
-      </w:pPr>
-      <w:r>
-        <w:rPr>
-          <w:rFonts w:ascii="맑은 고딕" w:cs="맑은 고딕" w:eastAsia="맑은 고딕" w:hAnsi="맑은 고딕"/>
-          <w:i/>
-          <w:iCs/>
-          <w:sz w:val="19"/>
-          <w:szCs w:val="19"/>
-        </w:rPr>
-        <w:t xml:space="preserve">V_score = VDD × (일치 개수) / m(s),    V_TH(s) = VDD × (k(s) − 0.5) / m(s),    판정 여유 = VDD / (2·m(s))</w:t>
-      </w:r>
-    </w:p>
-    <w:p>
-      <w:pPr>
-        <w:spacing w:after="120" w:line="300"/>
-      </w:pPr>
-      <w:r>
-        <w:rPr>
-          <w:rFonts w:ascii="맑은 고딕" w:cs="맑은 고딕" w:eastAsia="맑은 고딕" w:hAnsi="맑은 고딕"/>
-          <w:sz w:val="20"/>
-          <w:szCs w:val="20"/>
-        </w:rPr>
-        <w:t xml:space="preserve">디지털 전원이 3.3 V인 경우:</w:t>
+        <w:t xml:space="preserve">디지털 전원 3.3 V 기준이며, 저항 합은 1 MΩ으로 정규화하였다.</w:t>
       </w:r>
     </w:p>
     <w:tbl>
@@ -4745,12 +6823,11 @@
       </w:tblPr>
       <w:tblGrid>
         <w:gridCol w:w="1100"/>
-        <w:gridCol w:w="980"/>
-        <w:gridCol w:w="980"/>
-        <w:gridCol w:w="1660"/>
-        <w:gridCol w:w="1660"/>
-        <w:gridCol w:w="1320"/>
-        <w:gridCol w:w="1320"/>
+        <w:gridCol w:w="1700"/>
+        <w:gridCol w:w="2100"/>
+        <w:gridCol w:w="1900"/>
+        <w:gridCol w:w="1200"/>
+        <w:gridCol w:w="1020"/>
       </w:tblGrid>
       <w:tr>
         <w:trPr>
@@ -4785,7 +6862,7 @@
         </w:tc>
         <w:tc>
           <w:tcPr>
-            <w:tcW w:type="dxa" w:w="980"/>
+            <w:tcW w:type="dxa" w:w="1700"/>
             <w:shd w:fill="F2F2F2" w:color="auto" w:val="clear"/>
             <w:tcMar>
               <w:top w:type="dxa" w:w="60"/>
@@ -4806,13 +6883,13 @@
                 <w:sz w:val="18"/>
                 <w:szCs w:val="18"/>
               </w:rPr>
-              <w:t xml:space="preserve">m</w:t>
-            </w:r>
-          </w:p>
-        </w:tc>
-        <w:tc>
-          <w:tcPr>
-            <w:tcW w:type="dxa" w:w="980"/>
+              <w:t xml:space="preserve">목표 V_TH</w:t>
+            </w:r>
+          </w:p>
+        </w:tc>
+        <w:tc>
+          <w:tcPr>
+            <w:tcW w:type="dxa" w:w="2100"/>
             <w:shd w:fill="F2F2F2" w:color="auto" w:val="clear"/>
             <w:tcMar>
               <w:top w:type="dxa" w:w="60"/>
@@ -4833,13 +6910,13 @@
                 <w:sz w:val="18"/>
                 <w:szCs w:val="18"/>
               </w:rPr>
-              <w:t xml:space="preserve">k</w:t>
-            </w:r>
-          </w:p>
-        </w:tc>
-        <w:tc>
-          <w:tcPr>
-            <w:tcW w:type="dxa" w:w="1660"/>
+              <w:t xml:space="preserve">R7 / R8 (이상값)</w:t>
+            </w:r>
+          </w:p>
+        </w:tc>
+        <w:tc>
+          <w:tcPr>
+            <w:tcW w:type="dxa" w:w="1900"/>
             <w:shd w:fill="F2F2F2" w:color="auto" w:val="clear"/>
             <w:tcMar>
               <w:top w:type="dxa" w:w="60"/>
@@ -4860,13 +6937,13 @@
                 <w:sz w:val="18"/>
                 <w:szCs w:val="18"/>
               </w:rPr>
-              <w:t xml:space="preserve">V_TH [V]</w:t>
-            </w:r>
-          </w:p>
-        </w:tc>
-        <w:tc>
-          <w:tcPr>
-            <w:tcW w:type="dxa" w:w="1660"/>
+              <w:t xml:space="preserve">E96 1% 실값</w:t>
+            </w:r>
+          </w:p>
+        </w:tc>
+        <w:tc>
+          <w:tcPr>
+            <w:tcW w:type="dxa" w:w="1200"/>
             <w:shd w:fill="F2F2F2" w:color="auto" w:val="clear"/>
             <w:tcMar>
               <w:top w:type="dxa" w:w="60"/>
@@ -4887,13 +6964,13 @@
                 <w:sz w:val="18"/>
                 <w:szCs w:val="18"/>
               </w:rPr>
-              <w:t xml:space="preserve">여유 [V]</w:t>
-            </w:r>
-          </w:p>
-        </w:tc>
-        <w:tc>
-          <w:tcPr>
-            <w:tcW w:type="dxa" w:w="1320"/>
+              <w:t xml:space="preserve">실제 V_TH</w:t>
+            </w:r>
+          </w:p>
+        </w:tc>
+        <w:tc>
+          <w:tcPr>
+            <w:tcW w:type="dxa" w:w="1020"/>
             <w:shd w:fill="F2F2F2" w:color="auto" w:val="clear"/>
             <w:tcMar>
               <w:top w:type="dxa" w:w="60"/>
@@ -4914,34 +6991,7 @@
                 <w:sz w:val="18"/>
                 <w:szCs w:val="18"/>
               </w:rPr>
-              <w:t xml:space="preserve">R7 [kΩ]</w:t>
-            </w:r>
-          </w:p>
-        </w:tc>
-        <w:tc>
-          <w:tcPr>
-            <w:tcW w:type="dxa" w:w="1320"/>
-            <w:shd w:fill="F2F2F2" w:color="auto" w:val="clear"/>
-            <w:tcMar>
-              <w:top w:type="dxa" w:w="60"/>
-              <w:left w:type="dxa" w:w="100"/>
-              <w:bottom w:type="dxa" w:w="60"/>
-              <w:right w:type="dxa" w:w="100"/>
-            </w:tcMar>
-          </w:tcPr>
-          <w:p>
-            <w:pPr>
-              <w:spacing w:after="0" w:line="260"/>
-            </w:pPr>
-            <w:r>
-              <w:rPr>
-                <w:rFonts w:ascii="맑은 고딕" w:cs="맑은 고딕" w:eastAsia="맑은 고딕" w:hAnsi="맑은 고딕"/>
-                <w:b/>
-                <w:bCs/>
-                <w:sz w:val="18"/>
-                <w:szCs w:val="18"/>
-              </w:rPr>
-              <w:t xml:space="preserve">R8 [kΩ]</w:t>
+              <w:t xml:space="preserve">여유</w:t>
             </w:r>
           </w:p>
         </w:tc>
@@ -4978,163 +7028,131 @@
         </w:tc>
         <w:tc>
           <w:tcPr>
-            <w:tcW w:type="dxa" w:w="980"/>
-            <w:tcMar>
-              <w:top w:type="dxa" w:w="60"/>
-              <w:left w:type="dxa" w:w="100"/>
-              <w:bottom w:type="dxa" w:w="60"/>
-              <w:right w:type="dxa" w:w="100"/>
-            </w:tcMar>
-          </w:tcPr>
-          <w:p>
-            <w:pPr>
-              <w:spacing w:after="0" w:line="260"/>
-              <w:jc w:val="right"/>
-            </w:pPr>
-            <w:r>
-              <w:rPr>
-                <w:rFonts w:ascii="맑은 고딕" w:cs="맑은 고딕" w:eastAsia="맑은 고딕" w:hAnsi="맑은 고딕"/>
-                <w:b w:val="false"/>
-                <w:bCs w:val="false"/>
-                <w:sz w:val="18"/>
-                <w:szCs w:val="18"/>
-              </w:rPr>
-              <w:t xml:space="preserve">8</w:t>
-            </w:r>
-          </w:p>
-        </w:tc>
-        <w:tc>
-          <w:tcPr>
-            <w:tcW w:type="dxa" w:w="980"/>
-            <w:tcMar>
-              <w:top w:type="dxa" w:w="60"/>
-              <w:left w:type="dxa" w:w="100"/>
-              <w:bottom w:type="dxa" w:w="60"/>
-              <w:right w:type="dxa" w:w="100"/>
-            </w:tcMar>
-          </w:tcPr>
-          <w:p>
-            <w:pPr>
-              <w:spacing w:after="0" w:line="260"/>
-              <w:jc w:val="right"/>
-            </w:pPr>
-            <w:r>
-              <w:rPr>
-                <w:rFonts w:ascii="맑은 고딕" w:cs="맑은 고딕" w:eastAsia="맑은 고딕" w:hAnsi="맑은 고딕"/>
-                <w:b w:val="false"/>
-                <w:bCs w:val="false"/>
-                <w:sz w:val="18"/>
-                <w:szCs w:val="18"/>
-              </w:rPr>
-              <w:t xml:space="preserve">6</w:t>
-            </w:r>
-          </w:p>
-        </w:tc>
-        <w:tc>
-          <w:tcPr>
-            <w:tcW w:type="dxa" w:w="1660"/>
-            <w:tcMar>
-              <w:top w:type="dxa" w:w="60"/>
-              <w:left w:type="dxa" w:w="100"/>
-              <w:bottom w:type="dxa" w:w="60"/>
-              <w:right w:type="dxa" w:w="100"/>
-            </w:tcMar>
-          </w:tcPr>
-          <w:p>
-            <w:pPr>
-              <w:spacing w:after="0" w:line="260"/>
-              <w:jc w:val="right"/>
-            </w:pPr>
-            <w:r>
-              <w:rPr>
-                <w:rFonts w:ascii="맑은 고딕" w:cs="맑은 고딕" w:eastAsia="맑은 고딕" w:hAnsi="맑은 고딕"/>
-                <w:b w:val="false"/>
-                <w:bCs w:val="false"/>
-                <w:sz w:val="18"/>
-                <w:szCs w:val="18"/>
-              </w:rPr>
-              <w:t xml:space="preserve">2.269</w:t>
-            </w:r>
-          </w:p>
-        </w:tc>
-        <w:tc>
-          <w:tcPr>
-            <w:tcW w:type="dxa" w:w="1660"/>
-            <w:tcMar>
-              <w:top w:type="dxa" w:w="60"/>
-              <w:left w:type="dxa" w:w="100"/>
-              <w:bottom w:type="dxa" w:w="60"/>
-              <w:right w:type="dxa" w:w="100"/>
-            </w:tcMar>
-          </w:tcPr>
-          <w:p>
-            <w:pPr>
-              <w:spacing w:after="0" w:line="260"/>
-              <w:jc w:val="right"/>
-            </w:pPr>
-            <w:r>
-              <w:rPr>
-                <w:rFonts w:ascii="맑은 고딕" w:cs="맑은 고딕" w:eastAsia="맑은 고딕" w:hAnsi="맑은 고딕"/>
-                <w:b w:val="false"/>
-                <w:bCs w:val="false"/>
-                <w:sz w:val="18"/>
-                <w:szCs w:val="18"/>
-              </w:rPr>
-              <w:t xml:space="preserve">0.206</w:t>
-            </w:r>
-          </w:p>
-        </w:tc>
-        <w:tc>
-          <w:tcPr>
-            <w:tcW w:type="dxa" w:w="1320"/>
-            <w:tcMar>
-              <w:top w:type="dxa" w:w="60"/>
-              <w:left w:type="dxa" w:w="100"/>
-              <w:bottom w:type="dxa" w:w="60"/>
-              <w:right w:type="dxa" w:w="100"/>
-            </w:tcMar>
-          </w:tcPr>
-          <w:p>
-            <w:pPr>
-              <w:spacing w:after="0" w:line="260"/>
-              <w:jc w:val="right"/>
-            </w:pPr>
-            <w:r>
-              <w:rPr>
-                <w:rFonts w:ascii="맑은 고딕" w:cs="맑은 고딕" w:eastAsia="맑은 고딕" w:hAnsi="맑은 고딕"/>
-                <w:b w:val="false"/>
-                <w:bCs w:val="false"/>
-                <w:sz w:val="18"/>
-                <w:szCs w:val="18"/>
-              </w:rPr>
-              <w:t xml:space="preserve">312.5</w:t>
-            </w:r>
-          </w:p>
-        </w:tc>
-        <w:tc>
-          <w:tcPr>
-            <w:tcW w:type="dxa" w:w="1320"/>
-            <w:tcMar>
-              <w:top w:type="dxa" w:w="60"/>
-              <w:left w:type="dxa" w:w="100"/>
-              <w:bottom w:type="dxa" w:w="60"/>
-              <w:right w:type="dxa" w:w="100"/>
-            </w:tcMar>
-          </w:tcPr>
-          <w:p>
-            <w:pPr>
-              <w:spacing w:after="0" w:line="260"/>
-              <w:jc w:val="right"/>
-            </w:pPr>
-            <w:r>
-              <w:rPr>
-                <w:rFonts w:ascii="맑은 고딕" w:cs="맑은 고딕" w:eastAsia="맑은 고딕" w:hAnsi="맑은 고딕"/>
-                <w:b w:val="false"/>
-                <w:bCs w:val="false"/>
-                <w:sz w:val="18"/>
-                <w:szCs w:val="18"/>
-              </w:rPr>
-              <w:t xml:space="preserve">687.5</w:t>
+            <w:tcW w:type="dxa" w:w="1700"/>
+            <w:tcMar>
+              <w:top w:type="dxa" w:w="60"/>
+              <w:left w:type="dxa" w:w="100"/>
+              <w:bottom w:type="dxa" w:w="60"/>
+              <w:right w:type="dxa" w:w="100"/>
+            </w:tcMar>
+          </w:tcPr>
+          <w:p>
+            <w:pPr>
+              <w:spacing w:after="0" w:line="260"/>
+            </w:pPr>
+            <w:r>
+              <w:rPr>
+                <w:rFonts w:ascii="맑은 고딕" w:cs="맑은 고딕" w:eastAsia="맑은 고딕" w:hAnsi="맑은 고딕"/>
+                <w:b w:val="false"/>
+                <w:bCs w:val="false"/>
+                <w:sz w:val="18"/>
+                <w:szCs w:val="18"/>
+              </w:rPr>
+              <w:t xml:space="preserve">2.269 V</w:t>
+            </w:r>
+          </w:p>
+        </w:tc>
+        <w:tc>
+          <w:tcPr>
+            <w:tcW w:type="dxa" w:w="2100"/>
+            <w:tcMar>
+              <w:top w:type="dxa" w:w="60"/>
+              <w:left w:type="dxa" w:w="100"/>
+              <w:bottom w:type="dxa" w:w="60"/>
+              <w:right w:type="dxa" w:w="100"/>
+            </w:tcMar>
+          </w:tcPr>
+          <w:p>
+            <w:pPr>
+              <w:spacing w:after="0" w:line="260"/>
+            </w:pPr>
+            <w:r>
+              <w:rPr>
+                <w:rFonts w:ascii="맑은 고딕" w:cs="맑은 고딕" w:eastAsia="맑은 고딕" w:hAnsi="맑은 고딕"/>
+                <w:b w:val="false"/>
+                <w:bCs w:val="false"/>
+                <w:sz w:val="18"/>
+                <w:szCs w:val="18"/>
+              </w:rPr>
+              <w:t xml:space="preserve">312.5k / 687.5k</w:t>
+            </w:r>
+          </w:p>
+        </w:tc>
+        <w:tc>
+          <w:tcPr>
+            <w:tcW w:type="dxa" w:w="1900"/>
+            <w:tcMar>
+              <w:top w:type="dxa" w:w="60"/>
+              <w:left w:type="dxa" w:w="100"/>
+              <w:bottom w:type="dxa" w:w="60"/>
+              <w:right w:type="dxa" w:w="100"/>
+            </w:tcMar>
+          </w:tcPr>
+          <w:p>
+            <w:pPr>
+              <w:spacing w:after="0" w:line="260"/>
+            </w:pPr>
+            <w:r>
+              <w:rPr>
+                <w:rFonts w:ascii="맑은 고딕" w:cs="맑은 고딕" w:eastAsia="맑은 고딕" w:hAnsi="맑은 고딕"/>
+                <w:b w:val="false"/>
+                <w:bCs w:val="false"/>
+                <w:sz w:val="18"/>
+                <w:szCs w:val="18"/>
+              </w:rPr>
+              <w:t xml:space="preserve">309k / 681k</w:t>
+            </w:r>
+          </w:p>
+        </w:tc>
+        <w:tc>
+          <w:tcPr>
+            <w:tcW w:type="dxa" w:w="1200"/>
+            <w:tcMar>
+              <w:top w:type="dxa" w:w="60"/>
+              <w:left w:type="dxa" w:w="100"/>
+              <w:bottom w:type="dxa" w:w="60"/>
+              <w:right w:type="dxa" w:w="100"/>
+            </w:tcMar>
+          </w:tcPr>
+          <w:p>
+            <w:pPr>
+              <w:spacing w:after="0" w:line="260"/>
+            </w:pPr>
+            <w:r>
+              <w:rPr>
+                <w:rFonts w:ascii="맑은 고딕" w:cs="맑은 고딕" w:eastAsia="맑은 고딕" w:hAnsi="맑은 고딕"/>
+                <w:b w:val="false"/>
+                <w:bCs w:val="false"/>
+                <w:sz w:val="18"/>
+                <w:szCs w:val="18"/>
+              </w:rPr>
+              <w:t xml:space="preserve">2.270 V</w:t>
+            </w:r>
+          </w:p>
+        </w:tc>
+        <w:tc>
+          <w:tcPr>
+            <w:tcW w:type="dxa" w:w="1020"/>
+            <w:tcMar>
+              <w:top w:type="dxa" w:w="60"/>
+              <w:left w:type="dxa" w:w="100"/>
+              <w:bottom w:type="dxa" w:w="60"/>
+              <w:right w:type="dxa" w:w="100"/>
+            </w:tcMar>
+          </w:tcPr>
+          <w:p>
+            <w:pPr>
+              <w:spacing w:after="0" w:line="260"/>
+            </w:pPr>
+            <w:r>
+              <w:rPr>
+                <w:rFonts w:ascii="맑은 고딕" w:cs="맑은 고딕" w:eastAsia="맑은 고딕" w:hAnsi="맑은 고딕"/>
+                <w:b w:val="false"/>
+                <w:bCs w:val="false"/>
+                <w:sz w:val="18"/>
+                <w:szCs w:val="18"/>
+              </w:rPr>
+              <w:t xml:space="preserve">0.206 V</w:t>
             </w:r>
           </w:p>
         </w:tc>
@@ -5171,778 +7189,131 @@
         </w:tc>
         <w:tc>
           <w:tcPr>
-            <w:tcW w:type="dxa" w:w="980"/>
-            <w:tcMar>
-              <w:top w:type="dxa" w:w="60"/>
-              <w:left w:type="dxa" w:w="100"/>
-              <w:bottom w:type="dxa" w:w="60"/>
-              <w:right w:type="dxa" w:w="100"/>
-            </w:tcMar>
-          </w:tcPr>
-          <w:p>
-            <w:pPr>
-              <w:spacing w:after="0" w:line="260"/>
-              <w:jc w:val="right"/>
-            </w:pPr>
-            <w:r>
-              <w:rPr>
-                <w:rFonts w:ascii="맑은 고딕" w:cs="맑은 고딕" w:eastAsia="맑은 고딕" w:hAnsi="맑은 고딕"/>
-                <w:b w:val="false"/>
-                <w:bCs w:val="false"/>
-                <w:sz w:val="18"/>
-                <w:szCs w:val="18"/>
-              </w:rPr>
-              <w:t xml:space="preserve">6</w:t>
-            </w:r>
-          </w:p>
-        </w:tc>
-        <w:tc>
-          <w:tcPr>
-            <w:tcW w:type="dxa" w:w="980"/>
-            <w:tcMar>
-              <w:top w:type="dxa" w:w="60"/>
-              <w:left w:type="dxa" w:w="100"/>
-              <w:bottom w:type="dxa" w:w="60"/>
-              <w:right w:type="dxa" w:w="100"/>
-            </w:tcMar>
-          </w:tcPr>
-          <w:p>
-            <w:pPr>
-              <w:spacing w:after="0" w:line="260"/>
-              <w:jc w:val="right"/>
-            </w:pPr>
-            <w:r>
-              <w:rPr>
-                <w:rFonts w:ascii="맑은 고딕" w:cs="맑은 고딕" w:eastAsia="맑은 고딕" w:hAnsi="맑은 고딕"/>
-                <w:b w:val="false"/>
-                <w:bCs w:val="false"/>
-                <w:sz w:val="18"/>
-                <w:szCs w:val="18"/>
-              </w:rPr>
-              <w:t xml:space="preserve">5</w:t>
-            </w:r>
-          </w:p>
-        </w:tc>
-        <w:tc>
-          <w:tcPr>
-            <w:tcW w:type="dxa" w:w="1660"/>
-            <w:tcMar>
-              <w:top w:type="dxa" w:w="60"/>
-              <w:left w:type="dxa" w:w="100"/>
-              <w:bottom w:type="dxa" w:w="60"/>
-              <w:right w:type="dxa" w:w="100"/>
-            </w:tcMar>
-          </w:tcPr>
-          <w:p>
-            <w:pPr>
-              <w:spacing w:after="0" w:line="260"/>
-              <w:jc w:val="right"/>
-            </w:pPr>
-            <w:r>
-              <w:rPr>
-                <w:rFonts w:ascii="맑은 고딕" w:cs="맑은 고딕" w:eastAsia="맑은 고딕" w:hAnsi="맑은 고딕"/>
-                <w:b w:val="false"/>
-                <w:bCs w:val="false"/>
-                <w:sz w:val="18"/>
-                <w:szCs w:val="18"/>
-              </w:rPr>
-              <w:t xml:space="preserve">2.475</w:t>
-            </w:r>
-          </w:p>
-        </w:tc>
-        <w:tc>
-          <w:tcPr>
-            <w:tcW w:type="dxa" w:w="1660"/>
-            <w:tcMar>
-              <w:top w:type="dxa" w:w="60"/>
-              <w:left w:type="dxa" w:w="100"/>
-              <w:bottom w:type="dxa" w:w="60"/>
-              <w:right w:type="dxa" w:w="100"/>
-            </w:tcMar>
-          </w:tcPr>
-          <w:p>
-            <w:pPr>
-              <w:spacing w:after="0" w:line="260"/>
-              <w:jc w:val="right"/>
-            </w:pPr>
-            <w:r>
-              <w:rPr>
-                <w:rFonts w:ascii="맑은 고딕" w:cs="맑은 고딕" w:eastAsia="맑은 고딕" w:hAnsi="맑은 고딕"/>
-                <w:b w:val="false"/>
-                <w:bCs w:val="false"/>
-                <w:sz w:val="18"/>
-                <w:szCs w:val="18"/>
-              </w:rPr>
-              <w:t xml:space="preserve">0.275</w:t>
-            </w:r>
-          </w:p>
-        </w:tc>
-        <w:tc>
-          <w:tcPr>
-            <w:tcW w:type="dxa" w:w="1320"/>
-            <w:tcMar>
-              <w:top w:type="dxa" w:w="60"/>
-              <w:left w:type="dxa" w:w="100"/>
-              <w:bottom w:type="dxa" w:w="60"/>
-              <w:right w:type="dxa" w:w="100"/>
-            </w:tcMar>
-          </w:tcPr>
-          <w:p>
-            <w:pPr>
-              <w:spacing w:after="0" w:line="260"/>
-              <w:jc w:val="right"/>
-            </w:pPr>
-            <w:r>
-              <w:rPr>
-                <w:rFonts w:ascii="맑은 고딕" w:cs="맑은 고딕" w:eastAsia="맑은 고딕" w:hAnsi="맑은 고딕"/>
-                <w:b w:val="false"/>
-                <w:bCs w:val="false"/>
-                <w:sz w:val="18"/>
-                <w:szCs w:val="18"/>
-              </w:rPr>
-              <w:t xml:space="preserve">250.0</w:t>
-            </w:r>
-          </w:p>
-        </w:tc>
-        <w:tc>
-          <w:tcPr>
-            <w:tcW w:type="dxa" w:w="1320"/>
-            <w:tcMar>
-              <w:top w:type="dxa" w:w="60"/>
-              <w:left w:type="dxa" w:w="100"/>
-              <w:bottom w:type="dxa" w:w="60"/>
-              <w:right w:type="dxa" w:w="100"/>
-            </w:tcMar>
-          </w:tcPr>
-          <w:p>
-            <w:pPr>
-              <w:spacing w:after="0" w:line="260"/>
-              <w:jc w:val="right"/>
-            </w:pPr>
-            <w:r>
-              <w:rPr>
-                <w:rFonts w:ascii="맑은 고딕" w:cs="맑은 고딕" w:eastAsia="맑은 고딕" w:hAnsi="맑은 고딕"/>
-                <w:b w:val="false"/>
-                <w:bCs w:val="false"/>
-                <w:sz w:val="18"/>
-                <w:szCs w:val="18"/>
-              </w:rPr>
-              <w:t xml:space="preserve">750.0</w:t>
-            </w:r>
-          </w:p>
-        </w:tc>
-      </w:tr>
-    </w:tbl>
-    <w:p>
-      <w:pPr>
-        <w:spacing w:after="120" w:line="300"/>
-      </w:pPr>
-      <w:r>
-        <w:rPr>
-          <w:rFonts w:ascii="맑은 고딕" w:cs="맑은 고딕" w:eastAsia="맑은 고딕" w:hAnsi="맑은 고딕"/>
-          <w:sz w:val="20"/>
-          <w:szCs w:val="20"/>
-        </w:rPr>
-        <w:t xml:space="preserve">디지털 전원이 계획서대로 1.8 V인 경우(분압비는 같고 전압만 축소):</w:t>
-      </w:r>
-    </w:p>
-    <w:tbl>
-      <w:tblPr>
-        <w:tblW w:type="dxa" w:w="9020"/>
-        <w:tblBorders>
-          <w:top w:val="single" w:color="auto" w:sz="4"/>
-          <w:left w:val="single" w:color="auto" w:sz="4"/>
-          <w:bottom w:val="single" w:color="auto" w:sz="4"/>
-          <w:right w:val="single" w:color="auto" w:sz="4"/>
-          <w:insideH w:val="single" w:color="auto" w:sz="4"/>
-          <w:insideV w:val="single" w:color="auto" w:sz="4"/>
-        </w:tblBorders>
-      </w:tblPr>
-      <w:tblGrid>
-        <w:gridCol w:w="1100"/>
-        <w:gridCol w:w="980"/>
-        <w:gridCol w:w="980"/>
-        <w:gridCol w:w="1660"/>
-        <w:gridCol w:w="1660"/>
-        <w:gridCol w:w="1320"/>
-        <w:gridCol w:w="1320"/>
-      </w:tblGrid>
-      <w:tr>
-        <w:trPr>
-          <w:tblHeader/>
-        </w:trPr>
-        <w:tc>
-          <w:tcPr>
-            <w:tcW w:type="dxa" w:w="1100"/>
-            <w:shd w:fill="F2F2F2" w:color="auto" w:val="clear"/>
-            <w:tcMar>
-              <w:top w:type="dxa" w:w="60"/>
-              <w:left w:type="dxa" w:w="100"/>
-              <w:bottom w:type="dxa" w:w="60"/>
-              <w:right w:type="dxa" w:w="100"/>
-            </w:tcMar>
-          </w:tcPr>
-          <w:p>
-            <w:pPr>
-              <w:spacing w:after="0" w:line="260"/>
-            </w:pPr>
-            <w:r>
-              <w:rPr>
-                <w:rFonts w:ascii="맑은 고딕" w:cs="맑은 고딕" w:eastAsia="맑은 고딕" w:hAnsi="맑은 고딕"/>
-                <w:b/>
-                <w:bCs/>
-                <w:sz w:val="18"/>
-                <w:szCs w:val="18"/>
-              </w:rPr>
-              <w:t xml:space="preserve">상태</w:t>
-            </w:r>
-          </w:p>
-        </w:tc>
-        <w:tc>
-          <w:tcPr>
-            <w:tcW w:type="dxa" w:w="980"/>
-            <w:shd w:fill="F2F2F2" w:color="auto" w:val="clear"/>
-            <w:tcMar>
-              <w:top w:type="dxa" w:w="60"/>
-              <w:left w:type="dxa" w:w="100"/>
-              <w:bottom w:type="dxa" w:w="60"/>
-              <w:right w:type="dxa" w:w="100"/>
-            </w:tcMar>
-          </w:tcPr>
-          <w:p>
-            <w:pPr>
-              <w:spacing w:after="0" w:line="260"/>
-            </w:pPr>
-            <w:r>
-              <w:rPr>
-                <w:rFonts w:ascii="맑은 고딕" w:cs="맑은 고딕" w:eastAsia="맑은 고딕" w:hAnsi="맑은 고딕"/>
-                <w:b/>
-                <w:bCs/>
-                <w:sz w:val="18"/>
-                <w:szCs w:val="18"/>
-              </w:rPr>
-              <w:t xml:space="preserve">m</w:t>
-            </w:r>
-          </w:p>
-        </w:tc>
-        <w:tc>
-          <w:tcPr>
-            <w:tcW w:type="dxa" w:w="980"/>
-            <w:shd w:fill="F2F2F2" w:color="auto" w:val="clear"/>
-            <w:tcMar>
-              <w:top w:type="dxa" w:w="60"/>
-              <w:left w:type="dxa" w:w="100"/>
-              <w:bottom w:type="dxa" w:w="60"/>
-              <w:right w:type="dxa" w:w="100"/>
-            </w:tcMar>
-          </w:tcPr>
-          <w:p>
-            <w:pPr>
-              <w:spacing w:after="0" w:line="260"/>
-            </w:pPr>
-            <w:r>
-              <w:rPr>
-                <w:rFonts w:ascii="맑은 고딕" w:cs="맑은 고딕" w:eastAsia="맑은 고딕" w:hAnsi="맑은 고딕"/>
-                <w:b/>
-                <w:bCs/>
-                <w:sz w:val="18"/>
-                <w:szCs w:val="18"/>
-              </w:rPr>
-              <w:t xml:space="preserve">k</w:t>
-            </w:r>
-          </w:p>
-        </w:tc>
-        <w:tc>
-          <w:tcPr>
-            <w:tcW w:type="dxa" w:w="1660"/>
-            <w:shd w:fill="F2F2F2" w:color="auto" w:val="clear"/>
-            <w:tcMar>
-              <w:top w:type="dxa" w:w="60"/>
-              <w:left w:type="dxa" w:w="100"/>
-              <w:bottom w:type="dxa" w:w="60"/>
-              <w:right w:type="dxa" w:w="100"/>
-            </w:tcMar>
-          </w:tcPr>
-          <w:p>
-            <w:pPr>
-              <w:spacing w:after="0" w:line="260"/>
-            </w:pPr>
-            <w:r>
-              <w:rPr>
-                <w:rFonts w:ascii="맑은 고딕" w:cs="맑은 고딕" w:eastAsia="맑은 고딕" w:hAnsi="맑은 고딕"/>
-                <w:b/>
-                <w:bCs/>
-                <w:sz w:val="18"/>
-                <w:szCs w:val="18"/>
-              </w:rPr>
-              <w:t xml:space="preserve">V_TH [V]</w:t>
-            </w:r>
-          </w:p>
-        </w:tc>
-        <w:tc>
-          <w:tcPr>
-            <w:tcW w:type="dxa" w:w="1660"/>
-            <w:shd w:fill="F2F2F2" w:color="auto" w:val="clear"/>
-            <w:tcMar>
-              <w:top w:type="dxa" w:w="60"/>
-              <w:left w:type="dxa" w:w="100"/>
-              <w:bottom w:type="dxa" w:w="60"/>
-              <w:right w:type="dxa" w:w="100"/>
-            </w:tcMar>
-          </w:tcPr>
-          <w:p>
-            <w:pPr>
-              <w:spacing w:after="0" w:line="260"/>
-            </w:pPr>
-            <w:r>
-              <w:rPr>
-                <w:rFonts w:ascii="맑은 고딕" w:cs="맑은 고딕" w:eastAsia="맑은 고딕" w:hAnsi="맑은 고딕"/>
-                <w:b/>
-                <w:bCs/>
-                <w:sz w:val="18"/>
-                <w:szCs w:val="18"/>
-              </w:rPr>
-              <w:t xml:space="preserve">여유 [V]</w:t>
-            </w:r>
-          </w:p>
-        </w:tc>
-        <w:tc>
-          <w:tcPr>
-            <w:tcW w:type="dxa" w:w="1320"/>
-            <w:shd w:fill="F2F2F2" w:color="auto" w:val="clear"/>
-            <w:tcMar>
-              <w:top w:type="dxa" w:w="60"/>
-              <w:left w:type="dxa" w:w="100"/>
-              <w:bottom w:type="dxa" w:w="60"/>
-              <w:right w:type="dxa" w:w="100"/>
-            </w:tcMar>
-          </w:tcPr>
-          <w:p>
-            <w:pPr>
-              <w:spacing w:after="0" w:line="260"/>
-            </w:pPr>
-            <w:r>
-              <w:rPr>
-                <w:rFonts w:ascii="맑은 고딕" w:cs="맑은 고딕" w:eastAsia="맑은 고딕" w:hAnsi="맑은 고딕"/>
-                <w:b/>
-                <w:bCs/>
-                <w:sz w:val="18"/>
-                <w:szCs w:val="18"/>
-              </w:rPr>
-              <w:t xml:space="preserve">R7 [kΩ]</w:t>
-            </w:r>
-          </w:p>
-        </w:tc>
-        <w:tc>
-          <w:tcPr>
-            <w:tcW w:type="dxa" w:w="1320"/>
-            <w:shd w:fill="F2F2F2" w:color="auto" w:val="clear"/>
-            <w:tcMar>
-              <w:top w:type="dxa" w:w="60"/>
-              <w:left w:type="dxa" w:w="100"/>
-              <w:bottom w:type="dxa" w:w="60"/>
-              <w:right w:type="dxa" w:w="100"/>
-            </w:tcMar>
-          </w:tcPr>
-          <w:p>
-            <w:pPr>
-              <w:spacing w:after="0" w:line="260"/>
-            </w:pPr>
-            <w:r>
-              <w:rPr>
-                <w:rFonts w:ascii="맑은 고딕" w:cs="맑은 고딕" w:eastAsia="맑은 고딕" w:hAnsi="맑은 고딕"/>
-                <w:b/>
-                <w:bCs/>
-                <w:sz w:val="18"/>
-                <w:szCs w:val="18"/>
-              </w:rPr>
-              <w:t xml:space="preserve">R8 [kΩ]</w:t>
-            </w:r>
-          </w:p>
-        </w:tc>
-      </w:tr>
-      <w:tr>
-        <w:trPr>
-          <w:tblHeader w:val="off"/>
-        </w:trPr>
-        <w:tc>
-          <w:tcPr>
-            <w:tcW w:type="dxa" w:w="1100"/>
-            <w:tcMar>
-              <w:top w:type="dxa" w:w="60"/>
-              <w:left w:type="dxa" w:w="100"/>
-              <w:bottom w:type="dxa" w:w="60"/>
-              <w:right w:type="dxa" w:w="100"/>
-            </w:tcMar>
-          </w:tcPr>
-          <w:p>
-            <w:pPr>
-              <w:spacing w:after="0" w:line="260"/>
-            </w:pPr>
-            <w:r>
-              <w:rPr>
-                <w:rFonts w:ascii="맑은 고딕" w:cs="맑은 고딕" w:eastAsia="맑은 고딕" w:hAnsi="맑은 고딕"/>
-                <w:b w:val="false"/>
-                <w:bCs w:val="false"/>
-                <w:sz w:val="18"/>
-                <w:szCs w:val="18"/>
-              </w:rPr>
-              <w:t xml:space="preserve">s1</w:t>
-            </w:r>
-          </w:p>
-        </w:tc>
-        <w:tc>
-          <w:tcPr>
-            <w:tcW w:type="dxa" w:w="980"/>
-            <w:tcMar>
-              <w:top w:type="dxa" w:w="60"/>
-              <w:left w:type="dxa" w:w="100"/>
-              <w:bottom w:type="dxa" w:w="60"/>
-              <w:right w:type="dxa" w:w="100"/>
-            </w:tcMar>
-          </w:tcPr>
-          <w:p>
-            <w:pPr>
-              <w:spacing w:after="0" w:line="260"/>
-              <w:jc w:val="right"/>
-            </w:pPr>
-            <w:r>
-              <w:rPr>
-                <w:rFonts w:ascii="맑은 고딕" w:cs="맑은 고딕" w:eastAsia="맑은 고딕" w:hAnsi="맑은 고딕"/>
-                <w:b w:val="false"/>
-                <w:bCs w:val="false"/>
-                <w:sz w:val="18"/>
-                <w:szCs w:val="18"/>
-              </w:rPr>
-              <w:t xml:space="preserve">8</w:t>
-            </w:r>
-          </w:p>
-        </w:tc>
-        <w:tc>
-          <w:tcPr>
-            <w:tcW w:type="dxa" w:w="980"/>
-            <w:tcMar>
-              <w:top w:type="dxa" w:w="60"/>
-              <w:left w:type="dxa" w:w="100"/>
-              <w:bottom w:type="dxa" w:w="60"/>
-              <w:right w:type="dxa" w:w="100"/>
-            </w:tcMar>
-          </w:tcPr>
-          <w:p>
-            <w:pPr>
-              <w:spacing w:after="0" w:line="260"/>
-              <w:jc w:val="right"/>
-            </w:pPr>
-            <w:r>
-              <w:rPr>
-                <w:rFonts w:ascii="맑은 고딕" w:cs="맑은 고딕" w:eastAsia="맑은 고딕" w:hAnsi="맑은 고딕"/>
-                <w:b w:val="false"/>
-                <w:bCs w:val="false"/>
-                <w:sz w:val="18"/>
-                <w:szCs w:val="18"/>
-              </w:rPr>
-              <w:t xml:space="preserve">6</w:t>
-            </w:r>
-          </w:p>
-        </w:tc>
-        <w:tc>
-          <w:tcPr>
-            <w:tcW w:type="dxa" w:w="1660"/>
-            <w:tcMar>
-              <w:top w:type="dxa" w:w="60"/>
-              <w:left w:type="dxa" w:w="100"/>
-              <w:bottom w:type="dxa" w:w="60"/>
-              <w:right w:type="dxa" w:w="100"/>
-            </w:tcMar>
-          </w:tcPr>
-          <w:p>
-            <w:pPr>
-              <w:spacing w:after="0" w:line="260"/>
-              <w:jc w:val="right"/>
-            </w:pPr>
-            <w:r>
-              <w:rPr>
-                <w:rFonts w:ascii="맑은 고딕" w:cs="맑은 고딕" w:eastAsia="맑은 고딕" w:hAnsi="맑은 고딕"/>
-                <w:b w:val="false"/>
-                <w:bCs w:val="false"/>
-                <w:sz w:val="18"/>
-                <w:szCs w:val="18"/>
-              </w:rPr>
-              <w:t xml:space="preserve">1.238</w:t>
-            </w:r>
-          </w:p>
-        </w:tc>
-        <w:tc>
-          <w:tcPr>
-            <w:tcW w:type="dxa" w:w="1660"/>
-            <w:tcMar>
-              <w:top w:type="dxa" w:w="60"/>
-              <w:left w:type="dxa" w:w="100"/>
-              <w:bottom w:type="dxa" w:w="60"/>
-              <w:right w:type="dxa" w:w="100"/>
-            </w:tcMar>
-          </w:tcPr>
-          <w:p>
-            <w:pPr>
-              <w:spacing w:after="0" w:line="260"/>
-              <w:jc w:val="right"/>
-            </w:pPr>
-            <w:r>
-              <w:rPr>
-                <w:rFonts w:ascii="맑은 고딕" w:cs="맑은 고딕" w:eastAsia="맑은 고딕" w:hAnsi="맑은 고딕"/>
-                <w:b w:val="false"/>
-                <w:bCs w:val="false"/>
-                <w:sz w:val="18"/>
-                <w:szCs w:val="18"/>
-              </w:rPr>
-              <w:t xml:space="preserve">0.113</w:t>
-            </w:r>
-          </w:p>
-        </w:tc>
-        <w:tc>
-          <w:tcPr>
-            <w:tcW w:type="dxa" w:w="1320"/>
-            <w:tcMar>
-              <w:top w:type="dxa" w:w="60"/>
-              <w:left w:type="dxa" w:w="100"/>
-              <w:bottom w:type="dxa" w:w="60"/>
-              <w:right w:type="dxa" w:w="100"/>
-            </w:tcMar>
-          </w:tcPr>
-          <w:p>
-            <w:pPr>
-              <w:spacing w:after="0" w:line="260"/>
-              <w:jc w:val="right"/>
-            </w:pPr>
-            <w:r>
-              <w:rPr>
-                <w:rFonts w:ascii="맑은 고딕" w:cs="맑은 고딕" w:eastAsia="맑은 고딕" w:hAnsi="맑은 고딕"/>
-                <w:b w:val="false"/>
-                <w:bCs w:val="false"/>
-                <w:sz w:val="18"/>
-                <w:szCs w:val="18"/>
-              </w:rPr>
-              <w:t xml:space="preserve">312.5</w:t>
-            </w:r>
-          </w:p>
-        </w:tc>
-        <w:tc>
-          <w:tcPr>
-            <w:tcW w:type="dxa" w:w="1320"/>
-            <w:tcMar>
-              <w:top w:type="dxa" w:w="60"/>
-              <w:left w:type="dxa" w:w="100"/>
-              <w:bottom w:type="dxa" w:w="60"/>
-              <w:right w:type="dxa" w:w="100"/>
-            </w:tcMar>
-          </w:tcPr>
-          <w:p>
-            <w:pPr>
-              <w:spacing w:after="0" w:line="260"/>
-              <w:jc w:val="right"/>
-            </w:pPr>
-            <w:r>
-              <w:rPr>
-                <w:rFonts w:ascii="맑은 고딕" w:cs="맑은 고딕" w:eastAsia="맑은 고딕" w:hAnsi="맑은 고딕"/>
-                <w:b w:val="false"/>
-                <w:bCs w:val="false"/>
-                <w:sz w:val="18"/>
-                <w:szCs w:val="18"/>
-              </w:rPr>
-              <w:t xml:space="preserve">687.5</w:t>
-            </w:r>
-          </w:p>
-        </w:tc>
-      </w:tr>
-      <w:tr>
-        <w:trPr>
-          <w:tblHeader w:val="off"/>
-        </w:trPr>
-        <w:tc>
-          <w:tcPr>
-            <w:tcW w:type="dxa" w:w="1100"/>
-            <w:tcMar>
-              <w:top w:type="dxa" w:w="60"/>
-              <w:left w:type="dxa" w:w="100"/>
-              <w:bottom w:type="dxa" w:w="60"/>
-              <w:right w:type="dxa" w:w="100"/>
-            </w:tcMar>
-          </w:tcPr>
-          <w:p>
-            <w:pPr>
-              <w:spacing w:after="0" w:line="260"/>
-            </w:pPr>
-            <w:r>
-              <w:rPr>
-                <w:rFonts w:ascii="맑은 고딕" w:cs="맑은 고딕" w:eastAsia="맑은 고딕" w:hAnsi="맑은 고딕"/>
-                <w:b w:val="false"/>
-                <w:bCs w:val="false"/>
-                <w:sz w:val="18"/>
-                <w:szCs w:val="18"/>
-              </w:rPr>
-              <w:t xml:space="preserve">s2</w:t>
-            </w:r>
-          </w:p>
-        </w:tc>
-        <w:tc>
-          <w:tcPr>
-            <w:tcW w:type="dxa" w:w="980"/>
-            <w:tcMar>
-              <w:top w:type="dxa" w:w="60"/>
-              <w:left w:type="dxa" w:w="100"/>
-              <w:bottom w:type="dxa" w:w="60"/>
-              <w:right w:type="dxa" w:w="100"/>
-            </w:tcMar>
-          </w:tcPr>
-          <w:p>
-            <w:pPr>
-              <w:spacing w:after="0" w:line="260"/>
-              <w:jc w:val="right"/>
-            </w:pPr>
-            <w:r>
-              <w:rPr>
-                <w:rFonts w:ascii="맑은 고딕" w:cs="맑은 고딕" w:eastAsia="맑은 고딕" w:hAnsi="맑은 고딕"/>
-                <w:b w:val="false"/>
-                <w:bCs w:val="false"/>
-                <w:sz w:val="18"/>
-                <w:szCs w:val="18"/>
-              </w:rPr>
-              <w:t xml:space="preserve">6</w:t>
-            </w:r>
-          </w:p>
-        </w:tc>
-        <w:tc>
-          <w:tcPr>
-            <w:tcW w:type="dxa" w:w="980"/>
-            <w:tcMar>
-              <w:top w:type="dxa" w:w="60"/>
-              <w:left w:type="dxa" w:w="100"/>
-              <w:bottom w:type="dxa" w:w="60"/>
-              <w:right w:type="dxa" w:w="100"/>
-            </w:tcMar>
-          </w:tcPr>
-          <w:p>
-            <w:pPr>
-              <w:spacing w:after="0" w:line="260"/>
-              <w:jc w:val="right"/>
-            </w:pPr>
-            <w:r>
-              <w:rPr>
-                <w:rFonts w:ascii="맑은 고딕" w:cs="맑은 고딕" w:eastAsia="맑은 고딕" w:hAnsi="맑은 고딕"/>
-                <w:b w:val="false"/>
-                <w:bCs w:val="false"/>
-                <w:sz w:val="18"/>
-                <w:szCs w:val="18"/>
-              </w:rPr>
-              <w:t xml:space="preserve">5</w:t>
-            </w:r>
-          </w:p>
-        </w:tc>
-        <w:tc>
-          <w:tcPr>
-            <w:tcW w:type="dxa" w:w="1660"/>
-            <w:tcMar>
-              <w:top w:type="dxa" w:w="60"/>
-              <w:left w:type="dxa" w:w="100"/>
-              <w:bottom w:type="dxa" w:w="60"/>
-              <w:right w:type="dxa" w:w="100"/>
-            </w:tcMar>
-          </w:tcPr>
-          <w:p>
-            <w:pPr>
-              <w:spacing w:after="0" w:line="260"/>
-              <w:jc w:val="right"/>
-            </w:pPr>
-            <w:r>
-              <w:rPr>
-                <w:rFonts w:ascii="맑은 고딕" w:cs="맑은 고딕" w:eastAsia="맑은 고딕" w:hAnsi="맑은 고딕"/>
-                <w:b w:val="false"/>
-                <w:bCs w:val="false"/>
-                <w:sz w:val="18"/>
-                <w:szCs w:val="18"/>
-              </w:rPr>
-              <w:t xml:space="preserve">1.350</w:t>
-            </w:r>
-          </w:p>
-        </w:tc>
-        <w:tc>
-          <w:tcPr>
-            <w:tcW w:type="dxa" w:w="1660"/>
-            <w:tcMar>
-              <w:top w:type="dxa" w:w="60"/>
-              <w:left w:type="dxa" w:w="100"/>
-              <w:bottom w:type="dxa" w:w="60"/>
-              <w:right w:type="dxa" w:w="100"/>
-            </w:tcMar>
-          </w:tcPr>
-          <w:p>
-            <w:pPr>
-              <w:spacing w:after="0" w:line="260"/>
-              <w:jc w:val="right"/>
-            </w:pPr>
-            <w:r>
-              <w:rPr>
-                <w:rFonts w:ascii="맑은 고딕" w:cs="맑은 고딕" w:eastAsia="맑은 고딕" w:hAnsi="맑은 고딕"/>
-                <w:b w:val="false"/>
-                <w:bCs w:val="false"/>
-                <w:sz w:val="18"/>
-                <w:szCs w:val="18"/>
-              </w:rPr>
-              <w:t xml:space="preserve">0.150</w:t>
-            </w:r>
-          </w:p>
-        </w:tc>
-        <w:tc>
-          <w:tcPr>
-            <w:tcW w:type="dxa" w:w="1320"/>
-            <w:tcMar>
-              <w:top w:type="dxa" w:w="60"/>
-              <w:left w:type="dxa" w:w="100"/>
-              <w:bottom w:type="dxa" w:w="60"/>
-              <w:right w:type="dxa" w:w="100"/>
-            </w:tcMar>
-          </w:tcPr>
-          <w:p>
-            <w:pPr>
-              <w:spacing w:after="0" w:line="260"/>
-              <w:jc w:val="right"/>
-            </w:pPr>
-            <w:r>
-              <w:rPr>
-                <w:rFonts w:ascii="맑은 고딕" w:cs="맑은 고딕" w:eastAsia="맑은 고딕" w:hAnsi="맑은 고딕"/>
-                <w:b w:val="false"/>
-                <w:bCs w:val="false"/>
-                <w:sz w:val="18"/>
-                <w:szCs w:val="18"/>
-              </w:rPr>
-              <w:t xml:space="preserve">250.0</w:t>
-            </w:r>
-          </w:p>
-        </w:tc>
-        <w:tc>
-          <w:tcPr>
-            <w:tcW w:type="dxa" w:w="1320"/>
-            <w:tcMar>
-              <w:top w:type="dxa" w:w="60"/>
-              <w:left w:type="dxa" w:w="100"/>
-              <w:bottom w:type="dxa" w:w="60"/>
-              <w:right w:type="dxa" w:w="100"/>
-            </w:tcMar>
-          </w:tcPr>
-          <w:p>
-            <w:pPr>
-              <w:spacing w:after="0" w:line="260"/>
-              <w:jc w:val="right"/>
-            </w:pPr>
-            <w:r>
-              <w:rPr>
-                <w:rFonts w:ascii="맑은 고딕" w:cs="맑은 고딕" w:eastAsia="맑은 고딕" w:hAnsi="맑은 고딕"/>
-                <w:b w:val="false"/>
-                <w:bCs w:val="false"/>
-                <w:sz w:val="18"/>
-                <w:szCs w:val="18"/>
-              </w:rPr>
-              <w:t xml:space="preserve">750.0</w:t>
+            <w:tcW w:type="dxa" w:w="1700"/>
+            <w:tcMar>
+              <w:top w:type="dxa" w:w="60"/>
+              <w:left w:type="dxa" w:w="100"/>
+              <w:bottom w:type="dxa" w:w="60"/>
+              <w:right w:type="dxa" w:w="100"/>
+            </w:tcMar>
+          </w:tcPr>
+          <w:p>
+            <w:pPr>
+              <w:spacing w:after="0" w:line="260"/>
+            </w:pPr>
+            <w:r>
+              <w:rPr>
+                <w:rFonts w:ascii="맑은 고딕" w:cs="맑은 고딕" w:eastAsia="맑은 고딕" w:hAnsi="맑은 고딕"/>
+                <w:b w:val="false"/>
+                <w:bCs w:val="false"/>
+                <w:sz w:val="18"/>
+                <w:szCs w:val="18"/>
+              </w:rPr>
+              <w:t xml:space="preserve">2.475 V</w:t>
+            </w:r>
+          </w:p>
+        </w:tc>
+        <w:tc>
+          <w:tcPr>
+            <w:tcW w:type="dxa" w:w="2100"/>
+            <w:tcMar>
+              <w:top w:type="dxa" w:w="60"/>
+              <w:left w:type="dxa" w:w="100"/>
+              <w:bottom w:type="dxa" w:w="60"/>
+              <w:right w:type="dxa" w:w="100"/>
+            </w:tcMar>
+          </w:tcPr>
+          <w:p>
+            <w:pPr>
+              <w:spacing w:after="0" w:line="260"/>
+            </w:pPr>
+            <w:r>
+              <w:rPr>
+                <w:rFonts w:ascii="맑은 고딕" w:cs="맑은 고딕" w:eastAsia="맑은 고딕" w:hAnsi="맑은 고딕"/>
+                <w:b w:val="false"/>
+                <w:bCs w:val="false"/>
+                <w:sz w:val="18"/>
+                <w:szCs w:val="18"/>
+              </w:rPr>
+              <w:t xml:space="preserve">250.0k / 750.0k</w:t>
+            </w:r>
+          </w:p>
+        </w:tc>
+        <w:tc>
+          <w:tcPr>
+            <w:tcW w:type="dxa" w:w="1900"/>
+            <w:tcMar>
+              <w:top w:type="dxa" w:w="60"/>
+              <w:left w:type="dxa" w:w="100"/>
+              <w:bottom w:type="dxa" w:w="60"/>
+              <w:right w:type="dxa" w:w="100"/>
+            </w:tcMar>
+          </w:tcPr>
+          <w:p>
+            <w:pPr>
+              <w:spacing w:after="0" w:line="260"/>
+            </w:pPr>
+            <w:r>
+              <w:rPr>
+                <w:rFonts w:ascii="맑은 고딕" w:cs="맑은 고딕" w:eastAsia="맑은 고딕" w:hAnsi="맑은 고딕"/>
+                <w:b w:val="false"/>
+                <w:bCs w:val="false"/>
+                <w:sz w:val="18"/>
+                <w:szCs w:val="18"/>
+              </w:rPr>
+              <w:t xml:space="preserve">249k / 750k</w:t>
+            </w:r>
+          </w:p>
+        </w:tc>
+        <w:tc>
+          <w:tcPr>
+            <w:tcW w:type="dxa" w:w="1200"/>
+            <w:tcMar>
+              <w:top w:type="dxa" w:w="60"/>
+              <w:left w:type="dxa" w:w="100"/>
+              <w:bottom w:type="dxa" w:w="60"/>
+              <w:right w:type="dxa" w:w="100"/>
+            </w:tcMar>
+          </w:tcPr>
+          <w:p>
+            <w:pPr>
+              <w:spacing w:after="0" w:line="260"/>
+            </w:pPr>
+            <w:r>
+              <w:rPr>
+                <w:rFonts w:ascii="맑은 고딕" w:cs="맑은 고딕" w:eastAsia="맑은 고딕" w:hAnsi="맑은 고딕"/>
+                <w:b w:val="false"/>
+                <w:bCs w:val="false"/>
+                <w:sz w:val="18"/>
+                <w:szCs w:val="18"/>
+              </w:rPr>
+              <w:t xml:space="preserve">2.478 V</w:t>
+            </w:r>
+          </w:p>
+        </w:tc>
+        <w:tc>
+          <w:tcPr>
+            <w:tcW w:type="dxa" w:w="1020"/>
+            <w:tcMar>
+              <w:top w:type="dxa" w:w="60"/>
+              <w:left w:type="dxa" w:w="100"/>
+              <w:bottom w:type="dxa" w:w="60"/>
+              <w:right w:type="dxa" w:w="100"/>
+            </w:tcMar>
+          </w:tcPr>
+          <w:p>
+            <w:pPr>
+              <w:spacing w:after="0" w:line="260"/>
+            </w:pPr>
+            <w:r>
+              <w:rPr>
+                <w:rFonts w:ascii="맑은 고딕" w:cs="맑은 고딕" w:eastAsia="맑은 고딕" w:hAnsi="맑은 고딕"/>
+                <w:b w:val="false"/>
+                <w:bCs w:val="false"/>
+                <w:sz w:val="18"/>
+                <w:szCs w:val="18"/>
+              </w:rPr>
+              <w:t xml:space="preserve">0.275 V</w:t>
             </w:r>
           </w:p>
         </w:tc>
@@ -5951,7 +7322,7 @@
     <w:p>
       <w:pPr>
         <w:pBdr>
-          <w:left w:val="single" w:color="9A9A9A" w:sz="12" w:space="8"/>
+          <w:left w:val="single" w:color="A9571F" w:sz="14" w:space="8"/>
         </w:pBdr>
         <w:spacing w:after="160" w:before="60"/>
         <w:ind w:left="240"/>
@@ -5959,11 +7330,38 @@
       <w:r>
         <w:rPr>
           <w:rFonts w:ascii="맑은 고딕" w:cs="맑은 고딕" w:eastAsia="맑은 고딕" w:hAnsi="맑은 고딕"/>
-          <w:color w:val="444444"/>
+          <w:b/>
+          <w:bCs/>
+          <w:color w:val="A9571F"/>
           <w:sz w:val="18"/>
           <w:szCs w:val="18"/>
         </w:rPr>
-        <w:t xml:space="preserve">저항비는 전원 전압과 무관하므로 R7·R8 값은 동일하다. 달라지는 것은 판정 여유이며, 1.8 V에서는 0.113 V로 비교기 입력 오프셋과 저항 공차에 대한 여유가 절반으로 줄어든다. 저항 합은 1 MΩ 기준이며 전력 예산에 맞추어 조정 가능하다.</w:t>
+        <w:t xml:space="preserve">【변경】 </w:t>
+      </w:r>
+      <w:r>
+        <w:rPr>
+          <w:rFonts w:ascii="맑은 고딕" w:cs="맑은 고딕" w:eastAsia="맑은 고딕" w:hAnsi="맑은 고딕"/>
+          <w:sz w:val="18"/>
+          <w:szCs w:val="18"/>
+        </w:rPr>
+        <w:t xml:space="preserve">E96 1% 계열의 표준값으로 구현 가능하며, 목표값과의 오차는 판정 여유의 1.5 % 수준이다. 저항비는 전원 전압과 무관하므로 계획서의 1.8 V를 유지할 경우에도 R7·R8 값은 동일하고 판정 여유만 0.113 V / 0.150 V로 줄어든다.</w:t>
+      </w:r>
+    </w:p>
+    <w:p>
+      <w:pPr>
+        <w:pStyle w:val="Heading3"/>
+        <w:spacing w:after="110" w:before="200"/>
+      </w:pPr>
+      <w:r>
+        <w:rPr>
+          <w:rFonts w:ascii="맑은 고딕" w:cs="맑은 고딕" w:eastAsia="맑은 고딕" w:hAnsi="맑은 고딕"/>
+          <w:b/>
+          <w:bCs/>
+          <w:color w:val="25646F"/>
+          <w:sz w:val="21"/>
+          <w:szCs w:val="21"/>
+        </w:rPr>
+        <w:t xml:space="preserve">3.5.3 클립 단위 성능</w:t>
       </w:r>
     </w:p>
     <w:p>
@@ -5976,52 +7374,7 @@
           <w:sz w:val="20"/>
           <w:szCs w:val="20"/>
         </w:rPr>
-        <w:t xml:space="preserve">형판 저항은 14개, 기준전압 분압 저항은 4개이다. 전 채널을 사용할 경우의 상한은 16개이다.</w:t>
-      </w:r>
-    </w:p>
-    <w:p>
-      <w:pPr>
-        <w:pStyle w:val="Heading1"/>
-        <w:spacing w:after="140" w:before="280"/>
-      </w:pPr>
-      <w:r>
-        <w:rPr>
-          <w:rFonts w:ascii="맑은 고딕" w:cs="맑은 고딕" w:eastAsia="맑은 고딕" w:hAnsi="맑은 고딕"/>
-          <w:b/>
-          <w:bCs/>
-          <w:sz w:val="26"/>
-          <w:szCs w:val="26"/>
-        </w:rPr>
-        <w:t xml:space="preserve">5. 성능 측정 결과</w:t>
-      </w:r>
-    </w:p>
-    <w:p>
-      <w:pPr>
-        <w:pStyle w:val="Heading2"/>
-        <w:spacing w:after="140" w:before="280"/>
-      </w:pPr>
-      <w:r>
-        <w:rPr>
-          <w:rFonts w:ascii="맑은 고딕" w:cs="맑은 고딕" w:eastAsia="맑은 고딕" w:hAnsi="맑은 고딕"/>
-          <w:b/>
-          <w:bCs/>
-          <w:sz w:val="23"/>
-          <w:szCs w:val="23"/>
-        </w:rPr>
-        <w:t xml:space="preserve">5.1 클립 단위 성능</w:t>
-      </w:r>
-    </w:p>
-    <w:p>
-      <w:pPr>
-        <w:spacing w:after="120" w:line="300"/>
-      </w:pPr>
-      <w:r>
-        <w:rPr>
-          <w:rFonts w:ascii="맑은 고딕" w:cs="맑은 고딕" w:eastAsia="맑은 고딕" w:hAnsi="맑은 고딕"/>
-          <w:sz w:val="20"/>
-          <w:szCs w:val="20"/>
-        </w:rPr>
-        <w:t xml:space="preserve">Google Speech Commands v2 시험 분할(대상 212개, 비대상 880개) 기준이다. 난수 시드 5회 반복의 평균과 표준편차이다.</w:t>
+        <w:t xml:space="preserve">Speech Commands v2 시험 분할(대상 212개, 비대상 880개), 난수 시드 5회 반복의 평균과 표준편차이다.</w:t>
       </w:r>
     </w:p>
     <w:tbl>
@@ -6206,7 +7559,7 @@
                 <w:sz w:val="18"/>
                 <w:szCs w:val="18"/>
               </w:rPr>
-              <w:t xml:space="preserve">채택 모델(시드 3) 단독: 0.547</w:t>
+              <w:t xml:space="preserve">채택 모델 단독 0.547</w:t>
             </w:r>
           </w:p>
         </w:tc>
@@ -6290,7 +7643,7 @@
                 <w:sz w:val="18"/>
                 <w:szCs w:val="18"/>
               </w:rPr>
-              <w:t xml:space="preserve">클립 단위이며 시간당 오검출과는 다름</w:t>
+              <w:t xml:space="preserve">클립 단위이며 시간당 오검출과 다름</w:t>
             </w:r>
           </w:p>
         </w:tc>
@@ -6382,18 +7735,19 @@
     </w:tbl>
     <w:p>
       <w:pPr>
-        <w:pStyle w:val="Heading2"/>
-        <w:spacing w:after="140" w:before="280"/>
+        <w:pStyle w:val="Heading3"/>
+        <w:spacing w:after="110" w:before="200"/>
       </w:pPr>
       <w:r>
         <w:rPr>
           <w:rFonts w:ascii="맑은 고딕" w:cs="맑은 고딕" w:eastAsia="맑은 고딕" w:hAnsi="맑은 고딕"/>
           <w:b/>
           <w:bCs/>
-          <w:sz w:val="23"/>
-          <w:szCs w:val="23"/>
+          <w:color w:val="25646F"/>
+          <w:sz w:val="21"/>
+          <w:szCs w:val="21"/>
         </w:rPr>
-        <w:t xml:space="preserve">5.2 연속 오디오 기준 성능과 동작점</w:t>
+        <w:t xml:space="preserve">3.5.4 연속 오디오 기준 성능과 동작점</w:t>
       </w:r>
     </w:p>
     <w:p>
@@ -6406,7 +7760,7 @@
           <w:sz w:val="20"/>
           <w:szCs w:val="20"/>
         </w:rPr>
-        <w:t xml:space="preserve">클립 단위 FPR은 시간당 오검출 횟수로 직접 환산되지 않으므로, 계획서 6.3절의 계획대로 연속 오디오 스트림(120분)에서 상태기계를 연속 실행하여 측정하였다. 동작점은 선택에 사용하지 않은 별도 검증 스트림에서 다시 측정한 값으로 보고한다.</w:t>
+        <w:t xml:space="preserve">클립 단위 FPR은 시간당 오검출로 직접 환산되지 않으므로, 계획서 6.3절 계획대로 비대상 발화와 소음을 연결한 연속 오디오 스트림(120분)에서 상태기계를 연속 실행하였다. 아래 값은 동작점 선택에 사용하지 않은 별도 검증 스트림에서 다시 측정한 것이다.</w:t>
       </w:r>
     </w:p>
     <w:tbl>
@@ -6422,10 +7776,10 @@
         </w:tblBorders>
       </w:tblPr>
       <w:tblGrid>
-        <w:gridCol w:w="2600"/>
-        <w:gridCol w:w="2200"/>
-        <w:gridCol w:w="2200"/>
-        <w:gridCol w:w="2020"/>
+        <w:gridCol w:w="2800"/>
+        <w:gridCol w:w="2300"/>
+        <w:gridCol w:w="2000"/>
+        <w:gridCol w:w="1920"/>
       </w:tblGrid>
       <w:tr>
         <w:trPr>
@@ -6433,7 +7787,7 @@
         </w:trPr>
         <w:tc>
           <w:tcPr>
-            <w:tcW w:type="dxa" w:w="2600"/>
+            <w:tcW w:type="dxa" w:w="2800"/>
             <w:shd w:fill="F2F2F2" w:color="auto" w:val="clear"/>
             <w:tcMar>
               <w:top w:type="dxa" w:w="60"/>
@@ -6460,7 +7814,7 @@
         </w:tc>
         <w:tc>
           <w:tcPr>
-            <w:tcW w:type="dxa" w:w="2200"/>
+            <w:tcW w:type="dxa" w:w="2300"/>
             <w:shd w:fill="F2F2F2" w:color="auto" w:val="clear"/>
             <w:tcMar>
               <w:top w:type="dxa" w:w="60"/>
@@ -6487,7 +7841,7 @@
         </w:tc>
         <w:tc>
           <w:tcPr>
-            <w:tcW w:type="dxa" w:w="2200"/>
+            <w:tcW w:type="dxa" w:w="2000"/>
             <w:shd w:fill="F2F2F2" w:color="auto" w:val="clear"/>
             <w:tcMar>
               <w:top w:type="dxa" w:w="60"/>
@@ -6514,7 +7868,7 @@
         </w:tc>
         <w:tc>
           <w:tcPr>
-            <w:tcW w:type="dxa" w:w="2020"/>
+            <w:tcW w:type="dxa" w:w="1920"/>
             <w:shd w:fill="F2F2F2" w:color="auto" w:val="clear"/>
             <w:tcMar>
               <w:top w:type="dxa" w:w="60"/>
@@ -6546,33 +7900,33 @@
         </w:trPr>
         <w:tc>
           <w:tcPr>
-            <w:tcW w:type="dxa" w:w="2600"/>
-            <w:tcMar>
-              <w:top w:type="dxa" w:w="60"/>
-              <w:left w:type="dxa" w:w="100"/>
-              <w:bottom w:type="dxa" w:w="60"/>
-              <w:right w:type="dxa" w:w="100"/>
-            </w:tcMar>
-          </w:tcPr>
-          <w:p>
-            <w:pPr>
-              <w:spacing w:after="0" w:line="260"/>
-            </w:pPr>
-            <w:r>
-              <w:rPr>
-                <w:rFonts w:ascii="맑은 고딕" w:cs="맑은 고딕" w:eastAsia="맑은 고딕" w:hAnsi="맑은 고딕"/>
-                <w:b w:val="false"/>
-                <w:bCs w:val="false"/>
-                <w:sz w:val="18"/>
-                <w:szCs w:val="18"/>
-              </w:rPr>
-              <w:t xml:space="preserve">조용한 실내 (주변 말소리 1%)</w:t>
-            </w:r>
-          </w:p>
-        </w:tc>
-        <w:tc>
-          <w:tcPr>
-            <w:tcW w:type="dxa" w:w="2200"/>
+            <w:tcW w:type="dxa" w:w="2800"/>
+            <w:tcMar>
+              <w:top w:type="dxa" w:w="60"/>
+              <w:left w:type="dxa" w:w="100"/>
+              <w:bottom w:type="dxa" w:w="60"/>
+              <w:right w:type="dxa" w:w="100"/>
+            </w:tcMar>
+          </w:tcPr>
+          <w:p>
+            <w:pPr>
+              <w:spacing w:after="0" w:line="260"/>
+            </w:pPr>
+            <w:r>
+              <w:rPr>
+                <w:rFonts w:ascii="맑은 고딕" w:cs="맑은 고딕" w:eastAsia="맑은 고딕" w:hAnsi="맑은 고딕"/>
+                <w:b w:val="false"/>
+                <w:bCs w:val="false"/>
+                <w:sz w:val="18"/>
+                <w:szCs w:val="18"/>
+              </w:rPr>
+              <w:t xml:space="preserve">조용한 실내 (주변 말소리 1 %)</w:t>
+            </w:r>
+          </w:p>
+        </w:tc>
+        <w:tc>
+          <w:tcPr>
+            <w:tcW w:type="dxa" w:w="2300"/>
             <w:tcMar>
               <w:top w:type="dxa" w:w="60"/>
               <w:left w:type="dxa" w:w="100"/>
@@ -6598,7 +7952,7 @@
         </w:tc>
         <w:tc>
           <w:tcPr>
-            <w:tcW w:type="dxa" w:w="2200"/>
+            <w:tcW w:type="dxa" w:w="2000"/>
             <w:tcMar>
               <w:top w:type="dxa" w:w="60"/>
               <w:left w:type="dxa" w:w="100"/>
@@ -6625,7 +7979,7 @@
         </w:tc>
         <w:tc>
           <w:tcPr>
-            <w:tcW w:type="dxa" w:w="2020"/>
+            <w:tcW w:type="dxa" w:w="1920"/>
             <w:tcMar>
               <w:top w:type="dxa" w:w="60"/>
               <w:left w:type="dxa" w:w="100"/>
@@ -6657,7 +8011,7 @@
         </w:trPr>
         <w:tc>
           <w:tcPr>
-            <w:tcW w:type="dxa" w:w="2600"/>
+            <w:tcW w:type="dxa" w:w="2800"/>
             <w:tcMar>
               <w:top w:type="dxa" w:w="60"/>
               <w:left w:type="dxa" w:w="100"/>
@@ -6683,7 +8037,7 @@
         </w:tc>
         <w:tc>
           <w:tcPr>
-            <w:tcW w:type="dxa" w:w="2200"/>
+            <w:tcW w:type="dxa" w:w="2300"/>
             <w:tcMar>
               <w:top w:type="dxa" w:w="60"/>
               <w:left w:type="dxa" w:w="100"/>
@@ -6709,7 +8063,7 @@
         </w:tc>
         <w:tc>
           <w:tcPr>
-            <w:tcW w:type="dxa" w:w="2200"/>
+            <w:tcW w:type="dxa" w:w="2000"/>
             <w:tcMar>
               <w:top w:type="dxa" w:w="60"/>
               <w:left w:type="dxa" w:w="100"/>
@@ -6736,7 +8090,7 @@
         </w:tc>
         <w:tc>
           <w:tcPr>
-            <w:tcW w:type="dxa" w:w="2020"/>
+            <w:tcW w:type="dxa" w:w="1920"/>
             <w:tcMar>
               <w:top w:type="dxa" w:w="60"/>
               <w:left w:type="dxa" w:w="100"/>
@@ -6768,59 +8122,347 @@
         </w:trPr>
         <w:tc>
           <w:tcPr>
-            <w:tcW w:type="dxa" w:w="2600"/>
-            <w:tcMar>
-              <w:top w:type="dxa" w:w="60"/>
-              <w:left w:type="dxa" w:w="100"/>
-              <w:bottom w:type="dxa" w:w="60"/>
-              <w:right w:type="dxa" w:w="100"/>
-            </w:tcMar>
-          </w:tcPr>
-          <w:p>
-            <w:pPr>
-              <w:spacing w:after="0" w:line="260"/>
-            </w:pPr>
-            <w:r>
-              <w:rPr>
-                <w:rFonts w:ascii="맑은 고딕" w:cs="맑은 고딕" w:eastAsia="맑은 고딕" w:hAnsi="맑은 고딕"/>
-                <w:b w:val="false"/>
-                <w:bCs w:val="false"/>
-                <w:sz w:val="18"/>
-                <w:szCs w:val="18"/>
-              </w:rPr>
-              <w:t xml:space="preserve">주변 대화 있음 (말소리 13%)</w:t>
-            </w:r>
-          </w:p>
-        </w:tc>
+            <w:tcW w:type="dxa" w:w="2800"/>
+            <w:tcMar>
+              <w:top w:type="dxa" w:w="60"/>
+              <w:left w:type="dxa" w:w="100"/>
+              <w:bottom w:type="dxa" w:w="60"/>
+              <w:right w:type="dxa" w:w="100"/>
+            </w:tcMar>
+          </w:tcPr>
+          <w:p>
+            <w:pPr>
+              <w:spacing w:after="0" w:line="260"/>
+            </w:pPr>
+            <w:r>
+              <w:rPr>
+                <w:rFonts w:ascii="맑은 고딕" w:cs="맑은 고딕" w:eastAsia="맑은 고딕" w:hAnsi="맑은 고딕"/>
+                <w:b w:val="false"/>
+                <w:bCs w:val="false"/>
+                <w:sz w:val="18"/>
+                <w:szCs w:val="18"/>
+              </w:rPr>
+              <w:t xml:space="preserve">주변 대화 있음 (말소리 13 %)</w:t>
+            </w:r>
+          </w:p>
+        </w:tc>
+        <w:tc>
+          <w:tcPr>
+            <w:tcW w:type="dxa" w:w="2300"/>
+            <w:tcMar>
+              <w:top w:type="dxa" w:w="60"/>
+              <w:left w:type="dxa" w:w="100"/>
+              <w:bottom w:type="dxa" w:w="60"/>
+              <w:right w:type="dxa" w:w="100"/>
+            </w:tcMar>
+          </w:tcPr>
+          <w:p>
+            <w:pPr>
+              <w:spacing w:after="0" w:line="260"/>
+            </w:pPr>
+            <w:r>
+              <w:rPr>
+                <w:rFonts w:ascii="맑은 고딕" w:cs="맑은 고딕" w:eastAsia="맑은 고딕" w:hAnsi="맑은 고딕"/>
+                <w:b w:val="false"/>
+                <w:bCs w:val="false"/>
+                <w:sz w:val="18"/>
+                <w:szCs w:val="18"/>
+              </w:rPr>
+              <w:t xml:space="preserve">FA/h ≤ 100 허용</w:t>
+            </w:r>
+          </w:p>
+        </w:tc>
+        <w:tc>
+          <w:tcPr>
+            <w:tcW w:type="dxa" w:w="2000"/>
+            <w:tcMar>
+              <w:top w:type="dxa" w:w="60"/>
+              <w:left w:type="dxa" w:w="100"/>
+              <w:bottom w:type="dxa" w:w="60"/>
+              <w:right w:type="dxa" w:w="100"/>
+            </w:tcMar>
+          </w:tcPr>
+          <w:p>
+            <w:pPr>
+              <w:spacing w:after="0" w:line="260"/>
+              <w:jc w:val="right"/>
+            </w:pPr>
+            <w:r>
+              <w:rPr>
+                <w:rFonts w:ascii="맑은 고딕" w:cs="맑은 고딕" w:eastAsia="맑은 고딕" w:hAnsi="맑은 고딕"/>
+                <w:b w:val="false"/>
+                <w:bCs w:val="false"/>
+                <w:sz w:val="18"/>
+                <w:szCs w:val="18"/>
+              </w:rPr>
+              <w:t xml:space="preserve">38.6 %</w:t>
+            </w:r>
+          </w:p>
+        </w:tc>
+        <w:tc>
+          <w:tcPr>
+            <w:tcW w:type="dxa" w:w="1920"/>
+            <w:tcMar>
+              <w:top w:type="dxa" w:w="60"/>
+              <w:left w:type="dxa" w:w="100"/>
+              <w:bottom w:type="dxa" w:w="60"/>
+              <w:right w:type="dxa" w:w="100"/>
+            </w:tcMar>
+          </w:tcPr>
+          <w:p>
+            <w:pPr>
+              <w:spacing w:after="0" w:line="260"/>
+              <w:jc w:val="right"/>
+            </w:pPr>
+            <w:r>
+              <w:rPr>
+                <w:rFonts w:ascii="맑은 고딕" w:cs="맑은 고딕" w:eastAsia="맑은 고딕" w:hAnsi="맑은 고딕"/>
+                <w:b w:val="false"/>
+                <w:bCs w:val="false"/>
+                <w:sz w:val="18"/>
+                <w:szCs w:val="18"/>
+              </w:rPr>
+              <w:t xml:space="preserve">92.9</w:t>
+            </w:r>
+          </w:p>
+        </w:tc>
+      </w:tr>
+    </w:tbl>
+    <w:p>
+      <w:pPr>
+        <w:pBdr>
+          <w:left w:val="single" w:color="A9571F" w:sz="14" w:space="8"/>
+        </w:pBdr>
+        <w:spacing w:after="160" w:before="60"/>
+        <w:ind w:left="240"/>
+      </w:pPr>
+      <w:r>
+        <w:rPr>
+          <w:rFonts w:ascii="맑은 고딕" w:cs="맑은 고딕" w:eastAsia="맑은 고딕" w:hAnsi="맑은 고딕"/>
+          <w:b/>
+          <w:bCs/>
+          <w:color w:val="A9571F"/>
+          <w:sz w:val="18"/>
+          <w:szCs w:val="18"/>
+        </w:rPr>
+        <w:t xml:space="preserve">【변경】 </w:t>
+      </w:r>
+      <w:r>
+        <w:rPr>
+          <w:rFonts w:ascii="맑은 고딕" w:cs="맑은 고딕" w:eastAsia="맑은 고딕" w:hAnsi="맑은 고딕"/>
+          <w:sz w:val="18"/>
+          <w:szCs w:val="18"/>
+        </w:rPr>
+        <w:t xml:space="preserve">오검출은 환경 잡음이 아니라 주변의 다른 말소리에서 발생한다. 주변 말소리 비중이 53 %인 조건과 1 %인 조건 사이에서 같은 동작점의 FA/h가 약 5배 차이를 보였다. 이에 따라 조용한 실내를 전제로 한 동작점을 채택하였다.</w:t>
+      </w:r>
+    </w:p>
+    <w:p>
+      <w:pPr>
+        <w:spacing w:after="120" w:line="300"/>
+      </w:pPr>
+      <w:r>
+        <w:rPr>
+          <w:rFonts w:ascii="맑은 고딕" w:cs="맑은 고딕" w:eastAsia="맑은 고딕" w:hAnsi="맑은 고딕"/>
+          <w:sz w:val="20"/>
+          <w:szCs w:val="20"/>
+        </w:rPr>
+        <w:t xml:space="preserve">동작점은 k(s) 값으로 선택하며 이는 기준전압 분압 저항을 교체하는 것과 같다. 재학습 없이 변경 가능하므로 실물 검증 단계에서 조정할 수 있도록 해당 저항은 교체 가능한 형태로 실장한다.</w:t>
+      </w:r>
+    </w:p>
+    <w:p>
+      <w:pPr>
+        <w:pStyle w:val="Heading3"/>
+        <w:spacing w:after="110" w:before="200"/>
+      </w:pPr>
+      <w:r>
+        <w:rPr>
+          <w:rFonts w:ascii="맑은 고딕" w:cs="맑은 고딕" w:eastAsia="맑은 고딕" w:hAnsi="맑은 고딕"/>
+          <w:b/>
+          <w:bCs/>
+          <w:color w:val="25646F"/>
+          <w:sz w:val="21"/>
+          <w:szCs w:val="21"/>
+        </w:rPr>
+        <w:t xml:space="preserve">3.5.5 채널 임계값 격자 양자화</w:t>
+      </w:r>
+    </w:p>
+    <w:p>
+      <w:pPr>
+        <w:spacing w:after="120" w:line="300"/>
+      </w:pPr>
+      <w:r>
+        <w:rPr>
+          <w:rFonts w:ascii="맑은 고딕" w:cs="맑은 고딕" w:eastAsia="맑은 고딕" w:hAnsi="맑은 고딕"/>
+          <w:sz w:val="20"/>
+          <w:szCs w:val="20"/>
+        </w:rPr>
+        <w:t xml:space="preserve">채널 임계값은 아날로그 기준전압 생성부의 VTHR 격자로 구현되므로, 연속값이 아닌 격자값으로 양자화했을 때의 손실을 측정하였다.</w:t>
+      </w:r>
+    </w:p>
+    <w:tbl>
+      <w:tblPr>
+        <w:tblW w:type="dxa" w:w="9020"/>
+        <w:tblBorders>
+          <w:top w:val="single" w:color="auto" w:sz="4"/>
+          <w:left w:val="single" w:color="auto" w:sz="4"/>
+          <w:bottom w:val="single" w:color="auto" w:sz="4"/>
+          <w:right w:val="single" w:color="auto" w:sz="4"/>
+          <w:insideH w:val="single" w:color="auto" w:sz="4"/>
+          <w:insideV w:val="single" w:color="auto" w:sz="4"/>
+        </w:tblBorders>
+      </w:tblPr>
+      <w:tblGrid>
+        <w:gridCol w:w="2200"/>
+        <w:gridCol w:w="2200"/>
+        <w:gridCol w:w="2300"/>
+        <w:gridCol w:w="2320"/>
+      </w:tblGrid>
+      <w:tr>
+        <w:trPr>
+          <w:tblHeader/>
+        </w:trPr>
         <w:tc>
           <w:tcPr>
             <w:tcW w:type="dxa" w:w="2200"/>
-            <w:tcMar>
-              <w:top w:type="dxa" w:w="60"/>
-              <w:left w:type="dxa" w:w="100"/>
-              <w:bottom w:type="dxa" w:w="60"/>
-              <w:right w:type="dxa" w:w="100"/>
-            </w:tcMar>
-          </w:tcPr>
-          <w:p>
-            <w:pPr>
-              <w:spacing w:after="0" w:line="260"/>
-            </w:pPr>
-            <w:r>
-              <w:rPr>
-                <w:rFonts w:ascii="맑은 고딕" w:cs="맑은 고딕" w:eastAsia="맑은 고딕" w:hAnsi="맑은 고딕"/>
-                <w:b w:val="false"/>
-                <w:bCs w:val="false"/>
-                <w:sz w:val="18"/>
-                <w:szCs w:val="18"/>
-              </w:rPr>
-              <w:t xml:space="preserve">FA/h ≤ 100 허용</w:t>
+            <w:shd w:fill="F2F2F2" w:color="auto" w:val="clear"/>
+            <w:tcMar>
+              <w:top w:type="dxa" w:w="60"/>
+              <w:left w:type="dxa" w:w="100"/>
+              <w:bottom w:type="dxa" w:w="60"/>
+              <w:right w:type="dxa" w:w="100"/>
+            </w:tcMar>
+          </w:tcPr>
+          <w:p>
+            <w:pPr>
+              <w:spacing w:after="0" w:line="260"/>
+            </w:pPr>
+            <w:r>
+              <w:rPr>
+                <w:rFonts w:ascii="맑은 고딕" w:cs="맑은 고딕" w:eastAsia="맑은 고딕" w:hAnsi="맑은 고딕"/>
+                <w:b/>
+                <w:bCs/>
+                <w:sz w:val="18"/>
+                <w:szCs w:val="18"/>
+              </w:rPr>
+              <w:t xml:space="preserve">격자 간격(정규화)</w:t>
             </w:r>
           </w:p>
         </w:tc>
         <w:tc>
           <w:tcPr>
             <w:tcW w:type="dxa" w:w="2200"/>
+            <w:shd w:fill="F2F2F2" w:color="auto" w:val="clear"/>
+            <w:tcMar>
+              <w:top w:type="dxa" w:w="60"/>
+              <w:left w:type="dxa" w:w="100"/>
+              <w:bottom w:type="dxa" w:w="60"/>
+              <w:right w:type="dxa" w:w="100"/>
+            </w:tcMar>
+          </w:tcPr>
+          <w:p>
+            <w:pPr>
+              <w:spacing w:after="0" w:line="260"/>
+            </w:pPr>
+            <w:r>
+              <w:rPr>
+                <w:rFonts w:ascii="맑은 고딕" w:cs="맑은 고딕" w:eastAsia="맑은 고딕" w:hAnsi="맑은 고딕"/>
+                <w:b/>
+                <w:bCs/>
+                <w:sz w:val="18"/>
+                <w:szCs w:val="18"/>
+              </w:rPr>
+              <w:t xml:space="preserve">고유값 수</w:t>
+            </w:r>
+          </w:p>
+        </w:tc>
+        <w:tc>
+          <w:tcPr>
+            <w:tcW w:type="dxa" w:w="2300"/>
+            <w:shd w:fill="F2F2F2" w:color="auto" w:val="clear"/>
+            <w:tcMar>
+              <w:top w:type="dxa" w:w="60"/>
+              <w:left w:type="dxa" w:w="100"/>
+              <w:bottom w:type="dxa" w:w="60"/>
+              <w:right w:type="dxa" w:w="100"/>
+            </w:tcMar>
+          </w:tcPr>
+          <w:p>
+            <w:pPr>
+              <w:spacing w:after="0" w:line="260"/>
+            </w:pPr>
+            <w:r>
+              <w:rPr>
+                <w:rFonts w:ascii="맑은 고딕" w:cs="맑은 고딕" w:eastAsia="맑은 고딕" w:hAnsi="맑은 고딕"/>
+                <w:b/>
+                <w:bCs/>
+                <w:sz w:val="18"/>
+                <w:szCs w:val="18"/>
+              </w:rPr>
+              <w:t xml:space="preserve">검출률</w:t>
+            </w:r>
+          </w:p>
+        </w:tc>
+        <w:tc>
+          <w:tcPr>
+            <w:tcW w:type="dxa" w:w="2320"/>
+            <w:shd w:fill="F2F2F2" w:color="auto" w:val="clear"/>
+            <w:tcMar>
+              <w:top w:type="dxa" w:w="60"/>
+              <w:left w:type="dxa" w:w="100"/>
+              <w:bottom w:type="dxa" w:w="60"/>
+              <w:right w:type="dxa" w:w="100"/>
+            </w:tcMar>
+          </w:tcPr>
+          <w:p>
+            <w:pPr>
+              <w:spacing w:after="0" w:line="260"/>
+            </w:pPr>
+            <w:r>
+              <w:rPr>
+                <w:rFonts w:ascii="맑은 고딕" w:cs="맑은 고딕" w:eastAsia="맑은 고딕" w:hAnsi="맑은 고딕"/>
+                <w:b/>
+                <w:bCs/>
+                <w:sz w:val="18"/>
+                <w:szCs w:val="18"/>
+              </w:rPr>
+              <w:t xml:space="preserve">변화</w:t>
+            </w:r>
+          </w:p>
+        </w:tc>
+      </w:tr>
+      <w:tr>
+        <w:trPr>
+          <w:tblHeader w:val="off"/>
+        </w:trPr>
+        <w:tc>
+          <w:tcPr>
+            <w:tcW w:type="dxa" w:w="2200"/>
+            <w:tcMar>
+              <w:top w:type="dxa" w:w="60"/>
+              <w:left w:type="dxa" w:w="100"/>
+              <w:bottom w:type="dxa" w:w="60"/>
+              <w:right w:type="dxa" w:w="100"/>
+            </w:tcMar>
+          </w:tcPr>
+          <w:p>
+            <w:pPr>
+              <w:spacing w:after="0" w:line="260"/>
+            </w:pPr>
+            <w:r>
+              <w:rPr>
+                <w:rFonts w:ascii="맑은 고딕" w:cs="맑은 고딕" w:eastAsia="맑은 고딕" w:hAnsi="맑은 고딕"/>
+                <w:b w:val="false"/>
+                <w:bCs w:val="false"/>
+                <w:sz w:val="18"/>
+                <w:szCs w:val="18"/>
+              </w:rPr>
+              <w:t xml:space="preserve">양자화 전</w:t>
+            </w:r>
+          </w:p>
+        </w:tc>
+        <w:tc>
+          <w:tcPr>
+            <w:tcW w:type="dxa" w:w="2200"/>
             <w:tcMar>
               <w:top w:type="dxa" w:w="60"/>
               <w:left w:type="dxa" w:w="100"/>
@@ -6841,13 +8483,13 @@
                 <w:sz w:val="18"/>
                 <w:szCs w:val="18"/>
               </w:rPr>
-              <w:t xml:space="preserve">38.6 %</w:t>
-            </w:r>
-          </w:p>
-        </w:tc>
-        <w:tc>
-          <w:tcPr>
-            <w:tcW w:type="dxa" w:w="2020"/>
+              <w:t xml:space="preserve">8</w:t>
+            </w:r>
+          </w:p>
+        </w:tc>
+        <w:tc>
+          <w:tcPr>
+            <w:tcW w:type="dxa" w:w="2300"/>
             <w:tcMar>
               <w:top w:type="dxa" w:w="60"/>
               <w:left w:type="dxa" w:w="100"/>
@@ -6868,7 +8510,368 @@
                 <w:sz w:val="18"/>
                 <w:szCs w:val="18"/>
               </w:rPr>
-              <w:t xml:space="preserve">92.9</w:t>
+              <w:t xml:space="preserve">0.547</w:t>
+            </w:r>
+          </w:p>
+        </w:tc>
+        <w:tc>
+          <w:tcPr>
+            <w:tcW w:type="dxa" w:w="2320"/>
+            <w:tcMar>
+              <w:top w:type="dxa" w:w="60"/>
+              <w:left w:type="dxa" w:w="100"/>
+              <w:bottom w:type="dxa" w:w="60"/>
+              <w:right w:type="dxa" w:w="100"/>
+            </w:tcMar>
+          </w:tcPr>
+          <w:p>
+            <w:pPr>
+              <w:spacing w:after="0" w:line="260"/>
+            </w:pPr>
+            <w:r>
+              <w:rPr>
+                <w:rFonts w:ascii="맑은 고딕" w:cs="맑은 고딕" w:eastAsia="맑은 고딕" w:hAnsi="맑은 고딕"/>
+                <w:b w:val="false"/>
+                <w:bCs w:val="false"/>
+                <w:sz w:val="18"/>
+                <w:szCs w:val="18"/>
+              </w:rPr>
+              <w:t xml:space="preserve">—</w:t>
+            </w:r>
+          </w:p>
+        </w:tc>
+      </w:tr>
+      <w:tr>
+        <w:trPr>
+          <w:tblHeader w:val="off"/>
+        </w:trPr>
+        <w:tc>
+          <w:tcPr>
+            <w:tcW w:type="dxa" w:w="2200"/>
+            <w:tcMar>
+              <w:top w:type="dxa" w:w="60"/>
+              <w:left w:type="dxa" w:w="100"/>
+              <w:bottom w:type="dxa" w:w="60"/>
+              <w:right w:type="dxa" w:w="100"/>
+            </w:tcMar>
+          </w:tcPr>
+          <w:p>
+            <w:pPr>
+              <w:spacing w:after="0" w:line="260"/>
+            </w:pPr>
+            <w:r>
+              <w:rPr>
+                <w:rFonts w:ascii="맑은 고딕" w:cs="맑은 고딕" w:eastAsia="맑은 고딕" w:hAnsi="맑은 고딕"/>
+                <w:b w:val="false"/>
+                <w:bCs w:val="false"/>
+                <w:sz w:val="18"/>
+                <w:szCs w:val="18"/>
+              </w:rPr>
+              <w:t xml:space="preserve">0.005</w:t>
+            </w:r>
+          </w:p>
+        </w:tc>
+        <w:tc>
+          <w:tcPr>
+            <w:tcW w:type="dxa" w:w="2200"/>
+            <w:tcMar>
+              <w:top w:type="dxa" w:w="60"/>
+              <w:left w:type="dxa" w:w="100"/>
+              <w:bottom w:type="dxa" w:w="60"/>
+              <w:right w:type="dxa" w:w="100"/>
+            </w:tcMar>
+          </w:tcPr>
+          <w:p>
+            <w:pPr>
+              <w:spacing w:after="0" w:line="260"/>
+              <w:jc w:val="right"/>
+            </w:pPr>
+            <w:r>
+              <w:rPr>
+                <w:rFonts w:ascii="맑은 고딕" w:cs="맑은 고딕" w:eastAsia="맑은 고딕" w:hAnsi="맑은 고딕"/>
+                <w:b w:val="false"/>
+                <w:bCs w:val="false"/>
+                <w:sz w:val="18"/>
+                <w:szCs w:val="18"/>
+              </w:rPr>
+              <w:t xml:space="preserve">6</w:t>
+            </w:r>
+          </w:p>
+        </w:tc>
+        <w:tc>
+          <w:tcPr>
+            <w:tcW w:type="dxa" w:w="2300"/>
+            <w:tcMar>
+              <w:top w:type="dxa" w:w="60"/>
+              <w:left w:type="dxa" w:w="100"/>
+              <w:bottom w:type="dxa" w:w="60"/>
+              <w:right w:type="dxa" w:w="100"/>
+            </w:tcMar>
+          </w:tcPr>
+          <w:p>
+            <w:pPr>
+              <w:spacing w:after="0" w:line="260"/>
+              <w:jc w:val="right"/>
+            </w:pPr>
+            <w:r>
+              <w:rPr>
+                <w:rFonts w:ascii="맑은 고딕" w:cs="맑은 고딕" w:eastAsia="맑은 고딕" w:hAnsi="맑은 고딕"/>
+                <w:b w:val="false"/>
+                <w:bCs w:val="false"/>
+                <w:sz w:val="18"/>
+                <w:szCs w:val="18"/>
+              </w:rPr>
+              <w:t xml:space="preserve">0.561</w:t>
+            </w:r>
+          </w:p>
+        </w:tc>
+        <w:tc>
+          <w:tcPr>
+            <w:tcW w:type="dxa" w:w="2320"/>
+            <w:tcMar>
+              <w:top w:type="dxa" w:w="60"/>
+              <w:left w:type="dxa" w:w="100"/>
+              <w:bottom w:type="dxa" w:w="60"/>
+              <w:right w:type="dxa" w:w="100"/>
+            </w:tcMar>
+          </w:tcPr>
+          <w:p>
+            <w:pPr>
+              <w:spacing w:after="0" w:line="260"/>
+            </w:pPr>
+            <w:r>
+              <w:rPr>
+                <w:rFonts w:ascii="맑은 고딕" w:cs="맑은 고딕" w:eastAsia="맑은 고딕" w:hAnsi="맑은 고딕"/>
+                <w:b w:val="false"/>
+                <w:bCs w:val="false"/>
+                <w:sz w:val="18"/>
+                <w:szCs w:val="18"/>
+              </w:rPr>
+              <w:t xml:space="preserve">+0.014</w:t>
+            </w:r>
+          </w:p>
+        </w:tc>
+      </w:tr>
+      <w:tr>
+        <w:trPr>
+          <w:tblHeader w:val="off"/>
+        </w:trPr>
+        <w:tc>
+          <w:tcPr>
+            <w:tcW w:type="dxa" w:w="2200"/>
+            <w:tcMar>
+              <w:top w:type="dxa" w:w="60"/>
+              <w:left w:type="dxa" w:w="100"/>
+              <w:bottom w:type="dxa" w:w="60"/>
+              <w:right w:type="dxa" w:w="100"/>
+            </w:tcMar>
+          </w:tcPr>
+          <w:p>
+            <w:pPr>
+              <w:spacing w:after="0" w:line="260"/>
+            </w:pPr>
+            <w:r>
+              <w:rPr>
+                <w:rFonts w:ascii="맑은 고딕" w:cs="맑은 고딕" w:eastAsia="맑은 고딕" w:hAnsi="맑은 고딕"/>
+                <w:b w:val="false"/>
+                <w:bCs w:val="false"/>
+                <w:sz w:val="18"/>
+                <w:szCs w:val="18"/>
+              </w:rPr>
+              <w:t xml:space="preserve">0.010</w:t>
+            </w:r>
+          </w:p>
+        </w:tc>
+        <w:tc>
+          <w:tcPr>
+            <w:tcW w:type="dxa" w:w="2200"/>
+            <w:tcMar>
+              <w:top w:type="dxa" w:w="60"/>
+              <w:left w:type="dxa" w:w="100"/>
+              <w:bottom w:type="dxa" w:w="60"/>
+              <w:right w:type="dxa" w:w="100"/>
+            </w:tcMar>
+          </w:tcPr>
+          <w:p>
+            <w:pPr>
+              <w:spacing w:after="0" w:line="260"/>
+              <w:jc w:val="right"/>
+            </w:pPr>
+            <w:r>
+              <w:rPr>
+                <w:rFonts w:ascii="맑은 고딕" w:cs="맑은 고딕" w:eastAsia="맑은 고딕" w:hAnsi="맑은 고딕"/>
+                <w:b w:val="false"/>
+                <w:bCs w:val="false"/>
+                <w:sz w:val="18"/>
+                <w:szCs w:val="18"/>
+              </w:rPr>
+              <w:t xml:space="preserve">3</w:t>
+            </w:r>
+          </w:p>
+        </w:tc>
+        <w:tc>
+          <w:tcPr>
+            <w:tcW w:type="dxa" w:w="2300"/>
+            <w:tcMar>
+              <w:top w:type="dxa" w:w="60"/>
+              <w:left w:type="dxa" w:w="100"/>
+              <w:bottom w:type="dxa" w:w="60"/>
+              <w:right w:type="dxa" w:w="100"/>
+            </w:tcMar>
+          </w:tcPr>
+          <w:p>
+            <w:pPr>
+              <w:spacing w:after="0" w:line="260"/>
+              <w:jc w:val="right"/>
+            </w:pPr>
+            <w:r>
+              <w:rPr>
+                <w:rFonts w:ascii="맑은 고딕" w:cs="맑은 고딕" w:eastAsia="맑은 고딕" w:hAnsi="맑은 고딕"/>
+                <w:b w:val="false"/>
+                <w:bCs w:val="false"/>
+                <w:sz w:val="18"/>
+                <w:szCs w:val="18"/>
+              </w:rPr>
+              <w:t xml:space="preserve">0.524</w:t>
+            </w:r>
+          </w:p>
+        </w:tc>
+        <w:tc>
+          <w:tcPr>
+            <w:tcW w:type="dxa" w:w="2320"/>
+            <w:tcMar>
+              <w:top w:type="dxa" w:w="60"/>
+              <w:left w:type="dxa" w:w="100"/>
+              <w:bottom w:type="dxa" w:w="60"/>
+              <w:right w:type="dxa" w:w="100"/>
+            </w:tcMar>
+          </w:tcPr>
+          <w:p>
+            <w:pPr>
+              <w:spacing w:after="0" w:line="260"/>
+              <w:jc w:val="right"/>
+            </w:pPr>
+            <w:r>
+              <w:rPr>
+                <w:rFonts w:ascii="맑은 고딕" w:cs="맑은 고딕" w:eastAsia="맑은 고딕" w:hAnsi="맑은 고딕"/>
+                <w:b w:val="false"/>
+                <w:bCs w:val="false"/>
+                <w:sz w:val="18"/>
+                <w:szCs w:val="18"/>
+              </w:rPr>
+              <w:t xml:space="preserve">−0.024</w:t>
+            </w:r>
+          </w:p>
+        </w:tc>
+      </w:tr>
+      <w:tr>
+        <w:trPr>
+          <w:tblHeader w:val="off"/>
+        </w:trPr>
+        <w:tc>
+          <w:tcPr>
+            <w:tcW w:type="dxa" w:w="2200"/>
+            <w:tcMar>
+              <w:top w:type="dxa" w:w="60"/>
+              <w:left w:type="dxa" w:w="100"/>
+              <w:bottom w:type="dxa" w:w="60"/>
+              <w:right w:type="dxa" w:w="100"/>
+            </w:tcMar>
+          </w:tcPr>
+          <w:p>
+            <w:pPr>
+              <w:spacing w:after="0" w:line="260"/>
+            </w:pPr>
+            <w:r>
+              <w:rPr>
+                <w:rFonts w:ascii="맑은 고딕" w:cs="맑은 고딕" w:eastAsia="맑은 고딕" w:hAnsi="맑은 고딕"/>
+                <w:b w:val="false"/>
+                <w:bCs w:val="false"/>
+                <w:sz w:val="18"/>
+                <w:szCs w:val="18"/>
+              </w:rPr>
+              <w:t xml:space="preserve">0.050</w:t>
+            </w:r>
+          </w:p>
+        </w:tc>
+        <w:tc>
+          <w:tcPr>
+            <w:tcW w:type="dxa" w:w="2200"/>
+            <w:tcMar>
+              <w:top w:type="dxa" w:w="60"/>
+              <w:left w:type="dxa" w:w="100"/>
+              <w:bottom w:type="dxa" w:w="60"/>
+              <w:right w:type="dxa" w:w="100"/>
+            </w:tcMar>
+          </w:tcPr>
+          <w:p>
+            <w:pPr>
+              <w:spacing w:after="0" w:line="260"/>
+              <w:jc w:val="right"/>
+            </w:pPr>
+            <w:r>
+              <w:rPr>
+                <w:rFonts w:ascii="맑은 고딕" w:cs="맑은 고딕" w:eastAsia="맑은 고딕" w:hAnsi="맑은 고딕"/>
+                <w:b w:val="false"/>
+                <w:bCs w:val="false"/>
+                <w:sz w:val="18"/>
+                <w:szCs w:val="18"/>
+              </w:rPr>
+              <w:t xml:space="preserve">1</w:t>
+            </w:r>
+          </w:p>
+        </w:tc>
+        <w:tc>
+          <w:tcPr>
+            <w:tcW w:type="dxa" w:w="2300"/>
+            <w:tcMar>
+              <w:top w:type="dxa" w:w="60"/>
+              <w:left w:type="dxa" w:w="100"/>
+              <w:bottom w:type="dxa" w:w="60"/>
+              <w:right w:type="dxa" w:w="100"/>
+            </w:tcMar>
+          </w:tcPr>
+          <w:p>
+            <w:pPr>
+              <w:spacing w:after="0" w:line="260"/>
+              <w:jc w:val="right"/>
+            </w:pPr>
+            <w:r>
+              <w:rPr>
+                <w:rFonts w:ascii="맑은 고딕" w:cs="맑은 고딕" w:eastAsia="맑은 고딕" w:hAnsi="맑은 고딕"/>
+                <w:b w:val="false"/>
+                <w:bCs w:val="false"/>
+                <w:sz w:val="18"/>
+                <w:szCs w:val="18"/>
+              </w:rPr>
+              <w:t xml:space="preserve">0.524</w:t>
+            </w:r>
+          </w:p>
+        </w:tc>
+        <w:tc>
+          <w:tcPr>
+            <w:tcW w:type="dxa" w:w="2320"/>
+            <w:tcMar>
+              <w:top w:type="dxa" w:w="60"/>
+              <w:left w:type="dxa" w:w="100"/>
+              <w:bottom w:type="dxa" w:w="60"/>
+              <w:right w:type="dxa" w:w="100"/>
+            </w:tcMar>
+          </w:tcPr>
+          <w:p>
+            <w:pPr>
+              <w:spacing w:after="0" w:line="260"/>
+              <w:jc w:val="right"/>
+            </w:pPr>
+            <w:r>
+              <w:rPr>
+                <w:rFonts w:ascii="맑은 고딕" w:cs="맑은 고딕" w:eastAsia="맑은 고딕" w:hAnsi="맑은 고딕"/>
+                <w:b w:val="false"/>
+                <w:bCs w:val="false"/>
+                <w:sz w:val="18"/>
+                <w:szCs w:val="18"/>
+              </w:rPr>
+              <w:t xml:space="preserve">−0.024</w:t>
             </w:r>
           </w:p>
         </w:tc>
@@ -6884,7 +8887,42 @@
           <w:sz w:val="20"/>
           <w:szCs w:val="20"/>
         </w:rPr>
-        <w:t xml:space="preserve">오검출은 환경 잡음이 아니라 주변의 다른 말소리에서 발생한다. 주변 말소리 비중이 53%인 조건과 1%인 조건 사이에서 같은 동작점의 FA/h가 약 5배 차이를 보였다. 따라서 본 회로는 조용한 환경을 전제로 한 동작점을 채택하였다.</w:t>
+        <w:t xml:space="preserve">학습된 임계값의 분포 폭이 0.0252로 좁아 격자가 거칠어도 손실이 작다. 8채널이 값 하나로 뭉치는 극단에서도 감소폭 0.024는 시드 편차(±0.065)의 절반에 못 미친다. 기존 VTHR 생성부(400 kΩ + 5 kΩ 사다리 + 465 kΩ)의 격자가 충분히 촘촘함을 확인하였으므로 아날로그 구조는 계획서대로 유지한다.</w:t>
+      </w:r>
+    </w:p>
+    <w:p>
+      <w:pPr>
+        <w:pBdr>
+          <w:left w:val="single" w:color="9A9A9A" w:sz="12" w:space="8"/>
+        </w:pBdr>
+        <w:spacing w:after="160" w:before="60"/>
+        <w:ind w:left="240"/>
+      </w:pPr>
+      <w:r>
+        <w:rPr>
+          <w:rFonts w:ascii="맑은 고딕" w:cs="맑은 고딕" w:eastAsia="맑은 고딕" w:hAnsi="맑은 고딕"/>
+          <w:color w:val="444444"/>
+          <w:sz w:val="18"/>
+          <w:szCs w:val="18"/>
+        </w:rPr>
+        <w:t xml:space="preserve">참고로 400 kΩ/465 kΩ 분압은 1.8 V × 465/865 = 967.6 mV로 계획서 그림 6의 970 mV 기준선과 일치하며, 5 kΩ 한 단은 10.4 mV로 VTHR094~VTHR100의 10 mV 격자에 해당한다. 필요시 단일 기준전압으로 단순화할 여지가 있음을 기록해 둔다.</w:t>
+      </w:r>
+    </w:p>
+    <w:p>
+      <w:pPr>
+        <w:pStyle w:val="Heading3"/>
+        <w:spacing w:after="110" w:before="200"/>
+      </w:pPr>
+      <w:r>
+        <w:rPr>
+          <w:rFonts w:ascii="맑은 고딕" w:cs="맑은 고딕" w:eastAsia="맑은 고딕" w:hAnsi="맑은 고딕"/>
+          <w:b/>
+          <w:bCs/>
+          <w:color w:val="25646F"/>
+          <w:sz w:val="21"/>
+          <w:szCs w:val="21"/>
+        </w:rPr>
+        <w:t xml:space="preserve">3.5.6 8채널 선정</w:t>
       </w:r>
     </w:p>
     <w:p>
@@ -6897,23 +8935,52 @@
           <w:sz w:val="20"/>
           <w:szCs w:val="20"/>
         </w:rPr>
-        <w:t xml:space="preserve">동작점은 k(s) 값으로 선택하며, 이는 상태별 기준전압 분압 저항을 교체하는 것과 같다. 재학습 없이 변경 가능하므로 실물 검증 단계에서 시연 환경에 맞추어 조정할 수 있다.</w:t>
+        <w:t xml:space="preserve">학습 모델은 125 Hz~5 kHz를 Mel 척도로 등간격 분할한 8채널을 가정하며, 그 중심주파수는 약 323, 568, 871, 1247, 1713, 2292, 3008, 3896 Hz이다. 계획서의 16채널 중 이에 가장 가까운 채널은 ch04, ch06, ch08, ch10, ch11, ch12, ch13, ch14이다.</w:t>
       </w:r>
     </w:p>
     <w:p>
       <w:pPr>
-        <w:pStyle w:val="Heading2"/>
-        <w:spacing w:after="140" w:before="280"/>
+        <w:pBdr>
+          <w:left w:val="single" w:color="A9571F" w:sz="14" w:space="8"/>
+        </w:pBdr>
+        <w:spacing w:after="160" w:before="60"/>
+        <w:ind w:left="240"/>
       </w:pPr>
       <w:r>
         <w:rPr>
           <w:rFonts w:ascii="맑은 고딕" w:cs="맑은 고딕" w:eastAsia="맑은 고딕" w:hAnsi="맑은 고딕"/>
           <w:b/>
           <w:bCs/>
-          <w:sz w:val="23"/>
-          <w:szCs w:val="23"/>
+          <w:color w:val="A9571F"/>
+          <w:sz w:val="18"/>
+          <w:szCs w:val="18"/>
         </w:rPr>
-        <w:t xml:space="preserve">5.3 화자별 편차</w:t>
+        <w:t xml:space="preserve">【변경】 </w:t>
+      </w:r>
+      <w:r>
+        <w:rPr>
+          <w:rFonts w:ascii="맑은 고딕" w:cs="맑은 고딕" w:eastAsia="맑은 고딕" w:hAnsi="맑은 고딕"/>
+          <w:sz w:val="18"/>
+          <w:szCs w:val="18"/>
+        </w:rPr>
+        <w:t xml:space="preserve">실장할 8채널의 1차 후보를 위와 같이 도출하였다. 다만 학습은 이상적인 Mel 필터뱅크를 가정한 것이므로, GIC 필터의 실제 주파수 응답 행렬이 확정되면 그 응답으로 재학습하여 최종 선정을 확인할 예정이다.</w:t>
+      </w:r>
+    </w:p>
+    <w:p>
+      <w:pPr>
+        <w:pStyle w:val="Heading3"/>
+        <w:spacing w:after="110" w:before="200"/>
+      </w:pPr>
+      <w:r>
+        <w:rPr>
+          <w:rFonts w:ascii="맑은 고딕" w:cs="맑은 고딕" w:eastAsia="맑은 고딕" w:hAnsi="맑은 고딕"/>
+          <w:b/>
+          <w:bCs/>
+          <w:color w:val="25646F"/>
+          <w:sz w:val="21"/>
+          <w:szCs w:val="21"/>
+        </w:rPr>
+        <w:t xml:space="preserve">3.5.7 화자별 편차</w:t>
       </w:r>
     </w:p>
     <w:p>
@@ -6926,7 +8993,24 @@
           <w:sz w:val="20"/>
           <w:szCs w:val="20"/>
         </w:rPr>
-        <w:t xml:space="preserve">화자 20명에 대한 개별 검출률 분포는 단봉이 아니라 쌍봉으로 나타났다. 11명이 80~100%, 5명이 0~20% 구간에 분포하였고 40~60% 구간에는 한 명도 없었으며 중앙값은 1.000이었다. 즉 “평균 50%”는 모든 화자가 절반씩 검출된다는 뜻이 아니라, 잘 되는 화자와 되지 않는 화자가 나뉜다는 뜻이다.</w:t>
+        <w:t xml:space="preserve">화자 20명의 개별 검출률 분포는 단봉이 아니라 쌍봉으로 나타났다. 11명이 80~100 %, 5명이 0~20 % 구간에 분포하였고 40~60 % 구간에는 한 명도 없었으며 중앙값은 1.000이었다. 즉 “평균 50 %”는 모든 화자가 절반씩 검출된다는 뜻이 아니라, 잘 되는 화자와 되지 않는 화자가 나뉜다는 뜻이다. 실물 검증 및 시연 시 화자 사전 측정을 거친다.</w:t>
+      </w:r>
+    </w:p>
+    <w:p>
+      <w:pPr>
+        <w:pStyle w:val="Heading3"/>
+        <w:spacing w:after="110" w:before="200"/>
+      </w:pPr>
+      <w:r>
+        <w:rPr>
+          <w:rFonts w:ascii="맑은 고딕" w:cs="맑은 고딕" w:eastAsia="맑은 고딕" w:hAnsi="맑은 고딕"/>
+          <w:b/>
+          <w:bCs/>
+          <w:color w:val="25646F"/>
+          <w:sz w:val="21"/>
+          <w:szCs w:val="21"/>
+        </w:rPr>
+        <w:t xml:space="preserve">3.5.8 검토 후 채택하지 않은 설계 대안</w:t>
       </w:r>
     </w:p>
     <w:p>
@@ -6939,36 +9023,7 @@
           <w:sz w:val="20"/>
           <w:szCs w:val="20"/>
         </w:rPr>
-        <w:t xml:space="preserve">이 분포는 실물 검증 및 시연 계획에 직접 영향을 주므로, 시연자 선정 시 사전 측정을 거칠 예정이다.</w:t>
-      </w:r>
-    </w:p>
-    <w:p>
-      <w:pPr>
-        <w:pStyle w:val="Heading1"/>
-        <w:spacing w:after="140" w:before="280"/>
-      </w:pPr>
-      <w:r>
-        <w:rPr>
-          <w:rFonts w:ascii="맑은 고딕" w:cs="맑은 고딕" w:eastAsia="맑은 고딕" w:hAnsi="맑은 고딕"/>
-          <w:b/>
-          <w:bCs/>
-          <w:sz w:val="26"/>
-          <w:szCs w:val="26"/>
-        </w:rPr>
-        <w:t xml:space="preserve">6. 검토 후 폐기한 설계 대안</w:t>
-      </w:r>
-    </w:p>
-    <w:p>
-      <w:pPr>
-        <w:spacing w:after="120" w:line="300"/>
-      </w:pPr>
-      <w:r>
-        <w:rPr>
-          <w:rFonts w:ascii="맑은 고딕" w:cs="맑은 고딕" w:eastAsia="맑은 고딕" w:hAnsi="맑은 고딕"/>
-          <w:sz w:val="20"/>
-          <w:szCs w:val="20"/>
-        </w:rPr>
-        <w:t xml:space="preserve">설계 확정 과정에서 검토하였으나 측정 결과 채택하지 않은 항목을 기록한다. 모두 동일한 평가 절차(시드 5회 반복, 동일 조건 비교)로 판단하였다.</w:t>
+        <w:t xml:space="preserve">설계 확정 과정에서 검토하였으나 측정 결과 채택하지 않은 항목이다. 모두 동일한 평가 절차(시드 5회 반복, 동일 조건 비교)로 판단하였다.</w:t>
       </w:r>
     </w:p>
     <w:tbl>
@@ -7152,7 +9207,7 @@
                 <w:sz w:val="18"/>
                 <w:szCs w:val="18"/>
               </w:rPr>
-              <w:t xml:space="preserve">8채널 확정. 아날로그 실장 부품 절감</w:t>
+              <w:t xml:space="preserve">8채널 확정</w:t>
             </w:r>
           </w:p>
         </w:tc>
@@ -7209,7 +9264,7 @@
                 <w:sz w:val="18"/>
                 <w:szCs w:val="18"/>
               </w:rPr>
-              <w:t xml:space="preserve">동일 조건에서 검출률 9.4%p 낮음. 네 상태 중 둘이 학습 중 자동 비활성화</w:t>
+              <w:t xml:space="preserve">검출률 9.4%p 낮음. 네 상태 중 둘이 학습 중 자동 비활성화</w:t>
             </w:r>
           </w:p>
         </w:tc>
@@ -7235,7 +9290,7 @@
                 <w:sz w:val="18"/>
                 <w:szCs w:val="18"/>
               </w:rPr>
-              <w:t xml:space="preserve">상태 2개 확정. 비교기·저항 절반으로 감소</w:t>
+              <w:t xml:space="preserve">상태 2개 확정</w:t>
             </w:r>
           </w:p>
         </w:tc>
@@ -7266,7 +9321,7 @@
                 <w:sz w:val="18"/>
                 <w:szCs w:val="18"/>
               </w:rPr>
-              <w:t xml:space="preserve">화자 적응(enrollment)</w:t>
+              <w:t xml:space="preserve">화자 적응</w:t>
             </w:r>
           </w:p>
         </w:tc>
@@ -7318,7 +9373,7 @@
                 <w:sz w:val="18"/>
                 <w:szCs w:val="18"/>
               </w:rPr>
-              <w:t xml:space="preserve">미채택. 화자 독립 모델 사용</w:t>
+              <w:t xml:space="preserve">화자 독립 모델 사용</w:t>
             </w:r>
           </w:p>
         </w:tc>
@@ -7401,7 +9456,7 @@
                 <w:sz w:val="18"/>
                 <w:szCs w:val="18"/>
               </w:rPr>
-              <w:t xml:space="preserve">미채택. 비교기 2개 유지</w:t>
+              <w:t xml:space="preserve">비교기 2개 유지</w:t>
             </w:r>
           </w:p>
         </w:tc>
@@ -7458,7 +9513,7 @@
                 <w:sz w:val="18"/>
                 <w:szCs w:val="18"/>
               </w:rPr>
-              <w:t xml:space="preserve">검출률만 보면 유리하나 오검출이 더 빠르게 증가</w:t>
+              <w:t xml:space="preserve">검출률은 오르나 오검출이 더 빠르게 증가</w:t>
             </w:r>
           </w:p>
         </w:tc>
@@ -7484,7 +9539,7 @@
                 <w:sz w:val="18"/>
                 <w:szCs w:val="18"/>
               </w:rPr>
-              <w:t xml:space="preserve">입력 레벨을 학습 분포에 정합하는 것이 최적</w:t>
+              <w:t xml:space="preserve">입력 레벨을 학습 분포에 정합</w:t>
             </w:r>
           </w:p>
         </w:tc>
@@ -7541,7 +9596,7 @@
                 <w:sz w:val="18"/>
                 <w:szCs w:val="18"/>
               </w:rPr>
-              <w:t xml:space="preserve">멀리 배치된 상태가 “발화 종료”를 학습하여 비대상의 92%를 통과시킴</w:t>
+              <w:t xml:space="preserve">멀리 배치된 상태가 “발화 종료”를 학습하여 비대상의 92 %를 통과</w:t>
             </w:r>
           </w:p>
         </w:tc>
@@ -7567,7 +9622,7 @@
                 <w:sz w:val="18"/>
                 <w:szCs w:val="18"/>
               </w:rPr>
-              <w:t xml:space="preserve">τ는 발화 초반에 배치. 판별 정보는 초반 약 110 ms에 집중</w:t>
+              <w:t xml:space="preserve">τ는 발화 초반에 배치</w:t>
             </w:r>
           </w:p>
         </w:tc>
@@ -7666,13 +9721,18 @@
           <w:sz w:val="20"/>
           <w:szCs w:val="20"/>
         </w:rPr>
-        <w:t xml:space="preserve">마지막 항목은 본 구조의 한계를 보여준다. 비교기 2개와 저항 18개로 구성된 판별부가 사용할 수 있는 정보는 발화 초반의 마찰음 구간에 집중되어 있으며, 단어 후반을 추가로 관측하여도 판별력이 향상되지 않았다. 이는 상용 키워드 검출 시스템이 수십만 개 파라미터를 사용하는 이유를 구체적으로 보여주는 결과이기도 하다.</w:t>
+        <w:t xml:space="preserve">마지막 두 항목은 본 구조의 한계를 보여준다. 비교기 2개와 저항 18개로 구성된 판별부가 사용할 수 있는 정보는 발화 초반 약 110 ms의 마찰음 구간에 집중되어 있으며, 단어 후반을 추가로 관측하여도 판별력이 향상되지 않았다.</w:t>
+      </w:r>
+    </w:p>
+    <w:p>
+      <w:r>
+        <w:br w:type="page"/>
       </w:r>
     </w:p>
     <w:p>
       <w:pPr>
         <w:pStyle w:val="Heading1"/>
-        <w:spacing w:after="140" w:before="280"/>
+        <w:spacing w:after="160" w:before="320"/>
       </w:pPr>
       <w:r>
         <w:rPr>
@@ -7682,7 +9742,23 @@
           <w:sz w:val="26"/>
           <w:szCs w:val="26"/>
         </w:rPr>
-        <w:t xml:space="preserve">7. 남은 작업</w:t>
+        <w:t xml:space="preserve">4. 앞으로의 진행 계획</w:t>
+      </w:r>
+    </w:p>
+    <w:p>
+      <w:pPr>
+        <w:pStyle w:val="Heading2"/>
+        <w:spacing w:after="130" w:before="260"/>
+      </w:pPr>
+      <w:r>
+        <w:rPr>
+          <w:rFonts w:ascii="맑은 고딕" w:cs="맑은 고딕" w:eastAsia="맑은 고딕" w:hAnsi="맑은 고딕"/>
+          <w:b/>
+          <w:bCs/>
+          <w:sz w:val="23"/>
+          <w:szCs w:val="23"/>
+        </w:rPr>
+        <w:t xml:space="preserve">4.1 남은 설계 작업</w:t>
       </w:r>
     </w:p>
     <w:tbl>
@@ -7698,8 +9774,8 @@
         </w:tblBorders>
       </w:tblPr>
       <w:tblGrid>
-        <w:gridCol w:w="3400"/>
-        <w:gridCol w:w="5620"/>
+        <w:gridCol w:w="2600"/>
+        <w:gridCol w:w="6420"/>
       </w:tblGrid>
       <w:tr>
         <w:trPr>
@@ -7707,7 +9783,7 @@
         </w:trPr>
         <w:tc>
           <w:tcPr>
-            <w:tcW w:type="dxa" w:w="3400"/>
+            <w:tcW w:type="dxa" w:w="2600"/>
             <w:shd w:fill="F2F2F2" w:color="auto" w:val="clear"/>
             <w:tcMar>
               <w:top w:type="dxa" w:w="60"/>
@@ -7734,7 +9810,7 @@
         </w:tc>
         <w:tc>
           <w:tcPr>
-            <w:tcW w:type="dxa" w:w="5620"/>
+            <w:tcW w:type="dxa" w:w="6420"/>
             <w:shd w:fill="F2F2F2" w:color="auto" w:val="clear"/>
             <w:tcMar>
               <w:top w:type="dxa" w:w="60"/>
@@ -7766,53 +9842,53 @@
         </w:trPr>
         <w:tc>
           <w:tcPr>
-            <w:tcW w:type="dxa" w:w="3400"/>
-            <w:tcMar>
-              <w:top w:type="dxa" w:w="60"/>
-              <w:left w:type="dxa" w:w="100"/>
-              <w:bottom w:type="dxa" w:w="60"/>
-              <w:right w:type="dxa" w:w="100"/>
-            </w:tcMar>
-          </w:tcPr>
-          <w:p>
-            <w:pPr>
-              <w:spacing w:after="0" w:line="260"/>
-            </w:pPr>
-            <w:r>
-              <w:rPr>
-                <w:rFonts w:ascii="맑은 고딕" w:cs="맑은 고딕" w:eastAsia="맑은 고딕" w:hAnsi="맑은 고딕"/>
-                <w:b w:val="false"/>
-                <w:bCs w:val="false"/>
-                <w:sz w:val="18"/>
-                <w:szCs w:val="18"/>
-              </w:rPr>
-              <w:t xml:space="preserve">채널 임계값 양자화</w:t>
-            </w:r>
-          </w:p>
-        </w:tc>
-        <w:tc>
-          <w:tcPr>
-            <w:tcW w:type="dxa" w:w="5620"/>
-            <w:tcMar>
-              <w:top w:type="dxa" w:w="60"/>
-              <w:left w:type="dxa" w:w="100"/>
-              <w:bottom w:type="dxa" w:w="60"/>
-              <w:right w:type="dxa" w:w="100"/>
-            </w:tcMar>
-          </w:tcPr>
-          <w:p>
-            <w:pPr>
-              <w:spacing w:after="0" w:line="260"/>
-            </w:pPr>
-            <w:r>
-              <w:rPr>
-                <w:rFonts w:ascii="맑은 고딕" w:cs="맑은 고딕" w:eastAsia="맑은 고딕" w:hAnsi="맑은 고딕"/>
-                <w:b w:val="false"/>
-                <w:bCs w:val="false"/>
-                <w:sz w:val="18"/>
-                <w:szCs w:val="18"/>
-              </w:rPr>
-              <w:t xml:space="preserve">채널 임계값을 아날로그 기준전압 생성부의 VTHR 격자에 맞춘 뒤 정확도 손실을 재측정. 현재 8채널 임계값의 분포 폭이 좁아 격자에 따라 단일 값으로 수렴할 가능성이 있으며, 그 경우 채널별 분압 없이 기준전압 하나를 공유할 수 있음</w:t>
+            <w:tcW w:type="dxa" w:w="2600"/>
+            <w:tcMar>
+              <w:top w:type="dxa" w:w="60"/>
+              <w:left w:type="dxa" w:w="100"/>
+              <w:bottom w:type="dxa" w:w="60"/>
+              <w:right w:type="dxa" w:w="100"/>
+            </w:tcMar>
+          </w:tcPr>
+          <w:p>
+            <w:pPr>
+              <w:spacing w:after="0" w:line="260"/>
+            </w:pPr>
+            <w:r>
+              <w:rPr>
+                <w:rFonts w:ascii="맑은 고딕" w:cs="맑은 고딕" w:eastAsia="맑은 고딕" w:hAnsi="맑은 고딕"/>
+                <w:b w:val="false"/>
+                <w:bCs w:val="false"/>
+                <w:sz w:val="18"/>
+                <w:szCs w:val="18"/>
+              </w:rPr>
+              <w:t xml:space="preserve">50핀 커넥터 ICD</w:t>
+            </w:r>
+          </w:p>
+        </w:tc>
+        <w:tc>
+          <w:tcPr>
+            <w:tcW w:type="dxa" w:w="6420"/>
+            <w:tcMar>
+              <w:top w:type="dxa" w:w="60"/>
+              <w:left w:type="dxa" w:w="100"/>
+              <w:bottom w:type="dxa" w:w="60"/>
+              <w:right w:type="dxa" w:w="100"/>
+            </w:tcMar>
+          </w:tcPr>
+          <w:p>
+            <w:pPr>
+              <w:spacing w:after="0" w:line="260"/>
+            </w:pPr>
+            <w:r>
+              <w:rPr>
+                <w:rFonts w:ascii="맑은 고딕" w:cs="맑은 고딕" w:eastAsia="맑은 고딕" w:hAnsi="맑은 고딕"/>
+                <w:b w:val="false"/>
+                <w:bCs w:val="false"/>
+                <w:sz w:val="18"/>
+                <w:szCs w:val="18"/>
+              </w:rPr>
+              <w:t xml:space="preserve">아날로그·디지털 보드 간 핀 배치, 전기 사양, 전원 시퀀싱, 풀다운 규정을 문서화하여 양 보드 설계의 기준으로 삼는다</w:t>
             </w:r>
           </w:p>
         </w:tc>
@@ -7823,53 +9899,53 @@
         </w:trPr>
         <w:tc>
           <w:tcPr>
-            <w:tcW w:type="dxa" w:w="3400"/>
-            <w:tcMar>
-              <w:top w:type="dxa" w:w="60"/>
-              <w:left w:type="dxa" w:w="100"/>
-              <w:bottom w:type="dxa" w:w="60"/>
-              <w:right w:type="dxa" w:w="100"/>
-            </w:tcMar>
-          </w:tcPr>
-          <w:p>
-            <w:pPr>
-              <w:spacing w:after="0" w:line="260"/>
-            </w:pPr>
-            <w:r>
-              <w:rPr>
-                <w:rFonts w:ascii="맑은 고딕" w:cs="맑은 고딕" w:eastAsia="맑은 고딕" w:hAnsi="맑은 고딕"/>
-                <w:b w:val="false"/>
-                <w:bCs w:val="false"/>
-                <w:sz w:val="18"/>
-                <w:szCs w:val="18"/>
-              </w:rPr>
-              <w:t xml:space="preserve">비교기 출력 지속시간 확인</w:t>
-            </w:r>
-          </w:p>
-        </w:tc>
-        <w:tc>
-          <w:tcPr>
-            <w:tcW w:type="dxa" w:w="5620"/>
-            <w:tcMar>
-              <w:top w:type="dxa" w:w="60"/>
-              <w:left w:type="dxa" w:w="100"/>
-              <w:bottom w:type="dxa" w:w="60"/>
-              <w:right w:type="dxa" w:w="100"/>
-            </w:tcMar>
-          </w:tcPr>
-          <w:p>
-            <w:pPr>
-              <w:spacing w:after="0" w:line="260"/>
-            </w:pPr>
-            <w:r>
-              <w:rPr>
-                <w:rFonts w:ascii="맑은 고딕" w:cs="맑은 고딕" w:eastAsia="맑은 고딕" w:hAnsi="맑은 고딕"/>
-                <w:b w:val="false"/>
-                <w:bCs w:val="false"/>
-                <w:sz w:val="18"/>
-                <w:szCs w:val="18"/>
-              </w:rPr>
-              <w:t xml:space="preserve">LPV7215 출력이 한 번 1이 된 뒤 유지되는 시간 측정. 3.4절 프레임 래치 블록의 포함 여부가 결정됨</w:t>
+            <w:tcW w:type="dxa" w:w="2600"/>
+            <w:tcMar>
+              <w:top w:type="dxa" w:w="60"/>
+              <w:left w:type="dxa" w:w="100"/>
+              <w:bottom w:type="dxa" w:w="60"/>
+              <w:right w:type="dxa" w:w="100"/>
+            </w:tcMar>
+          </w:tcPr>
+          <w:p>
+            <w:pPr>
+              <w:spacing w:after="0" w:line="260"/>
+            </w:pPr>
+            <w:r>
+              <w:rPr>
+                <w:rFonts w:ascii="맑은 고딕" w:cs="맑은 고딕" w:eastAsia="맑은 고딕" w:hAnsi="맑은 고딕"/>
+                <w:b w:val="false"/>
+                <w:bCs w:val="false"/>
+                <w:sz w:val="18"/>
+                <w:szCs w:val="18"/>
+              </w:rPr>
+              <w:t xml:space="preserve">디지털 보드 회로도</w:t>
+            </w:r>
+          </w:p>
+        </w:tc>
+        <w:tc>
+          <w:tcPr>
+            <w:tcW w:type="dxa" w:w="6420"/>
+            <w:tcMar>
+              <w:top w:type="dxa" w:w="60"/>
+              <w:left w:type="dxa" w:w="100"/>
+              <w:bottom w:type="dxa" w:w="60"/>
+              <w:right w:type="dxa" w:w="100"/>
+            </w:tcMar>
+          </w:tcPr>
+          <w:p>
+            <w:pPr>
+              <w:spacing w:after="0" w:line="260"/>
+            </w:pPr>
+            <w:r>
+              <w:rPr>
+                <w:rFonts w:ascii="맑은 고딕" w:cs="맑은 고딕" w:eastAsia="맑은 고딕" w:hAnsi="맑은 고딕"/>
+                <w:b w:val="false"/>
+                <w:bCs w:val="false"/>
+                <w:sz w:val="18"/>
+                <w:szCs w:val="18"/>
+              </w:rPr>
+              <w:t xml:space="preserve">확정된 형판을 저항 배선으로, 허용 개수를 분압 저항으로, τ와 timeout을 디코더 결선으로 전개한다</w:t>
             </w:r>
           </w:p>
         </w:tc>
@@ -7880,53 +9956,53 @@
         </w:trPr>
         <w:tc>
           <w:tcPr>
-            <w:tcW w:type="dxa" w:w="3400"/>
-            <w:tcMar>
-              <w:top w:type="dxa" w:w="60"/>
-              <w:left w:type="dxa" w:w="100"/>
-              <w:bottom w:type="dxa" w:w="60"/>
-              <w:right w:type="dxa" w:w="100"/>
-            </w:tcMar>
-          </w:tcPr>
-          <w:p>
-            <w:pPr>
-              <w:spacing w:after="0" w:line="260"/>
-            </w:pPr>
-            <w:r>
-              <w:rPr>
-                <w:rFonts w:ascii="맑은 고딕" w:cs="맑은 고딕" w:eastAsia="맑은 고딕" w:hAnsi="맑은 고딕"/>
-                <w:b w:val="false"/>
-                <w:bCs w:val="false"/>
-                <w:sz w:val="18"/>
-                <w:szCs w:val="18"/>
-              </w:rPr>
-              <w:t xml:space="preserve">50핀 커넥터 ICD</w:t>
-            </w:r>
-          </w:p>
-        </w:tc>
-        <w:tc>
-          <w:tcPr>
-            <w:tcW w:type="dxa" w:w="5620"/>
-            <w:tcMar>
-              <w:top w:type="dxa" w:w="60"/>
-              <w:left w:type="dxa" w:w="100"/>
-              <w:bottom w:type="dxa" w:w="60"/>
-              <w:right w:type="dxa" w:w="100"/>
-            </w:tcMar>
-          </w:tcPr>
-          <w:p>
-            <w:pPr>
-              <w:spacing w:after="0" w:line="260"/>
-            </w:pPr>
-            <w:r>
-              <w:rPr>
-                <w:rFonts w:ascii="맑은 고딕" w:cs="맑은 고딕" w:eastAsia="맑은 고딕" w:hAnsi="맑은 고딕"/>
-                <w:b w:val="false"/>
-                <w:bCs w:val="false"/>
-                <w:sz w:val="18"/>
-                <w:szCs w:val="18"/>
-              </w:rPr>
-              <w:t xml:space="preserve">아날로그·디지털 보드 간 핀 배치, 전기 사양, 전원 시퀀싱, 풀다운 규정</w:t>
+            <w:tcW w:type="dxa" w:w="2600"/>
+            <w:tcMar>
+              <w:top w:type="dxa" w:w="60"/>
+              <w:left w:type="dxa" w:w="100"/>
+              <w:bottom w:type="dxa" w:w="60"/>
+              <w:right w:type="dxa" w:w="100"/>
+            </w:tcMar>
+          </w:tcPr>
+          <w:p>
+            <w:pPr>
+              <w:spacing w:after="0" w:line="260"/>
+            </w:pPr>
+            <w:r>
+              <w:rPr>
+                <w:rFonts w:ascii="맑은 고딕" w:cs="맑은 고딕" w:eastAsia="맑은 고딕" w:hAnsi="맑은 고딕"/>
+                <w:b w:val="false"/>
+                <w:bCs w:val="false"/>
+                <w:sz w:val="18"/>
+                <w:szCs w:val="18"/>
+              </w:rPr>
+              <w:t xml:space="preserve">GIC 응답 기반 재학습</w:t>
+            </w:r>
+          </w:p>
+        </w:tc>
+        <w:tc>
+          <w:tcPr>
+            <w:tcW w:type="dxa" w:w="6420"/>
+            <w:tcMar>
+              <w:top w:type="dxa" w:w="60"/>
+              <w:left w:type="dxa" w:w="100"/>
+              <w:bottom w:type="dxa" w:w="60"/>
+              <w:right w:type="dxa" w:w="100"/>
+            </w:tcMar>
+          </w:tcPr>
+          <w:p>
+            <w:pPr>
+              <w:spacing w:after="0" w:line="260"/>
+            </w:pPr>
+            <w:r>
+              <w:rPr>
+                <w:rFonts w:ascii="맑은 고딕" w:cs="맑은 고딕" w:eastAsia="맑은 고딕" w:hAnsi="맑은 고딕"/>
+                <w:b w:val="false"/>
+                <w:bCs w:val="false"/>
+                <w:sz w:val="18"/>
+                <w:szCs w:val="18"/>
+              </w:rPr>
+              <w:t xml:space="preserve">GIC 필터의 실제 주파수 응답 행렬이 확정되면 이상적 Mel 필터뱅크 대신 해당 응답으로 재학습하여 8채널 선정과 형판을 확인한다</w:t>
             </w:r>
           </w:p>
         </w:tc>
@@ -7937,110 +10013,53 @@
         </w:trPr>
         <w:tc>
           <w:tcPr>
-            <w:tcW w:type="dxa" w:w="3400"/>
-            <w:tcMar>
-              <w:top w:type="dxa" w:w="60"/>
-              <w:left w:type="dxa" w:w="100"/>
-              <w:bottom w:type="dxa" w:w="60"/>
-              <w:right w:type="dxa" w:w="100"/>
-            </w:tcMar>
-          </w:tcPr>
-          <w:p>
-            <w:pPr>
-              <w:spacing w:after="0" w:line="260"/>
-            </w:pPr>
-            <w:r>
-              <w:rPr>
-                <w:rFonts w:ascii="맑은 고딕" w:cs="맑은 고딕" w:eastAsia="맑은 고딕" w:hAnsi="맑은 고딕"/>
-                <w:b w:val="false"/>
-                <w:bCs w:val="false"/>
-                <w:sz w:val="18"/>
-                <w:szCs w:val="18"/>
-              </w:rPr>
-              <w:t xml:space="preserve">디지털 보드 회로도 및 PCB</w:t>
-            </w:r>
-          </w:p>
-        </w:tc>
-        <w:tc>
-          <w:tcPr>
-            <w:tcW w:type="dxa" w:w="5620"/>
-            <w:tcMar>
-              <w:top w:type="dxa" w:w="60"/>
-              <w:left w:type="dxa" w:w="100"/>
-              <w:bottom w:type="dxa" w:w="60"/>
-              <w:right w:type="dxa" w:w="100"/>
-            </w:tcMar>
-          </w:tcPr>
-          <w:p>
-            <w:pPr>
-              <w:spacing w:after="0" w:line="260"/>
-            </w:pPr>
-            <w:r>
-              <w:rPr>
-                <w:rFonts w:ascii="맑은 고딕" w:cs="맑은 고딕" w:eastAsia="맑은 고딕" w:hAnsi="맑은 고딕"/>
-                <w:b w:val="false"/>
-                <w:bCs w:val="false"/>
-                <w:sz w:val="18"/>
-                <w:szCs w:val="18"/>
-              </w:rPr>
-              <w:t xml:space="preserve">확정된 파라미터를 형판 배선과 저항값으로 전개</w:t>
-            </w:r>
-          </w:p>
-        </w:tc>
-      </w:tr>
-      <w:tr>
-        <w:trPr>
-          <w:tblHeader w:val="off"/>
-        </w:trPr>
-        <w:tc>
-          <w:tcPr>
-            <w:tcW w:type="dxa" w:w="3400"/>
-            <w:tcMar>
-              <w:top w:type="dxa" w:w="60"/>
-              <w:left w:type="dxa" w:w="100"/>
-              <w:bottom w:type="dxa" w:w="60"/>
-              <w:right w:type="dxa" w:w="100"/>
-            </w:tcMar>
-          </w:tcPr>
-          <w:p>
-            <w:pPr>
-              <w:spacing w:after="0" w:line="260"/>
-            </w:pPr>
-            <w:r>
-              <w:rPr>
-                <w:rFonts w:ascii="맑은 고딕" w:cs="맑은 고딕" w:eastAsia="맑은 고딕" w:hAnsi="맑은 고딕"/>
-                <w:b w:val="false"/>
-                <w:bCs w:val="false"/>
-                <w:sz w:val="18"/>
-                <w:szCs w:val="18"/>
-              </w:rPr>
-              <w:t xml:space="preserve">통합 실물 검증</w:t>
-            </w:r>
-          </w:p>
-        </w:tc>
-        <w:tc>
-          <w:tcPr>
-            <w:tcW w:type="dxa" w:w="5620"/>
-            <w:tcMar>
-              <w:top w:type="dxa" w:w="60"/>
-              <w:left w:type="dxa" w:w="100"/>
-              <w:bottom w:type="dxa" w:w="60"/>
-              <w:right w:type="dxa" w:w="100"/>
-            </w:tcMar>
-          </w:tcPr>
-          <w:p>
-            <w:pPr>
-              <w:spacing w:after="0" w:line="260"/>
-            </w:pPr>
-            <w:r>
-              <w:rPr>
-                <w:rFonts w:ascii="맑은 고딕" w:cs="맑은 고딕" w:eastAsia="맑은 고딕" w:hAnsi="맑은 고딕"/>
-                <w:b w:val="false"/>
-                <w:bCs w:val="false"/>
-                <w:sz w:val="18"/>
-                <w:szCs w:val="18"/>
-              </w:rPr>
-              <w:t xml:space="preserve">아날로그 전단과 통합 후 실제 음성으로 WAKE 동작 확인, 검출률·FA/h 재측정</w:t>
+            <w:tcW w:type="dxa" w:w="2600"/>
+            <w:tcMar>
+              <w:top w:type="dxa" w:w="60"/>
+              <w:left w:type="dxa" w:w="100"/>
+              <w:bottom w:type="dxa" w:w="60"/>
+              <w:right w:type="dxa" w:w="100"/>
+            </w:tcMar>
+          </w:tcPr>
+          <w:p>
+            <w:pPr>
+              <w:spacing w:after="0" w:line="260"/>
+            </w:pPr>
+            <w:r>
+              <w:rPr>
+                <w:rFonts w:ascii="맑은 고딕" w:cs="맑은 고딕" w:eastAsia="맑은 고딕" w:hAnsi="맑은 고딕"/>
+                <w:b w:val="false"/>
+                <w:bCs w:val="false"/>
+                <w:sz w:val="18"/>
+                <w:szCs w:val="18"/>
+              </w:rPr>
+              <w:t xml:space="preserve">디지털 전원 결정</w:t>
+            </w:r>
+          </w:p>
+        </w:tc>
+        <w:tc>
+          <w:tcPr>
+            <w:tcW w:type="dxa" w:w="6420"/>
+            <w:tcMar>
+              <w:top w:type="dxa" w:w="60"/>
+              <w:left w:type="dxa" w:w="100"/>
+              <w:bottom w:type="dxa" w:w="60"/>
+              <w:right w:type="dxa" w:w="100"/>
+            </w:tcMar>
+          </w:tcPr>
+          <w:p>
+            <w:pPr>
+              <w:spacing w:after="0" w:line="260"/>
+            </w:pPr>
+            <w:r>
+              <w:rPr>
+                <w:rFonts w:ascii="맑은 고딕" w:cs="맑은 고딕" w:eastAsia="맑은 고딕" w:hAnsi="맑은 고딕"/>
+                <w:b w:val="false"/>
+                <w:bCs w:val="false"/>
+                <w:sz w:val="18"/>
+                <w:szCs w:val="18"/>
+              </w:rPr>
+              <w:t xml:space="preserve">1.8 V 유지 또는 3.3 V 변경 (4.3절)</w:t>
             </w:r>
           </w:p>
         </w:tc>
@@ -8048,18 +10067,18 @@
     </w:tbl>
     <w:p>
       <w:pPr>
-        <w:pStyle w:val="Heading1"/>
-        <w:spacing w:after="140" w:before="280"/>
+        <w:pStyle w:val="Heading2"/>
+        <w:spacing w:after="130" w:before="260"/>
       </w:pPr>
       <w:r>
         <w:rPr>
           <w:rFonts w:ascii="맑은 고딕" w:cs="맑은 고딕" w:eastAsia="맑은 고딕" w:hAnsi="맑은 고딕"/>
           <w:b/>
           <w:bCs/>
-          <w:sz w:val="26"/>
-          <w:szCs w:val="26"/>
+          <w:sz w:val="23"/>
+          <w:szCs w:val="23"/>
         </w:rPr>
-        <w:t xml:space="preserve">8. 결정이 필요한 사항</w:t>
+        <w:t xml:space="preserve">4.2 PCB 설계 및 제작, 통합 검증</w:t>
       </w:r>
     </w:p>
     <w:p>
@@ -8072,7 +10091,596 @@
           <w:sz w:val="20"/>
           <w:szCs w:val="20"/>
         </w:rPr>
-        <w:t xml:space="preserve">디지털부 전원 전압이 미확정이다. 과제계획서는 3.3 V 입력에서 아날로그부와 CONTROL부용 1.8 V를 각각 별도 LDO로 생성하는 구조이나, 형판 판정의 여유는 VDD에 비례한다.</w:t>
+        <w:t xml:space="preserve">계획서 7장의 제작 및 실물 검증 순서를 따르되, 디지털 보드 관련 항목을 확정된 구조에 맞추어 갱신한다.</w:t>
+      </w:r>
+    </w:p>
+    <w:tbl>
+      <w:tblPr>
+        <w:tblW w:type="dxa" w:w="9020"/>
+        <w:tblBorders>
+          <w:top w:val="single" w:color="auto" w:sz="4"/>
+          <w:left w:val="single" w:color="auto" w:sz="4"/>
+          <w:bottom w:val="single" w:color="auto" w:sz="4"/>
+          <w:right w:val="single" w:color="auto" w:sz="4"/>
+          <w:insideH w:val="single" w:color="auto" w:sz="4"/>
+          <w:insideV w:val="single" w:color="auto" w:sz="4"/>
+        </w:tblBorders>
+      </w:tblPr>
+      <w:tblGrid>
+        <w:gridCol w:w="1200"/>
+        <w:gridCol w:w="7820"/>
+      </w:tblGrid>
+      <w:tr>
+        <w:trPr>
+          <w:tblHeader/>
+        </w:trPr>
+        <w:tc>
+          <w:tcPr>
+            <w:tcW w:type="dxa" w:w="1200"/>
+            <w:shd w:fill="F2F2F2" w:color="auto" w:val="clear"/>
+            <w:tcMar>
+              <w:top w:type="dxa" w:w="60"/>
+              <w:left w:type="dxa" w:w="100"/>
+              <w:bottom w:type="dxa" w:w="60"/>
+              <w:right w:type="dxa" w:w="100"/>
+            </w:tcMar>
+          </w:tcPr>
+          <w:p>
+            <w:pPr>
+              <w:spacing w:after="0" w:line="260"/>
+            </w:pPr>
+            <w:r>
+              <w:rPr>
+                <w:rFonts w:ascii="맑은 고딕" w:cs="맑은 고딕" w:eastAsia="맑은 고딕" w:hAnsi="맑은 고딕"/>
+                <w:b/>
+                <w:bCs/>
+                <w:sz w:val="18"/>
+                <w:szCs w:val="18"/>
+              </w:rPr>
+              <w:t xml:space="preserve">순서</w:t>
+            </w:r>
+          </w:p>
+        </w:tc>
+        <w:tc>
+          <w:tcPr>
+            <w:tcW w:type="dxa" w:w="7820"/>
+            <w:shd w:fill="F2F2F2" w:color="auto" w:val="clear"/>
+            <w:tcMar>
+              <w:top w:type="dxa" w:w="60"/>
+              <w:left w:type="dxa" w:w="100"/>
+              <w:bottom w:type="dxa" w:w="60"/>
+              <w:right w:type="dxa" w:w="100"/>
+            </w:tcMar>
+          </w:tcPr>
+          <w:p>
+            <w:pPr>
+              <w:spacing w:after="0" w:line="260"/>
+            </w:pPr>
+            <w:r>
+              <w:rPr>
+                <w:rFonts w:ascii="맑은 고딕" w:cs="맑은 고딕" w:eastAsia="맑은 고딕" w:hAnsi="맑은 고딕"/>
+                <w:b/>
+                <w:bCs/>
+                <w:sz w:val="18"/>
+                <w:szCs w:val="18"/>
+              </w:rPr>
+              <w:t xml:space="preserve">내용</w:t>
+            </w:r>
+          </w:p>
+        </w:tc>
+      </w:tr>
+      <w:tr>
+        <w:trPr>
+          <w:tblHeader w:val="off"/>
+        </w:trPr>
+        <w:tc>
+          <w:tcPr>
+            <w:tcW w:type="dxa" w:w="1200"/>
+            <w:tcMar>
+              <w:top w:type="dxa" w:w="60"/>
+              <w:left w:type="dxa" w:w="100"/>
+              <w:bottom w:type="dxa" w:w="60"/>
+              <w:right w:type="dxa" w:w="100"/>
+            </w:tcMar>
+          </w:tcPr>
+          <w:p>
+            <w:pPr>
+              <w:spacing w:after="0" w:line="260"/>
+            </w:pPr>
+            <w:r>
+              <w:rPr>
+                <w:rFonts w:ascii="맑은 고딕" w:cs="맑은 고딕" w:eastAsia="맑은 고딕" w:hAnsi="맑은 고딕"/>
+                <w:b w:val="false"/>
+                <w:bCs w:val="false"/>
+                <w:sz w:val="18"/>
+                <w:szCs w:val="18"/>
+              </w:rPr>
+              <w:t xml:space="preserve">1</w:t>
+            </w:r>
+          </w:p>
+        </w:tc>
+        <w:tc>
+          <w:tcPr>
+            <w:tcW w:type="dxa" w:w="7820"/>
+            <w:tcMar>
+              <w:top w:type="dxa" w:w="60"/>
+              <w:left w:type="dxa" w:w="100"/>
+              <w:bottom w:type="dxa" w:w="60"/>
+              <w:right w:type="dxa" w:w="100"/>
+            </w:tcMar>
+          </w:tcPr>
+          <w:p>
+            <w:pPr>
+              <w:spacing w:after="0" w:line="260"/>
+            </w:pPr>
+            <w:r>
+              <w:rPr>
+                <w:rFonts w:ascii="맑은 고딕" w:cs="맑은 고딕" w:eastAsia="맑은 고딕" w:hAnsi="맑은 고딕"/>
+                <w:b w:val="false"/>
+                <w:bCs w:val="false"/>
+                <w:sz w:val="18"/>
+                <w:szCs w:val="18"/>
+              </w:rPr>
+              <w:t xml:space="preserve">마이크·PreAMP 및 0.9 V 기준전압 확인</w:t>
+            </w:r>
+          </w:p>
+        </w:tc>
+      </w:tr>
+      <w:tr>
+        <w:trPr>
+          <w:tblHeader w:val="off"/>
+        </w:trPr>
+        <w:tc>
+          <w:tcPr>
+            <w:tcW w:type="dxa" w:w="1200"/>
+            <w:tcMar>
+              <w:top w:type="dxa" w:w="60"/>
+              <w:left w:type="dxa" w:w="100"/>
+              <w:bottom w:type="dxa" w:w="60"/>
+              <w:right w:type="dxa" w:w="100"/>
+            </w:tcMar>
+          </w:tcPr>
+          <w:p>
+            <w:pPr>
+              <w:spacing w:after="0" w:line="260"/>
+            </w:pPr>
+            <w:r>
+              <w:rPr>
+                <w:rFonts w:ascii="맑은 고딕" w:cs="맑은 고딕" w:eastAsia="맑은 고딕" w:hAnsi="맑은 고딕"/>
+                <w:b w:val="false"/>
+                <w:bCs w:val="false"/>
+                <w:sz w:val="18"/>
+                <w:szCs w:val="18"/>
+              </w:rPr>
+              <w:t xml:space="preserve">2</w:t>
+            </w:r>
+          </w:p>
+        </w:tc>
+        <w:tc>
+          <w:tcPr>
+            <w:tcW w:type="dxa" w:w="7820"/>
+            <w:tcMar>
+              <w:top w:type="dxa" w:w="60"/>
+              <w:left w:type="dxa" w:w="100"/>
+              <w:bottom w:type="dxa" w:w="60"/>
+              <w:right w:type="dxa" w:w="100"/>
+            </w:tcMar>
+          </w:tcPr>
+          <w:p>
+            <w:pPr>
+              <w:spacing w:after="0" w:line="260"/>
+            </w:pPr>
+            <w:r>
+              <w:rPr>
+                <w:rFonts w:ascii="맑은 고딕" w:cs="맑은 고딕" w:eastAsia="맑은 고딕" w:hAnsi="맑은 고딕"/>
+                <w:b w:val="false"/>
+                <w:bCs w:val="false"/>
+                <w:sz w:val="18"/>
+                <w:szCs w:val="18"/>
+              </w:rPr>
+              <w:t xml:space="preserve">GIC 1채널의 중심주파수/Q/출력 파형 확인</w:t>
+            </w:r>
+          </w:p>
+        </w:tc>
+      </w:tr>
+      <w:tr>
+        <w:trPr>
+          <w:tblHeader w:val="off"/>
+        </w:trPr>
+        <w:tc>
+          <w:tcPr>
+            <w:tcW w:type="dxa" w:w="1200"/>
+            <w:tcMar>
+              <w:top w:type="dxa" w:w="60"/>
+              <w:left w:type="dxa" w:w="100"/>
+              <w:bottom w:type="dxa" w:w="60"/>
+              <w:right w:type="dxa" w:w="100"/>
+            </w:tcMar>
+          </w:tcPr>
+          <w:p>
+            <w:pPr>
+              <w:spacing w:after="0" w:line="260"/>
+            </w:pPr>
+            <w:r>
+              <w:rPr>
+                <w:rFonts w:ascii="맑은 고딕" w:cs="맑은 고딕" w:eastAsia="맑은 고딕" w:hAnsi="맑은 고딕"/>
+                <w:b w:val="false"/>
+                <w:bCs w:val="false"/>
+                <w:sz w:val="18"/>
+                <w:szCs w:val="18"/>
+              </w:rPr>
+              <w:t xml:space="preserve">3</w:t>
+            </w:r>
+          </w:p>
+        </w:tc>
+        <w:tc>
+          <w:tcPr>
+            <w:tcW w:type="dxa" w:w="7820"/>
+            <w:tcMar>
+              <w:top w:type="dxa" w:w="60"/>
+              <w:left w:type="dxa" w:w="100"/>
+              <w:bottom w:type="dxa" w:w="60"/>
+              <w:right w:type="dxa" w:w="100"/>
+            </w:tcMar>
+          </w:tcPr>
+          <w:p>
+            <w:pPr>
+              <w:spacing w:after="0" w:line="260"/>
+            </w:pPr>
+            <w:r>
+              <w:rPr>
+                <w:rFonts w:ascii="맑은 고딕" w:cs="맑은 고딕" w:eastAsia="맑은 고딕" w:hAnsi="맑은 고딕"/>
+                <w:b w:val="false"/>
+                <w:bCs w:val="false"/>
+                <w:sz w:val="18"/>
+                <w:szCs w:val="18"/>
+              </w:rPr>
+              <w:t xml:space="preserve">Envelope Detector와 Comparator까지 한 채널 전체 경로 검증</w:t>
+            </w:r>
+          </w:p>
+        </w:tc>
+      </w:tr>
+      <w:tr>
+        <w:trPr>
+          <w:tblHeader w:val="off"/>
+        </w:trPr>
+        <w:tc>
+          <w:tcPr>
+            <w:tcW w:type="dxa" w:w="1200"/>
+            <w:tcMar>
+              <w:top w:type="dxa" w:w="60"/>
+              <w:left w:type="dxa" w:w="100"/>
+              <w:bottom w:type="dxa" w:w="60"/>
+              <w:right w:type="dxa" w:w="100"/>
+            </w:tcMar>
+          </w:tcPr>
+          <w:p>
+            <w:pPr>
+              <w:spacing w:after="0" w:line="260"/>
+            </w:pPr>
+            <w:r>
+              <w:rPr>
+                <w:rFonts w:ascii="맑은 고딕" w:cs="맑은 고딕" w:eastAsia="맑은 고딕" w:hAnsi="맑은 고딕"/>
+                <w:b w:val="false"/>
+                <w:bCs w:val="false"/>
+                <w:sz w:val="18"/>
+                <w:szCs w:val="18"/>
+              </w:rPr>
+              <w:t xml:space="preserve">4</w:t>
+            </w:r>
+          </w:p>
+        </w:tc>
+        <w:tc>
+          <w:tcPr>
+            <w:tcW w:type="dxa" w:w="7820"/>
+            <w:tcMar>
+              <w:top w:type="dxa" w:w="60"/>
+              <w:left w:type="dxa" w:w="100"/>
+              <w:bottom w:type="dxa" w:w="60"/>
+              <w:right w:type="dxa" w:w="100"/>
+            </w:tcMar>
+          </w:tcPr>
+          <w:p>
+            <w:pPr>
+              <w:spacing w:after="0" w:line="260"/>
+            </w:pPr>
+            <w:r>
+              <w:rPr>
+                <w:rFonts w:ascii="맑은 고딕" w:cs="맑은 고딕" w:eastAsia="맑은 고딕" w:hAnsi="맑은 고딕"/>
+                <w:b w:val="false"/>
+                <w:bCs w:val="false"/>
+                <w:sz w:val="18"/>
+                <w:szCs w:val="18"/>
+              </w:rPr>
+              <w:t xml:space="preserve">선택된 8채널로 확장하여 이진 패턴 확인</w:t>
+            </w:r>
+          </w:p>
+        </w:tc>
+      </w:tr>
+      <w:tr>
+        <w:trPr>
+          <w:tblHeader w:val="off"/>
+        </w:trPr>
+        <w:tc>
+          <w:tcPr>
+            <w:tcW w:type="dxa" w:w="1200"/>
+            <w:tcMar>
+              <w:top w:type="dxa" w:w="60"/>
+              <w:left w:type="dxa" w:w="100"/>
+              <w:bottom w:type="dxa" w:w="60"/>
+              <w:right w:type="dxa" w:w="100"/>
+            </w:tcMar>
+          </w:tcPr>
+          <w:p>
+            <w:pPr>
+              <w:spacing w:after="0" w:line="260"/>
+            </w:pPr>
+            <w:r>
+              <w:rPr>
+                <w:rFonts w:ascii="맑은 고딕" w:cs="맑은 고딕" w:eastAsia="맑은 고딕" w:hAnsi="맑은 고딕"/>
+                <w:b w:val="false"/>
+                <w:bCs w:val="false"/>
+                <w:sz w:val="18"/>
+                <w:szCs w:val="18"/>
+              </w:rPr>
+              <w:t xml:space="preserve">5</w:t>
+            </w:r>
+          </w:p>
+        </w:tc>
+        <w:tc>
+          <w:tcPr>
+            <w:tcW w:type="dxa" w:w="7820"/>
+            <w:tcMar>
+              <w:top w:type="dxa" w:w="60"/>
+              <w:left w:type="dxa" w:w="100"/>
+              <w:bottom w:type="dxa" w:w="60"/>
+              <w:right w:type="dxa" w:w="100"/>
+            </w:tcMar>
+          </w:tcPr>
+          <w:p>
+            <w:pPr>
+              <w:spacing w:after="0" w:line="260"/>
+            </w:pPr>
+            <w:r>
+              <w:rPr>
+                <w:rFonts w:ascii="맑은 고딕" w:cs="맑은 고딕" w:eastAsia="맑은 고딕" w:hAnsi="맑은 고딕"/>
+                <w:b w:val="false"/>
+                <w:bCs w:val="false"/>
+                <w:sz w:val="18"/>
+                <w:szCs w:val="18"/>
+              </w:rPr>
+              <w:t xml:space="preserve">디지털 보드의 수정 발진·분주, 6비트 카운터, 디코더, PASS 래치를 단독 검증</w:t>
+            </w:r>
+          </w:p>
+        </w:tc>
+      </w:tr>
+      <w:tr>
+        <w:trPr>
+          <w:tblHeader w:val="off"/>
+        </w:trPr>
+        <w:tc>
+          <w:tcPr>
+            <w:tcW w:type="dxa" w:w="1200"/>
+            <w:tcMar>
+              <w:top w:type="dxa" w:w="60"/>
+              <w:left w:type="dxa" w:w="100"/>
+              <w:bottom w:type="dxa" w:w="60"/>
+              <w:right w:type="dxa" w:w="100"/>
+            </w:tcMar>
+          </w:tcPr>
+          <w:p>
+            <w:pPr>
+              <w:spacing w:after="0" w:line="260"/>
+            </w:pPr>
+            <w:r>
+              <w:rPr>
+                <w:rFonts w:ascii="맑은 고딕" w:cs="맑은 고딕" w:eastAsia="맑은 고딕" w:hAnsi="맑은 고딕"/>
+                <w:b w:val="false"/>
+                <w:bCs w:val="false"/>
+                <w:sz w:val="18"/>
+                <w:szCs w:val="18"/>
+              </w:rPr>
+              <w:t xml:space="preserve">6</w:t>
+            </w:r>
+          </w:p>
+        </w:tc>
+        <w:tc>
+          <w:tcPr>
+            <w:tcW w:type="dxa" w:w="7820"/>
+            <w:tcMar>
+              <w:top w:type="dxa" w:w="60"/>
+              <w:left w:type="dxa" w:w="100"/>
+              <w:bottom w:type="dxa" w:w="60"/>
+              <w:right w:type="dxa" w:w="100"/>
+            </w:tcMar>
+          </w:tcPr>
+          <w:p>
+            <w:pPr>
+              <w:spacing w:after="0" w:line="260"/>
+            </w:pPr>
+            <w:r>
+              <w:rPr>
+                <w:rFonts w:ascii="맑은 고딕" w:cs="맑은 고딕" w:eastAsia="맑은 고딕" w:hAnsi="맑은 고딕"/>
+                <w:b w:val="false"/>
+                <w:bCs w:val="false"/>
+                <w:sz w:val="18"/>
+                <w:szCs w:val="18"/>
+              </w:rPr>
+              <w:t xml:space="preserve">형판 저항 합산 전압과 상태별 기준전압 판정 확인</w:t>
+            </w:r>
+          </w:p>
+        </w:tc>
+      </w:tr>
+      <w:tr>
+        <w:trPr>
+          <w:tblHeader w:val="off"/>
+        </w:trPr>
+        <w:tc>
+          <w:tcPr>
+            <w:tcW w:type="dxa" w:w="1200"/>
+            <w:tcMar>
+              <w:top w:type="dxa" w:w="60"/>
+              <w:left w:type="dxa" w:w="100"/>
+              <w:bottom w:type="dxa" w:w="60"/>
+              <w:right w:type="dxa" w:w="100"/>
+            </w:tcMar>
+          </w:tcPr>
+          <w:p>
+            <w:pPr>
+              <w:spacing w:after="0" w:line="260"/>
+            </w:pPr>
+            <w:r>
+              <w:rPr>
+                <w:rFonts w:ascii="맑은 고딕" w:cs="맑은 고딕" w:eastAsia="맑은 고딕" w:hAnsi="맑은 고딕"/>
+                <w:b w:val="false"/>
+                <w:bCs w:val="false"/>
+                <w:sz w:val="18"/>
+                <w:szCs w:val="18"/>
+              </w:rPr>
+              <w:t xml:space="preserve">7</w:t>
+            </w:r>
+          </w:p>
+        </w:tc>
+        <w:tc>
+          <w:tcPr>
+            <w:tcW w:type="dxa" w:w="7820"/>
+            <w:tcMar>
+              <w:top w:type="dxa" w:w="60"/>
+              <w:left w:type="dxa" w:w="100"/>
+              <w:bottom w:type="dxa" w:w="60"/>
+              <w:right w:type="dxa" w:w="100"/>
+            </w:tcMar>
+          </w:tcPr>
+          <w:p>
+            <w:pPr>
+              <w:spacing w:after="0" w:line="260"/>
+            </w:pPr>
+            <w:r>
+              <w:rPr>
+                <w:rFonts w:ascii="맑은 고딕" w:cs="맑은 고딕" w:eastAsia="맑은 고딕" w:hAnsi="맑은 고딕"/>
+                <w:b w:val="false"/>
+                <w:bCs w:val="false"/>
+                <w:sz w:val="18"/>
+                <w:szCs w:val="18"/>
+              </w:rPr>
+              <w:t xml:space="preserve">아날로그 전단과 디지털 보드를 50핀으로 통합 후 실제 음성으로 WAKE/LED 동작 확인</w:t>
+            </w:r>
+          </w:p>
+        </w:tc>
+      </w:tr>
+      <w:tr>
+        <w:trPr>
+          <w:tblHeader w:val="off"/>
+        </w:trPr>
+        <w:tc>
+          <w:tcPr>
+            <w:tcW w:type="dxa" w:w="1200"/>
+            <w:tcMar>
+              <w:top w:type="dxa" w:w="60"/>
+              <w:left w:type="dxa" w:w="100"/>
+              <w:bottom w:type="dxa" w:w="60"/>
+              <w:right w:type="dxa" w:w="100"/>
+            </w:tcMar>
+          </w:tcPr>
+          <w:p>
+            <w:pPr>
+              <w:spacing w:after="0" w:line="260"/>
+            </w:pPr>
+            <w:r>
+              <w:rPr>
+                <w:rFonts w:ascii="맑은 고딕" w:cs="맑은 고딕" w:eastAsia="맑은 고딕" w:hAnsi="맑은 고딕"/>
+                <w:b w:val="false"/>
+                <w:bCs w:val="false"/>
+                <w:sz w:val="18"/>
+                <w:szCs w:val="18"/>
+              </w:rPr>
+              <w:t xml:space="preserve">8</w:t>
+            </w:r>
+          </w:p>
+        </w:tc>
+        <w:tc>
+          <w:tcPr>
+            <w:tcW w:type="dxa" w:w="7820"/>
+            <w:tcMar>
+              <w:top w:type="dxa" w:w="60"/>
+              <w:left w:type="dxa" w:w="100"/>
+              <w:bottom w:type="dxa" w:w="60"/>
+              <w:right w:type="dxa" w:w="100"/>
+            </w:tcMar>
+          </w:tcPr>
+          <w:p>
+            <w:pPr>
+              <w:spacing w:after="0" w:line="260"/>
+            </w:pPr>
+            <w:r>
+              <w:rPr>
+                <w:rFonts w:ascii="맑은 고딕" w:cs="맑은 고딕" w:eastAsia="맑은 고딕" w:hAnsi="맑은 고딕"/>
+                <w:b w:val="false"/>
+                <w:bCs w:val="false"/>
+                <w:sz w:val="18"/>
+                <w:szCs w:val="18"/>
+              </w:rPr>
+              <w:t xml:space="preserve">검출률, FA/h, 소비전력 측정 후 최종 PCB 및 보고서 보완</w:t>
+            </w:r>
+          </w:p>
+        </w:tc>
+      </w:tr>
+    </w:tbl>
+    <w:p>
+      <w:pPr>
+        <w:pBdr>
+          <w:left w:val="single" w:color="A9571F" w:sz="14" w:space="8"/>
+        </w:pBdr>
+        <w:spacing w:after="160" w:before="60"/>
+        <w:ind w:left="240"/>
+      </w:pPr>
+      <w:r>
+        <w:rPr>
+          <w:rFonts w:ascii="맑은 고딕" w:cs="맑은 고딕" w:eastAsia="맑은 고딕" w:hAnsi="맑은 고딕"/>
+          <w:b/>
+          <w:bCs/>
+          <w:color w:val="A9571F"/>
+          <w:sz w:val="18"/>
+          <w:szCs w:val="18"/>
+        </w:rPr>
+        <w:t xml:space="preserve">【변경】 </w:t>
+      </w:r>
+      <w:r>
+        <w:rPr>
+          <w:rFonts w:ascii="맑은 고딕" w:cs="맑은 고딕" w:eastAsia="맑은 고딕" w:hAnsi="맑은 고딕"/>
+          <w:sz w:val="18"/>
+          <w:szCs w:val="18"/>
+        </w:rPr>
+        <w:t xml:space="preserve">5번 항목의 “100 Hz 발진기, 8-bit counter”는 “수정 발진·분주, 6비트 카운터”로, “PASS FF”는 “PASS 래치”로 변경된다. 또한 형판 반전 입력용 인버터 동작 확인이 6번 항목에 포함된다.</w:t>
+      </w:r>
+    </w:p>
+    <w:p>
+      <w:pPr>
+        <w:pStyle w:val="Heading2"/>
+        <w:spacing w:after="130" w:before="260"/>
+      </w:pPr>
+      <w:r>
+        <w:rPr>
+          <w:rFonts w:ascii="맑은 고딕" w:cs="맑은 고딕" w:eastAsia="맑은 고딕" w:hAnsi="맑은 고딕"/>
+          <w:b/>
+          <w:bCs/>
+          <w:sz w:val="23"/>
+          <w:szCs w:val="23"/>
+        </w:rPr>
+        <w:t xml:space="preserve">4.3 결정이 필요한 사항 — 디지털부 전원</w:t>
+      </w:r>
+    </w:p>
+    <w:p>
+      <w:pPr>
+        <w:spacing w:after="120" w:line="300"/>
+      </w:pPr>
+      <w:r>
+        <w:rPr>
+          <w:rFonts w:ascii="맑은 고딕" w:cs="맑은 고딕" w:eastAsia="맑은 고딕" w:hAnsi="맑은 고딕"/>
+          <w:sz w:val="20"/>
+          <w:szCs w:val="20"/>
+        </w:rPr>
+        <w:t xml:space="preserve">형판 판정의 여유는 VDD에 비례한다. 계획서는 CONTROL부를 1.8 V로 두었으나, 3.3 V를 사용하면 여유가 약 2배가 된다.</w:t>
       </w:r>
     </w:p>
     <w:tbl>
@@ -8204,7 +10812,7 @@
                 <w:sz w:val="18"/>
                 <w:szCs w:val="18"/>
               </w:rPr>
-              <w:t xml:space="preserve">s1 판정 여유</w:t>
+              <w:t xml:space="preserve">s1 / s2 판정 여유</w:t>
             </w:r>
           </w:p>
         </w:tc>
@@ -8230,7 +10838,7 @@
                 <w:sz w:val="18"/>
                 <w:szCs w:val="18"/>
               </w:rPr>
-              <w:t xml:space="preserve">0.113 V</w:t>
+              <w:t xml:space="preserve">0.113 V / 0.150 V</w:t>
             </w:r>
           </w:p>
         </w:tc>
@@ -8256,7 +10864,7 @@
                 <w:sz w:val="18"/>
                 <w:szCs w:val="18"/>
               </w:rPr>
-              <w:t xml:space="preserve">0.206 V</w:t>
+              <w:t xml:space="preserve">0.206 V / 0.275 V</w:t>
             </w:r>
           </w:p>
         </w:tc>
@@ -8287,7 +10895,7 @@
                 <w:sz w:val="18"/>
                 <w:szCs w:val="18"/>
               </w:rPr>
-              <w:t xml:space="preserve">s2 판정 여유</w:t>
+              <w:t xml:space="preserve">논리 소자</w:t>
             </w:r>
           </w:p>
         </w:tc>
@@ -8313,7 +10921,7 @@
                 <w:sz w:val="18"/>
                 <w:szCs w:val="18"/>
               </w:rPr>
-              <w:t xml:space="preserve">0.150 V</w:t>
+              <w:t xml:space="preserve">74LVC 계열 필요</w:t>
             </w:r>
           </w:p>
         </w:tc>
@@ -8339,7 +10947,7 @@
                 <w:sz w:val="18"/>
                 <w:szCs w:val="18"/>
               </w:rPr>
-              <w:t xml:space="preserve">0.275 V</w:t>
+              <w:t xml:space="preserve">74HC 계열 사용 가능</w:t>
             </w:r>
           </w:p>
         </w:tc>
@@ -8370,7 +10978,7 @@
                 <w:sz w:val="18"/>
                 <w:szCs w:val="18"/>
               </w:rPr>
-              <w:t xml:space="preserve">논리 소자</w:t>
+              <w:t xml:space="preserve">전원 구조</w:t>
             </w:r>
           </w:p>
         </w:tc>
@@ -8396,7 +11004,7 @@
                 <w:sz w:val="18"/>
                 <w:szCs w:val="18"/>
               </w:rPr>
-              <w:t xml:space="preserve">74LVC 계열 필요</w:t>
+              <w:t xml:space="preserve">LDO 2개 유지</w:t>
             </w:r>
           </w:p>
         </w:tc>
@@ -8422,7 +11030,7 @@
                 <w:sz w:val="18"/>
                 <w:szCs w:val="18"/>
               </w:rPr>
-              <w:t xml:space="preserve">74HC 계열 사용 가능</w:t>
+              <w:t xml:space="preserve">CONTROL용 LDO 생략 가능</w:t>
             </w:r>
           </w:p>
         </w:tc>
@@ -8453,7 +11061,7 @@
                 <w:sz w:val="18"/>
                 <w:szCs w:val="18"/>
               </w:rPr>
-              <w:t xml:space="preserve">전원 구조</w:t>
+              <w:t xml:space="preserve">기준전압 분압 저항</w:t>
             </w:r>
           </w:p>
         </w:tc>
@@ -8479,7 +11087,7 @@
                 <w:sz w:val="18"/>
                 <w:szCs w:val="18"/>
               </w:rPr>
-              <w:t xml:space="preserve">LDO 2개 유지</w:t>
+              <w:t xml:space="preserve">309k/681k, 249k/750k (동일)</w:t>
             </w:r>
           </w:p>
         </w:tc>
@@ -8505,7 +11113,7 @@
                 <w:sz w:val="18"/>
                 <w:szCs w:val="18"/>
               </w:rPr>
-              <w:t xml:space="preserve">CONTROL부 LDO 생략 가능</w:t>
+              <w:t xml:space="preserve">309k/681k, 249k/750k (동일)</w:t>
             </w:r>
           </w:p>
         </w:tc>
@@ -8521,23 +11129,514 @@
           <w:sz w:val="20"/>
           <w:szCs w:val="20"/>
         </w:rPr>
-        <w:t xml:space="preserve">학습 파라미터는 전압과 무관한 비율로 표현되므로 어느 쪽을 선택하더라도 재학습은 필요하지 않다. 기준전압 분압비 역시 동일하며 실제 전압만 달라진다. 소비전력 목표와 아날로그부 전원 구조를 함께 고려하여 결정할 사항이다.</w:t>
+        <w:t xml:space="preserve">학습 파라미터는 전압과 무관한 비율로 표현되므로 어느 쪽을 선택하더라도 재학습은 필요하지 않다. 소비전력 목표와 아날로그부 전원 구조를 함께 고려하여 결정한다.</w:t>
       </w:r>
     </w:p>
     <w:p>
       <w:pPr>
-        <w:pStyle w:val="Heading1"/>
-        <w:spacing w:after="140" w:before="280"/>
+        <w:pStyle w:val="Heading2"/>
+        <w:spacing w:after="130" w:before="260"/>
       </w:pPr>
       <w:r>
         <w:rPr>
           <w:rFonts w:ascii="맑은 고딕" w:cs="맑은 고딕" w:eastAsia="맑은 고딕" w:hAnsi="맑은 고딕"/>
           <w:b/>
           <w:bCs/>
-          <w:sz w:val="26"/>
-          <w:szCs w:val="26"/>
+          <w:sz w:val="23"/>
+          <w:szCs w:val="23"/>
         </w:rPr>
-        <w:t xml:space="preserve">9. 요약</w:t>
+        <w:t xml:space="preserve">4.4 일정</w:t>
+      </w:r>
+    </w:p>
+    <w:tbl>
+      <w:tblPr>
+        <w:tblW w:type="dxa" w:w="9020"/>
+        <w:tblBorders>
+          <w:top w:val="single" w:color="auto" w:sz="4"/>
+          <w:left w:val="single" w:color="auto" w:sz="4"/>
+          <w:bottom w:val="single" w:color="auto" w:sz="4"/>
+          <w:right w:val="single" w:color="auto" w:sz="4"/>
+          <w:insideH w:val="single" w:color="auto" w:sz="4"/>
+          <w:insideV w:val="single" w:color="auto" w:sz="4"/>
+        </w:tblBorders>
+      </w:tblPr>
+      <w:tblGrid>
+        <w:gridCol w:w="2000"/>
+        <w:gridCol w:w="7020"/>
+      </w:tblGrid>
+      <w:tr>
+        <w:trPr>
+          <w:tblHeader/>
+        </w:trPr>
+        <w:tc>
+          <w:tcPr>
+            <w:tcW w:type="dxa" w:w="2000"/>
+            <w:shd w:fill="F2F2F2" w:color="auto" w:val="clear"/>
+            <w:tcMar>
+              <w:top w:type="dxa" w:w="60"/>
+              <w:left w:type="dxa" w:w="100"/>
+              <w:bottom w:type="dxa" w:w="60"/>
+              <w:right w:type="dxa" w:w="100"/>
+            </w:tcMar>
+          </w:tcPr>
+          <w:p>
+            <w:pPr>
+              <w:spacing w:after="0" w:line="260"/>
+            </w:pPr>
+            <w:r>
+              <w:rPr>
+                <w:rFonts w:ascii="맑은 고딕" w:cs="맑은 고딕" w:eastAsia="맑은 고딕" w:hAnsi="맑은 고딕"/>
+                <w:b/>
+                <w:bCs/>
+                <w:sz w:val="18"/>
+                <w:szCs w:val="18"/>
+              </w:rPr>
+              <w:t xml:space="preserve">기간</w:t>
+            </w:r>
+          </w:p>
+        </w:tc>
+        <w:tc>
+          <w:tcPr>
+            <w:tcW w:type="dxa" w:w="7020"/>
+            <w:shd w:fill="F2F2F2" w:color="auto" w:val="clear"/>
+            <w:tcMar>
+              <w:top w:type="dxa" w:w="60"/>
+              <w:left w:type="dxa" w:w="100"/>
+              <w:bottom w:type="dxa" w:w="60"/>
+              <w:right w:type="dxa" w:w="100"/>
+            </w:tcMar>
+          </w:tcPr>
+          <w:p>
+            <w:pPr>
+              <w:spacing w:after="0" w:line="260"/>
+            </w:pPr>
+            <w:r>
+              <w:rPr>
+                <w:rFonts w:ascii="맑은 고딕" w:cs="맑은 고딕" w:eastAsia="맑은 고딕" w:hAnsi="맑은 고딕"/>
+                <w:b/>
+                <w:bCs/>
+                <w:sz w:val="18"/>
+                <w:szCs w:val="18"/>
+              </w:rPr>
+              <w:t xml:space="preserve">수행 내용</w:t>
+            </w:r>
+          </w:p>
+        </w:tc>
+      </w:tr>
+      <w:tr>
+        <w:trPr>
+          <w:tblHeader w:val="off"/>
+        </w:trPr>
+        <w:tc>
+          <w:tcPr>
+            <w:tcW w:type="dxa" w:w="2000"/>
+            <w:tcMar>
+              <w:top w:type="dxa" w:w="60"/>
+              <w:left w:type="dxa" w:w="100"/>
+              <w:bottom w:type="dxa" w:w="60"/>
+              <w:right w:type="dxa" w:w="100"/>
+            </w:tcMar>
+          </w:tcPr>
+          <w:p>
+            <w:pPr>
+              <w:spacing w:after="0" w:line="260"/>
+            </w:pPr>
+            <w:r>
+              <w:rPr>
+                <w:rFonts w:ascii="맑은 고딕" w:cs="맑은 고딕" w:eastAsia="맑은 고딕" w:hAnsi="맑은 고딕"/>
+                <w:b w:val="false"/>
+                <w:bCs w:val="false"/>
+                <w:sz w:val="18"/>
+                <w:szCs w:val="18"/>
+              </w:rPr>
+              <w:t xml:space="preserve">현재까지</w:t>
+            </w:r>
+          </w:p>
+        </w:tc>
+        <w:tc>
+          <w:tcPr>
+            <w:tcW w:type="dxa" w:w="7020"/>
+            <w:tcMar>
+              <w:top w:type="dxa" w:w="60"/>
+              <w:left w:type="dxa" w:w="100"/>
+              <w:bottom w:type="dxa" w:w="60"/>
+              <w:right w:type="dxa" w:w="100"/>
+            </w:tcMar>
+          </w:tcPr>
+          <w:p>
+            <w:pPr>
+              <w:spacing w:after="0" w:line="260"/>
+            </w:pPr>
+            <w:r>
+              <w:rPr>
+                <w:rFonts w:ascii="맑은 고딕" w:cs="맑은 고딕" w:eastAsia="맑은 고딕" w:hAnsi="맑은 고딕"/>
+                <w:b w:val="false"/>
+                <w:bCs w:val="false"/>
+                <w:sz w:val="18"/>
+                <w:szCs w:val="18"/>
+              </w:rPr>
+              <w:t xml:space="preserve">디지털 판별부 구조 및 전체 파라미터 확정, 성능 시뮬레이션 완료</w:t>
+            </w:r>
+          </w:p>
+        </w:tc>
+      </w:tr>
+      <w:tr>
+        <w:trPr>
+          <w:tblHeader w:val="off"/>
+        </w:trPr>
+        <w:tc>
+          <w:tcPr>
+            <w:tcW w:type="dxa" w:w="2000"/>
+            <w:tcMar>
+              <w:top w:type="dxa" w:w="60"/>
+              <w:left w:type="dxa" w:w="100"/>
+              <w:bottom w:type="dxa" w:w="60"/>
+              <w:right w:type="dxa" w:w="100"/>
+            </w:tcMar>
+          </w:tcPr>
+          <w:p>
+            <w:pPr>
+              <w:spacing w:after="0" w:line="260"/>
+            </w:pPr>
+            <w:r>
+              <w:rPr>
+                <w:rFonts w:ascii="맑은 고딕" w:cs="맑은 고딕" w:eastAsia="맑은 고딕" w:hAnsi="맑은 고딕"/>
+                <w:b w:val="false"/>
+                <w:bCs w:val="false"/>
+                <w:sz w:val="18"/>
+                <w:szCs w:val="18"/>
+              </w:rPr>
+              <w:t xml:space="preserve">1~2주</w:t>
+            </w:r>
+          </w:p>
+        </w:tc>
+        <w:tc>
+          <w:tcPr>
+            <w:tcW w:type="dxa" w:w="7020"/>
+            <w:tcMar>
+              <w:top w:type="dxa" w:w="60"/>
+              <w:left w:type="dxa" w:w="100"/>
+              <w:bottom w:type="dxa" w:w="60"/>
+              <w:right w:type="dxa" w:w="100"/>
+            </w:tcMar>
+          </w:tcPr>
+          <w:p>
+            <w:pPr>
+              <w:spacing w:after="0" w:line="260"/>
+            </w:pPr>
+            <w:r>
+              <w:rPr>
+                <w:rFonts w:ascii="맑은 고딕" w:cs="맑은 고딕" w:eastAsia="맑은 고딕" w:hAnsi="맑은 고딕"/>
+                <w:b w:val="false"/>
+                <w:bCs w:val="false"/>
+                <w:sz w:val="18"/>
+                <w:szCs w:val="18"/>
+              </w:rPr>
+              <w:t xml:space="preserve">50핀 ICD 확정, 디지털 보드 회로도 작성, 디지털부 전원 결정</w:t>
+            </w:r>
+          </w:p>
+        </w:tc>
+      </w:tr>
+      <w:tr>
+        <w:trPr>
+          <w:tblHeader w:val="off"/>
+        </w:trPr>
+        <w:tc>
+          <w:tcPr>
+            <w:tcW w:type="dxa" w:w="2000"/>
+            <w:tcMar>
+              <w:top w:type="dxa" w:w="60"/>
+              <w:left w:type="dxa" w:w="100"/>
+              <w:bottom w:type="dxa" w:w="60"/>
+              <w:right w:type="dxa" w:w="100"/>
+            </w:tcMar>
+          </w:tcPr>
+          <w:p>
+            <w:pPr>
+              <w:spacing w:after="0" w:line="260"/>
+            </w:pPr>
+            <w:r>
+              <w:rPr>
+                <w:rFonts w:ascii="맑은 고딕" w:cs="맑은 고딕" w:eastAsia="맑은 고딕" w:hAnsi="맑은 고딕"/>
+                <w:b w:val="false"/>
+                <w:bCs w:val="false"/>
+                <w:sz w:val="18"/>
+                <w:szCs w:val="18"/>
+              </w:rPr>
+              <w:t xml:space="preserve">2~3주</w:t>
+            </w:r>
+          </w:p>
+        </w:tc>
+        <w:tc>
+          <w:tcPr>
+            <w:tcW w:type="dxa" w:w="7020"/>
+            <w:tcMar>
+              <w:top w:type="dxa" w:w="60"/>
+              <w:left w:type="dxa" w:w="100"/>
+              <w:bottom w:type="dxa" w:w="60"/>
+              <w:right w:type="dxa" w:w="100"/>
+            </w:tcMar>
+          </w:tcPr>
+          <w:p>
+            <w:pPr>
+              <w:spacing w:after="0" w:line="260"/>
+            </w:pPr>
+            <w:r>
+              <w:rPr>
+                <w:rFonts w:ascii="맑은 고딕" w:cs="맑은 고딕" w:eastAsia="맑은 고딕" w:hAnsi="맑은 고딕"/>
+                <w:b w:val="false"/>
+                <w:bCs w:val="false"/>
+                <w:sz w:val="18"/>
+                <w:szCs w:val="18"/>
+              </w:rPr>
+              <w:t xml:space="preserve">GIC 실제 응답 확보 시 재학습 및 8채널 최종 선정 확인</w:t>
+            </w:r>
+          </w:p>
+        </w:tc>
+      </w:tr>
+      <w:tr>
+        <w:trPr>
+          <w:tblHeader w:val="off"/>
+        </w:trPr>
+        <w:tc>
+          <w:tcPr>
+            <w:tcW w:type="dxa" w:w="2000"/>
+            <w:tcMar>
+              <w:top w:type="dxa" w:w="60"/>
+              <w:left w:type="dxa" w:w="100"/>
+              <w:bottom w:type="dxa" w:w="60"/>
+              <w:right w:type="dxa" w:w="100"/>
+            </w:tcMar>
+          </w:tcPr>
+          <w:p>
+            <w:pPr>
+              <w:spacing w:after="0" w:line="260"/>
+            </w:pPr>
+            <w:r>
+              <w:rPr>
+                <w:rFonts w:ascii="맑은 고딕" w:cs="맑은 고딕" w:eastAsia="맑은 고딕" w:hAnsi="맑은 고딕"/>
+                <w:b w:val="false"/>
+                <w:bCs w:val="false"/>
+                <w:sz w:val="18"/>
+                <w:szCs w:val="18"/>
+              </w:rPr>
+              <w:t xml:space="preserve">3~4주</w:t>
+            </w:r>
+          </w:p>
+        </w:tc>
+        <w:tc>
+          <w:tcPr>
+            <w:tcW w:type="dxa" w:w="7020"/>
+            <w:tcMar>
+              <w:top w:type="dxa" w:w="60"/>
+              <w:left w:type="dxa" w:w="100"/>
+              <w:bottom w:type="dxa" w:w="60"/>
+              <w:right w:type="dxa" w:w="100"/>
+            </w:tcMar>
+          </w:tcPr>
+          <w:p>
+            <w:pPr>
+              <w:spacing w:after="0" w:line="260"/>
+            </w:pPr>
+            <w:r>
+              <w:rPr>
+                <w:rFonts w:ascii="맑은 고딕" w:cs="맑은 고딕" w:eastAsia="맑은 고딕" w:hAnsi="맑은 고딕"/>
+                <w:b w:val="false"/>
+                <w:bCs w:val="false"/>
+                <w:sz w:val="18"/>
+                <w:szCs w:val="18"/>
+              </w:rPr>
+              <w:t xml:space="preserve">아날로그·디지털 PCB 설계 및 제작</w:t>
+            </w:r>
+          </w:p>
+        </w:tc>
+      </w:tr>
+      <w:tr>
+        <w:trPr>
+          <w:tblHeader w:val="off"/>
+        </w:trPr>
+        <w:tc>
+          <w:tcPr>
+            <w:tcW w:type="dxa" w:w="2000"/>
+            <w:tcMar>
+              <w:top w:type="dxa" w:w="60"/>
+              <w:left w:type="dxa" w:w="100"/>
+              <w:bottom w:type="dxa" w:w="60"/>
+              <w:right w:type="dxa" w:w="100"/>
+            </w:tcMar>
+          </w:tcPr>
+          <w:p>
+            <w:pPr>
+              <w:spacing w:after="0" w:line="260"/>
+            </w:pPr>
+            <w:r>
+              <w:rPr>
+                <w:rFonts w:ascii="맑은 고딕" w:cs="맑은 고딕" w:eastAsia="맑은 고딕" w:hAnsi="맑은 고딕"/>
+                <w:b w:val="false"/>
+                <w:bCs w:val="false"/>
+                <w:sz w:val="18"/>
+                <w:szCs w:val="18"/>
+              </w:rPr>
+              <w:t xml:space="preserve">4~5주</w:t>
+            </w:r>
+          </w:p>
+        </w:tc>
+        <w:tc>
+          <w:tcPr>
+            <w:tcW w:type="dxa" w:w="7020"/>
+            <w:tcMar>
+              <w:top w:type="dxa" w:w="60"/>
+              <w:left w:type="dxa" w:w="100"/>
+              <w:bottom w:type="dxa" w:w="60"/>
+              <w:right w:type="dxa" w:w="100"/>
+            </w:tcMar>
+          </w:tcPr>
+          <w:p>
+            <w:pPr>
+              <w:spacing w:after="0" w:line="260"/>
+            </w:pPr>
+            <w:r>
+              <w:rPr>
+                <w:rFonts w:ascii="맑은 고딕" w:cs="맑은 고딕" w:eastAsia="맑은 고딕" w:hAnsi="맑은 고딕"/>
+                <w:b w:val="false"/>
+                <w:bCs w:val="false"/>
+                <w:sz w:val="18"/>
+                <w:szCs w:val="18"/>
+              </w:rPr>
+              <w:t xml:space="preserve">보드 단위 검증 (아날로그 1채널 → 8채널, 디지털 블록 단독)</w:t>
+            </w:r>
+          </w:p>
+        </w:tc>
+      </w:tr>
+      <w:tr>
+        <w:trPr>
+          <w:tblHeader w:val="off"/>
+        </w:trPr>
+        <w:tc>
+          <w:tcPr>
+            <w:tcW w:type="dxa" w:w="2000"/>
+            <w:tcMar>
+              <w:top w:type="dxa" w:w="60"/>
+              <w:left w:type="dxa" w:w="100"/>
+              <w:bottom w:type="dxa" w:w="60"/>
+              <w:right w:type="dxa" w:w="100"/>
+            </w:tcMar>
+          </w:tcPr>
+          <w:p>
+            <w:pPr>
+              <w:spacing w:after="0" w:line="260"/>
+            </w:pPr>
+            <w:r>
+              <w:rPr>
+                <w:rFonts w:ascii="맑은 고딕" w:cs="맑은 고딕" w:eastAsia="맑은 고딕" w:hAnsi="맑은 고딕"/>
+                <w:b w:val="false"/>
+                <w:bCs w:val="false"/>
+                <w:sz w:val="18"/>
+                <w:szCs w:val="18"/>
+              </w:rPr>
+              <w:t xml:space="preserve">5~6주</w:t>
+            </w:r>
+          </w:p>
+        </w:tc>
+        <w:tc>
+          <w:tcPr>
+            <w:tcW w:type="dxa" w:w="7020"/>
+            <w:tcMar>
+              <w:top w:type="dxa" w:w="60"/>
+              <w:left w:type="dxa" w:w="100"/>
+              <w:bottom w:type="dxa" w:w="60"/>
+              <w:right w:type="dxa" w:w="100"/>
+            </w:tcMar>
+          </w:tcPr>
+          <w:p>
+            <w:pPr>
+              <w:spacing w:after="0" w:line="260"/>
+            </w:pPr>
+            <w:r>
+              <w:rPr>
+                <w:rFonts w:ascii="맑은 고딕" w:cs="맑은 고딕" w:eastAsia="맑은 고딕" w:hAnsi="맑은 고딕"/>
+                <w:b w:val="false"/>
+                <w:bCs w:val="false"/>
+                <w:sz w:val="18"/>
+                <w:szCs w:val="18"/>
+              </w:rPr>
+              <w:t xml:space="preserve">50핀 통합, 실제 음성으로 WAKE 동작 확인</w:t>
+            </w:r>
+          </w:p>
+        </w:tc>
+      </w:tr>
+      <w:tr>
+        <w:trPr>
+          <w:tblHeader w:val="off"/>
+        </w:trPr>
+        <w:tc>
+          <w:tcPr>
+            <w:tcW w:type="dxa" w:w="2000"/>
+            <w:tcMar>
+              <w:top w:type="dxa" w:w="60"/>
+              <w:left w:type="dxa" w:w="100"/>
+              <w:bottom w:type="dxa" w:w="60"/>
+              <w:right w:type="dxa" w:w="100"/>
+            </w:tcMar>
+          </w:tcPr>
+          <w:p>
+            <w:pPr>
+              <w:spacing w:after="0" w:line="260"/>
+            </w:pPr>
+            <w:r>
+              <w:rPr>
+                <w:rFonts w:ascii="맑은 고딕" w:cs="맑은 고딕" w:eastAsia="맑은 고딕" w:hAnsi="맑은 고딕"/>
+                <w:b w:val="false"/>
+                <w:bCs w:val="false"/>
+                <w:sz w:val="18"/>
+                <w:szCs w:val="18"/>
+              </w:rPr>
+              <w:t xml:space="preserve">6~8주</w:t>
+            </w:r>
+          </w:p>
+        </w:tc>
+        <w:tc>
+          <w:tcPr>
+            <w:tcW w:type="dxa" w:w="7020"/>
+            <w:tcMar>
+              <w:top w:type="dxa" w:w="60"/>
+              <w:left w:type="dxa" w:w="100"/>
+              <w:bottom w:type="dxa" w:w="60"/>
+              <w:right w:type="dxa" w:w="100"/>
+            </w:tcMar>
+          </w:tcPr>
+          <w:p>
+            <w:pPr>
+              <w:spacing w:after="0" w:line="260"/>
+            </w:pPr>
+            <w:r>
+              <w:rPr>
+                <w:rFonts w:ascii="맑은 고딕" w:cs="맑은 고딕" w:eastAsia="맑은 고딕" w:hAnsi="맑은 고딕"/>
+                <w:b w:val="false"/>
+                <w:bCs w:val="false"/>
+                <w:sz w:val="18"/>
+                <w:szCs w:val="18"/>
+              </w:rPr>
+              <w:t xml:space="preserve">검출률·FA/h·소비전력 실측, 동작점 조정, 최종 보고서 및 발표자료</w:t>
+            </w:r>
+          </w:p>
+        </w:tc>
+      </w:tr>
+    </w:tbl>
+    <w:p>
+      <w:pPr>
+        <w:pStyle w:val="Heading2"/>
+        <w:spacing w:after="130" w:before="260"/>
+      </w:pPr>
+      <w:r>
+        <w:rPr>
+          <w:rFonts w:ascii="맑은 고딕" w:cs="맑은 고딕" w:eastAsia="맑은 고딕" w:hAnsi="맑은 고딕"/>
+          <w:b/>
+          <w:bCs/>
+          <w:sz w:val="23"/>
+          <w:szCs w:val="23"/>
+        </w:rPr>
+        <w:t xml:space="preserve">4.5 요약</w:t>
       </w:r>
     </w:p>
     <w:p>
@@ -8547,7 +11646,7 @@
           <w:ilvl w:val="0"/>
           <w:numId w:val="2"/>
         </w:numPr>
-        <w:spacing w:after="80"/>
+        <w:spacing w:after="70"/>
       </w:pPr>
       <w:r>
         <w:rPr>
@@ -8555,7 +11654,7 @@
           <w:sz w:val="20"/>
           <w:szCs w:val="20"/>
         </w:rPr>
-        <w:t xml:space="preserve">디지털 판별부의 구조와 전체 파라미터가 확정되었다. 상태 2개, 채널 8개, 프레임 7.8125 ms, 형판 저항 14개, 기준전압 분압 저항 4개, 비교기 2개로 구성된다.</w:t>
+        <w:t xml:space="preserve">디지털 판별부의 구조와 전체 파라미터가 확정되었다. 상태 2개, 채널 8개, 프레임 7.8125 ms, 형판 저항 14개, 기준전압 분압 저항 4개, 비교기 2개, 인버터 7개로 구성된다.</w:t>
       </w:r>
     </w:p>
     <w:p>
@@ -8565,7 +11664,7 @@
           <w:ilvl w:val="0"/>
           <w:numId w:val="2"/>
         </w:numPr>
-        <w:spacing w:after="80"/>
+        <w:spacing w:after="70"/>
       </w:pPr>
       <w:r>
         <w:rPr>
@@ -8573,7 +11672,7 @@
           <w:sz w:val="20"/>
           <w:szCs w:val="20"/>
         </w:rPr>
-        <w:t xml:space="preserve">조용한 실내 조건에서 검출률 50.0%, 시간당 오검출 25.0회를 측정하였다. 동작점은 분압 저항 교체만으로 조정 가능하다.</w:t>
+        <w:t xml:space="preserve">계획서 대비 상태 수가 4개에서 2개로 축소되었고, PASS 저장이 셋 우세 래치로, 프레임 클럭이 수정 발진 분주로 변경되었으며, 형판 반전 입력용 인버터가 추가되었다.</w:t>
       </w:r>
     </w:p>
     <w:p>
@@ -8583,7 +11682,7 @@
           <w:ilvl w:val="0"/>
           <w:numId w:val="2"/>
         </w:numPr>
-        <w:spacing w:after="80"/>
+        <w:spacing w:after="70"/>
       </w:pPr>
       <w:r>
         <w:rPr>
@@ -8591,7 +11690,7 @@
           <w:sz w:val="20"/>
           <w:szCs w:val="20"/>
         </w:rPr>
-        <w:t xml:space="preserve">계획서 대비 PASS 저장 방식(셋 우세 래치)과 프레임 클럭(수정 발진 분주)이 변경되었고, 상태 수가 4개에서 2개로 축소되었다.</w:t>
+        <w:t xml:space="preserve">조용한 실내 조건에서 검출률 50.0 %, 시간당 오검출 25.0회를 측정하였다. 동작점은 분압 저항 교체만으로 조정 가능하다.</w:t>
       </w:r>
     </w:p>
     <w:p>
@@ -8601,7 +11700,7 @@
           <w:ilvl w:val="0"/>
           <w:numId w:val="2"/>
         </w:numPr>
-        <w:spacing w:after="80"/>
+        <w:spacing w:after="70"/>
       </w:pPr>
       <w:r>
         <w:rPr>
@@ -8609,7 +11708,7 @@
           <w:sz w:val="20"/>
           <w:szCs w:val="20"/>
         </w:rPr>
-        <w:t xml:space="preserve">남은 작업은 채널 임계값 양자화, 비교기 출력 파형 확인, 50핀 ICD 작성, 회로도·PCB 제작 및 통합 검증이다.</w:t>
+        <w:t xml:space="preserve">아날로그 전단은 계획서와 동일하며, 프레임 래치 추가 검토는 비교기 출력 유지 시간 확인으로 불필요함이 확인되었다.</w:t>
       </w:r>
     </w:p>
     <w:sectPr>

--- a/8.31/IT창의챌린지_중간보고서_디지털.docx
+++ b/8.31/IT창의챌린지_중간보고서_디지털.docx
@@ -11,7 +11,7 @@
         <w:rPr>
           <w:color w:val="555555"/>
         </w:rPr>
-        <w:t>제9회 대한전자공학회 IT 창의 챌린지</w:t>
+        <w:t xml:space="preserve">제9회 대한전자공학회 IT 창의 챌린지</w:t>
       </w:r>
     </w:p>
     <w:p>
@@ -26,7 +26,7 @@
           <w:sz w:val="36"/>
           <w:szCs w:val="36"/>
         </w:rPr>
-        <w:t>중 간 보 고 서</w:t>
+        <w:t xml:space="preserve">중 간 보 고 서</w:t>
       </w:r>
     </w:p>
     <w:p>
@@ -41,27 +41,7 @@
           <w:sz w:val="26"/>
           <w:szCs w:val="26"/>
         </w:rPr>
-        <w:t xml:space="preserve">말 한마디로 깨어나는 </w:t>
-      </w:r>
-      <w:proofErr w:type="spellStart"/>
-      <w:r>
-        <w:rPr>
-          <w:b/>
-          <w:bCs/>
-          <w:sz w:val="26"/>
-          <w:szCs w:val="26"/>
-        </w:rPr>
-        <w:t>초저전력</w:t>
-      </w:r>
-      <w:proofErr w:type="spellEnd"/>
-      <w:r>
-        <w:rPr>
-          <w:b/>
-          <w:bCs/>
-          <w:sz w:val="26"/>
-          <w:szCs w:val="26"/>
-        </w:rPr>
-        <w:t xml:space="preserve"> 음성 인식 회로</w:t>
+        <w:t xml:space="preserve">말 한마디로 깨어나는 초저전력 음성 인식 회로</w:t>
       </w:r>
     </w:p>
     <w:p>
@@ -75,25 +55,7 @@
           <w:sz w:val="18"/>
           <w:szCs w:val="18"/>
         </w:rPr>
-        <w:t xml:space="preserve">MCU·FPGA 없이 아날로그 특징 추출과 고정 논리 형판 정합으로 구현하는 상시구동 키워드 </w:t>
-      </w:r>
-      <w:proofErr w:type="spellStart"/>
-      <w:r>
-        <w:rPr>
-          <w:color w:val="555555"/>
-          <w:sz w:val="18"/>
-          <w:szCs w:val="18"/>
-        </w:rPr>
-        <w:t>웨이크업</w:t>
-      </w:r>
-      <w:proofErr w:type="spellEnd"/>
-      <w:r>
-        <w:rPr>
-          <w:color w:val="555555"/>
-          <w:sz w:val="18"/>
-          <w:szCs w:val="18"/>
-        </w:rPr>
-        <w:t xml:space="preserve"> 시스템</w:t>
+        <w:t xml:space="preserve">MCU·FPGA 없이 아날로그 특징 추출과 고정 논리 Template 정합으로 구현하는 상시구동 키워드 웨이크업 시스템</w:t>
       </w:r>
     </w:p>
     <w:tbl>
@@ -128,15 +90,13 @@
             <w:pPr>
               <w:spacing w:line="260" w:lineRule="auto"/>
             </w:pPr>
-            <w:proofErr w:type="spellStart"/>
-            <w:r>
-              <w:rPr>
-                <w:sz w:val="18"/>
-                <w:szCs w:val="18"/>
-              </w:rPr>
-              <w:t>과제팀명</w:t>
-            </w:r>
-            <w:proofErr w:type="spellEnd"/>
+            <w:r>
+              <w:rPr>
+                <w:sz w:val="18"/>
+                <w:szCs w:val="18"/>
+              </w:rPr>
+              <w:t xml:space="preserve">과제팀명</w:t>
+            </w:r>
           </w:p>
         </w:tc>
         <w:tc>
@@ -176,7 +136,7 @@
                 <w:sz w:val="18"/>
                 <w:szCs w:val="18"/>
               </w:rPr>
-              <w:t>참여학생대표</w:t>
+              <w:t xml:space="preserve">참여학생대표</w:t>
             </w:r>
           </w:p>
         </w:tc>
@@ -217,7 +177,7 @@
                 <w:sz w:val="18"/>
                 <w:szCs w:val="18"/>
               </w:rPr>
-              <w:t>지도교수</w:t>
+              <w:t xml:space="preserve">지도교수</w:t>
             </w:r>
           </w:p>
         </w:tc>
@@ -274,7 +234,7 @@
         <w:rPr>
           <w:rFonts w:hint="eastAsia"/>
         </w:rPr>
-        <w:t>은</w:t>
+        <w:t xml:space="preserve">은</w:t>
       </w:r>
       <w:r>
         <w:t xml:space="preserve"> 마이크 신호를 ADC로 변환한 뒤 디지털 주파수 분석과 분류 연산을 수행하므로, 소비전력의 대부분이 분류 자체가 아니라 데이터 취득과 전처리에서 발생한다.</w:t>
@@ -285,23 +245,7 @@
         <w:spacing w:after="120" w:line="300" w:lineRule="auto"/>
       </w:pPr>
       <w:r>
-        <w:t>본 과제는 음성의 주파수·시간 특징을 아날로그 회로에서 직접 추출하고, 각 대역의 활성 여부를 1비트로 변환한 뒤, 마이크로프로세서나 FPGA 없이 카운터·</w:t>
-      </w:r>
-      <w:proofErr w:type="spellStart"/>
-      <w:r>
-        <w:t>디코더</w:t>
-      </w:r>
-      <w:proofErr w:type="spellEnd"/>
-      <w:r>
-        <w:t xml:space="preserve">·플립플롭·논리 게이트·비교기 등 고정 논리 소자만으로 키워드를 판별한다. 신경망은 오프라인 학습에만 사용하며, 학습 결과는 프로그램이 아니라 </w:t>
-      </w:r>
-      <w:proofErr w:type="spellStart"/>
-      <w:r>
-        <w:t>저항값과</w:t>
-      </w:r>
-      <w:proofErr w:type="spellEnd"/>
-      <w:r>
-        <w:t xml:space="preserve"> 배선으로 회로에 고정된다.</w:t>
+        <w:t xml:space="preserve">본 과제는 음성의 주파수·시간 특징을 아날로그 회로에서 직접 추출하고, 각 대역의 활성 여부를 1비트로 변환한 뒤, 마이크로프로세서나 FPGA 없이 카운터·디코더·플립플롭·논리 게이트·비교기 등 고정 논리 소자만으로 키워드를 판별한다. 신경망은 오프라인 학습에만 사용하며, 학습 결과는 프로그램이 아니라 저항값과 배선으로 회로에 고정된다.</w:t>
       </w:r>
     </w:p>
     <w:p>
@@ -309,23 +253,7 @@
         <w:spacing w:after="120" w:line="300" w:lineRule="auto"/>
       </w:pPr>
       <w:r>
-        <w:t xml:space="preserve">신호 흐름은 다음과 같다. MM20 마이크의 음성을 </w:t>
-      </w:r>
-      <w:proofErr w:type="spellStart"/>
-      <w:r>
-        <w:t>PreAMP</w:t>
-      </w:r>
-      <w:proofErr w:type="spellEnd"/>
-      <w:r>
-        <w:t>와 다채널 GIC 필터뱅크에 통과시켜 주파수 성분을 분해하고, 능동 Envelope Detector와 Comparator</w:t>
-      </w:r>
-      <w:proofErr w:type="spellStart"/>
-      <w:r>
-        <w:t>를</w:t>
-      </w:r>
-      <w:proofErr w:type="spellEnd"/>
-      <w:r>
-        <w:t xml:space="preserve"> 통해 8채널 이진 특징으로 변환한다. 이후 CONTROL부가 발화 시작을 기준으로 시간을 세며 정해진 시각에 형판과 비교하여 WAKE 신호를 생성한다.</w:t>
+        <w:t xml:space="preserve">신호 흐름은 다음과 같다. MM20 마이크의 음성을 PreAMP와 다채널 GIC 필터뱅크에 통과시켜 주파수 성분을 분해하고, 능동 Envelope Detector와 Comparator를 통해 8채널 binary feature으로 변환한다. 이후 CONTROL부가 발화 시작을 기준으로 시간을 세며 정해진 시각에 Template과 비교하여 WAKE 신호를 생성한다.</w:t>
       </w:r>
     </w:p>
     <w:p>
@@ -340,44 +268,27 @@
           <w:sz w:val="23"/>
           <w:szCs w:val="23"/>
         </w:rPr>
-        <w:t>1.1 중간보고 범위</w:t>
+        <w:t xml:space="preserve">1.1 중간보고 범위</w:t>
       </w:r>
     </w:p>
     <w:p>
       <w:pPr>
         <w:spacing w:after="120" w:line="300" w:lineRule="auto"/>
-      </w:pPr>
-      <w:r>
-        <w:t xml:space="preserve">계획서 제출 이후 디지털 판별부의 구조와 전체 </w:t>
-      </w:r>
-      <w:r>
         <w:rPr>
           <w:rFonts w:hint="eastAsia"/>
         </w:rPr>
-        <w:t>파라미터를 확정했다</w:t>
-      </w:r>
-      <w:r>
-        <w:t xml:space="preserve">. 대상 단어, 채널별 </w:t>
-      </w:r>
-      <w:proofErr w:type="spellStart"/>
-      <w:r>
-        <w:t>임계값</w:t>
-      </w:r>
-      <w:proofErr w:type="spellEnd"/>
-      <w:r>
-        <w:t xml:space="preserve">, START 논리, 상태별 상대 시각, </w:t>
-      </w:r>
-      <w:r>
-        <w:t>Template(</w:t>
-      </w:r>
-      <w:r>
-        <w:t>형판</w:t>
-      </w:r>
-      <w:r>
-        <w:t>)</w:t>
-      </w:r>
-      <w:r>
-        <w:t>, 허용 일치 개수, timeout 이 모두 측정으로 결정되었으며, 그 과정에서 일부 회로 구조가 변경되었다. 아날로그 전단은 계획서와 동일하다.</w:t>
+      </w:pPr>
+      <w:r>
+        <w:t xml:space="preserve">계획서 제출 이후 디지털 판별부의 구조와 전체 </w:t>
+      </w:r>
+      <w:r>
+        <w:rPr>
+          <w:rFonts w:hint="eastAsia"/>
+        </w:rPr>
+        <w:t xml:space="preserve">파라미터를 확정했다</w:t>
+      </w:r>
+      <w:r>
+        <w:t xml:space="preserve">. 대상 단어, 채널별 임계값, START 논리, 상태별 상대 시각, Template, tolerance k, timeout 이 모두 측정으로 결정되었으며, 그 과정에서 일부 회로 구조가 변경되었다. 아날로그 전단은 제작한 PCB를 수령하여 부품을 실장하고 1차 측정을 진행하였다.</w:t>
       </w:r>
     </w:p>
     <w:p>
@@ -392,7 +303,7 @@
           <w:sz w:val="26"/>
           <w:szCs w:val="26"/>
         </w:rPr>
-        <w:t>2. 설계 목표</w:t>
+        <w:t xml:space="preserve">2. 설계 목표</w:t>
       </w:r>
     </w:p>
     <w:p>
@@ -407,7 +318,7 @@
           <w:sz w:val="23"/>
           <w:szCs w:val="23"/>
         </w:rPr>
-        <w:t>2.1 대회 제한사항 대응</w:t>
+        <w:t xml:space="preserve">2.1 대회 제한사항 대응</w:t>
       </w:r>
     </w:p>
     <w:tbl>
@@ -453,7 +364,7 @@
                 <w:sz w:val="18"/>
                 <w:szCs w:val="18"/>
               </w:rPr>
-              <w:t>항목</w:t>
+              <w:t xml:space="preserve">항목</w:t>
             </w:r>
           </w:p>
         </w:tc>
@@ -479,7 +390,7 @@
                 <w:sz w:val="18"/>
                 <w:szCs w:val="18"/>
               </w:rPr>
-              <w:t>본 과제의 대응</w:t>
+              <w:t xml:space="preserve">본 과제의 대응</w:t>
             </w:r>
           </w:p>
         </w:tc>
@@ -504,7 +415,7 @@
                 <w:sz w:val="18"/>
                 <w:szCs w:val="18"/>
               </w:rPr>
-              <w:t>MCU·FPGA 사용 제한</w:t>
+              <w:t xml:space="preserve">MCU·FPGA 사용 제한</w:t>
             </w:r>
           </w:p>
         </w:tc>
@@ -527,23 +438,7 @@
                 <w:sz w:val="18"/>
                 <w:szCs w:val="18"/>
               </w:rPr>
-              <w:t>분류기를 고정 논리 형판 정합 회로로 구현하여 MCU/FPGA</w:t>
-            </w:r>
-            <w:proofErr w:type="spellStart"/>
-            <w:r>
-              <w:rPr>
-                <w:sz w:val="18"/>
-                <w:szCs w:val="18"/>
-              </w:rPr>
-              <w:t>를</w:t>
-            </w:r>
-            <w:proofErr w:type="spellEnd"/>
-            <w:r>
-              <w:rPr>
-                <w:sz w:val="18"/>
-                <w:szCs w:val="18"/>
-              </w:rPr>
-              <w:t xml:space="preserve"> 사용하지 않음</w:t>
+              <w:t xml:space="preserve">분류기를 고정 논리 Template 정합 회로로 구현하여 MCU/FPGA를 사용하지 않음</w:t>
             </w:r>
           </w:p>
         </w:tc>
@@ -568,7 +463,7 @@
                 <w:sz w:val="18"/>
                 <w:szCs w:val="18"/>
               </w:rPr>
-              <w:t>사용 부품 범위</w:t>
+              <w:t xml:space="preserve">사용 부품 범위</w:t>
             </w:r>
           </w:p>
         </w:tc>
@@ -591,39 +486,7 @@
                 <w:sz w:val="18"/>
                 <w:szCs w:val="18"/>
               </w:rPr>
-              <w:t xml:space="preserve">연산증폭기, 비교기, 저항, </w:t>
-            </w:r>
-            <w:proofErr w:type="spellStart"/>
-            <w:r>
-              <w:rPr>
-                <w:sz w:val="18"/>
-                <w:szCs w:val="18"/>
-              </w:rPr>
-              <w:t>커패시터</w:t>
-            </w:r>
-            <w:proofErr w:type="spellEnd"/>
-            <w:r>
-              <w:rPr>
-                <w:sz w:val="18"/>
-                <w:szCs w:val="18"/>
-              </w:rPr>
-              <w:t xml:space="preserve">, 다이오드, 트랜지스터, 카운터, </w:t>
-            </w:r>
-            <w:proofErr w:type="spellStart"/>
-            <w:r>
-              <w:rPr>
-                <w:sz w:val="18"/>
-                <w:szCs w:val="18"/>
-              </w:rPr>
-              <w:t>디코더</w:t>
-            </w:r>
-            <w:proofErr w:type="spellEnd"/>
-            <w:r>
-              <w:rPr>
-                <w:sz w:val="18"/>
-                <w:szCs w:val="18"/>
-              </w:rPr>
-              <w:t>, 플립플롭 및 논리 게이트 사용</w:t>
+              <w:t xml:space="preserve">연산증폭기, 비교기, 저항, 커패시터, 다이오드, 트랜지스터, 카운터, 디코더, 플립플롭 및 논리 게이트 사용</w:t>
             </w:r>
           </w:p>
         </w:tc>
@@ -648,7 +511,7 @@
                 <w:sz w:val="18"/>
                 <w:szCs w:val="18"/>
               </w:rPr>
-              <w:t>채널 구성</w:t>
+              <w:t xml:space="preserve">채널 구성</w:t>
             </w:r>
           </w:p>
         </w:tc>
@@ -671,7 +534,7 @@
                 <w:sz w:val="18"/>
                 <w:szCs w:val="18"/>
               </w:rPr>
-              <w:t>기존 16채널 확장형 PCB 레이아웃을 유지하고 데이터 분석으로 선택된 8개 채널만 실장. 나머지는 DNP 처리</w:t>
+              <w:t xml:space="preserve">기존 16채널 확장형 PCB 레이아웃을 유지하고 데이터 분석으로 선택된 8개 채널만 실장. 나머지는 DNP 처리</w:t>
             </w:r>
           </w:p>
         </w:tc>
@@ -696,7 +559,7 @@
                 <w:sz w:val="18"/>
                 <w:szCs w:val="18"/>
               </w:rPr>
-              <w:t>전원</w:t>
+              <w:t xml:space="preserve">전원</w:t>
             </w:r>
           </w:p>
         </w:tc>
@@ -719,23 +582,7 @@
                 <w:sz w:val="18"/>
                 <w:szCs w:val="18"/>
               </w:rPr>
-              <w:t>3.3 V 입력에서 아날로그부와 CONTROL부용 1.8 V</w:t>
-            </w:r>
-            <w:proofErr w:type="spellStart"/>
-            <w:r>
-              <w:rPr>
-                <w:sz w:val="18"/>
-                <w:szCs w:val="18"/>
-              </w:rPr>
-              <w:t>를</w:t>
-            </w:r>
-            <w:proofErr w:type="spellEnd"/>
-            <w:r>
-              <w:rPr>
-                <w:sz w:val="18"/>
-                <w:szCs w:val="18"/>
-              </w:rPr>
-              <w:t xml:space="preserve"> 각각 별도 LDO로 생성, 아날로그 기준점은 0.9 V</w:t>
+              <w:t xml:space="preserve">3.3 V 입력에서 아날로그부와 CONTROL부용 1.8 V를 각각 별도 LDO로 생성, 아날로그 기준점은 0.9 V</w:t>
             </w:r>
           </w:p>
         </w:tc>
@@ -760,7 +607,7 @@
                 <w:sz w:val="18"/>
                 <w:szCs w:val="18"/>
               </w:rPr>
-              <w:t>출력</w:t>
+              <w:t xml:space="preserve">출력</w:t>
             </w:r>
           </w:p>
         </w:tc>
@@ -783,7 +630,7 @@
                 <w:sz w:val="18"/>
                 <w:szCs w:val="18"/>
               </w:rPr>
-              <w:t>대상 단어 검출 시 WAKE 신호 발생 및 트랜지스터 구동 LED로 표시</w:t>
+              <w:t xml:space="preserve">대상 단어 검출 시 WAKE 신호 발생 및 트랜지스터 구동 LED로 표시</w:t>
             </w:r>
           </w:p>
         </w:tc>
@@ -801,6 +648,7 @@
           <w:sz w:val="23"/>
           <w:szCs w:val="23"/>
         </w:rPr>
+        <w:lastRenderedPageBreak/>
         <w:t>2.2 성능 목표와 현재 달성 수준</w:t>
       </w:r>
     </w:p>
@@ -809,7 +657,6 @@
         <w:spacing w:after="120" w:line="300" w:lineRule="auto"/>
       </w:pPr>
       <w:r>
-        <w:lastRenderedPageBreak/>
         <w:t>계획서 6.4절의 성능 지표에 대하여 현재까지 확보한 측정값은 다음과 같다. 모두 Google Speech Commands v2와 그로부터 구성한 연속 오디오 스트림에서 측정하였다.</w:t>
       </w:r>
     </w:p>
@@ -857,7 +704,7 @@
                 <w:sz w:val="18"/>
                 <w:szCs w:val="18"/>
               </w:rPr>
-              <w:t>지표</w:t>
+              <w:t xml:space="preserve">지표</w:t>
             </w:r>
           </w:p>
         </w:tc>
@@ -883,7 +730,7 @@
                 <w:sz w:val="18"/>
                 <w:szCs w:val="18"/>
               </w:rPr>
-              <w:t>목표</w:t>
+              <w:t xml:space="preserve">목표</w:t>
             </w:r>
           </w:p>
         </w:tc>
@@ -909,7 +756,7 @@
                 <w:sz w:val="18"/>
                 <w:szCs w:val="18"/>
               </w:rPr>
-              <w:t>현재 (시뮬레이션)</w:t>
+              <w:t xml:space="preserve">현재 (시뮬레이션)</w:t>
             </w:r>
           </w:p>
         </w:tc>
@@ -929,21 +776,12 @@
             <w:pPr>
               <w:spacing w:line="260" w:lineRule="auto"/>
             </w:pPr>
-            <w:proofErr w:type="spellStart"/>
-            <w:r>
-              <w:rPr>
-                <w:sz w:val="18"/>
-                <w:szCs w:val="18"/>
-              </w:rPr>
-              <w:t>검출률</w:t>
-            </w:r>
-            <w:proofErr w:type="spellEnd"/>
-            <w:r>
-              <w:rPr>
-                <w:sz w:val="18"/>
-                <w:szCs w:val="18"/>
-              </w:rPr>
-              <w:t xml:space="preserve"> TPR</w:t>
+            <w:r>
+              <w:rPr>
+                <w:sz w:val="18"/>
+                <w:szCs w:val="18"/>
+              </w:rPr>
+              <w:t xml:space="preserve">검출률 TPR</w:t>
             </w:r>
           </w:p>
         </w:tc>
@@ -966,7 +804,7 @@
                 <w:sz w:val="18"/>
                 <w:szCs w:val="18"/>
               </w:rPr>
-              <w:t>대상 단어 발화 시 WAKE 발생</w:t>
+              <w:t xml:space="preserve">대상 단어 발화 시 WAKE 발생</w:t>
             </w:r>
           </w:p>
         </w:tc>
@@ -989,7 +827,7 @@
                 <w:sz w:val="18"/>
                 <w:szCs w:val="18"/>
               </w:rPr>
-              <w:t>조용한 실내 50.0 %</w:t>
+              <w:t xml:space="preserve">조용한 실내 50.0 %</w:t>
             </w:r>
           </w:p>
         </w:tc>
@@ -1009,21 +847,12 @@
             <w:pPr>
               <w:spacing w:line="260" w:lineRule="auto"/>
             </w:pPr>
-            <w:proofErr w:type="spellStart"/>
-            <w:r>
-              <w:rPr>
-                <w:sz w:val="18"/>
-                <w:szCs w:val="18"/>
-              </w:rPr>
-              <w:t>오검출</w:t>
-            </w:r>
-            <w:proofErr w:type="spellEnd"/>
-            <w:r>
-              <w:rPr>
-                <w:sz w:val="18"/>
-                <w:szCs w:val="18"/>
-              </w:rPr>
-              <w:t xml:space="preserve"> FA/h</w:t>
+            <w:r>
+              <w:rPr>
+                <w:sz w:val="18"/>
+                <w:szCs w:val="18"/>
+              </w:rPr>
+              <w:t xml:space="preserve">오검출 FA/h</w:t>
             </w:r>
           </w:p>
         </w:tc>
@@ -1046,17 +875,8 @@
                 <w:sz w:val="18"/>
                 <w:szCs w:val="18"/>
               </w:rPr>
-              <w:t xml:space="preserve">연속 스트림에서 시간당 </w:t>
-            </w:r>
-            <w:proofErr w:type="spellStart"/>
-            <w:r>
-              <w:rPr>
-                <w:sz w:val="18"/>
-                <w:szCs w:val="18"/>
-              </w:rPr>
-              <w:t>오검출</w:t>
-            </w:r>
-            <w:proofErr w:type="spellEnd"/>
+              <w:t xml:space="preserve">연속 스트림에서 시간당 오검출</w:t>
+            </w:r>
           </w:p>
         </w:tc>
         <w:tc>
@@ -1078,7 +898,7 @@
                 <w:sz w:val="18"/>
                 <w:szCs w:val="18"/>
               </w:rPr>
-              <w:t>25.0 회/시간</w:t>
+              <w:t xml:space="preserve">25.0 회/시간</w:t>
             </w:r>
           </w:p>
         </w:tc>
@@ -1103,17 +923,8 @@
                 <w:sz w:val="18"/>
                 <w:szCs w:val="18"/>
               </w:rPr>
-              <w:t xml:space="preserve">START </w:t>
-            </w:r>
-            <w:proofErr w:type="spellStart"/>
-            <w:r>
-              <w:rPr>
-                <w:sz w:val="18"/>
-                <w:szCs w:val="18"/>
-              </w:rPr>
-              <w:t>재현율</w:t>
-            </w:r>
-            <w:proofErr w:type="spellEnd"/>
+              <w:t xml:space="preserve">START 재현율</w:t>
+            </w:r>
           </w:p>
         </w:tc>
         <w:tc>
@@ -1135,23 +946,7 @@
                 <w:sz w:val="18"/>
                 <w:szCs w:val="18"/>
               </w:rPr>
-              <w:t>발화가 START</w:t>
-            </w:r>
-            <w:proofErr w:type="spellStart"/>
-            <w:r>
-              <w:rPr>
-                <w:sz w:val="18"/>
-                <w:szCs w:val="18"/>
-              </w:rPr>
-              <w:t>에</w:t>
-            </w:r>
-            <w:proofErr w:type="spellEnd"/>
-            <w:r>
-              <w:rPr>
-                <w:sz w:val="18"/>
-                <w:szCs w:val="18"/>
-              </w:rPr>
-              <w:t xml:space="preserve"> 진입하는 비율</w:t>
+              <w:t xml:space="preserve">발화가 START에 진입하는 비율</w:t>
             </w:r>
           </w:p>
         </w:tc>
@@ -1174,7 +969,7 @@
                 <w:sz w:val="18"/>
                 <w:szCs w:val="18"/>
               </w:rPr>
-              <w:t>0.927</w:t>
+              <w:t xml:space="preserve">0.927</w:t>
             </w:r>
           </w:p>
         </w:tc>
@@ -1199,7 +994,7 @@
                 <w:sz w:val="18"/>
                 <w:szCs w:val="18"/>
               </w:rPr>
-              <w:t>소비전력</w:t>
+              <w:t xml:space="preserve">소비전력</w:t>
             </w:r>
           </w:p>
         </w:tc>
@@ -1222,7 +1017,7 @@
                 <w:sz w:val="18"/>
                 <w:szCs w:val="18"/>
               </w:rPr>
-              <w:t>상시 대기 및 판별 상태 평균 전류</w:t>
+              <w:t xml:space="preserve">상시 대기 및 판별 상태 평균 전류</w:t>
             </w:r>
           </w:p>
         </w:tc>
@@ -1245,7 +1040,7 @@
                 <w:sz w:val="18"/>
                 <w:szCs w:val="18"/>
               </w:rPr>
-              <w:t>실물 측정 예정</w:t>
+              <w:t xml:space="preserve">실물 측정 예정</w:t>
             </w:r>
           </w:p>
         </w:tc>
@@ -1284,7 +1079,7 @@
           <w:sz w:val="23"/>
           <w:szCs w:val="23"/>
         </w:rPr>
-        <w:t>3.1 구상도 및 알고리즘 설계</w:t>
+        <w:t xml:space="preserve">3.1 구상도 및 알고리즘 설계</w:t>
       </w:r>
     </w:p>
     <w:p>
@@ -1292,7 +1087,7 @@
         <w:spacing w:after="120" w:line="300" w:lineRule="auto"/>
       </w:pPr>
       <w:r>
-        <w:t>전체 신호 흐름은 다음과 같다.</w:t>
+        <w:t xml:space="preserve">전체 신호 흐름은 다음과 같다.</w:t>
       </w:r>
     </w:p>
     <w:p>
@@ -1307,27 +1102,7 @@
           <w:sz w:val="19"/>
           <w:szCs w:val="19"/>
         </w:rPr>
-        <w:t xml:space="preserve">MM20 마이크 → </w:t>
-      </w:r>
-      <w:proofErr w:type="spellStart"/>
-      <w:r>
-        <w:rPr>
-          <w:i/>
-          <w:iCs/>
-          <w:sz w:val="19"/>
-          <w:szCs w:val="19"/>
-        </w:rPr>
-        <w:t>PreAMP</w:t>
-      </w:r>
-      <w:proofErr w:type="spellEnd"/>
-      <w:r>
-        <w:rPr>
-          <w:i/>
-          <w:iCs/>
-          <w:sz w:val="19"/>
-          <w:szCs w:val="19"/>
-        </w:rPr>
-        <w:t xml:space="preserve"> → GIC Filter Bank → Envelope Detector → Comparator → │50핀│ → CONTROL → WAKE/LED</w:t>
+        <w:t xml:space="preserve">MM20 마이크 → PreAMP → GIC Filter Bank → Envelope Detector → Comparator → │50핀│ → CONTROL → WAKE/LED</w:t>
       </w:r>
     </w:p>
     <w:p>
@@ -1335,47 +1110,7 @@
         <w:spacing w:after="120" w:line="300" w:lineRule="auto"/>
       </w:pPr>
       <w:r>
-        <w:t xml:space="preserve">50핀 커넥터를 경계로 아날로그 보드와 디지털 보드를 분리 제작한다. 경계를 넘는 신호는 8채널 이진 신호와 </w:t>
-      </w:r>
-      <w:proofErr w:type="spellStart"/>
-      <w:r>
-        <w:t>전원뿐이며</w:t>
-      </w:r>
-      <w:proofErr w:type="spellEnd"/>
-      <w:r>
-        <w:t>, 필터 중심주파수·</w:t>
-      </w:r>
-      <w:proofErr w:type="spellStart"/>
-      <w:r>
-        <w:t>포락선</w:t>
-      </w:r>
-      <w:proofErr w:type="spellEnd"/>
-      <w:r>
-        <w:t xml:space="preserve"> </w:t>
-      </w:r>
-      <w:proofErr w:type="spellStart"/>
-      <w:r>
-        <w:t>시상수</w:t>
-      </w:r>
-      <w:proofErr w:type="spellEnd"/>
-      <w:r>
-        <w:t xml:space="preserve">·채널 </w:t>
-      </w:r>
-      <w:proofErr w:type="spellStart"/>
-      <w:r>
-        <w:t>임계값은</w:t>
-      </w:r>
-      <w:proofErr w:type="spellEnd"/>
-      <w:r>
-        <w:t xml:space="preserve"> 모두 비교기 </w:t>
-      </w:r>
-      <w:proofErr w:type="spellStart"/>
-      <w:r>
-        <w:t>앞단에</w:t>
-      </w:r>
-      <w:proofErr w:type="spellEnd"/>
-      <w:r>
-        <w:t xml:space="preserve"> 있으므로 디지털 보드는 이 값들을 알 필요가 없다.</w:t>
+        <w:t xml:space="preserve">50핀 커넥터를 경계로 아날로그 보드와 디지털 보드를 분리 제작한다. 경계를 넘는 신호는 8채널 이진 신호와 전원뿐이며, 필터 중심주파수·Envelope 시상수·채널 임계값은 모두 비교기 앞단에 있으므로 디지털 보드는 이 값들을 알 필요가 없다.</w:t>
       </w:r>
     </w:p>
     <w:p>
@@ -1383,7 +1118,7 @@
         <w:spacing w:after="120" w:line="300" w:lineRule="auto"/>
       </w:pPr>
       <w:r>
-        <w:t>디지털 판별 알고리즘은 네 단계로 구성된다.</w:t>
+        <w:t xml:space="preserve">디지털 판별 알고리즘은 네 단계로 구성된다.</w:t>
       </w:r>
     </w:p>
     <w:p>
@@ -1396,15 +1131,7 @@
         <w:spacing w:after="70"/>
       </w:pPr>
       <w:r>
-        <w:t>START 검출 — 채널 버스가 무음에서 음성으로 바뀌는 순간을 시간 원점 t=0</w:t>
-      </w:r>
-      <w:proofErr w:type="spellStart"/>
-      <w:r>
-        <w:t>으로</w:t>
-      </w:r>
-      <w:proofErr w:type="spellEnd"/>
-      <w:r>
-        <w:t xml:space="preserve"> 삼는다. 화자마다 발성 시각이 다르므로 절대 시각이 아니라 발화 시작 기준의 상대 시각으로 판정해야 한다.</w:t>
+        <w:t xml:space="preserve">START 검출 — 채널 버스가 무음에서 음성으로 바뀌는 순간을 시간 원점 t=0으로 삼는다. 화자마다 발성 시각이 다르므로 절대 시각이 아니라 발화 시작 기준의 상대 시각으로 판정해야 한다.</w:t>
       </w:r>
     </w:p>
     <w:p>
@@ -1417,23 +1144,7 @@
         <w:spacing w:after="70"/>
       </w:pPr>
       <w:r>
-        <w:t xml:space="preserve">시간 계수 — 프레임 클럭으로 경과 시간을 세고, </w:t>
-      </w:r>
-      <w:proofErr w:type="spellStart"/>
-      <w:r>
-        <w:t>디코더가</w:t>
-      </w:r>
-      <w:proofErr w:type="spellEnd"/>
-      <w:r>
-        <w:t xml:space="preserve"> 상태별 상대 시각 τ(s)</w:t>
-      </w:r>
-      <w:proofErr w:type="spellStart"/>
-      <w:r>
-        <w:t>를</w:t>
-      </w:r>
-      <w:proofErr w:type="spellEnd"/>
-      <w:r>
-        <w:t xml:space="preserve"> 검출한다.</w:t>
+        <w:t xml:space="preserve">시간 계수 — 프레임 클럭으로 경과 시간을 세고, 디코더가 상태별 상대 시각 τ(s)를 검출한다.</w:t>
       </w:r>
     </w:p>
     <w:p>
@@ -1446,23 +1157,7 @@
         <w:spacing w:after="70"/>
       </w:pPr>
       <w:r>
-        <w:t>형판 정합 — 각 τ(s)에서 채널 값과 형판 M(</w:t>
-      </w:r>
-      <w:proofErr w:type="spellStart"/>
-      <w:r>
-        <w:t>s,c</w:t>
-      </w:r>
-      <w:proofErr w:type="spellEnd"/>
-      <w:r>
-        <w:t>)</w:t>
-      </w:r>
-      <w:proofErr w:type="spellStart"/>
-      <w:r>
-        <w:t>를</w:t>
-      </w:r>
-      <w:proofErr w:type="spellEnd"/>
-      <w:r>
-        <w:t xml:space="preserve"> 비교하여 일치 개수가 허용 기준 k(s) 이상이면 해당 상태를 통과로 판정한다.</w:t>
+        <w:t xml:space="preserve">Template 정합 — 각 τ(s)에서 채널 값과 Template M(s,c)를 비교하여 match count가 tolerance k(s) 이상이면 해당 상태를 통과로 판정한다.</w:t>
       </w:r>
     </w:p>
     <w:p>
@@ -1475,23 +1170,7 @@
         <w:spacing w:after="70"/>
       </w:pPr>
       <w:r>
-        <w:t xml:space="preserve">결과 누적과 출력 — 서로 다른 시각의 판정 결과를 </w:t>
-      </w:r>
-      <w:proofErr w:type="spellStart"/>
-      <w:r>
-        <w:t>래치에</w:t>
-      </w:r>
-      <w:proofErr w:type="spellEnd"/>
-      <w:r>
-        <w:t xml:space="preserve"> 모아 모두 통과한 경우에만 WAKE</w:t>
-      </w:r>
-      <w:proofErr w:type="spellStart"/>
-      <w:r>
-        <w:t>를</w:t>
-      </w:r>
-      <w:proofErr w:type="spellEnd"/>
-      <w:r>
-        <w:t xml:space="preserve"> 출력하고, timeout에서 전체를 초기화한다.</w:t>
+        <w:t xml:space="preserve">결과 누적과 출력 — 서로 다른 시각의 판정 결과를 래치에 모아 모두 통과한 경우에만 WAKE를 출력하고, timeout에서 전체를 초기화한다.</w:t>
       </w:r>
     </w:p>
     <w:p>
@@ -1507,7 +1186,7 @@
           <w:sz w:val="21"/>
           <w:szCs w:val="21"/>
         </w:rPr>
-        <w:t>계획서 대비 변경 요약</w:t>
+        <w:t xml:space="preserve">계획서 대비 변경 요약</w:t>
       </w:r>
     </w:p>
     <w:p>
@@ -1515,7 +1194,7 @@
         <w:spacing w:after="120" w:line="300" w:lineRule="auto"/>
       </w:pPr>
       <w:r>
-        <w:t>디지털 판별부에서 수정·발전된 항목은 다음과 같으며, 상세 내용은 3.3절과 3.5절에 기술한다.</w:t>
+        <w:t xml:space="preserve">디지털 판별부에서 수정·발전된 항목은 다음과 같으며, 상세 내용은 3.3절과 3.5절에 기술한다.</w:t>
       </w:r>
     </w:p>
     <w:tbl>
@@ -1563,7 +1242,7 @@
                 <w:sz w:val="18"/>
                 <w:szCs w:val="18"/>
               </w:rPr>
-              <w:t>항목</w:t>
+              <w:t xml:space="preserve">항목</w:t>
             </w:r>
           </w:p>
         </w:tc>
@@ -1589,7 +1268,7 @@
                 <w:sz w:val="18"/>
                 <w:szCs w:val="18"/>
               </w:rPr>
-              <w:t>과제계획서</w:t>
+              <w:t xml:space="preserve">과제계획서</w:t>
             </w:r>
           </w:p>
         </w:tc>
@@ -1615,7 +1294,7 @@
                 <w:sz w:val="18"/>
                 <w:szCs w:val="18"/>
               </w:rPr>
-              <w:t>현재(확정)</w:t>
+              <w:t xml:space="preserve">현재(확정)</w:t>
             </w:r>
           </w:p>
         </w:tc>
@@ -1641,7 +1320,7 @@
                 <w:sz w:val="18"/>
                 <w:szCs w:val="18"/>
               </w:rPr>
-              <w:t>근거</w:t>
+              <w:t xml:space="preserve">근거</w:t>
             </w:r>
           </w:p>
         </w:tc>
@@ -1666,7 +1345,7 @@
                 <w:sz w:val="18"/>
                 <w:szCs w:val="18"/>
               </w:rPr>
-              <w:t>상태 수</w:t>
+              <w:t xml:space="preserve">상태 수</w:t>
             </w:r>
           </w:p>
         </w:tc>
@@ -1689,7 +1368,7 @@
                 <w:sz w:val="18"/>
                 <w:szCs w:val="18"/>
               </w:rPr>
-              <w:t>4개 (τ1~τ4)</w:t>
+              <w:t xml:space="preserve">4개 (τ1~τ4)</w:t>
             </w:r>
           </w:p>
         </w:tc>
@@ -1712,7 +1391,7 @@
                 <w:sz w:val="18"/>
                 <w:szCs w:val="18"/>
               </w:rPr>
-              <w:t>2개 (τ1, τ2)</w:t>
+              <w:t xml:space="preserve">2개 (τ1, τ2)</w:t>
             </w:r>
           </w:p>
         </w:tc>
@@ -1735,23 +1414,7 @@
                 <w:sz w:val="18"/>
                 <w:szCs w:val="18"/>
               </w:rPr>
-              <w:t xml:space="preserve">동일 조건에서 4상태가 </w:t>
-            </w:r>
-            <w:proofErr w:type="spellStart"/>
-            <w:r>
-              <w:rPr>
-                <w:sz w:val="18"/>
-                <w:szCs w:val="18"/>
-              </w:rPr>
-              <w:t>검출률</w:t>
-            </w:r>
-            <w:proofErr w:type="spellEnd"/>
-            <w:r>
-              <w:rPr>
-                <w:sz w:val="18"/>
-                <w:szCs w:val="18"/>
-              </w:rPr>
-              <w:t xml:space="preserve"> 9.4%p 낮고, 네 상태 중 둘이 학습 중 스스로 비활성화됨</w:t>
+              <w:t xml:space="preserve">동일 조건에서 4상태가 검출률 9.4%p 낮고, 네 상태 중 둘이 학습 중 스스로 비활성화됨</w:t>
             </w:r>
           </w:p>
         </w:tc>
@@ -1776,7 +1439,7 @@
                 <w:sz w:val="18"/>
                 <w:szCs w:val="18"/>
               </w:rPr>
-              <w:t>PASS 저장</w:t>
+              <w:t xml:space="preserve">PASS 저장</w:t>
             </w:r>
           </w:p>
         </w:tc>
@@ -1795,7 +1458,7 @@
               <w:spacing w:line="260" w:lineRule="auto"/>
             </w:pPr>
             <w:r>
-              <w:t>Edge Trigger D FF</w:t>
+              <w:t xml:space="preserve">Edge Trigger D FF</w:t>
             </w:r>
           </w:p>
         </w:tc>
@@ -1818,23 +1481,7 @@
                 <w:sz w:val="18"/>
                 <w:szCs w:val="18"/>
               </w:rPr>
-              <w:t>Set-</w:t>
-            </w:r>
-            <w:proofErr w:type="spellStart"/>
-            <w:r>
-              <w:rPr>
-                <w:sz w:val="18"/>
-                <w:szCs w:val="18"/>
-              </w:rPr>
-              <w:t>dominat</w:t>
-            </w:r>
-            <w:proofErr w:type="spellEnd"/>
-            <w:r>
-              <w:rPr>
-                <w:sz w:val="18"/>
-                <w:szCs w:val="18"/>
-              </w:rPr>
-              <w:t xml:space="preserve"> SR latch</w:t>
+              <w:t xml:space="preserve">Set-dominant SR latch</w:t>
             </w:r>
           </w:p>
         </w:tc>
@@ -1857,7 +1504,7 @@
                 <w:sz w:val="18"/>
                 <w:szCs w:val="18"/>
               </w:rPr>
-              <w:t>채점 창(τ±2 프레임) 도입으로 창 내 어느 시점의 일치도 통과로 처리해야 함</w:t>
+              <w:t xml:space="preserve">match window(τ±2 프레임) 도입으로 window 내 어느 시점의 일치도 통과로 처리해야 함</w:t>
             </w:r>
           </w:p>
         </w:tc>
@@ -1882,7 +1529,7 @@
                 <w:sz w:val="18"/>
                 <w:szCs w:val="18"/>
               </w:rPr>
-              <w:t>프레임 클럭</w:t>
+              <w:t xml:space="preserve">프레임 클럭</w:t>
             </w:r>
           </w:p>
         </w:tc>
@@ -1905,7 +1552,7 @@
                 <w:sz w:val="18"/>
                 <w:szCs w:val="18"/>
               </w:rPr>
-              <w:t>100 Hz, 슈미트 트리거 + R·C</w:t>
+              <w:t xml:space="preserve">100 Hz, 슈미트 트리거 + R·C</w:t>
             </w:r>
           </w:p>
         </w:tc>
@@ -1928,7 +1575,7 @@
                 <w:sz w:val="18"/>
                 <w:szCs w:val="18"/>
               </w:rPr>
-              <w:t>128 Hz, 32.768 kHz 수정 + 74HC4060 ÷256</w:t>
+              <w:t xml:space="preserve">128 Hz, 32.768 kHz crystal + 74HC4060 ÷256</w:t>
             </w:r>
           </w:p>
         </w:tc>
@@ -1945,63 +1592,21 @@
           <w:p>
             <w:pPr>
               <w:spacing w:line="260" w:lineRule="auto"/>
+            </w:pPr>
+            <w:r>
+              <w:rPr>
+                <w:sz w:val="18"/>
+                <w:szCs w:val="18"/>
+              </w:rPr>
+              <w:t xml:space="preserve">7.8125 ms에서 10 ms 대비 성능 차이 없음. </w:t>
+            </w:r>
+            <w:r>
               <w:rPr>
                 <w:rFonts w:hint="eastAsia"/>
-              </w:rPr>
-            </w:pPr>
-            <w:r>
-              <w:rPr>
-                <w:sz w:val="18"/>
-                <w:szCs w:val="18"/>
-              </w:rPr>
-              <w:t xml:space="preserve">7.8125 </w:t>
-            </w:r>
-            <w:proofErr w:type="spellStart"/>
-            <w:r>
-              <w:rPr>
-                <w:sz w:val="18"/>
-                <w:szCs w:val="18"/>
-              </w:rPr>
-              <w:t>ms</w:t>
-            </w:r>
-            <w:proofErr w:type="spellEnd"/>
-            <w:r>
-              <w:rPr>
-                <w:sz w:val="18"/>
-                <w:szCs w:val="18"/>
-              </w:rPr>
-              <w:t xml:space="preserve">에서 10 </w:t>
-            </w:r>
-            <w:proofErr w:type="spellStart"/>
-            <w:r>
-              <w:rPr>
-                <w:sz w:val="18"/>
-                <w:szCs w:val="18"/>
-              </w:rPr>
-              <w:t>ms</w:t>
-            </w:r>
-            <w:proofErr w:type="spellEnd"/>
-            <w:r>
-              <w:rPr>
-                <w:sz w:val="18"/>
-                <w:szCs w:val="18"/>
-              </w:rPr>
-              <w:t xml:space="preserve"> 대비 성능 차이 없음</w:t>
-            </w:r>
-            <w:r>
-              <w:rPr>
-                <w:sz w:val="18"/>
-                <w:szCs w:val="18"/>
-              </w:rPr>
-              <w:t xml:space="preserve">. </w:t>
-            </w:r>
-            <w:r>
-              <w:rPr>
-                <w:rFonts w:hint="eastAsia"/>
-                <w:sz w:val="18"/>
-                <w:szCs w:val="18"/>
-              </w:rPr>
-              <w:t>설계 용이</w:t>
+                <w:sz w:val="18"/>
+                <w:szCs w:val="18"/>
+              </w:rPr>
+              <w:t xml:space="preserve">설계 용이</w:t>
             </w:r>
           </w:p>
         </w:tc>
@@ -2026,7 +1631,7 @@
                 <w:sz w:val="18"/>
                 <w:szCs w:val="18"/>
               </w:rPr>
-              <w:t>타이밍 카운터</w:t>
+              <w:t xml:space="preserve">타이밍 카운터</w:t>
             </w:r>
           </w:p>
         </w:tc>
@@ -2049,7 +1654,7 @@
                 <w:sz w:val="18"/>
                 <w:szCs w:val="18"/>
               </w:rPr>
-              <w:t>8비트</w:t>
+              <w:t xml:space="preserve">8비트</w:t>
             </w:r>
           </w:p>
         </w:tc>
@@ -2072,7 +1677,7 @@
                 <w:sz w:val="18"/>
                 <w:szCs w:val="18"/>
               </w:rPr>
-              <w:t>6비트 사용 (timeout ≤ 63)</w:t>
+              <w:t xml:space="preserve">6비트 사용 (timeout ≤ 63)</w:t>
             </w:r>
           </w:p>
         </w:tc>
@@ -2095,23 +1700,7 @@
                 <w:sz w:val="18"/>
                 <w:szCs w:val="18"/>
               </w:rPr>
-              <w:t xml:space="preserve">3-to-8 </w:t>
-            </w:r>
-            <w:proofErr w:type="spellStart"/>
-            <w:r>
-              <w:rPr>
-                <w:sz w:val="18"/>
-                <w:szCs w:val="18"/>
-              </w:rPr>
-              <w:t>디코더</w:t>
-            </w:r>
-            <w:proofErr w:type="spellEnd"/>
-            <w:r>
-              <w:rPr>
-                <w:sz w:val="18"/>
-                <w:szCs w:val="18"/>
-              </w:rPr>
-              <w:t xml:space="preserve"> 2개가 하위 6비트만 디코딩</w:t>
+              <w:t xml:space="preserve">3-to-8 디코더 2개가 하위 6비트만 디코딩</w:t>
             </w:r>
           </w:p>
         </w:tc>
@@ -2136,7 +1725,7 @@
                 <w:sz w:val="18"/>
                 <w:szCs w:val="18"/>
               </w:rPr>
-              <w:t>형판 반전 입력</w:t>
+              <w:t xml:space="preserve">Template 반전 입력</w:t>
             </w:r>
           </w:p>
         </w:tc>
@@ -2154,15 +1743,13 @@
             <w:pPr>
               <w:spacing w:line="260" w:lineRule="auto"/>
             </w:pPr>
-            <w:proofErr w:type="spellStart"/>
-            <w:r>
-              <w:rPr>
-                <w:sz w:val="18"/>
-                <w:szCs w:val="18"/>
-              </w:rPr>
-              <w:t>미기재</w:t>
-            </w:r>
-            <w:proofErr w:type="spellEnd"/>
+            <w:r>
+              <w:rPr>
+                <w:sz w:val="18"/>
+                <w:szCs w:val="18"/>
+              </w:rPr>
+              <w:t xml:space="preserve">미기재</w:t>
+            </w:r>
           </w:p>
         </w:tc>
         <w:tc>
@@ -2184,7 +1771,7 @@
                 <w:sz w:val="18"/>
                 <w:szCs w:val="18"/>
               </w:rPr>
-              <w:t>인버터 7개 (74HC04 ×2) 추가</w:t>
+              <w:t xml:space="preserve">인버터 7개 (74HC04 ×2) 추가</w:t>
             </w:r>
           </w:p>
         </w:tc>
@@ -2207,7 +1794,7 @@
                 <w:sz w:val="18"/>
                 <w:szCs w:val="18"/>
               </w:rPr>
-              <w:t xml:space="preserve">형판의 “0” 자리는 반전 신호를 합산해야 </w:t>
+              <w:t xml:space="preserve">Template의 “0” 자리는 반전 신호를 합산해야 </w:t>
             </w:r>
             <w:r>
               <w:rPr>
@@ -2215,7 +1802,7 @@
                 <w:sz w:val="18"/>
                 <w:szCs w:val="18"/>
               </w:rPr>
-              <w:t>함.</w:t>
+              <w:t xml:space="preserve">함.</w:t>
             </w:r>
           </w:p>
         </w:tc>
@@ -2264,7 +1851,7 @@
                 <w:sz w:val="18"/>
                 <w:szCs w:val="18"/>
               </w:rPr>
-              <w:t>2입력 AND 3개</w:t>
+              <w:t xml:space="preserve">2입력 AND 3개</w:t>
             </w:r>
           </w:p>
         </w:tc>
@@ -2287,7 +1874,7 @@
                 <w:sz w:val="18"/>
                 <w:szCs w:val="18"/>
               </w:rPr>
-              <w:t>2입력 AND 1개</w:t>
+              <w:t xml:space="preserve">2입력 AND 1개</w:t>
             </w:r>
           </w:p>
         </w:tc>
@@ -2310,7 +1897,7 @@
                 <w:sz w:val="18"/>
                 <w:szCs w:val="18"/>
               </w:rPr>
-              <w:t>상태 수 감소에 따름</w:t>
+              <w:t xml:space="preserve">상태 수 감소에 따름</w:t>
             </w:r>
           </w:p>
         </w:tc>
@@ -2336,7 +1923,7 @@
         <w:spacing w:after="120" w:line="300" w:lineRule="auto"/>
       </w:pPr>
       <w:r>
-        <w:t>아날로그 전단은 계획서 4장과 동일하며 변경 사항이 없다. 요지는 다음과 같다.</w:t>
+        <w:t xml:space="preserve">아날로그 전단은 계획서 4장과 동일하며 변경 사항이 없다. 요지는 다음과 같다.</w:t>
       </w:r>
     </w:p>
     <w:p>
@@ -2349,55 +1936,7 @@
         <w:spacing w:after="70"/>
       </w:pPr>
       <w:r>
-        <w:t xml:space="preserve">MM20 마이크 출력을 100 </w:t>
-      </w:r>
-      <w:proofErr w:type="spellStart"/>
-      <w:r>
-        <w:t>nF</w:t>
-      </w:r>
-      <w:proofErr w:type="spellEnd"/>
-      <w:r>
-        <w:t xml:space="preserve"> 커플링 </w:t>
-      </w:r>
-      <w:proofErr w:type="spellStart"/>
-      <w:r>
-        <w:t>커패시터로</w:t>
-      </w:r>
-      <w:proofErr w:type="spellEnd"/>
-      <w:r>
-        <w:t xml:space="preserve"> 직류 제거 후 0.9 V</w:t>
-      </w:r>
-      <w:proofErr w:type="spellStart"/>
-      <w:r>
-        <w:t>에</w:t>
-      </w:r>
-      <w:proofErr w:type="spellEnd"/>
-      <w:r>
-        <w:t xml:space="preserve"> 바이어스하고, OPA379 </w:t>
-      </w:r>
-      <w:proofErr w:type="spellStart"/>
-      <w:r>
-        <w:t>비반전</w:t>
-      </w:r>
-      <w:proofErr w:type="spellEnd"/>
-      <w:r>
-        <w:t xml:space="preserve"> 증폭기(90 </w:t>
-      </w:r>
-      <w:proofErr w:type="spellStart"/>
-      <w:r>
-        <w:t>kΩ</w:t>
-      </w:r>
-      <w:proofErr w:type="spellEnd"/>
-      <w:r>
-        <w:t xml:space="preserve">/10 </w:t>
-      </w:r>
-      <w:proofErr w:type="spellStart"/>
-      <w:r>
-        <w:t>kΩ</w:t>
-      </w:r>
-      <w:proofErr w:type="spellEnd"/>
-      <w:r>
-        <w:t>)로 명목 10배 증폭한다.</w:t>
+        <w:t xml:space="preserve">MM20 마이크 출력을 100 nF 커플링 커패시터로 직류 제거 후 0.9 V에 바이어스하고, OPA379 비반전 증폭기(90 kΩ/10 kΩ)로 명목 10배 증폭한다.</w:t>
       </w:r>
     </w:p>
     <w:p>
@@ -2410,7 +1949,7 @@
         <w:spacing w:after="70"/>
       </w:pPr>
       <w:r>
-        <w:t>OPA2379 기반 GIC 능동 대역통과 필터 16채널로 주파수를 분해한다. 시뮬레이션에서 중심주파수 약 125 Hz~5.02 kHz, Peak Gain 약 18.5~19.9 V/V, Q 약 4.38~4.66이다.</w:t>
+        <w:t xml:space="preserve">OPA2379 기반 GIC 능동 대역통과 필터 16채널로 주파수를 분해한다. 시뮬레이션에서 중심주파수 약 125 Hz~5.02 kHz, Peak Gain 약 18.5~19.9 V/V, Q 약 4.38~4.66이다.</w:t>
       </w:r>
     </w:p>
     <w:p>
@@ -2423,15 +1962,7 @@
         <w:spacing w:after="70"/>
       </w:pPr>
       <w:r>
-        <w:t>OPA4379, BAT54W, R/C로 구성한 능동 Envelope Detector가 대역 신호를 정류·</w:t>
-      </w:r>
-      <w:proofErr w:type="spellStart"/>
-      <w:r>
-        <w:t>평활하여</w:t>
-      </w:r>
-      <w:proofErr w:type="spellEnd"/>
-      <w:r>
-        <w:t xml:space="preserve"> 시간적 지속성을 읽을 수 있게 한다.</w:t>
+        <w:t xml:space="preserve">OPA4379, BAT54W, R/C로 구성한 능동 Envelope Detector가 대역 신호를 정류·평활하여 시간적 지속성을 읽을 수 있게 한다.</w:t>
       </w:r>
     </w:p>
     <w:p>
@@ -2444,45 +1975,7 @@
         <w:spacing w:after="70"/>
       </w:pPr>
       <w:r>
-        <w:t xml:space="preserve">LPV7215 비교기가 채널별 </w:t>
-      </w:r>
-      <w:r>
-        <w:t>envelope</w:t>
-      </w:r>
-      <w:r>
-        <w:t xml:space="preserve">을 1비트로 </w:t>
-      </w:r>
-      <w:proofErr w:type="spellStart"/>
-      <w:r>
-        <w:t>이진화한다</w:t>
-      </w:r>
-      <w:proofErr w:type="spellEnd"/>
-      <w:r>
-        <w:t xml:space="preserve">. 기준전압은 400 </w:t>
-      </w:r>
-      <w:proofErr w:type="spellStart"/>
-      <w:r>
-        <w:t>kΩ</w:t>
-      </w:r>
-      <w:proofErr w:type="spellEnd"/>
-      <w:r>
-        <w:t xml:space="preserve">, 5 </w:t>
-      </w:r>
-      <w:proofErr w:type="spellStart"/>
-      <w:r>
-        <w:t>kΩ</w:t>
-      </w:r>
-      <w:proofErr w:type="spellEnd"/>
-      <w:r>
-        <w:t xml:space="preserve"> 단계 저항, 465 </w:t>
-      </w:r>
-      <w:proofErr w:type="spellStart"/>
-      <w:r>
-        <w:t>kΩ</w:t>
-      </w:r>
-      <w:proofErr w:type="spellEnd"/>
-      <w:r>
-        <w:t xml:space="preserve"> 및 가변저항으로 VTHR094~VTHR100을 생성한다.</w:t>
+        <w:t xml:space="preserve">LPV7215 비교기가 채널별 envelope을 1비트로 이진화한다. 기준전압은 400 kΩ, 5 kΩ 단계 저항, 465 kΩ 및 가변저항으로 VTHR094~VTHR100을 생성한다.</w:t>
       </w:r>
     </w:p>
     <w:p>
@@ -2495,39 +1988,7 @@
         <w:spacing w:after="70"/>
       </w:pPr>
       <w:r>
-        <w:t>외부 3.3 V에서 아날로그부와 CONTROL부용 1.8 V LDO</w:t>
-      </w:r>
-      <w:proofErr w:type="spellStart"/>
-      <w:r>
-        <w:t>를</w:t>
-      </w:r>
-      <w:proofErr w:type="spellEnd"/>
-      <w:r>
-        <w:t xml:space="preserve"> 각각 두고, 0.9 V 기준전압은 100 </w:t>
-      </w:r>
-      <w:proofErr w:type="spellStart"/>
-      <w:r>
-        <w:t>kΩ</w:t>
-      </w:r>
-      <w:proofErr w:type="spellEnd"/>
-      <w:r>
-        <w:t xml:space="preserve">/100 </w:t>
-      </w:r>
-      <w:proofErr w:type="spellStart"/>
-      <w:r>
-        <w:t>kΩ</w:t>
-      </w:r>
-      <w:proofErr w:type="spellEnd"/>
-      <w:r>
-        <w:t xml:space="preserve"> </w:t>
-      </w:r>
-      <w:proofErr w:type="spellStart"/>
-      <w:r>
-        <w:t>분압과</w:t>
-      </w:r>
-      <w:proofErr w:type="spellEnd"/>
-      <w:r>
-        <w:t xml:space="preserve"> OPA379 버퍼로 만든다.</w:t>
+        <w:t xml:space="preserve">외부 3.3 V에서 아날로그부와 CONTROL부용 1.8 V LDO를 각각 두고, 0.9 V 기준전압은 100 kΩ/100 kΩ 분압과 OPA379 버퍼로 만든다.</w:t>
       </w:r>
     </w:p>
     <w:p>
@@ -2543,7 +2004,7 @@
           <w:sz w:val="21"/>
           <w:szCs w:val="21"/>
         </w:rPr>
-        <w:t>3.2.1 아날로그 보드 제작 및 1차 측정</w:t>
+        <w:t xml:space="preserve">3.2.1 아날로그 보드 제작 및 1차 측정</w:t>
       </w:r>
     </w:p>
     <w:p>
@@ -2559,7 +2020,7 @@
         <w:spacing w:after="120" w:line="300" w:lineRule="auto"/>
       </w:pPr>
       <w:r>
-        <w:t xml:space="preserve">정상 동작한 채널은 마이크를 거치지 않고 함수발생기(waveform generator)로 Google Speech Commands의 음성 파형을 회로에 직접 인가하여 측정하였다. 그 결과 Envelope Detector 출력이 예상한 파형과 일치함을 확인하였다.</w:t>
+        <w:t xml:space="preserve">정상 동작한 채널은 마이크를 거치지 않고 waveform generator로 Google Speech Commands의 음성 파형을 회로에 직접 인가하여 측정하였다. 그 결과 Envelope Detector 출력이 예상한 파형과 일치함을 확인하였다.</w:t>
       </w:r>
     </w:p>
     <w:p>
@@ -2567,21 +2028,21 @@
         <w:spacing w:after="120" w:line="300" w:lineRule="auto"/>
       </w:pPr>
       <w:r>
-        <w:t xml:space="preserve">함수발생기로 입력을 대체하면 마이크와 PreAMP 구간을 건너뛰게 된다. 따라서 이 측정은 GIC 필터와 Envelope Detector 경로가 설계대로 동작함을 보이며, 동시에 현재의 불량이 그 뒷단이 아니라 입력단과 실장에 있다는 근거가 된다.</w:t>
+        <w:t xml:space="preserve">waveform generator로 입력을 대체하면 마이크와 PreAMP 구간을 건너뛰게 된다. 따라서 이 측정은 GIC 필터와 Envelope Detector 경로가 설계대로 동작함을 보이며, 동시에 현재의 불량이 그 뒷단이 아니라 입력단과 실장에 있다는 근거가 된다.</w:t>
       </w:r>
     </w:p>
     <w:p>
       <w:pPr>
+        <w:spacing w:before="80" w:after="200"/>
         <w:jc w:val="center"/>
-        <w:spacing w:before="80" w:after="200"/>
       </w:pPr>
       <w:r>
         <w:rPr>
+          <w:color w:val="767676"/>
           <w:sz w:val="18"/>
           <w:szCs w:val="18"/>
-          <w:color w:val="767676"/>
         </w:rPr>
-        <w:t xml:space="preserve">[사진 첨부 예정] 아날로그 보드 실장 상태, 함수발생기 인가 시 Envelope 측정 파형</w:t>
+        <w:t xml:space="preserve">[사진 첨부 예정] 아날로그 보드 실장 상태, waveform generator 인가 시 Envelope 측정 파형</w:t>
       </w:r>
     </w:p>
     <w:p>
@@ -2596,27 +2057,7 @@
           <w:sz w:val="23"/>
           <w:szCs w:val="23"/>
         </w:rPr>
-        <w:t xml:space="preserve">3.3 디지털 </w:t>
-      </w:r>
-      <w:proofErr w:type="spellStart"/>
-      <w:r>
-        <w:rPr>
-          <w:b/>
-          <w:bCs/>
-          <w:sz w:val="23"/>
-          <w:szCs w:val="23"/>
-        </w:rPr>
-        <w:t>판별부</w:t>
-      </w:r>
-      <w:proofErr w:type="spellEnd"/>
-      <w:r>
-        <w:rPr>
-          <w:b/>
-          <w:bCs/>
-          <w:sz w:val="23"/>
-          <w:szCs w:val="23"/>
-        </w:rPr>
-        <w:t xml:space="preserve"> 회로 설계</w:t>
+        <w:t xml:space="preserve">3.3 디지털 판별부 회로 설계</w:t>
       </w:r>
     </w:p>
     <w:p>
@@ -2632,7 +2073,7 @@
           <w:sz w:val="21"/>
           <w:szCs w:val="21"/>
         </w:rPr>
-        <w:t>3.3.1 블록 구성</w:t>
+        <w:t xml:space="preserve">3.3.1 블록 구성</w:t>
       </w:r>
     </w:p>
     <w:tbl>
@@ -2679,7 +2120,7 @@
                 <w:sz w:val="18"/>
                 <w:szCs w:val="18"/>
               </w:rPr>
-              <w:t>블록</w:t>
+              <w:t xml:space="preserve">블록</w:t>
             </w:r>
           </w:p>
         </w:tc>
@@ -2705,7 +2146,7 @@
                 <w:sz w:val="18"/>
                 <w:szCs w:val="18"/>
               </w:rPr>
-              <w:t>역할</w:t>
+              <w:t xml:space="preserve">역할</w:t>
             </w:r>
           </w:p>
         </w:tc>
@@ -2731,7 +2172,7 @@
                 <w:sz w:val="18"/>
                 <w:szCs w:val="18"/>
               </w:rPr>
-              <w:t>구현 소자</w:t>
+              <w:t xml:space="preserve">구현 소자</w:t>
             </w:r>
           </w:p>
         </w:tc>
@@ -2756,17 +2197,8 @@
                 <w:sz w:val="18"/>
                 <w:szCs w:val="18"/>
               </w:rPr>
-              <w:t xml:space="preserve">START </w:t>
-            </w:r>
-            <w:proofErr w:type="gramStart"/>
-            <w:r>
-              <w:rPr>
-                <w:sz w:val="18"/>
-                <w:szCs w:val="18"/>
-              </w:rPr>
-              <w:t>detect</w:t>
-            </w:r>
-            <w:proofErr w:type="gramEnd"/>
+              <w:t xml:space="preserve">START detect</w:t>
+            </w:r>
           </w:p>
         </w:tc>
         <w:tc>
@@ -2788,7 +2220,7 @@
                 <w:sz w:val="18"/>
                 <w:szCs w:val="18"/>
               </w:rPr>
-              <w:t>채널 버스가 무음에서 음성으로 바뀌는 순간 검출. 시간 원점 t=0</w:t>
+              <w:t xml:space="preserve">채널 버스가 무음에서 음성으로 바뀌는 순간 검출. 시간 원점 t=0</w:t>
             </w:r>
           </w:p>
         </w:tc>
@@ -2811,7 +2243,7 @@
                 <w:sz w:val="18"/>
                 <w:szCs w:val="18"/>
               </w:rPr>
-              <w:t>OR 게이트 + 3단 시프트 레지스터</w:t>
+              <w:t xml:space="preserve">OR 게이트 + 3단 시프트 레지스터</w:t>
             </w:r>
           </w:p>
         </w:tc>
@@ -2836,6 +2268,7 @@
                 <w:sz w:val="18"/>
                 <w:szCs w:val="18"/>
               </w:rPr>
+              <w:lastRenderedPageBreak/>
               <w:t>RUN latch</w:t>
             </w:r>
           </w:p>
@@ -2859,23 +2292,14 @@
                 <w:sz w:val="18"/>
                 <w:szCs w:val="18"/>
               </w:rPr>
-              <w:t>START</w:t>
-            </w:r>
-            <w:proofErr w:type="spellStart"/>
-            <w:r>
-              <w:rPr>
-                <w:sz w:val="18"/>
-                <w:szCs w:val="18"/>
-              </w:rPr>
-              <w:t>를</w:t>
-            </w:r>
-            <w:proofErr w:type="spellEnd"/>
-            <w:r>
-              <w:rPr>
-                <w:sz w:val="18"/>
-                <w:szCs w:val="18"/>
-              </w:rPr>
-              <w:t xml:space="preserve"> 받아 계측 구간 시작. RUN=1인 동안 카운터 동작</w:t>
+              <w:t xml:space="preserve">START</w:t>
+            </w:r>
+            <w:r>
+              <w:rPr>
+                <w:sz w:val="18"/>
+                <w:szCs w:val="18"/>
+              </w:rPr>
+              <w:t xml:space="preserve">를 받아 계측 구간 시작. RUN=1인 동안 카운터 동작</w:t>
             </w:r>
           </w:p>
         </w:tc>
@@ -2898,7 +2322,7 @@
                 <w:sz w:val="18"/>
                 <w:szCs w:val="18"/>
               </w:rPr>
-              <w:t>SR 래치 1개</w:t>
+              <w:t xml:space="preserve">SR 래치 1개</w:t>
             </w:r>
           </w:p>
         </w:tc>
@@ -2923,7 +2347,7 @@
                 <w:sz w:val="18"/>
                 <w:szCs w:val="18"/>
               </w:rPr>
-              <w:t>인버터 【변경】</w:t>
+              <w:t xml:space="preserve">인버터 【변경】</w:t>
             </w:r>
           </w:p>
         </w:tc>
@@ -2946,7 +2370,7 @@
                 <w:sz w:val="18"/>
                 <w:szCs w:val="18"/>
               </w:rPr>
-              <w:t>형판의 “0” 자리에 공급할 반전 채널 신호 생성</w:t>
+              <w:t xml:space="preserve">Template의 “0” 자리에 공급할 반전 채널 신호 생성</w:t>
             </w:r>
           </w:p>
         </w:tc>
@@ -2969,7 +2393,7 @@
                 <w:sz w:val="18"/>
                 <w:szCs w:val="18"/>
               </w:rPr>
-              <w:t>74HC04 ×2 (7개 사용)</w:t>
+              <w:t xml:space="preserve">74HC04 ×2 (7개 사용)</w:t>
             </w:r>
           </w:p>
         </w:tc>
@@ -2994,7 +2418,7 @@
                 <w:sz w:val="18"/>
                 <w:szCs w:val="18"/>
               </w:rPr>
-              <w:t>프레임 클럭 【변경】</w:t>
+              <w:t xml:space="preserve">프레임 클럭 【변경】</w:t>
             </w:r>
           </w:p>
         </w:tc>
@@ -3017,23 +2441,7 @@
                 <w:sz w:val="18"/>
                 <w:szCs w:val="18"/>
               </w:rPr>
-              <w:t xml:space="preserve">7.8125 </w:t>
-            </w:r>
-            <w:proofErr w:type="spellStart"/>
-            <w:r>
-              <w:rPr>
-                <w:sz w:val="18"/>
-                <w:szCs w:val="18"/>
-              </w:rPr>
-              <w:t>ms</w:t>
-            </w:r>
-            <w:proofErr w:type="spellEnd"/>
-            <w:r>
-              <w:rPr>
-                <w:sz w:val="18"/>
-                <w:szCs w:val="18"/>
-              </w:rPr>
-              <w:t xml:space="preserve"> 시간 격자 생성</w:t>
+              <w:t xml:space="preserve">7.8125 ms 시간 격자 생성</w:t>
             </w:r>
           </w:p>
         </w:tc>
@@ -3056,21 +2464,7 @@
                 <w:sz w:val="18"/>
                 <w:szCs w:val="18"/>
               </w:rPr>
-              <w:t xml:space="preserve">32.768 kHz </w:t>
-            </w:r>
-            <w:r>
-              <w:rPr>
-                <w:sz w:val="18"/>
-                <w:szCs w:val="18"/>
-              </w:rPr>
-              <w:t>crystal</w:t>
-            </w:r>
-            <w:r>
-              <w:rPr>
-                <w:sz w:val="18"/>
-                <w:szCs w:val="18"/>
-              </w:rPr>
-              <w:t xml:space="preserve"> + 74HC4060 </w:t>
+              <w:t xml:space="preserve">32.768 kHz crystal + 74HC4060 </w:t>
             </w:r>
           </w:p>
         </w:tc>
@@ -3095,7 +2489,7 @@
                 <w:sz w:val="18"/>
                 <w:szCs w:val="18"/>
               </w:rPr>
-              <w:t>타이밍 카운터</w:t>
+              <w:t xml:space="preserve">타이밍 카운터</w:t>
             </w:r>
           </w:p>
         </w:tc>
@@ -3118,7 +2512,7 @@
                 <w:sz w:val="18"/>
                 <w:szCs w:val="18"/>
               </w:rPr>
-              <w:t>RUN 구간에서 프레임을 세어 경과 시각 유지</w:t>
+              <w:t xml:space="preserve">RUN 구간에서 프레임을 세어 경과 시각 유지</w:t>
             </w:r>
           </w:p>
         </w:tc>
@@ -3141,7 +2535,7 @@
                 <w:sz w:val="18"/>
                 <w:szCs w:val="18"/>
               </w:rPr>
-              <w:t>74HC393 (6비트 사용)</w:t>
+              <w:t xml:space="preserve">74HC393 (6비트 사용)</w:t>
             </w:r>
           </w:p>
         </w:tc>
@@ -3166,17 +2560,8 @@
                 <w:sz w:val="18"/>
                 <w:szCs w:val="18"/>
               </w:rPr>
-              <w:t xml:space="preserve">Time </w:t>
-            </w:r>
-            <w:proofErr w:type="gramStart"/>
-            <w:r>
-              <w:rPr>
-                <w:sz w:val="18"/>
-                <w:szCs w:val="18"/>
-              </w:rPr>
-              <w:t>decode</w:t>
-            </w:r>
-            <w:proofErr w:type="gramEnd"/>
+              <w:t xml:space="preserve">Time decode</w:t>
+            </w:r>
           </w:p>
         </w:tc>
         <w:tc>
@@ -3198,7 +2583,7 @@
                 <w:sz w:val="18"/>
                 <w:szCs w:val="18"/>
               </w:rPr>
-              <w:t>τ(1), τ(2) 및 timeout 검출. τ±2의 5개 출력을 OR로 묶어 채점 창 생성</w:t>
+              <w:t xml:space="preserve">τ(1), τ(2) 및 timeout 검출. τ±2의 5개 출력을 OR로 묶어 match window 생성</w:t>
             </w:r>
           </w:p>
         </w:tc>
@@ -3221,7 +2606,7 @@
                 <w:sz w:val="18"/>
                 <w:szCs w:val="18"/>
               </w:rPr>
-              <w:t>74HC138 ×2 + OR 게이트</w:t>
+              <w:t xml:space="preserve">74HC138 ×2 + OR 게이트</w:t>
             </w:r>
           </w:p>
         </w:tc>
@@ -3246,7 +2631,7 @@
                 <w:sz w:val="18"/>
                 <w:szCs w:val="18"/>
               </w:rPr>
-              <w:t>Template match</w:t>
+              <w:t xml:space="preserve">Template match</w:t>
             </w:r>
           </w:p>
         </w:tc>
@@ -3269,7 +2654,7 @@
                 <w:sz w:val="18"/>
                 <w:szCs w:val="18"/>
               </w:rPr>
-              <w:t>채널 값과 형판을 비교해 상태별 MATCH 출력</w:t>
+              <w:t xml:space="preserve">채널 값과 Template을 비교해 상태별 MATCH 출력</w:t>
             </w:r>
           </w:p>
         </w:tc>
@@ -3292,7 +2677,7 @@
                 <w:sz w:val="18"/>
                 <w:szCs w:val="18"/>
               </w:rPr>
-              <w:t>저항 14개 + 비교기 2개</w:t>
+              <w:t xml:space="preserve">저항 14개 + 비교기 2개</w:t>
             </w:r>
           </w:p>
         </w:tc>
@@ -3317,7 +2702,7 @@
                 <w:sz w:val="18"/>
                 <w:szCs w:val="18"/>
               </w:rPr>
-              <w:t>PASS 래치 【변경】</w:t>
+              <w:t xml:space="preserve">PASS 래치 【변경】</w:t>
             </w:r>
           </w:p>
         </w:tc>
@@ -3340,7 +2725,7 @@
                 <w:sz w:val="18"/>
                 <w:szCs w:val="18"/>
               </w:rPr>
-              <w:t>창 구간 중 한 번이라도 MATCH가 서면 셋. CLR에서만 해제</w:t>
+              <w:t xml:space="preserve">window 구간 중 한 번이라도 MATCH가 서면 셋. CLR에서만 해제</w:t>
             </w:r>
           </w:p>
         </w:tc>
@@ -3363,7 +2748,7 @@
                 <w:sz w:val="18"/>
                 <w:szCs w:val="18"/>
               </w:rPr>
-              <w:t>셋 우세 SR 래치 2개</w:t>
+              <w:t xml:space="preserve">Set-dominant SR latch 2개</w:t>
             </w:r>
           </w:p>
         </w:tc>
@@ -3388,7 +2773,7 @@
                 <w:sz w:val="18"/>
                 <w:szCs w:val="18"/>
               </w:rPr>
-              <w:t>Final AND</w:t>
+              <w:t xml:space="preserve">Final AND</w:t>
             </w:r>
           </w:p>
         </w:tc>
@@ -3411,7 +2796,7 @@
                 <w:sz w:val="18"/>
                 <w:szCs w:val="18"/>
               </w:rPr>
-              <w:t>모든 PASS가 1일 때만 WAKE 출력</w:t>
+              <w:t xml:space="preserve">모든 PASS가 1일 때만 WAKE 출력</w:t>
             </w:r>
           </w:p>
         </w:tc>
@@ -3434,7 +2819,7 @@
                 <w:sz w:val="18"/>
                 <w:szCs w:val="18"/>
               </w:rPr>
-              <w:t>2입력 AND 1개</w:t>
+              <w:t xml:space="preserve">2입력 AND 1개</w:t>
             </w:r>
           </w:p>
         </w:tc>
@@ -3459,7 +2844,7 @@
                 <w:sz w:val="18"/>
                 <w:szCs w:val="18"/>
               </w:rPr>
-              <w:t>출력 표시</w:t>
+              <w:t xml:space="preserve">출력 표시</w:t>
             </w:r>
           </w:p>
         </w:tc>
@@ -3482,7 +2867,7 @@
                 <w:sz w:val="18"/>
                 <w:szCs w:val="18"/>
               </w:rPr>
-              <w:t>WAKE 시각 표시</w:t>
+              <w:t xml:space="preserve">WAKE 시각 표시</w:t>
             </w:r>
           </w:p>
         </w:tc>
@@ -3505,7 +2890,7 @@
                 <w:sz w:val="18"/>
                 <w:szCs w:val="18"/>
               </w:rPr>
-              <w:t>MMBT3904 + LED</w:t>
+              <w:t xml:space="preserve">MMBT3904 + LED</w:t>
             </w:r>
           </w:p>
         </w:tc>
@@ -3524,8 +2909,7 @@
           <w:sz w:val="21"/>
           <w:szCs w:val="21"/>
         </w:rPr>
-        <w:lastRenderedPageBreak/>
-        <w:t>3.3.2 형판 정합 회로와 반전 입력</w:t>
+        <w:t xml:space="preserve">3.3.2 Template 정합 회로와 반전 입력</w:t>
       </w:r>
     </w:p>
     <w:p>
@@ -3533,31 +2917,7 @@
         <w:spacing w:after="120" w:line="300" w:lineRule="auto"/>
       </w:pPr>
       <w:r>
-        <w:t>각 상태 s는 채널마다 1, 0, X 중 하나를 갖는 형판 M(</w:t>
-      </w:r>
-      <w:proofErr w:type="spellStart"/>
-      <w:r>
-        <w:t>s,c</w:t>
-      </w:r>
-      <w:proofErr w:type="spellEnd"/>
-      <w:r>
-        <w:t>)</w:t>
-      </w:r>
-      <w:proofErr w:type="spellStart"/>
-      <w:r>
-        <w:t>를</w:t>
-      </w:r>
-      <w:proofErr w:type="spellEnd"/>
-      <w:r>
-        <w:t xml:space="preserve"> 가진다. 일치하는 채널 수를 </w:t>
-      </w:r>
-      <w:proofErr w:type="spellStart"/>
-      <w:r>
-        <w:t>동일값</w:t>
-      </w:r>
-      <w:proofErr w:type="spellEnd"/>
-      <w:r>
-        <w:t xml:space="preserve"> 저항으로 합산하여 전압을 만들고, 비교기가 기준전압과 비교한다.</w:t>
+        <w:t xml:space="preserve">각 상태 s는 채널마다 1, 0, X 중 하나를 갖는 Template M(s,c)를 가진다. 일치하는 채널 수를 동일값 저항으로 합산하여 전압을 만들고, 비교기가 기준전압과 비교한다.</w:t>
       </w:r>
     </w:p>
     <w:p>
@@ -3565,7 +2925,6 @@
         <w:spacing w:before="100" w:after="160"/>
         <w:jc w:val="center"/>
       </w:pPr>
-      <w:proofErr w:type="spellStart"/>
       <w:r>
         <w:rPr>
           <w:i/>
@@ -3573,17 +2932,7 @@
           <w:sz w:val="19"/>
           <w:szCs w:val="19"/>
         </w:rPr>
-        <w:t>V_score</w:t>
-      </w:r>
-      <w:proofErr w:type="spellEnd"/>
-      <w:r>
-        <w:rPr>
-          <w:i/>
-          <w:iCs/>
-          <w:sz w:val="19"/>
-          <w:szCs w:val="19"/>
-        </w:rPr>
-        <w:t xml:space="preserve"> = VDD × (일치 개수) / m(s),    V_TH(s) = VDD × (k(s) − 0.5) / m(s),    판정 여유 = VDD / (2·m(s))</w:t>
+        <w:t xml:space="preserve">V_score = VDD × (match count) / m(s),    V_TH(s) = VDD × (k(s) − 0.5) / m(s),    margin = VDD / (2·m(s))</w:t>
       </w:r>
     </w:p>
     <w:p>
@@ -3609,7 +2958,7 @@
           <w:sz w:val="18"/>
           <w:szCs w:val="18"/>
         </w:rPr>
-        <w:t>형판의 “1”은 채널 출력을 그대로 합산 노드에 연결하면 되지만, “0”(꺼져 있어야 함)은 그 조건이 충족되었을 때 전압에 기여해야 하므로 반전 신호를 연결해야 한다. 두 상태의 “0” 자리 합집합이 7개 채널(ch0~ch5, ch7)이며, 반전 신호는 두 상태가 공유하므로 채널당 하나면 된다.</w:t>
+        <w:t xml:space="preserve">Template의 “1”은 채널 출력을 그대로 합산 노드에 연결하면 되지만, “0”(꺼져 있어야 함)은 그 조건이 충족되었을 때 전압에 기여해야 하므로 반전 신호를 연결해야 한다. 두 상태의 “0” 자리 합집합이 7개 채널(ch0~ch5, ch7)이며, 반전 신호는 두 상태가 공유하므로 채널당 하나면 된다.</w:t>
       </w:r>
     </w:p>
     <w:p>
@@ -3625,7 +2974,7 @@
           <w:sz w:val="21"/>
           <w:szCs w:val="21"/>
         </w:rPr>
-        <w:t>3.3.3 PASS 저장 — 셋 우세 래치</w:t>
+        <w:t xml:space="preserve">3.3.3 PASS 저장 — Set-dominant SR latch</w:t>
       </w:r>
     </w:p>
     <w:p>
@@ -3633,29 +2982,7 @@
         <w:spacing w:after="120" w:line="300" w:lineRule="auto"/>
       </w:pPr>
       <w:r>
-        <w:t xml:space="preserve">계획서에서는 SAMPLE 상승 </w:t>
-      </w:r>
-      <w:proofErr w:type="spellStart"/>
-      <w:r>
-        <w:t>에지에서</w:t>
-      </w:r>
-      <w:proofErr w:type="spellEnd"/>
-      <w:r>
-        <w:t xml:space="preserve"> D </w:t>
-      </w:r>
-      <w:r>
-        <w:t>FF</w:t>
-      </w:r>
-      <w:r>
-        <w:t>이 그 순간의 MATCH</w:t>
-      </w:r>
-      <w:proofErr w:type="spellStart"/>
-      <w:r>
-        <w:t>를</w:t>
-      </w:r>
-      <w:proofErr w:type="spellEnd"/>
-      <w:r>
-        <w:t xml:space="preserve"> 붙잡는 구조였다. 그러나 발성 시각이 화자마다 달라 단일 시점 판정은 정렬 오차에 취약하였고, 이를 보완하기 위해 채점 창(τ±2 프레임)을 도입하였다.</w:t>
+        <w:t xml:space="preserve">계획서에서는 SAMPLE rising edge에서 D FF이 그 순간의 MATCH를 붙잡는 구조였다. 그러나 발성 시각이 화자마다 달라 단일 시점 판정은 정렬 오차에 취약하였고, 이를 보완하기 위해 match window(τ±2 프레임)을 도입하였다.</w:t>
       </w:r>
     </w:p>
     <w:p>
@@ -3681,51 +3008,7 @@
           <w:sz w:val="18"/>
           <w:szCs w:val="18"/>
         </w:rPr>
-        <w:t xml:space="preserve">창이 도입되면 판정 기준이 “그 순간의 MATCH”가 아니라 “창 안에서 한 번이라도 MATCH가 섰는가”로 바뀐다. 에지 트리거 소자는 창의 특정 순간만 </w:t>
-      </w:r>
-      <w:proofErr w:type="spellStart"/>
-      <w:r>
-        <w:rPr>
-          <w:sz w:val="18"/>
-          <w:szCs w:val="18"/>
-        </w:rPr>
-        <w:t>표본화하므로</w:t>
-      </w:r>
-      <w:proofErr w:type="spellEnd"/>
-      <w:r>
-        <w:rPr>
-          <w:sz w:val="18"/>
-          <w:szCs w:val="18"/>
-        </w:rPr>
-        <w:t xml:space="preserve"> 직전·직후의 일치를 놓친다. 따라서 PASS는 SET = MATCH · 창 인 </w:t>
-      </w:r>
-      <w:r>
-        <w:rPr>
-          <w:sz w:val="18"/>
-          <w:szCs w:val="18"/>
-        </w:rPr>
-        <w:t>Set-dominant</w:t>
-      </w:r>
-      <w:r>
-        <w:rPr>
-          <w:sz w:val="18"/>
-          <w:szCs w:val="18"/>
-        </w:rPr>
-        <w:t xml:space="preserve"> SR </w:t>
-      </w:r>
-      <w:r>
-        <w:rPr>
-          <w:sz w:val="18"/>
-          <w:szCs w:val="18"/>
-        </w:rPr>
-        <w:t>Latch</w:t>
-      </w:r>
-      <w:r>
-        <w:rPr>
-          <w:sz w:val="18"/>
-          <w:szCs w:val="18"/>
-        </w:rPr>
-        <w:t xml:space="preserve">로 구현하며 CLR에서만 해제된다. </w:t>
+        <w:t xml:space="preserve">window가 도입되면 판정 기준이 “그 순간의 MATCH”가 아니라 “window 안에서 한 번이라도 MATCH가 섰는가”로 바뀐다. edge-trigger 소자는 window의 특정 순간만 표본화하므로 직전·직후의 일치를 놓친다. 따라서 PASS는 SET = MATCH · window 인 Set-dominant SR latch로 구현하며 CLR에서만 해제된다. </w:t>
       </w:r>
     </w:p>
     <w:p>
@@ -3741,7 +3024,7 @@
           <w:sz w:val="21"/>
           <w:szCs w:val="21"/>
         </w:rPr>
-        <w:t>3.3.4 프레임 클럭 — 수정 발진 분주</w:t>
+        <w:t xml:space="preserve">3.3.4 프레임 클럭 — crystal 발진 분주</w:t>
       </w:r>
     </w:p>
     <w:p>
@@ -3749,23 +3032,11 @@
         <w:spacing w:after="120" w:line="300" w:lineRule="auto"/>
       </w:pPr>
       <w:r>
+        <w:lastRenderedPageBreak/>
         <w:t xml:space="preserve">상태별 상대 시각 τ와 timeout이 모두 프레임 단위이므로 클럭 오차는 판정 시각 오차로 직결된다. 슈미트 트리거 + R·C 발진은 소자 공차와 온도 </w:t>
       </w:r>
-      <w:proofErr w:type="spellStart"/>
-      <w:r>
-        <w:t>드리프트가</w:t>
-      </w:r>
-      <w:proofErr w:type="spellEnd"/>
-      <w:r>
-        <w:t xml:space="preserve"> 그대로 시간 기준에 반영되므로, 32.768 kHz 수정 </w:t>
-      </w:r>
-      <w:proofErr w:type="spellStart"/>
-      <w:r>
-        <w:t>발진자와</w:t>
-      </w:r>
-      <w:proofErr w:type="spellEnd"/>
-      <w:r>
-        <w:t xml:space="preserve"> 74HC4060 분주기로 교체하였다.</w:t>
+      <w:r>
+        <w:t xml:space="preserve">드리프트가 그대로 시간 기준에 반영되므로, 32.768 kHz crystal 발진자와 74HC4060 분주기로 교체하였다.</w:t>
       </w:r>
     </w:p>
     <w:p>
@@ -3773,31 +3044,7 @@
         <w:spacing w:after="120" w:line="300" w:lineRule="auto"/>
       </w:pPr>
       <w:r>
-        <w:t xml:space="preserve">32.768 kHz는 2의 거듭제곱으로만 </w:t>
-      </w:r>
-      <w:proofErr w:type="spellStart"/>
-      <w:r>
-        <w:t>분주되어</w:t>
-      </w:r>
-      <w:proofErr w:type="spellEnd"/>
-      <w:r>
-        <w:t xml:space="preserve"> 100 Hz가 정확히 생성되지 않는다. </w:t>
-      </w:r>
-      <w:proofErr w:type="spellStart"/>
-      <w:r>
-        <w:t>분주비</w:t>
-      </w:r>
-      <w:proofErr w:type="spellEnd"/>
-      <w:r>
-        <w:t xml:space="preserve"> 후보를 각각 </w:t>
-      </w:r>
-      <w:proofErr w:type="spellStart"/>
-      <w:r>
-        <w:t>재학습하여</w:t>
-      </w:r>
-      <w:proofErr w:type="spellEnd"/>
-      <w:r>
-        <w:t xml:space="preserve"> 비교하였다.</w:t>
+        <w:t xml:space="preserve">32.768 kHz는 2의 거듭제곱으로만 분주되어 100 Hz가 정확히 생성되지 않는다. 분주비 후보를 각각 재학습하여 비교하였다.</w:t>
       </w:r>
     </w:p>
     <w:tbl>
@@ -3839,7 +3086,6 @@
             <w:pPr>
               <w:spacing w:line="260" w:lineRule="auto"/>
             </w:pPr>
-            <w:proofErr w:type="spellStart"/>
             <w:r>
               <w:rPr>
                 <w:b/>
@@ -3847,9 +3093,8 @@
                 <w:sz w:val="18"/>
                 <w:szCs w:val="18"/>
               </w:rPr>
-              <w:t>분주비</w:t>
-            </w:r>
-            <w:proofErr w:type="spellEnd"/>
+              <w:t xml:space="preserve">분주비</w:t>
+            </w:r>
           </w:p>
         </w:tc>
         <w:tc>
@@ -3874,7 +3119,7 @@
                 <w:sz w:val="18"/>
                 <w:szCs w:val="18"/>
               </w:rPr>
-              <w:t>클럭</w:t>
+              <w:t xml:space="preserve">클럭</w:t>
             </w:r>
           </w:p>
         </w:tc>
@@ -3900,7 +3145,7 @@
                 <w:sz w:val="18"/>
                 <w:szCs w:val="18"/>
               </w:rPr>
-              <w:t>프레임</w:t>
+              <w:t xml:space="preserve">프레임</w:t>
             </w:r>
           </w:p>
         </w:tc>
@@ -3919,7 +3164,6 @@
             <w:pPr>
               <w:spacing w:line="260" w:lineRule="auto"/>
             </w:pPr>
-            <w:proofErr w:type="spellStart"/>
             <w:r>
               <w:rPr>
                 <w:b/>
@@ -3927,9 +3171,25 @@
                 <w:sz w:val="18"/>
                 <w:szCs w:val="18"/>
               </w:rPr>
-              <w:t>검출률</w:t>
-            </w:r>
-            <w:proofErr w:type="spellEnd"/>
+              <w:t xml:space="preserve">검출률(클립)</w:t>
+            </w:r>
+          </w:p>
+        </w:tc>
+        <w:tc>
+          <w:tcPr>
+            <w:tcW w:w="2060" w:type="dxa"/>
+            <w:shd w:val="clear" w:color="auto" w:fill="F2F2F2"/>
+            <w:tcMar>
+              <w:top w:w="60" w:type="dxa"/>
+              <w:left w:w="100" w:type="dxa"/>
+              <w:bottom w:w="60" w:type="dxa"/>
+              <w:right w:w="100" w:type="dxa"/>
+            </w:tcMar>
+          </w:tcPr>
+          <w:p>
+            <w:pPr>
+              <w:spacing w:line="260" w:lineRule="auto"/>
+            </w:pPr>
             <w:r>
               <w:rPr>
                 <w:b/>
@@ -3937,33 +3197,7 @@
                 <w:sz w:val="18"/>
                 <w:szCs w:val="18"/>
               </w:rPr>
-              <w:t>(클립)</w:t>
-            </w:r>
-          </w:p>
-        </w:tc>
-        <w:tc>
-          <w:tcPr>
-            <w:tcW w:w="2060" w:type="dxa"/>
-            <w:shd w:val="clear" w:color="auto" w:fill="F2F2F2"/>
-            <w:tcMar>
-              <w:top w:w="60" w:type="dxa"/>
-              <w:left w:w="100" w:type="dxa"/>
-              <w:bottom w:w="60" w:type="dxa"/>
-              <w:right w:w="100" w:type="dxa"/>
-            </w:tcMar>
-          </w:tcPr>
-          <w:p>
-            <w:pPr>
-              <w:spacing w:line="260" w:lineRule="auto"/>
-            </w:pPr>
-            <w:r>
-              <w:rPr>
-                <w:b/>
-                <w:bCs/>
-                <w:sz w:val="18"/>
-                <w:szCs w:val="18"/>
-              </w:rPr>
-              <w:t>비고</w:t>
+              <w:t xml:space="preserve">비고</w:t>
             </w:r>
           </w:p>
         </w:tc>
@@ -3988,7 +3222,7 @@
                 <w:sz w:val="18"/>
                 <w:szCs w:val="18"/>
               </w:rPr>
-              <w:t>—</w:t>
+              <w:t xml:space="preserve">—</w:t>
             </w:r>
           </w:p>
         </w:tc>
@@ -4011,7 +3245,7 @@
                 <w:sz w:val="18"/>
                 <w:szCs w:val="18"/>
               </w:rPr>
-              <w:t>100 Hz</w:t>
+              <w:t xml:space="preserve">100 Hz</w:t>
             </w:r>
           </w:p>
         </w:tc>
@@ -4034,17 +3268,8 @@
                 <w:sz w:val="18"/>
                 <w:szCs w:val="18"/>
               </w:rPr>
-              <w:t xml:space="preserve">10.0 </w:t>
-            </w:r>
-            <w:proofErr w:type="spellStart"/>
-            <w:r>
-              <w:rPr>
-                <w:sz w:val="18"/>
-                <w:szCs w:val="18"/>
-              </w:rPr>
-              <w:t>ms</w:t>
-            </w:r>
-            <w:proofErr w:type="spellEnd"/>
+              <w:t xml:space="preserve">10.0 ms</w:t>
+            </w:r>
           </w:p>
         </w:tc>
         <w:tc>
@@ -4067,7 +3292,7 @@
                 <w:sz w:val="18"/>
                 <w:szCs w:val="18"/>
               </w:rPr>
-              <w:t>0.515 ± 0.082</w:t>
+              <w:t xml:space="preserve">0.515 ± 0.082</w:t>
             </w:r>
           </w:p>
         </w:tc>
@@ -4090,7 +3315,7 @@
                 <w:sz w:val="18"/>
                 <w:szCs w:val="18"/>
               </w:rPr>
-              <w:t>3.2768 MHz 수정 필요</w:t>
+              <w:t xml:space="preserve">3.2768 MHz crystal 필요</w:t>
             </w:r>
           </w:p>
         </w:tc>
@@ -4115,7 +3340,7 @@
                 <w:sz w:val="18"/>
                 <w:szCs w:val="18"/>
               </w:rPr>
-              <w:t>÷256</w:t>
+              <w:t xml:space="preserve">÷256</w:t>
             </w:r>
           </w:p>
         </w:tc>
@@ -4138,7 +3363,7 @@
                 <w:sz w:val="18"/>
                 <w:szCs w:val="18"/>
               </w:rPr>
-              <w:t>128 Hz</w:t>
+              <w:t xml:space="preserve">128 Hz</w:t>
             </w:r>
           </w:p>
         </w:tc>
@@ -4161,17 +3386,8 @@
                 <w:sz w:val="18"/>
                 <w:szCs w:val="18"/>
               </w:rPr>
-              <w:t xml:space="preserve">7.8125 </w:t>
-            </w:r>
-            <w:proofErr w:type="spellStart"/>
-            <w:r>
-              <w:rPr>
-                <w:sz w:val="18"/>
-                <w:szCs w:val="18"/>
-              </w:rPr>
-              <w:t>ms</w:t>
-            </w:r>
-            <w:proofErr w:type="spellEnd"/>
+              <w:t xml:space="preserve">7.8125 ms</w:t>
+            </w:r>
           </w:p>
         </w:tc>
         <w:tc>
@@ -4194,7 +3410,7 @@
                 <w:sz w:val="18"/>
                 <w:szCs w:val="18"/>
               </w:rPr>
-              <w:t>0.519 ± 0.065</w:t>
+              <w:t xml:space="preserve">0.519 ± 0.065</w:t>
             </w:r>
           </w:p>
         </w:tc>
@@ -4217,7 +3433,7 @@
                 <w:sz w:val="18"/>
                 <w:szCs w:val="18"/>
               </w:rPr>
-              <w:t>채택</w:t>
+              <w:t xml:space="preserve">채택</w:t>
             </w:r>
           </w:p>
         </w:tc>
@@ -4242,7 +3458,7 @@
                 <w:sz w:val="18"/>
                 <w:szCs w:val="18"/>
               </w:rPr>
-              <w:t>÷512</w:t>
+              <w:t xml:space="preserve">÷512</w:t>
             </w:r>
           </w:p>
         </w:tc>
@@ -4265,7 +3481,7 @@
                 <w:sz w:val="18"/>
                 <w:szCs w:val="18"/>
               </w:rPr>
-              <w:t>64 Hz</w:t>
+              <w:t xml:space="preserve">64 Hz</w:t>
             </w:r>
           </w:p>
         </w:tc>
@@ -4288,17 +3504,8 @@
                 <w:sz w:val="18"/>
                 <w:szCs w:val="18"/>
               </w:rPr>
-              <w:t xml:space="preserve">15.625 </w:t>
-            </w:r>
-            <w:proofErr w:type="spellStart"/>
-            <w:r>
-              <w:rPr>
-                <w:sz w:val="18"/>
-                <w:szCs w:val="18"/>
-              </w:rPr>
-              <w:t>ms</w:t>
-            </w:r>
-            <w:proofErr w:type="spellEnd"/>
+              <w:t xml:space="preserve">15.625 ms</w:t>
+            </w:r>
           </w:p>
         </w:tc>
         <w:tc>
@@ -4321,7 +3528,7 @@
                 <w:sz w:val="18"/>
                 <w:szCs w:val="18"/>
               </w:rPr>
-              <w:t>0.431 ± 0.027</w:t>
+              <w:t xml:space="preserve">0.431 ± 0.027</w:t>
             </w:r>
           </w:p>
         </w:tc>
@@ -4344,7 +3551,7 @@
                 <w:sz w:val="18"/>
                 <w:szCs w:val="18"/>
               </w:rPr>
-              <w:t>시간 해상도 부족</w:t>
+              <w:t xml:space="preserve">시간 해상도 부족</w:t>
             </w:r>
           </w:p>
         </w:tc>
@@ -4358,7 +3565,6 @@
         <w:spacing w:before="60" w:after="160"/>
         <w:ind w:left="240"/>
         <w:rPr>
-          <w:rFonts w:hint="eastAsia"/>
           <w:sz w:val="18"/>
           <w:szCs w:val="18"/>
         </w:rPr>
@@ -4378,23 +3584,7 @@
           <w:sz w:val="18"/>
           <w:szCs w:val="18"/>
         </w:rPr>
-        <w:t xml:space="preserve">÷256은 10 </w:t>
-      </w:r>
-      <w:proofErr w:type="spellStart"/>
-      <w:r>
-        <w:rPr>
-          <w:sz w:val="18"/>
-          <w:szCs w:val="18"/>
-        </w:rPr>
-        <w:t>ms</w:t>
-      </w:r>
-      <w:proofErr w:type="spellEnd"/>
-      <w:r>
-        <w:rPr>
-          <w:sz w:val="18"/>
-          <w:szCs w:val="18"/>
-        </w:rPr>
-        <w:t xml:space="preserve">와 성능 차이가 없으면서(차이 0.004, 표준편차의 1/16) 조달이 </w:t>
+        <w:t xml:space="preserve">÷256은 10 ms와 성능 차이가 없으면서(차이 0.004, 표준편차의 1/16) 조달이 </w:t>
       </w:r>
       <w:r>
         <w:rPr>
@@ -4402,14 +3592,14 @@
           <w:sz w:val="18"/>
           <w:szCs w:val="18"/>
         </w:rPr>
-        <w:t>용이하다</w:t>
+        <w:t xml:space="preserve">용이하다</w:t>
       </w:r>
       <w:r>
         <w:rPr>
           <w:sz w:val="18"/>
           <w:szCs w:val="18"/>
         </w:rPr>
-        <w:t>. 부품은 수정 1개와 74HC4060 1개이다.</w:t>
+        <w:t xml:space="preserve">. 부품은 crystal 1개와 74HC4060 1개이다.</w:t>
       </w:r>
     </w:p>
     <w:p>
@@ -4425,7 +3615,7 @@
           <w:sz w:val="21"/>
           <w:szCs w:val="21"/>
         </w:rPr>
-        <w:t>3.3.5 프레임 래치 검토 결과 — 불필요</w:t>
+        <w:t xml:space="preserve">3.3.5 frame latch 검토 결과 — 불필요</w:t>
       </w:r>
     </w:p>
     <w:p>
@@ -4433,19 +3623,7 @@
         <w:spacing w:after="120" w:line="300" w:lineRule="auto"/>
       </w:pPr>
       <w:r>
-        <w:t xml:space="preserve">학습 모델이 사용하는 채널 값은 “해당 프레임 안에서 그 채널이 한 번이라도 1이었는가”이다. 반면 형판 저항망에 비교기 출력을 직접 연결하면 여러 채널이 동시에 높은 경우에만 합산되므로, 채널별 </w:t>
-      </w:r>
-      <w:r>
-        <w:lastRenderedPageBreak/>
-        <w:t xml:space="preserve">펄스 시각이 어긋나 있으면 판정이 성립하지 않는다. 이에 채널마다 프레임 단위 </w:t>
-      </w:r>
-      <w:proofErr w:type="spellStart"/>
-      <w:r>
-        <w:t>래치가</w:t>
-      </w:r>
-      <w:proofErr w:type="spellEnd"/>
-      <w:r>
-        <w:t xml:space="preserve"> 필요한지 검토하였다.</w:t>
+        <w:t xml:space="preserve">학습 모델이 사용하는 채널 값은 “해당 프레임 안에서 그 채널이 한 번이라도 1이었는가”이다. 반면 Template 저항망에 비교기 출력을 직접 연결하면 여러 채널이 동시에 높은 경우에만 합산되므로, 채널별 펄스 시각이 어긋나 있으면 판정이 성립하지 않는다. 이에 채널마다 프레임 단위 래치가 필요한지 검토하였다.</w:t>
       </w:r>
     </w:p>
     <w:p>
@@ -4471,39 +3649,7 @@
           <w:sz w:val="18"/>
           <w:szCs w:val="18"/>
         </w:rPr>
-        <w:t xml:space="preserve">LPV7215 출력이 한 번 1이 되면 약 10 </w:t>
-      </w:r>
-      <w:proofErr w:type="spellStart"/>
-      <w:r>
-        <w:rPr>
-          <w:sz w:val="18"/>
-          <w:szCs w:val="18"/>
-        </w:rPr>
-        <w:t>ms</w:t>
-      </w:r>
-      <w:proofErr w:type="spellEnd"/>
-      <w:r>
-        <w:rPr>
-          <w:sz w:val="18"/>
-          <w:szCs w:val="18"/>
-        </w:rPr>
-        <w:t xml:space="preserve"> 유지됨을 확인하였다. 프레임이 7.8125 </w:t>
-      </w:r>
-      <w:proofErr w:type="spellStart"/>
-      <w:r>
-        <w:rPr>
-          <w:sz w:val="18"/>
-          <w:szCs w:val="18"/>
-        </w:rPr>
-        <w:t>ms</w:t>
-      </w:r>
-      <w:proofErr w:type="spellEnd"/>
-      <w:r>
-        <w:rPr>
-          <w:sz w:val="18"/>
-          <w:szCs w:val="18"/>
-        </w:rPr>
-        <w:t>이므로 출력이 한 프레임을 넘겨 유지되어 같은 프레임 안의 채널들이 서로 겹친다. 따라서 저항망에 직결해도 “그 프레임에 켜졌는가”가 그대로 읽히며, 검토하였던 누적 래치(74HC279 ×2)와 전송 레지스터(74HC273)는 필요하지 않다.</w:t>
+        <w:t xml:space="preserve">LPV7215 출력이 한 번 1이 되면 약 10 ms 유지됨을 확인하였다. 프레임이 7.8125 ms이므로 출력이 한 프레임을 넘겨 유지되어 같은 프레임 안의 채널들이 서로 겹친다. 따라서 저항망에 직결해도 “그 프레임에 켜졌는가”가 그대로 읽히며, 검토하였던 누적 래치(74HC279 ×2)와 전송 레지스터(74HC273)는 필요하지 않다.</w:t>
       </w:r>
     </w:p>
     <w:p>
@@ -4511,23 +3657,7 @@
         <w:spacing w:after="120" w:line="300" w:lineRule="auto"/>
       </w:pPr>
       <w:r>
-        <w:t xml:space="preserve">남는 영향은 한 프레임 번짐이다. 프레임 끝에 켜진 채널이 다음 프레임까지 1로 남을 수 있으나, 채점 창이 τ±2 프레임(±15.6 </w:t>
-      </w:r>
-      <w:proofErr w:type="spellStart"/>
-      <w:r>
-        <w:t>ms</w:t>
-      </w:r>
-      <w:proofErr w:type="spellEnd"/>
-      <w:r>
-        <w:t xml:space="preserve">)이므로 한 프레임(7.8 </w:t>
-      </w:r>
-      <w:proofErr w:type="spellStart"/>
-      <w:r>
-        <w:t>ms</w:t>
-      </w:r>
-      <w:proofErr w:type="spellEnd"/>
-      <w:r>
-        <w:t>) 번짐은 창 안에 들어가 판정에 영향을 주지 않는다.</w:t>
+        <w:t xml:space="preserve">남는 영향은 한 프레임 번짐이다. 프레임 끝에 켜진 채널이 다음 프레임까지 1로 남을 수 있으나, match window가 τ±2 프레임(±15.6 ms)이므로 한 프레임(7.8 ms) 번짐은 window 안에 들어가 판정에 영향을 주지 않는다.</w:t>
       </w:r>
     </w:p>
     <w:p>
@@ -4542,7 +3672,7 @@
           <w:sz w:val="23"/>
           <w:szCs w:val="23"/>
         </w:rPr>
-        <w:t>3.4 오프라인 파라미터 학습</w:t>
+        <w:t xml:space="preserve">3.4 오프라인 파라미터 학습</w:t>
       </w:r>
     </w:p>
     <w:p>
@@ -4550,23 +3680,7 @@
         <w:spacing w:after="120" w:line="300" w:lineRule="auto"/>
       </w:pPr>
       <w:r>
-        <w:t xml:space="preserve">디지털 판별부와 동일한 연산 순서를 신경망으로 구성하여 학습한다. 학습 대상은 채널 </w:t>
-      </w:r>
-      <w:proofErr w:type="spellStart"/>
-      <w:r>
-        <w:t>임계값</w:t>
-      </w:r>
-      <w:proofErr w:type="spellEnd"/>
-      <w:r>
-        <w:t xml:space="preserve">, 형판, 허용 일치 개수이며, 미분이 불가능한 상대 시각 τ와 START 조건은 별도 탐색으로 결정한다. 학습 결과는 프로그램이 아니라 </w:t>
-      </w:r>
-      <w:proofErr w:type="spellStart"/>
-      <w:r>
-        <w:t>저항값과</w:t>
-      </w:r>
-      <w:proofErr w:type="spellEnd"/>
-      <w:r>
-        <w:t xml:space="preserve"> 배선으로 회로에 고정된다.</w:t>
+        <w:t xml:space="preserve">디지털 판별부와 동일한 연산 순서를 신경망으로 구성하여 학습한다. 학습 대상은 채널 임계값, Template, tolerance k이며, 미분이 불가능한 상대 시각 τ와 START 조건은 별도 탐색으로 결정한다. 학습 결과는 프로그램이 아니라 저항값과 배선으로 회로에 고정된다.</w:t>
       </w:r>
     </w:p>
     <w:tbl>
@@ -4613,7 +3727,7 @@
                 <w:sz w:val="18"/>
                 <w:szCs w:val="18"/>
               </w:rPr>
-              <w:t>학습 단계</w:t>
+              <w:t xml:space="preserve">학습 단계</w:t>
             </w:r>
           </w:p>
         </w:tc>
@@ -4639,7 +3753,7 @@
                 <w:sz w:val="18"/>
                 <w:szCs w:val="18"/>
               </w:rPr>
-              <w:t>하는 일</w:t>
+              <w:t xml:space="preserve">하는 일</w:t>
             </w:r>
           </w:p>
         </w:tc>
@@ -4665,7 +3779,7 @@
                 <w:sz w:val="18"/>
                 <w:szCs w:val="18"/>
               </w:rPr>
-              <w:t>회로에서는</w:t>
+              <w:t xml:space="preserve">회로에서는</w:t>
             </w:r>
           </w:p>
         </w:tc>
@@ -4690,7 +3804,7 @@
                 <w:sz w:val="18"/>
                 <w:szCs w:val="18"/>
               </w:rPr>
-              <w:t>Binary feature</w:t>
+              <w:t xml:space="preserve">Binary feature</w:t>
             </w:r>
           </w:p>
         </w:tc>
@@ -4713,7 +3827,7 @@
                 <w:sz w:val="18"/>
                 <w:szCs w:val="18"/>
               </w:rPr>
-              <w:t>아날로그 전단이 내보낼 0/1 이미지</w:t>
+              <w:t xml:space="preserve">아날로그 전단이 내보낼 0/1 이미지</w:t>
             </w:r>
           </w:p>
         </w:tc>
@@ -4736,7 +3850,7 @@
                 <w:sz w:val="18"/>
                 <w:szCs w:val="18"/>
               </w:rPr>
-              <w:t>AFE 출력</w:t>
+              <w:t xml:space="preserve">AFE 출력</w:t>
             </w:r>
           </w:p>
         </w:tc>
@@ -4761,23 +3875,7 @@
                 <w:sz w:val="18"/>
                 <w:szCs w:val="18"/>
               </w:rPr>
-              <w:t xml:space="preserve">START </w:t>
-            </w:r>
-            <w:proofErr w:type="gramStart"/>
-            <w:r>
-              <w:rPr>
-                <w:sz w:val="18"/>
-                <w:szCs w:val="18"/>
-              </w:rPr>
-              <w:t>detect</w:t>
-            </w:r>
-            <w:proofErr w:type="gramEnd"/>
-            <w:r>
-              <w:rPr>
-                <w:sz w:val="18"/>
-                <w:szCs w:val="18"/>
-              </w:rPr>
-              <w:t xml:space="preserve"> + Align</w:t>
+              <w:t xml:space="preserve">START detect + Align</w:t>
             </w:r>
           </w:p>
         </w:tc>
@@ -4800,7 +3898,7 @@
                 <w:sz w:val="18"/>
                 <w:szCs w:val="18"/>
               </w:rPr>
-              <w:t>발화 시작점을 찾아 시간 원점을 맞춤</w:t>
+              <w:t xml:space="preserve">발화 시작점을 찾아 시간 원점을 맞춤</w:t>
             </w:r>
           </w:p>
         </w:tc>
@@ -4823,23 +3921,7 @@
                 <w:sz w:val="18"/>
                 <w:szCs w:val="18"/>
               </w:rPr>
-              <w:t xml:space="preserve">START </w:t>
-            </w:r>
-            <w:proofErr w:type="gramStart"/>
-            <w:r>
-              <w:rPr>
-                <w:sz w:val="18"/>
-                <w:szCs w:val="18"/>
-              </w:rPr>
-              <w:t>detect</w:t>
-            </w:r>
-            <w:proofErr w:type="gramEnd"/>
-            <w:r>
-              <w:rPr>
-                <w:sz w:val="18"/>
-                <w:szCs w:val="18"/>
-              </w:rPr>
-              <w:t>, RUN latch</w:t>
+              <w:t xml:space="preserve">START detect, RUN latch</w:t>
             </w:r>
           </w:p>
         </w:tc>
@@ -4864,6 +3946,7 @@
                 <w:sz w:val="18"/>
                 <w:szCs w:val="18"/>
               </w:rPr>
+              <w:lastRenderedPageBreak/>
               <w:t>Gather at τ(s)</w:t>
             </w:r>
           </w:p>
@@ -4887,7 +3970,7 @@
                 <w:sz w:val="18"/>
                 <w:szCs w:val="18"/>
               </w:rPr>
-              <w:t>정해진 시각의 채널 값을 뽑음</w:t>
+              <w:t xml:space="preserve">정해진 시각의 채널 값을 뽑음</w:t>
             </w:r>
           </w:p>
         </w:tc>
@@ -4910,7 +3993,7 @@
                 <w:sz w:val="18"/>
                 <w:szCs w:val="18"/>
               </w:rPr>
-              <w:t>Time decode, 채점 창</w:t>
+              <w:t xml:space="preserve">Time decode, match window</w:t>
             </w:r>
           </w:p>
         </w:tc>
@@ -4935,7 +4018,7 @@
                 <w:sz w:val="18"/>
                 <w:szCs w:val="18"/>
               </w:rPr>
-              <w:t>Ternary template</w:t>
+              <w:t xml:space="preserve">Ternary template</w:t>
             </w:r>
           </w:p>
         </w:tc>
@@ -4958,7 +4041,7 @@
                 <w:sz w:val="18"/>
                 <w:szCs w:val="18"/>
               </w:rPr>
-              <w:t>채널마다 1 / 0 / X 중 하나를 학습</w:t>
+              <w:t xml:space="preserve">채널마다 1 / 0 / X 중 하나를 학습</w:t>
             </w:r>
           </w:p>
         </w:tc>
@@ -4981,7 +4064,7 @@
                 <w:sz w:val="18"/>
                 <w:szCs w:val="18"/>
               </w:rPr>
-              <w:t>저항의 연결 여부와 반전 여부</w:t>
+              <w:t xml:space="preserve">저항의 연결 여부와 반전 여부</w:t>
             </w:r>
           </w:p>
         </w:tc>
@@ -5006,7 +4089,7 @@
                 <w:sz w:val="18"/>
                 <w:szCs w:val="18"/>
               </w:rPr>
-              <w:t>Match count</w:t>
+              <w:t xml:space="preserve">Match count</w:t>
             </w:r>
           </w:p>
         </w:tc>
@@ -5029,7 +4112,7 @@
                 <w:sz w:val="18"/>
                 <w:szCs w:val="18"/>
               </w:rPr>
-              <w:t>형판과 일치하는 채널 수를 셈</w:t>
+              <w:t xml:space="preserve">Template과 일치하는 채널 수를 셈</w:t>
             </w:r>
           </w:p>
         </w:tc>
@@ -5047,21 +4130,12 @@
             <w:pPr>
               <w:spacing w:line="260" w:lineRule="auto"/>
             </w:pPr>
-            <w:proofErr w:type="spellStart"/>
-            <w:r>
-              <w:rPr>
-                <w:sz w:val="18"/>
-                <w:szCs w:val="18"/>
-              </w:rPr>
-              <w:t>동일값</w:t>
-            </w:r>
-            <w:proofErr w:type="spellEnd"/>
-            <w:r>
-              <w:rPr>
-                <w:sz w:val="18"/>
-                <w:szCs w:val="18"/>
-              </w:rPr>
-              <w:t xml:space="preserve"> 저항의 합산 전압</w:t>
+            <w:r>
+              <w:rPr>
+                <w:sz w:val="18"/>
+                <w:szCs w:val="18"/>
+              </w:rPr>
+              <w:t xml:space="preserve">동일값 저항의 합산 전압</w:t>
             </w:r>
           </w:p>
         </w:tc>
@@ -5086,7 +4160,7 @@
                 <w:sz w:val="18"/>
                 <w:szCs w:val="18"/>
               </w:rPr>
-              <w:t>Tolerance k(s)</w:t>
+              <w:t xml:space="preserve">Tolerance k(s)</w:t>
             </w:r>
           </w:p>
         </w:tc>
@@ -5109,7 +4183,7 @@
                 <w:sz w:val="18"/>
                 <w:szCs w:val="18"/>
               </w:rPr>
-              <w:t>몇 개 이상 맞으면 통과로 볼지</w:t>
+              <w:t xml:space="preserve">몇 개 이상 맞으면 통과로 볼지</w:t>
             </w:r>
           </w:p>
         </w:tc>
@@ -5132,17 +4206,8 @@
                 <w:sz w:val="18"/>
                 <w:szCs w:val="18"/>
               </w:rPr>
-              <w:t xml:space="preserve">비교기 기준전압 </w:t>
-            </w:r>
-            <w:proofErr w:type="spellStart"/>
-            <w:r>
-              <w:rPr>
-                <w:sz w:val="18"/>
-                <w:szCs w:val="18"/>
-              </w:rPr>
-              <w:t>분압</w:t>
-            </w:r>
-            <w:proofErr w:type="spellEnd"/>
+              <w:t xml:space="preserve">비교기 기준전압 분압</w:t>
+            </w:r>
           </w:p>
         </w:tc>
       </w:tr>
@@ -5166,7 +4231,7 @@
                 <w:sz w:val="18"/>
                 <w:szCs w:val="18"/>
               </w:rPr>
-              <w:t>AND over states</w:t>
+              <w:t xml:space="preserve">AND over states</w:t>
             </w:r>
           </w:p>
         </w:tc>
@@ -5189,7 +4254,7 @@
                 <w:sz w:val="18"/>
                 <w:szCs w:val="18"/>
               </w:rPr>
-              <w:t>모든 상태가 통과해야 WAKE</w:t>
+              <w:t xml:space="preserve">모든 상태가 통과해야 WAKE</w:t>
             </w:r>
           </w:p>
         </w:tc>
@@ -5212,7 +4277,7 @@
                 <w:sz w:val="18"/>
                 <w:szCs w:val="18"/>
               </w:rPr>
-              <w:t>Final AND</w:t>
+              <w:t xml:space="preserve">Final AND</w:t>
             </w:r>
           </w:p>
         </w:tc>
@@ -5241,39 +4306,7 @@
           <w:sz w:val="18"/>
           <w:szCs w:val="18"/>
         </w:rPr>
-        <w:t xml:space="preserve">학습 절차에 두 가지를 보강하였다. 첫째, 모든 구성 비교를 난수 </w:t>
-      </w:r>
-      <w:proofErr w:type="spellStart"/>
-      <w:r>
-        <w:rPr>
-          <w:sz w:val="18"/>
-          <w:szCs w:val="18"/>
-        </w:rPr>
-        <w:t>시드</w:t>
-      </w:r>
-      <w:proofErr w:type="spellEnd"/>
-      <w:r>
-        <w:rPr>
-          <w:sz w:val="18"/>
-          <w:szCs w:val="18"/>
-        </w:rPr>
-        <w:t xml:space="preserve"> 5회 반복으로 수행하여 단일 실행의 우연을 배제한다. 둘째, </w:t>
-      </w:r>
-      <w:proofErr w:type="spellStart"/>
-      <w:r>
-        <w:rPr>
-          <w:sz w:val="18"/>
-          <w:szCs w:val="18"/>
-        </w:rPr>
-        <w:t>동작점</w:t>
-      </w:r>
-      <w:proofErr w:type="spellEnd"/>
-      <w:r>
-        <w:rPr>
-          <w:sz w:val="18"/>
-          <w:szCs w:val="18"/>
-        </w:rPr>
-        <w:t>(허용 개수 k와 timeout)은 클립 단위 지표가 아니라 연속 오디오 지표로 선택하고, 선택에 사용하지 않은 별도 검증 스트림에서 다시 측정하여 확인한다. 클립 지표로 선택한 동작점이 연속 오디오에서 성능이 크게 저하되는 현상을 확인하였기 때문이다.</w:t>
+        <w:t xml:space="preserve">학습 절차에 두 가지를 보강하였다. 첫째, 모든 구성 비교를 난수 시드 5회 반복으로 수행하여 단일 실행의 우연을 배제한다. 둘째, 동작점(허용 개수 k와 timeout)은 클립 단위 지표가 아니라 연속 오디오 지표로 선택하고, 선택에 사용하지 않은 별도 검증 스트림에서 다시 측정하여 확인한다. 클립 지표로 선택한 동작점이 연속 오디오에서 성능이 크게 저하되는 현상을 확인하였기 때문이다.</w:t>
       </w:r>
     </w:p>
     <w:p>
@@ -5288,7 +4321,7 @@
           <w:sz w:val="23"/>
           <w:szCs w:val="23"/>
         </w:rPr>
-        <w:t>3.5 시뮬레이션 및 결과 분석</w:t>
+        <w:t xml:space="preserve">3.5 시뮬레이션 및 결과 분석</w:t>
       </w:r>
     </w:p>
     <w:p>
@@ -5304,7 +4337,7 @@
           <w:sz w:val="21"/>
           <w:szCs w:val="21"/>
         </w:rPr>
-        <w:t>3.5.1 확정 파라미터</w:t>
+        <w:t xml:space="preserve">3.5.1 확정 파라미터</w:t>
       </w:r>
     </w:p>
     <w:tbl>
@@ -5351,7 +4384,7 @@
                 <w:sz w:val="18"/>
                 <w:szCs w:val="18"/>
               </w:rPr>
-              <w:t>항목</w:t>
+              <w:t xml:space="preserve">항목</w:t>
             </w:r>
           </w:p>
         </w:tc>
@@ -5377,7 +4410,7 @@
                 <w:sz w:val="18"/>
                 <w:szCs w:val="18"/>
               </w:rPr>
-              <w:t>값</w:t>
+              <w:t xml:space="preserve">값</w:t>
             </w:r>
           </w:p>
         </w:tc>
@@ -5403,7 +4436,7 @@
                 <w:sz w:val="18"/>
                 <w:szCs w:val="18"/>
               </w:rPr>
-              <w:t>회로에서의 구현</w:t>
+              <w:t xml:space="preserve">회로에서의 구현</w:t>
             </w:r>
           </w:p>
         </w:tc>
@@ -5428,7 +4461,7 @@
                 <w:sz w:val="18"/>
                 <w:szCs w:val="18"/>
               </w:rPr>
-              <w:t>대상 단어</w:t>
+              <w:t xml:space="preserve">대상 단어</w:t>
             </w:r>
           </w:p>
         </w:tc>
@@ -5446,15 +4479,13 @@
             <w:pPr>
               <w:spacing w:line="260" w:lineRule="auto"/>
             </w:pPr>
-            <w:proofErr w:type="spellStart"/>
-            <w:r>
-              <w:rPr>
-                <w:sz w:val="18"/>
-                <w:szCs w:val="18"/>
-              </w:rPr>
-              <w:t>sheila</w:t>
-            </w:r>
-            <w:proofErr w:type="spellEnd"/>
+            <w:r>
+              <w:rPr>
+                <w:sz w:val="18"/>
+                <w:szCs w:val="18"/>
+              </w:rPr>
+              <w:t xml:space="preserve">sheila</w:t>
+            </w:r>
           </w:p>
         </w:tc>
         <w:tc>
@@ -5476,7 +4507,7 @@
                 <w:sz w:val="18"/>
                 <w:szCs w:val="18"/>
               </w:rPr>
-              <w:t>—</w:t>
+              <w:t xml:space="preserve">—</w:t>
             </w:r>
           </w:p>
         </w:tc>
@@ -5501,7 +4532,7 @@
                 <w:sz w:val="18"/>
                 <w:szCs w:val="18"/>
               </w:rPr>
-              <w:t>채널 / 상태</w:t>
+              <w:t xml:space="preserve">채널 / 상태</w:t>
             </w:r>
           </w:p>
         </w:tc>
@@ -5524,7 +4555,7 @@
                 <w:sz w:val="18"/>
                 <w:szCs w:val="18"/>
               </w:rPr>
-              <w:t>8 / 2</w:t>
+              <w:t xml:space="preserve">8 / 2</w:t>
             </w:r>
           </w:p>
         </w:tc>
@@ -5547,7 +4578,7 @@
                 <w:sz w:val="18"/>
                 <w:szCs w:val="18"/>
               </w:rPr>
-              <w:t>비교기 2개, PASS 래치 2개</w:t>
+              <w:t xml:space="preserve">비교기 2개, PASS 래치 2개</w:t>
             </w:r>
           </w:p>
         </w:tc>
@@ -5572,8 +4603,7 @@
                 <w:sz w:val="18"/>
                 <w:szCs w:val="18"/>
               </w:rPr>
-              <w:lastRenderedPageBreak/>
-              <w:t>프레임</w:t>
+              <w:t xml:space="preserve">프레임</w:t>
             </w:r>
           </w:p>
         </w:tc>
@@ -5596,23 +4626,7 @@
                 <w:sz w:val="18"/>
                 <w:szCs w:val="18"/>
               </w:rPr>
-              <w:t xml:space="preserve">7.8125 </w:t>
-            </w:r>
-            <w:proofErr w:type="spellStart"/>
-            <w:r>
-              <w:rPr>
-                <w:sz w:val="18"/>
-                <w:szCs w:val="18"/>
-              </w:rPr>
-              <w:t>ms</w:t>
-            </w:r>
-            <w:proofErr w:type="spellEnd"/>
-            <w:r>
-              <w:rPr>
-                <w:sz w:val="18"/>
-                <w:szCs w:val="18"/>
-              </w:rPr>
-              <w:t xml:space="preserve"> (128 Hz)</w:t>
+              <w:t xml:space="preserve">7.8125 ms (128 Hz)</w:t>
             </w:r>
           </w:p>
         </w:tc>
@@ -5635,7 +4649,7 @@
                 <w:sz w:val="18"/>
                 <w:szCs w:val="18"/>
               </w:rPr>
-              <w:t>32.768 kHz ÷256</w:t>
+              <w:t xml:space="preserve">32.768 kHz ÷256</w:t>
             </w:r>
           </w:p>
         </w:tc>
@@ -5660,7 +4674,7 @@
                 <w:sz w:val="18"/>
                 <w:szCs w:val="18"/>
               </w:rPr>
-              <w:t>START 조건</w:t>
+              <w:t xml:space="preserve">START 조건</w:t>
             </w:r>
           </w:p>
         </w:tc>
@@ -5683,7 +4697,7 @@
                 <w:sz w:val="18"/>
                 <w:szCs w:val="18"/>
               </w:rPr>
-              <w:t>1채널 이상 ON이 3프레임 연속</w:t>
+              <w:t xml:space="preserve">1채널 이상 ON이 3프레임 연속</w:t>
             </w:r>
           </w:p>
         </w:tc>
@@ -5706,7 +4720,7 @@
                 <w:sz w:val="18"/>
                 <w:szCs w:val="18"/>
               </w:rPr>
-              <w:t>OR + 3단 시프트 레지스터</w:t>
+              <w:t xml:space="preserve">OR + 3단 시프트 레지스터</w:t>
             </w:r>
           </w:p>
         </w:tc>
@@ -5726,37 +4740,12 @@
             <w:pPr>
               <w:spacing w:line="260" w:lineRule="auto"/>
             </w:pPr>
-            <w:proofErr w:type="gramStart"/>
-            <w:r>
-              <w:rPr>
-                <w:sz w:val="18"/>
-                <w:szCs w:val="18"/>
-              </w:rPr>
-              <w:t>τ(</w:t>
-            </w:r>
-            <w:proofErr w:type="gramEnd"/>
-            <w:r>
-              <w:rPr>
-                <w:sz w:val="18"/>
-                <w:szCs w:val="18"/>
-              </w:rPr>
-              <w:t xml:space="preserve">1), </w:t>
-            </w:r>
-            <w:proofErr w:type="gramStart"/>
-            <w:r>
-              <w:rPr>
-                <w:sz w:val="18"/>
-                <w:szCs w:val="18"/>
-              </w:rPr>
-              <w:t>τ(</w:t>
-            </w:r>
-            <w:proofErr w:type="gramEnd"/>
-            <w:r>
-              <w:rPr>
-                <w:sz w:val="18"/>
-                <w:szCs w:val="18"/>
-              </w:rPr>
-              <w:t>2)</w:t>
+            <w:r>
+              <w:rPr>
+                <w:sz w:val="18"/>
+                <w:szCs w:val="18"/>
+              </w:rPr>
+              <w:t xml:space="preserve">τ(1), τ(2)</w:t>
             </w:r>
           </w:p>
         </w:tc>
@@ -5779,39 +4768,7 @@
                 <w:sz w:val="18"/>
                 <w:szCs w:val="18"/>
               </w:rPr>
-              <w:t xml:space="preserve">2, 8 프레임 (16 </w:t>
-            </w:r>
-            <w:proofErr w:type="spellStart"/>
-            <w:r>
-              <w:rPr>
-                <w:sz w:val="18"/>
-                <w:szCs w:val="18"/>
-              </w:rPr>
-              <w:t>ms</w:t>
-            </w:r>
-            <w:proofErr w:type="spellEnd"/>
-            <w:r>
-              <w:rPr>
-                <w:sz w:val="18"/>
-                <w:szCs w:val="18"/>
-              </w:rPr>
-              <w:t xml:space="preserve">, 62 </w:t>
-            </w:r>
-            <w:proofErr w:type="spellStart"/>
-            <w:r>
-              <w:rPr>
-                <w:sz w:val="18"/>
-                <w:szCs w:val="18"/>
-              </w:rPr>
-              <w:t>ms</w:t>
-            </w:r>
-            <w:proofErr w:type="spellEnd"/>
-            <w:r>
-              <w:rPr>
-                <w:sz w:val="18"/>
-                <w:szCs w:val="18"/>
-              </w:rPr>
-              <w:t>)</w:t>
+              <w:t xml:space="preserve">2, 8 프레임 (16 ms, 62 ms)</w:t>
             </w:r>
           </w:p>
         </w:tc>
@@ -5829,21 +4786,12 @@
             <w:pPr>
               <w:spacing w:line="260" w:lineRule="auto"/>
             </w:pPr>
-            <w:proofErr w:type="spellStart"/>
-            <w:r>
-              <w:rPr>
-                <w:sz w:val="18"/>
-                <w:szCs w:val="18"/>
-              </w:rPr>
-              <w:t>디코더</w:t>
-            </w:r>
-            <w:proofErr w:type="spellEnd"/>
-            <w:r>
-              <w:rPr>
-                <w:sz w:val="18"/>
-                <w:szCs w:val="18"/>
-              </w:rPr>
-              <w:t xml:space="preserve"> 결선</w:t>
+            <w:r>
+              <w:rPr>
+                <w:sz w:val="18"/>
+                <w:szCs w:val="18"/>
+              </w:rPr>
+              <w:t xml:space="preserve">디코더 결선</w:t>
             </w:r>
           </w:p>
         </w:tc>
@@ -5868,7 +4816,7 @@
                 <w:sz w:val="18"/>
                 <w:szCs w:val="18"/>
               </w:rPr>
-              <w:t>채점 창</w:t>
+              <w:t xml:space="preserve">match window</w:t>
             </w:r>
           </w:p>
         </w:tc>
@@ -5891,7 +4839,7 @@
                 <w:sz w:val="18"/>
                 <w:szCs w:val="18"/>
               </w:rPr>
-              <w:t>τ ± 2 프레임</w:t>
+              <w:t xml:space="preserve">τ ± 2 프레임</w:t>
             </w:r>
           </w:p>
         </w:tc>
@@ -5909,21 +4857,12 @@
             <w:pPr>
               <w:spacing w:line="260" w:lineRule="auto"/>
             </w:pPr>
-            <w:proofErr w:type="spellStart"/>
-            <w:r>
-              <w:rPr>
-                <w:sz w:val="18"/>
-                <w:szCs w:val="18"/>
-              </w:rPr>
-              <w:t>디코더</w:t>
-            </w:r>
-            <w:proofErr w:type="spellEnd"/>
-            <w:r>
-              <w:rPr>
-                <w:sz w:val="18"/>
-                <w:szCs w:val="18"/>
-              </w:rPr>
-              <w:t xml:space="preserve"> 출력 5개 OR</w:t>
+            <w:r>
+              <w:rPr>
+                <w:sz w:val="18"/>
+                <w:szCs w:val="18"/>
+              </w:rPr>
+              <w:t xml:space="preserve">디코더 출력 5개 OR</w:t>
             </w:r>
           </w:p>
         </w:tc>
@@ -5948,7 +4887,7 @@
                 <w:sz w:val="18"/>
                 <w:szCs w:val="18"/>
               </w:rPr>
-              <w:t>timeout</w:t>
+              <w:t xml:space="preserve">timeout</w:t>
             </w:r>
           </w:p>
         </w:tc>
@@ -5971,23 +4910,7 @@
                 <w:sz w:val="18"/>
                 <w:szCs w:val="18"/>
               </w:rPr>
-              <w:t xml:space="preserve">60 프레임 (469 </w:t>
-            </w:r>
-            <w:proofErr w:type="spellStart"/>
-            <w:r>
-              <w:rPr>
-                <w:sz w:val="18"/>
-                <w:szCs w:val="18"/>
-              </w:rPr>
-              <w:t>ms</w:t>
-            </w:r>
-            <w:proofErr w:type="spellEnd"/>
-            <w:r>
-              <w:rPr>
-                <w:sz w:val="18"/>
-                <w:szCs w:val="18"/>
-              </w:rPr>
-              <w:t>)</w:t>
+              <w:t xml:space="preserve">60 프레임 (469 ms)</w:t>
             </w:r>
           </w:p>
         </w:tc>
@@ -6005,21 +4928,12 @@
             <w:pPr>
               <w:spacing w:line="260" w:lineRule="auto"/>
             </w:pPr>
-            <w:proofErr w:type="spellStart"/>
-            <w:r>
-              <w:rPr>
-                <w:sz w:val="18"/>
-                <w:szCs w:val="18"/>
-              </w:rPr>
-              <w:t>디코더</w:t>
-            </w:r>
-            <w:proofErr w:type="spellEnd"/>
-            <w:r>
-              <w:rPr>
-                <w:sz w:val="18"/>
-                <w:szCs w:val="18"/>
-              </w:rPr>
-              <w:t xml:space="preserve"> 결선 (≤ 63 제약)</w:t>
+            <w:r>
+              <w:rPr>
+                <w:sz w:val="18"/>
+                <w:szCs w:val="18"/>
+              </w:rPr>
+              <w:t xml:space="preserve">디코더 결선 (≤ 63 제약)</w:t>
             </w:r>
           </w:p>
         </w:tc>
@@ -6039,37 +4953,12 @@
             <w:pPr>
               <w:spacing w:line="260" w:lineRule="auto"/>
             </w:pPr>
-            <w:proofErr w:type="gramStart"/>
-            <w:r>
-              <w:rPr>
-                <w:sz w:val="18"/>
-                <w:szCs w:val="18"/>
-              </w:rPr>
-              <w:t>k(</w:t>
-            </w:r>
-            <w:proofErr w:type="gramEnd"/>
-            <w:r>
-              <w:rPr>
-                <w:sz w:val="18"/>
-                <w:szCs w:val="18"/>
-              </w:rPr>
-              <w:t xml:space="preserve">1), </w:t>
-            </w:r>
-            <w:proofErr w:type="gramStart"/>
-            <w:r>
-              <w:rPr>
-                <w:sz w:val="18"/>
-                <w:szCs w:val="18"/>
-              </w:rPr>
-              <w:t>k(</w:t>
-            </w:r>
-            <w:proofErr w:type="gramEnd"/>
-            <w:r>
-              <w:rPr>
-                <w:sz w:val="18"/>
-                <w:szCs w:val="18"/>
-              </w:rPr>
-              <w:t>2)</w:t>
+            <w:r>
+              <w:rPr>
+                <w:sz w:val="18"/>
+                <w:szCs w:val="18"/>
+              </w:rPr>
+              <w:t xml:space="preserve">k(1), k(2)</w:t>
             </w:r>
           </w:p>
         </w:tc>
@@ -6092,7 +4981,7 @@
                 <w:sz w:val="18"/>
                 <w:szCs w:val="18"/>
               </w:rPr>
-              <w:t>6, 5</w:t>
+              <w:t xml:space="preserve">6, 5</w:t>
             </w:r>
           </w:p>
         </w:tc>
@@ -6115,23 +5004,7 @@
                 <w:sz w:val="18"/>
                 <w:szCs w:val="18"/>
               </w:rPr>
-              <w:t xml:space="preserve">기준전압 </w:t>
-            </w:r>
-            <w:proofErr w:type="spellStart"/>
-            <w:r>
-              <w:rPr>
-                <w:sz w:val="18"/>
-                <w:szCs w:val="18"/>
-              </w:rPr>
-              <w:t>분압</w:t>
-            </w:r>
-            <w:proofErr w:type="spellEnd"/>
-            <w:r>
-              <w:rPr>
-                <w:sz w:val="18"/>
-                <w:szCs w:val="18"/>
-              </w:rPr>
-              <w:t xml:space="preserve"> 저항 4개</w:t>
+              <w:t xml:space="preserve">기준전압 분압 저항 4개</w:t>
             </w:r>
           </w:p>
         </w:tc>
@@ -6156,7 +5029,7 @@
                 <w:sz w:val="18"/>
                 <w:szCs w:val="18"/>
               </w:rPr>
-              <w:t>WAKE 폭</w:t>
+              <w:t xml:space="preserve">WAKE 폭</w:t>
             </w:r>
           </w:p>
         </w:tc>
@@ -6179,17 +5052,8 @@
                 <w:sz w:val="18"/>
                 <w:szCs w:val="18"/>
               </w:rPr>
-              <w:t xml:space="preserve">406 </w:t>
-            </w:r>
-            <w:proofErr w:type="spellStart"/>
-            <w:r>
-              <w:rPr>
-                <w:sz w:val="18"/>
-                <w:szCs w:val="18"/>
-              </w:rPr>
-              <w:t>ms</w:t>
-            </w:r>
-            <w:proofErr w:type="spellEnd"/>
+              <w:t xml:space="preserve">406 ms</w:t>
+            </w:r>
           </w:p>
         </w:tc>
         <w:tc>
@@ -6211,7 +5075,7 @@
                 <w:sz w:val="18"/>
                 <w:szCs w:val="18"/>
               </w:rPr>
-              <w:t>(timeout − τ2) × 프레임</w:t>
+              <w:t xml:space="preserve">(timeout − τ2) × 프레임</w:t>
             </w:r>
           </w:p>
         </w:tc>
@@ -6222,7 +5086,7 @@
         <w:spacing w:after="120" w:line="300" w:lineRule="auto"/>
       </w:pPr>
       <w:r>
-        <w:t>형판은 다음과 같다. 1은 켜져 있어야 함, 0은 꺼져 있어야 함, X는 무관(배선하지 않음)이다.</w:t>
+        <w:t xml:space="preserve">Template은 다음과 같다. 1은 켜져 있어야 함, 0은 꺼져 있어야 함, X는 don't care(배선하지 않음)이다.</w:t>
       </w:r>
     </w:p>
     <w:tbl>
@@ -6276,7 +5140,7 @@
                 <w:sz w:val="18"/>
                 <w:szCs w:val="18"/>
               </w:rPr>
-              <w:t>상태</w:t>
+              <w:t xml:space="preserve">상태</w:t>
             </w:r>
           </w:p>
         </w:tc>
@@ -6302,7 +5166,7 @@
                 <w:sz w:val="18"/>
                 <w:szCs w:val="18"/>
               </w:rPr>
-              <w:t>ch0</w:t>
+              <w:t xml:space="preserve">ch0</w:t>
             </w:r>
           </w:p>
         </w:tc>
@@ -6328,7 +5192,7 @@
                 <w:sz w:val="18"/>
                 <w:szCs w:val="18"/>
               </w:rPr>
-              <w:t>ch1</w:t>
+              <w:t xml:space="preserve">ch1</w:t>
             </w:r>
           </w:p>
         </w:tc>
@@ -6354,7 +5218,7 @@
                 <w:sz w:val="18"/>
                 <w:szCs w:val="18"/>
               </w:rPr>
-              <w:t>ch2</w:t>
+              <w:t xml:space="preserve">ch2</w:t>
             </w:r>
           </w:p>
         </w:tc>
@@ -6380,7 +5244,7 @@
                 <w:sz w:val="18"/>
                 <w:szCs w:val="18"/>
               </w:rPr>
-              <w:t>ch3</w:t>
+              <w:t xml:space="preserve">ch3</w:t>
             </w:r>
           </w:p>
         </w:tc>
@@ -6406,7 +5270,7 @@
                 <w:sz w:val="18"/>
                 <w:szCs w:val="18"/>
               </w:rPr>
-              <w:t>ch4</w:t>
+              <w:t xml:space="preserve">ch4</w:t>
             </w:r>
           </w:p>
         </w:tc>
@@ -6432,7 +5296,7 @@
                 <w:sz w:val="18"/>
                 <w:szCs w:val="18"/>
               </w:rPr>
-              <w:t>ch5</w:t>
+              <w:t xml:space="preserve">ch5</w:t>
             </w:r>
           </w:p>
         </w:tc>
@@ -6458,7 +5322,7 @@
                 <w:sz w:val="18"/>
                 <w:szCs w:val="18"/>
               </w:rPr>
-              <w:t>ch6</w:t>
+              <w:t xml:space="preserve">ch6</w:t>
             </w:r>
           </w:p>
         </w:tc>
@@ -6484,7 +5348,7 @@
                 <w:sz w:val="18"/>
                 <w:szCs w:val="18"/>
               </w:rPr>
-              <w:t>ch7</w:t>
+              <w:t xml:space="preserve">ch7</w:t>
             </w:r>
           </w:p>
         </w:tc>
@@ -6510,7 +5374,7 @@
                 <w:sz w:val="18"/>
                 <w:szCs w:val="18"/>
               </w:rPr>
-              <w:t>m / k</w:t>
+              <w:t xml:space="preserve">m / k</w:t>
             </w:r>
           </w:p>
         </w:tc>
@@ -6535,7 +5399,7 @@
                 <w:sz w:val="18"/>
                 <w:szCs w:val="18"/>
               </w:rPr>
-              <w:t>s1</w:t>
+              <w:t xml:space="preserve">s1</w:t>
             </w:r>
           </w:p>
         </w:tc>
@@ -6559,7 +5423,7 @@
                 <w:sz w:val="18"/>
                 <w:szCs w:val="18"/>
               </w:rPr>
-              <w:t>0</w:t>
+              <w:t xml:space="preserve">0</w:t>
             </w:r>
           </w:p>
         </w:tc>
@@ -6583,7 +5447,7 @@
                 <w:sz w:val="18"/>
                 <w:szCs w:val="18"/>
               </w:rPr>
-              <w:t>0</w:t>
+              <w:t xml:space="preserve">0</w:t>
             </w:r>
           </w:p>
         </w:tc>
@@ -6607,7 +5471,7 @@
                 <w:sz w:val="18"/>
                 <w:szCs w:val="18"/>
               </w:rPr>
-              <w:t>0</w:t>
+              <w:t xml:space="preserve">0</w:t>
             </w:r>
           </w:p>
         </w:tc>
@@ -6631,7 +5495,7 @@
                 <w:sz w:val="18"/>
                 <w:szCs w:val="18"/>
               </w:rPr>
-              <w:t>0</w:t>
+              <w:t xml:space="preserve">0</w:t>
             </w:r>
           </w:p>
         </w:tc>
@@ -6655,7 +5519,7 @@
                 <w:sz w:val="18"/>
                 <w:szCs w:val="18"/>
               </w:rPr>
-              <w:t>0</w:t>
+              <w:t xml:space="preserve">0</w:t>
             </w:r>
           </w:p>
         </w:tc>
@@ -6679,7 +5543,7 @@
                 <w:sz w:val="18"/>
                 <w:szCs w:val="18"/>
               </w:rPr>
-              <w:t>0</w:t>
+              <w:t xml:space="preserve">0</w:t>
             </w:r>
           </w:p>
         </w:tc>
@@ -6703,7 +5567,7 @@
                 <w:sz w:val="18"/>
                 <w:szCs w:val="18"/>
               </w:rPr>
-              <w:t>1</w:t>
+              <w:t xml:space="preserve">1</w:t>
             </w:r>
           </w:p>
         </w:tc>
@@ -6727,7 +5591,7 @@
                 <w:sz w:val="18"/>
                 <w:szCs w:val="18"/>
               </w:rPr>
-              <w:t>0</w:t>
+              <w:t xml:space="preserve">0</w:t>
             </w:r>
           </w:p>
         </w:tc>
@@ -6751,7 +5615,7 @@
                 <w:sz w:val="18"/>
                 <w:szCs w:val="18"/>
               </w:rPr>
-              <w:t>8 / 6</w:t>
+              <w:t xml:space="preserve">8 / 6</w:t>
             </w:r>
           </w:p>
         </w:tc>
@@ -6776,7 +5640,7 @@
                 <w:sz w:val="18"/>
                 <w:szCs w:val="18"/>
               </w:rPr>
-              <w:t>s2</w:t>
+              <w:t xml:space="preserve">s2</w:t>
             </w:r>
           </w:p>
         </w:tc>
@@ -6800,7 +5664,7 @@
                 <w:sz w:val="18"/>
                 <w:szCs w:val="18"/>
               </w:rPr>
-              <w:t>0</w:t>
+              <w:t xml:space="preserve">0</w:t>
             </w:r>
           </w:p>
         </w:tc>
@@ -6824,7 +5688,7 @@
                 <w:sz w:val="18"/>
                 <w:szCs w:val="18"/>
               </w:rPr>
-              <w:t>0</w:t>
+              <w:t xml:space="preserve">0</w:t>
             </w:r>
           </w:p>
         </w:tc>
@@ -6848,7 +5712,7 @@
                 <w:sz w:val="18"/>
                 <w:szCs w:val="18"/>
               </w:rPr>
-              <w:t>0</w:t>
+              <w:t xml:space="preserve">0</w:t>
             </w:r>
           </w:p>
         </w:tc>
@@ -6872,7 +5736,7 @@
                 <w:sz w:val="18"/>
                 <w:szCs w:val="18"/>
               </w:rPr>
-              <w:t>0</w:t>
+              <w:t xml:space="preserve">0</w:t>
             </w:r>
           </w:p>
         </w:tc>
@@ -6896,7 +5760,7 @@
                 <w:sz w:val="18"/>
                 <w:szCs w:val="18"/>
               </w:rPr>
-              <w:t>0</w:t>
+              <w:t xml:space="preserve">0</w:t>
             </w:r>
           </w:p>
         </w:tc>
@@ -6919,7 +5783,7 @@
                 <w:sz w:val="18"/>
                 <w:szCs w:val="18"/>
               </w:rPr>
-              <w:t>X</w:t>
+              <w:t xml:space="preserve">X</w:t>
             </w:r>
           </w:p>
         </w:tc>
@@ -6943,7 +5807,7 @@
                 <w:sz w:val="18"/>
                 <w:szCs w:val="18"/>
               </w:rPr>
-              <w:t>1</w:t>
+              <w:t xml:space="preserve">1</w:t>
             </w:r>
           </w:p>
         </w:tc>
@@ -6966,7 +5830,7 @@
                 <w:sz w:val="18"/>
                 <w:szCs w:val="18"/>
               </w:rPr>
-              <w:t>X</w:t>
+              <w:t xml:space="preserve">X</w:t>
             </w:r>
           </w:p>
         </w:tc>
@@ -6990,7 +5854,7 @@
                 <w:sz w:val="18"/>
                 <w:szCs w:val="18"/>
               </w:rPr>
-              <w:t>6 / 5</w:t>
+              <w:t xml:space="preserve">6 / 5</w:t>
             </w:r>
           </w:p>
         </w:tc>
@@ -7001,47 +5865,7 @@
         <w:spacing w:after="120" w:line="300" w:lineRule="auto"/>
       </w:pPr>
       <w:r>
-        <w:t>형판이 요구하는 조건은 “고역의 한 대역(ch6)</w:t>
-      </w:r>
-      <w:proofErr w:type="spellStart"/>
-      <w:r>
-        <w:t>에만</w:t>
-      </w:r>
-      <w:proofErr w:type="spellEnd"/>
-      <w:r>
-        <w:t xml:space="preserve"> 에너지가 있고 </w:t>
-      </w:r>
-      <w:proofErr w:type="spellStart"/>
-      <w:r>
-        <w:t>저역은</w:t>
-      </w:r>
-      <w:proofErr w:type="spellEnd"/>
-      <w:r>
-        <w:t xml:space="preserve"> 비어 있다”이다. 이는 “</w:t>
-      </w:r>
-      <w:proofErr w:type="spellStart"/>
-      <w:r>
-        <w:t>sheila</w:t>
-      </w:r>
-      <w:proofErr w:type="spellEnd"/>
-      <w:r>
-        <w:t xml:space="preserve">”의 어두 마찰음 /ʃ/의 스펙트럼 특성과 일치하며, τ가 16 </w:t>
-      </w:r>
-      <w:proofErr w:type="spellStart"/>
-      <w:r>
-        <w:t>ms</w:t>
-      </w:r>
-      <w:proofErr w:type="spellEnd"/>
-      <w:r>
-        <w:t xml:space="preserve">와 62 </w:t>
-      </w:r>
-      <w:proofErr w:type="spellStart"/>
-      <w:r>
-        <w:t>ms</w:t>
-      </w:r>
-      <w:proofErr w:type="spellEnd"/>
-      <w:r>
-        <w:t>로 모두 발화 초반에 위치하는 것도 같은 이유다.</w:t>
+        <w:t xml:space="preserve">Template이 요구하는 조건은 “고역의 한 대역(ch6)에만 에너지가 있고 저역은 비어 있다”이다. 이는 “sheila”의 어두 마찰음 /ʃ/의 스펙트럼 특성과 일치하며, τ가 16 ms와 62 ms로 모두 발화 초반에 위치하는 것도 같은 이유다.</w:t>
       </w:r>
     </w:p>
     <w:p>
@@ -7057,9 +5881,9 @@
           <w:sz w:val="21"/>
           <w:szCs w:val="21"/>
         </w:rPr>
+        <w:lastRenderedPageBreak/>
         <w:t xml:space="preserve">3.5.2 상태별 기준전압과 </w:t>
       </w:r>
-      <w:proofErr w:type="spellStart"/>
       <w:r>
         <w:rPr>
           <w:b/>
@@ -7068,9 +5892,8 @@
           <w:sz w:val="21"/>
           <w:szCs w:val="21"/>
         </w:rPr>
-        <w:t>실저항</w:t>
-      </w:r>
-      <w:proofErr w:type="spellEnd"/>
+        <w:t xml:space="preserve">실저항</w:t>
+      </w:r>
       <w:r>
         <w:rPr>
           <w:b/>
@@ -7087,23 +5910,7 @@
         <w:spacing w:after="120" w:line="300" w:lineRule="auto"/>
       </w:pPr>
       <w:r>
-        <w:t>디지털 전원 3.3 V 기준이며, 저항 합은 1 MΩ</w:t>
-      </w:r>
-      <w:proofErr w:type="spellStart"/>
-      <w:r>
-        <w:t>으로</w:t>
-      </w:r>
-      <w:proofErr w:type="spellEnd"/>
-      <w:r>
-        <w:t xml:space="preserve"> </w:t>
-      </w:r>
-      <w:proofErr w:type="spellStart"/>
-      <w:r>
-        <w:t>정규화하였다</w:t>
-      </w:r>
-      <w:proofErr w:type="spellEnd"/>
-      <w:r>
-        <w:t>.</w:t>
+        <w:t xml:space="preserve">디지털 전원 3.3 V 기준이며, 저항 합은 1 MΩ으로 정규화하였다.</w:t>
       </w:r>
     </w:p>
     <w:tbl>
@@ -7153,7 +5960,7 @@
                 <w:sz w:val="18"/>
                 <w:szCs w:val="18"/>
               </w:rPr>
-              <w:t>상태</w:t>
+              <w:t xml:space="preserve">상태</w:t>
             </w:r>
           </w:p>
         </w:tc>
@@ -7179,7 +5986,7 @@
                 <w:sz w:val="18"/>
                 <w:szCs w:val="18"/>
               </w:rPr>
-              <w:t>목표 V_TH</w:t>
+              <w:t xml:space="preserve">목표 V_TH</w:t>
             </w:r>
           </w:p>
         </w:tc>
@@ -7205,9 +6012,25 @@
                 <w:sz w:val="18"/>
                 <w:szCs w:val="18"/>
               </w:rPr>
-              <w:t>R7 / R8 (</w:t>
-            </w:r>
-            <w:proofErr w:type="spellStart"/>
+              <w:t xml:space="preserve">R7 / R8 (이상값)</w:t>
+            </w:r>
+          </w:p>
+        </w:tc>
+        <w:tc>
+          <w:tcPr>
+            <w:tcW w:w="1900" w:type="dxa"/>
+            <w:shd w:val="clear" w:color="auto" w:fill="F2F2F2"/>
+            <w:tcMar>
+              <w:top w:w="60" w:type="dxa"/>
+              <w:left w:w="100" w:type="dxa"/>
+              <w:bottom w:w="60" w:type="dxa"/>
+              <w:right w:w="100" w:type="dxa"/>
+            </w:tcMar>
+          </w:tcPr>
+          <w:p>
+            <w:pPr>
+              <w:spacing w:line="260" w:lineRule="auto"/>
+            </w:pPr>
             <w:r>
               <w:rPr>
                 <w:b/>
@@ -7215,9 +6038,25 @@
                 <w:sz w:val="18"/>
                 <w:szCs w:val="18"/>
               </w:rPr>
-              <w:t>이상값</w:t>
-            </w:r>
-            <w:proofErr w:type="spellEnd"/>
+              <w:t xml:space="preserve">E96 1% 실값</w:t>
+            </w:r>
+          </w:p>
+        </w:tc>
+        <w:tc>
+          <w:tcPr>
+            <w:tcW w:w="1200" w:type="dxa"/>
+            <w:shd w:val="clear" w:color="auto" w:fill="F2F2F2"/>
+            <w:tcMar>
+              <w:top w:w="60" w:type="dxa"/>
+              <w:left w:w="100" w:type="dxa"/>
+              <w:bottom w:w="60" w:type="dxa"/>
+              <w:right w:w="100" w:type="dxa"/>
+            </w:tcMar>
+          </w:tcPr>
+          <w:p>
+            <w:pPr>
+              <w:spacing w:line="260" w:lineRule="auto"/>
+            </w:pPr>
             <w:r>
               <w:rPr>
                 <w:b/>
@@ -7225,13 +6064,13 @@
                 <w:sz w:val="18"/>
                 <w:szCs w:val="18"/>
               </w:rPr>
-              <w:t>)</w:t>
-            </w:r>
-          </w:p>
-        </w:tc>
-        <w:tc>
-          <w:tcPr>
-            <w:tcW w:w="1900" w:type="dxa"/>
+              <w:t xml:space="preserve">실제 V_TH</w:t>
+            </w:r>
+          </w:p>
+        </w:tc>
+        <w:tc>
+          <w:tcPr>
+            <w:tcW w:w="1020" w:type="dxa"/>
             <w:shd w:val="clear" w:color="auto" w:fill="F2F2F2"/>
             <w:tcMar>
               <w:top w:w="60" w:type="dxa"/>
@@ -7251,70 +6090,7 @@
                 <w:sz w:val="18"/>
                 <w:szCs w:val="18"/>
               </w:rPr>
-              <w:t xml:space="preserve">E96 1% </w:t>
-            </w:r>
-            <w:proofErr w:type="spellStart"/>
-            <w:r>
-              <w:rPr>
-                <w:b/>
-                <w:bCs/>
-                <w:sz w:val="18"/>
-                <w:szCs w:val="18"/>
-              </w:rPr>
-              <w:t>실값</w:t>
-            </w:r>
-            <w:proofErr w:type="spellEnd"/>
-          </w:p>
-        </w:tc>
-        <w:tc>
-          <w:tcPr>
-            <w:tcW w:w="1200" w:type="dxa"/>
-            <w:shd w:val="clear" w:color="auto" w:fill="F2F2F2"/>
-            <w:tcMar>
-              <w:top w:w="60" w:type="dxa"/>
-              <w:left w:w="100" w:type="dxa"/>
-              <w:bottom w:w="60" w:type="dxa"/>
-              <w:right w:w="100" w:type="dxa"/>
-            </w:tcMar>
-          </w:tcPr>
-          <w:p>
-            <w:pPr>
-              <w:spacing w:line="260" w:lineRule="auto"/>
-            </w:pPr>
-            <w:r>
-              <w:rPr>
-                <w:b/>
-                <w:bCs/>
-                <w:sz w:val="18"/>
-                <w:szCs w:val="18"/>
-              </w:rPr>
-              <w:t>실제 V_TH</w:t>
-            </w:r>
-          </w:p>
-        </w:tc>
-        <w:tc>
-          <w:tcPr>
-            <w:tcW w:w="1020" w:type="dxa"/>
-            <w:shd w:val="clear" w:color="auto" w:fill="F2F2F2"/>
-            <w:tcMar>
-              <w:top w:w="60" w:type="dxa"/>
-              <w:left w:w="100" w:type="dxa"/>
-              <w:bottom w:w="60" w:type="dxa"/>
-              <w:right w:w="100" w:type="dxa"/>
-            </w:tcMar>
-          </w:tcPr>
-          <w:p>
-            <w:pPr>
-              <w:spacing w:line="260" w:lineRule="auto"/>
-            </w:pPr>
-            <w:r>
-              <w:rPr>
-                <w:b/>
-                <w:bCs/>
-                <w:sz w:val="18"/>
-                <w:szCs w:val="18"/>
-              </w:rPr>
-              <w:t>여유</w:t>
+              <w:t xml:space="preserve">margin</w:t>
             </w:r>
           </w:p>
         </w:tc>
@@ -7339,7 +6115,7 @@
                 <w:sz w:val="18"/>
                 <w:szCs w:val="18"/>
               </w:rPr>
-              <w:t>s1</w:t>
+              <w:t xml:space="preserve">s1</w:t>
             </w:r>
           </w:p>
         </w:tc>
@@ -7362,7 +6138,7 @@
                 <w:sz w:val="18"/>
                 <w:szCs w:val="18"/>
               </w:rPr>
-              <w:t>2.269 V</w:t>
+              <w:t xml:space="preserve">2.269 V</w:t>
             </w:r>
           </w:p>
         </w:tc>
@@ -7385,7 +6161,7 @@
                 <w:sz w:val="18"/>
                 <w:szCs w:val="18"/>
               </w:rPr>
-              <w:t>312.5k / 687.5k</w:t>
+              <w:t xml:space="preserve">312.5k / 687.5k</w:t>
             </w:r>
           </w:p>
         </w:tc>
@@ -7408,7 +6184,7 @@
                 <w:sz w:val="18"/>
                 <w:szCs w:val="18"/>
               </w:rPr>
-              <w:t>309k / 681k</w:t>
+              <w:t xml:space="preserve">309k / 681k</w:t>
             </w:r>
           </w:p>
         </w:tc>
@@ -7431,7 +6207,7 @@
                 <w:sz w:val="18"/>
                 <w:szCs w:val="18"/>
               </w:rPr>
-              <w:t>2.270 V</w:t>
+              <w:t xml:space="preserve">2.270 V</w:t>
             </w:r>
           </w:p>
         </w:tc>
@@ -7454,7 +6230,7 @@
                 <w:sz w:val="18"/>
                 <w:szCs w:val="18"/>
               </w:rPr>
-              <w:t>0.206 V</w:t>
+              <w:t xml:space="preserve">0.206 V</w:t>
             </w:r>
           </w:p>
         </w:tc>
@@ -7479,7 +6255,7 @@
                 <w:sz w:val="18"/>
                 <w:szCs w:val="18"/>
               </w:rPr>
-              <w:t>s2</w:t>
+              <w:t xml:space="preserve">s2</w:t>
             </w:r>
           </w:p>
         </w:tc>
@@ -7502,7 +6278,7 @@
                 <w:sz w:val="18"/>
                 <w:szCs w:val="18"/>
               </w:rPr>
-              <w:t>2.475 V</w:t>
+              <w:t xml:space="preserve">2.475 V</w:t>
             </w:r>
           </w:p>
         </w:tc>
@@ -7525,7 +6301,7 @@
                 <w:sz w:val="18"/>
                 <w:szCs w:val="18"/>
               </w:rPr>
-              <w:t>250.0k / 750.0k</w:t>
+              <w:t xml:space="preserve">250.0k / 750.0k</w:t>
             </w:r>
           </w:p>
         </w:tc>
@@ -7548,7 +6324,7 @@
                 <w:sz w:val="18"/>
                 <w:szCs w:val="18"/>
               </w:rPr>
-              <w:t>249k / 750k</w:t>
+              <w:t xml:space="preserve">249k / 750k</w:t>
             </w:r>
           </w:p>
         </w:tc>
@@ -7571,7 +6347,7 @@
                 <w:sz w:val="18"/>
                 <w:szCs w:val="18"/>
               </w:rPr>
-              <w:t>2.478 V</w:t>
+              <w:t xml:space="preserve">2.478 V</w:t>
             </w:r>
           </w:p>
         </w:tc>
@@ -7594,7 +6370,7 @@
                 <w:sz w:val="18"/>
                 <w:szCs w:val="18"/>
               </w:rPr>
-              <w:t>0.275 V</w:t>
+              <w:t xml:space="preserve">0.275 V</w:t>
             </w:r>
           </w:p>
         </w:tc>
@@ -7623,55 +6399,7 @@
           <w:sz w:val="18"/>
           <w:szCs w:val="18"/>
         </w:rPr>
-        <w:t xml:space="preserve">E96 1% 계열의 </w:t>
-      </w:r>
-      <w:proofErr w:type="spellStart"/>
-      <w:r>
-        <w:rPr>
-          <w:sz w:val="18"/>
-          <w:szCs w:val="18"/>
-        </w:rPr>
-        <w:t>표준값으로</w:t>
-      </w:r>
-      <w:proofErr w:type="spellEnd"/>
-      <w:r>
-        <w:rPr>
-          <w:sz w:val="18"/>
-          <w:szCs w:val="18"/>
-        </w:rPr>
-        <w:t xml:space="preserve"> 구현 가능하며, </w:t>
-      </w:r>
-      <w:proofErr w:type="spellStart"/>
-      <w:r>
-        <w:rPr>
-          <w:sz w:val="18"/>
-          <w:szCs w:val="18"/>
-        </w:rPr>
-        <w:t>목표값과의</w:t>
-      </w:r>
-      <w:proofErr w:type="spellEnd"/>
-      <w:r>
-        <w:rPr>
-          <w:sz w:val="18"/>
-          <w:szCs w:val="18"/>
-        </w:rPr>
-        <w:t xml:space="preserve"> 오차는 판정 여유의 1.5 % 수준이다. 저항비는 전원 전압과 무관하므로 계획서의 1.8 V</w:t>
-      </w:r>
-      <w:proofErr w:type="spellStart"/>
-      <w:r>
-        <w:rPr>
-          <w:sz w:val="18"/>
-          <w:szCs w:val="18"/>
-        </w:rPr>
-        <w:t>를</w:t>
-      </w:r>
-      <w:proofErr w:type="spellEnd"/>
-      <w:r>
-        <w:rPr>
-          <w:sz w:val="18"/>
-          <w:szCs w:val="18"/>
-        </w:rPr>
-        <w:t xml:space="preserve"> 유지할 경우에도 R7·R8 값은 동일하고 판정 여유만 0.113 V / 0.150 V로 줄어든다.</w:t>
+        <w:t xml:space="preserve">E96 1% 계열의 표준값으로 구현 가능하며, 목표값과의 오차는 margin의 1.5 % 수준이다. 저항비는 전원 전압과 무관하므로 계획서의 1.8 V를 유지할 경우에도 R7·R8 값은 동일하고 margin만 0.113 V / 0.150 V로 줄어든다.</w:t>
       </w:r>
     </w:p>
     <w:p>
@@ -7687,7 +6415,7 @@
           <w:sz w:val="21"/>
           <w:szCs w:val="21"/>
         </w:rPr>
-        <w:t>3.5.3 클립 단위 성능</w:t>
+        <w:t xml:space="preserve">3.5.3 클립 단위 성능</w:t>
       </w:r>
     </w:p>
     <w:p>
@@ -7695,15 +6423,7 @@
         <w:spacing w:after="120" w:line="300" w:lineRule="auto"/>
       </w:pPr>
       <w:r>
-        <w:t xml:space="preserve">Speech Commands v2 시험 분할(대상 212개, 비대상 880개), 난수 </w:t>
-      </w:r>
-      <w:proofErr w:type="spellStart"/>
-      <w:r>
-        <w:t>시드</w:t>
-      </w:r>
-      <w:proofErr w:type="spellEnd"/>
-      <w:r>
-        <w:t xml:space="preserve"> 5회 반복의 평균과 표준편차이다.</w:t>
+        <w:t xml:space="preserve">Speech Commands v2 시험 분할(대상 212개, 비대상 880개), 난수 시드 5회 반복의 평균과 표준편차이다.</w:t>
       </w:r>
     </w:p>
     <w:tbl>
@@ -7750,7 +6470,7 @@
                 <w:sz w:val="18"/>
                 <w:szCs w:val="18"/>
               </w:rPr>
-              <w:t>지표</w:t>
+              <w:t xml:space="preserve">지표</w:t>
             </w:r>
           </w:p>
         </w:tc>
@@ -7776,7 +6496,7 @@
                 <w:sz w:val="18"/>
                 <w:szCs w:val="18"/>
               </w:rPr>
-              <w:t>값</w:t>
+              <w:t xml:space="preserve">값</w:t>
             </w:r>
           </w:p>
         </w:tc>
@@ -7802,7 +6522,7 @@
                 <w:sz w:val="18"/>
                 <w:szCs w:val="18"/>
               </w:rPr>
-              <w:t>비고</w:t>
+              <w:t xml:space="preserve">비고</w:t>
             </w:r>
           </w:p>
         </w:tc>
@@ -7822,21 +6542,12 @@
             <w:pPr>
               <w:spacing w:line="260" w:lineRule="auto"/>
             </w:pPr>
-            <w:proofErr w:type="spellStart"/>
-            <w:r>
-              <w:rPr>
-                <w:sz w:val="18"/>
-                <w:szCs w:val="18"/>
-              </w:rPr>
-              <w:t>검출률</w:t>
-            </w:r>
-            <w:proofErr w:type="spellEnd"/>
-            <w:r>
-              <w:rPr>
-                <w:sz w:val="18"/>
-                <w:szCs w:val="18"/>
-              </w:rPr>
-              <w:t xml:space="preserve"> TPR</w:t>
+            <w:r>
+              <w:rPr>
+                <w:sz w:val="18"/>
+                <w:szCs w:val="18"/>
+              </w:rPr>
+              <w:t xml:space="preserve">검출률 TPR</w:t>
             </w:r>
           </w:p>
         </w:tc>
@@ -7860,7 +6571,7 @@
                 <w:sz w:val="18"/>
                 <w:szCs w:val="18"/>
               </w:rPr>
-              <w:t>0.519 ± 0.065</w:t>
+              <w:t xml:space="preserve">0.519 ± 0.065</w:t>
             </w:r>
           </w:p>
         </w:tc>
@@ -7883,7 +6594,7 @@
                 <w:sz w:val="18"/>
                 <w:szCs w:val="18"/>
               </w:rPr>
-              <w:t>채택 모델 단독 0.547</w:t>
+              <w:t xml:space="preserve">채택 모델 단독 0.547</w:t>
             </w:r>
           </w:p>
         </w:tc>
@@ -7903,22 +6614,12 @@
             <w:pPr>
               <w:spacing w:line="260" w:lineRule="auto"/>
             </w:pPr>
-            <w:proofErr w:type="spellStart"/>
-            <w:r>
-              <w:rPr>
-                <w:sz w:val="18"/>
-                <w:szCs w:val="18"/>
-              </w:rPr>
-              <w:lastRenderedPageBreak/>
-              <w:t>오검출률</w:t>
-            </w:r>
-            <w:proofErr w:type="spellEnd"/>
-            <w:r>
-              <w:rPr>
-                <w:sz w:val="18"/>
-                <w:szCs w:val="18"/>
-              </w:rPr>
-              <w:t xml:space="preserve"> FPR</w:t>
+            <w:r>
+              <w:rPr>
+                <w:sz w:val="18"/>
+                <w:szCs w:val="18"/>
+              </w:rPr>
+              <w:t xml:space="preserve">오검출률 FPR</w:t>
             </w:r>
           </w:p>
         </w:tc>
@@ -7942,7 +6643,7 @@
                 <w:sz w:val="18"/>
                 <w:szCs w:val="18"/>
               </w:rPr>
-              <w:t>0.031 ± 0.006</w:t>
+              <w:t xml:space="preserve">0.031 ± 0.006</w:t>
             </w:r>
           </w:p>
         </w:tc>
@@ -7965,23 +6666,7 @@
                 <w:sz w:val="18"/>
                 <w:szCs w:val="18"/>
               </w:rPr>
-              <w:t xml:space="preserve">클립 단위이며 시간당 </w:t>
-            </w:r>
-            <w:proofErr w:type="spellStart"/>
-            <w:r>
-              <w:rPr>
-                <w:sz w:val="18"/>
-                <w:szCs w:val="18"/>
-              </w:rPr>
-              <w:t>오검출과</w:t>
-            </w:r>
-            <w:proofErr w:type="spellEnd"/>
-            <w:r>
-              <w:rPr>
-                <w:sz w:val="18"/>
-                <w:szCs w:val="18"/>
-              </w:rPr>
-              <w:t xml:space="preserve"> 다름</w:t>
+              <w:t xml:space="preserve">클립 단위이며 시간당 오검출과 다름</w:t>
             </w:r>
           </w:p>
         </w:tc>
@@ -8006,17 +6691,8 @@
                 <w:sz w:val="18"/>
                 <w:szCs w:val="18"/>
               </w:rPr>
-              <w:t xml:space="preserve">START </w:t>
-            </w:r>
-            <w:proofErr w:type="spellStart"/>
-            <w:r>
-              <w:rPr>
-                <w:sz w:val="18"/>
-                <w:szCs w:val="18"/>
-              </w:rPr>
-              <w:t>재현율</w:t>
-            </w:r>
-            <w:proofErr w:type="spellEnd"/>
+              <w:t xml:space="preserve">START 재현율</w:t>
+            </w:r>
           </w:p>
         </w:tc>
         <w:tc>
@@ -8039,7 +6715,7 @@
                 <w:sz w:val="18"/>
                 <w:szCs w:val="18"/>
               </w:rPr>
-              <w:t>0.927 ± 0.004</w:t>
+              <w:t xml:space="preserve">0.927 ± 0.004</w:t>
             </w:r>
           </w:p>
         </w:tc>
@@ -8062,23 +6738,7 @@
                 <w:sz w:val="18"/>
                 <w:szCs w:val="18"/>
               </w:rPr>
-              <w:t xml:space="preserve">START </w:t>
-            </w:r>
-            <w:proofErr w:type="spellStart"/>
-            <w:r>
-              <w:rPr>
-                <w:sz w:val="18"/>
-                <w:szCs w:val="18"/>
-              </w:rPr>
-              <w:t>미발생</w:t>
-            </w:r>
-            <w:proofErr w:type="spellEnd"/>
-            <w:r>
-              <w:rPr>
-                <w:sz w:val="18"/>
-                <w:szCs w:val="18"/>
-              </w:rPr>
-              <w:t xml:space="preserve"> 시 판정 자체가 불가</w:t>
+              <w:t xml:space="preserve">START 미발생 시 판정 자체가 불가</w:t>
             </w:r>
           </w:p>
         </w:tc>
@@ -8097,43 +6757,15 @@
           <w:sz w:val="21"/>
           <w:szCs w:val="21"/>
         </w:rPr>
-        <w:t xml:space="preserve">3.5.4 연속 오디오 기준 성능과 </w:t>
-      </w:r>
-      <w:proofErr w:type="spellStart"/>
-      <w:r>
-        <w:rPr>
-          <w:b/>
-          <w:bCs/>
-          <w:color w:val="25646F"/>
-          <w:sz w:val="21"/>
-          <w:szCs w:val="21"/>
-        </w:rPr>
-        <w:t>동작점</w:t>
-      </w:r>
-      <w:proofErr w:type="spellEnd"/>
+        <w:t xml:space="preserve">3.5.4 연속 오디오 기준 성능과 동작점</w:t>
+      </w:r>
     </w:p>
     <w:p>
       <w:pPr>
         <w:spacing w:after="120" w:line="300" w:lineRule="auto"/>
       </w:pPr>
       <w:r>
-        <w:t xml:space="preserve">클립 단위 FPR은 시간당 </w:t>
-      </w:r>
-      <w:proofErr w:type="spellStart"/>
-      <w:r>
-        <w:t>오검출로</w:t>
-      </w:r>
-      <w:proofErr w:type="spellEnd"/>
-      <w:r>
-        <w:t xml:space="preserve"> 직접 환산되지 않으므로, 계획서 6.3절 계획대로 비대상 발화와 소음을 연결한 연속 오디오 스트림(120분)에서 상태기계를 연속 실행하였다. 아래 값은 </w:t>
-      </w:r>
-      <w:proofErr w:type="spellStart"/>
-      <w:r>
-        <w:t>동작점</w:t>
-      </w:r>
-      <w:proofErr w:type="spellEnd"/>
-      <w:r>
-        <w:t xml:space="preserve"> 선택에 사용하지 않은 별도 검증 스트림에서 다시 측정한 것이다.</w:t>
+        <w:t xml:space="preserve">클립 단위 FPR은 시간당 오검출로 직접 환산되지 않으므로, 계획서 6.3절 계획대로 비대상 발화와 소음을 연결한 연속 오디오 스트림(120분)에서 state machine를 연속 실행하였다. 아래 값은 동작점 선택에 사용하지 않은 별도 검증 스트림에서 다시 측정한 것이다.</w:t>
       </w:r>
     </w:p>
     <w:tbl>
@@ -8181,7 +6813,7 @@
                 <w:sz w:val="18"/>
                 <w:szCs w:val="18"/>
               </w:rPr>
-              <w:t>조건</w:t>
+              <w:t xml:space="preserve">조건</w:t>
             </w:r>
           </w:p>
         </w:tc>
@@ -8200,7 +6832,6 @@
             <w:pPr>
               <w:spacing w:line="260" w:lineRule="auto"/>
             </w:pPr>
-            <w:proofErr w:type="spellStart"/>
             <w:r>
               <w:rPr>
                 <w:b/>
@@ -8208,9 +6839,8 @@
                 <w:sz w:val="18"/>
                 <w:szCs w:val="18"/>
               </w:rPr>
-              <w:t>동작점</w:t>
-            </w:r>
-            <w:proofErr w:type="spellEnd"/>
+              <w:t xml:space="preserve">동작점</w:t>
+            </w:r>
           </w:p>
         </w:tc>
         <w:tc>
@@ -8228,7 +6858,6 @@
             <w:pPr>
               <w:spacing w:line="260" w:lineRule="auto"/>
             </w:pPr>
-            <w:proofErr w:type="spellStart"/>
             <w:r>
               <w:rPr>
                 <w:b/>
@@ -8236,9 +6865,8 @@
                 <w:sz w:val="18"/>
                 <w:szCs w:val="18"/>
               </w:rPr>
-              <w:t>검출률</w:t>
-            </w:r>
-            <w:proofErr w:type="spellEnd"/>
+              <w:t xml:space="preserve">검출률</w:t>
+            </w:r>
           </w:p>
         </w:tc>
         <w:tc>
@@ -8263,7 +6891,7 @@
                 <w:sz w:val="18"/>
                 <w:szCs w:val="18"/>
               </w:rPr>
-              <w:t>FA/h</w:t>
+              <w:t xml:space="preserve">FA/h</w:t>
             </w:r>
           </w:p>
         </w:tc>
@@ -8288,7 +6916,7 @@
                 <w:sz w:val="18"/>
                 <w:szCs w:val="18"/>
               </w:rPr>
-              <w:t>조용한 실내 (주변 말소리 1 %)</w:t>
+              <w:t xml:space="preserve">조용한 실내 (주변 말소리 1 %)</w:t>
             </w:r>
           </w:p>
         </w:tc>
@@ -8311,23 +6939,7 @@
                 <w:sz w:val="18"/>
                 <w:szCs w:val="18"/>
               </w:rPr>
-              <w:t>k</w:t>
-            </w:r>
-            <w:proofErr w:type="gramStart"/>
-            <w:r>
-              <w:rPr>
-                <w:sz w:val="18"/>
-                <w:szCs w:val="18"/>
-              </w:rPr>
-              <w:t>=[</w:t>
-            </w:r>
-            <w:proofErr w:type="gramEnd"/>
-            <w:r>
-              <w:rPr>
-                <w:sz w:val="18"/>
-                <w:szCs w:val="18"/>
-              </w:rPr>
-              <w:t>6,5], timeout 60</w:t>
+              <w:t xml:space="preserve">k=[6,5], timeout 60</w:t>
             </w:r>
           </w:p>
         </w:tc>
@@ -8351,7 +6963,7 @@
                 <w:sz w:val="18"/>
                 <w:szCs w:val="18"/>
               </w:rPr>
-              <w:t>50.0 %</w:t>
+              <w:t xml:space="preserve">50.0 %</w:t>
             </w:r>
           </w:p>
         </w:tc>
@@ -8375,7 +6987,7 @@
                 <w:sz w:val="18"/>
                 <w:szCs w:val="18"/>
               </w:rPr>
-              <w:t>25.0</w:t>
+              <w:t xml:space="preserve">25.0</w:t>
             </w:r>
           </w:p>
         </w:tc>
@@ -8400,23 +7012,7 @@
                 <w:sz w:val="18"/>
                 <w:szCs w:val="18"/>
               </w:rPr>
-              <w:t>조용한 실내 (</w:t>
-            </w:r>
-            <w:proofErr w:type="spellStart"/>
-            <w:r>
-              <w:rPr>
-                <w:sz w:val="18"/>
-                <w:szCs w:val="18"/>
-              </w:rPr>
-              <w:t>저오검출</w:t>
-            </w:r>
-            <w:proofErr w:type="spellEnd"/>
-            <w:r>
-              <w:rPr>
-                <w:sz w:val="18"/>
-                <w:szCs w:val="18"/>
-              </w:rPr>
-              <w:t xml:space="preserve"> 설정)</w:t>
+              <w:t xml:space="preserve">조용한 실내 (저오검출 설정)</w:t>
             </w:r>
           </w:p>
         </w:tc>
@@ -8439,23 +7035,7 @@
                 <w:sz w:val="18"/>
                 <w:szCs w:val="18"/>
               </w:rPr>
-              <w:t>k</w:t>
-            </w:r>
-            <w:proofErr w:type="gramStart"/>
-            <w:r>
-              <w:rPr>
-                <w:sz w:val="18"/>
-                <w:szCs w:val="18"/>
-              </w:rPr>
-              <w:t>=[</w:t>
-            </w:r>
-            <w:proofErr w:type="gramEnd"/>
-            <w:r>
-              <w:rPr>
-                <w:sz w:val="18"/>
-                <w:szCs w:val="18"/>
-              </w:rPr>
-              <w:t>7,6], timeout 28</w:t>
+              <w:t xml:space="preserve">k=[7,6], timeout 28</w:t>
             </w:r>
           </w:p>
         </w:tc>
@@ -8479,7 +7059,7 @@
                 <w:sz w:val="18"/>
                 <w:szCs w:val="18"/>
               </w:rPr>
-              <w:t>43.5 %</w:t>
+              <w:t xml:space="preserve">43.5 %</w:t>
             </w:r>
           </w:p>
         </w:tc>
@@ -8503,7 +7083,7 @@
                 <w:sz w:val="18"/>
                 <w:szCs w:val="18"/>
               </w:rPr>
-              <w:t>18.5</w:t>
+              <w:t xml:space="preserve">18.5</w:t>
             </w:r>
           </w:p>
         </w:tc>
@@ -8528,7 +7108,7 @@
                 <w:sz w:val="18"/>
                 <w:szCs w:val="18"/>
               </w:rPr>
-              <w:t>주변 대화 있음 (말소리 13 %)</w:t>
+              <w:t xml:space="preserve">주변 대화 있음 (말소리 13 %)</w:t>
             </w:r>
           </w:p>
         </w:tc>
@@ -8551,7 +7131,7 @@
                 <w:sz w:val="18"/>
                 <w:szCs w:val="18"/>
               </w:rPr>
-              <w:t>FA/h ≤ 100 허용</w:t>
+              <w:t xml:space="preserve">FA/h ≤ 100 허용</w:t>
             </w:r>
           </w:p>
         </w:tc>
@@ -8575,7 +7155,7 @@
                 <w:sz w:val="18"/>
                 <w:szCs w:val="18"/>
               </w:rPr>
-              <w:t>38.6 %</w:t>
+              <w:t xml:space="preserve">38.6 %</w:t>
             </w:r>
           </w:p>
         </w:tc>
@@ -8599,7 +7179,7 @@
                 <w:sz w:val="18"/>
                 <w:szCs w:val="18"/>
               </w:rPr>
-              <w:t>92.9</w:t>
+              <w:t xml:space="preserve">92.9</w:t>
             </w:r>
           </w:p>
         </w:tc>
@@ -8613,7 +7193,6 @@
         <w:spacing w:before="60" w:after="160"/>
         <w:ind w:left="240"/>
         <w:rPr>
-          <w:rFonts w:hint="eastAsia"/>
           <w:sz w:val="18"/>
           <w:szCs w:val="18"/>
         </w:rPr>
@@ -8628,21 +7207,12 @@
         </w:rPr>
         <w:t xml:space="preserve">【변경】 </w:t>
       </w:r>
-      <w:proofErr w:type="spellStart"/>
       <w:r>
         <w:rPr>
           <w:sz w:val="18"/>
           <w:szCs w:val="18"/>
         </w:rPr>
-        <w:t>오검출은</w:t>
-      </w:r>
-      <w:proofErr w:type="spellEnd"/>
-      <w:r>
-        <w:rPr>
-          <w:sz w:val="18"/>
-          <w:szCs w:val="18"/>
-        </w:rPr>
-        <w:t xml:space="preserve"> 환경 잡음이 아니라 주변의 다른 말소리에서 발생한다. 주변 말소리 비중이 53 %인 조건과 1 %인 조건 사이에서 같은 동작점의 FA/h가 약 5배 차이를 보였다. 이에 따라 조용한 실내를 전제로 한 동작점을 채택하였다.</w:t>
+        <w:t xml:space="preserve">오검출은 환경 잡음이 아니라 주변의 다른 말소리에서 발생한다. 주변 말소리 비중이 53 %인 조건과 1 %인 조건 사이에서 같은 동작점의 FA/h가 약 5배 차이를 보였다. 이에 따라 조용한 실내를 전제로 한 동작점을 채택하였다.</w:t>
       </w:r>
     </w:p>
     <w:p>
@@ -8671,29 +7241,7 @@
           <w:sz w:val="21"/>
           <w:szCs w:val="21"/>
         </w:rPr>
-        <w:t xml:space="preserve">3.5.5 채널 </w:t>
-      </w:r>
-      <w:proofErr w:type="spellStart"/>
-      <w:r>
-        <w:rPr>
-          <w:b/>
-          <w:bCs/>
-          <w:color w:val="25646F"/>
-          <w:sz w:val="21"/>
-          <w:szCs w:val="21"/>
-        </w:rPr>
-        <w:t>임계값</w:t>
-      </w:r>
-      <w:proofErr w:type="spellEnd"/>
-      <w:r>
-        <w:rPr>
-          <w:b/>
-          <w:bCs/>
-          <w:color w:val="25646F"/>
-          <w:sz w:val="21"/>
-          <w:szCs w:val="21"/>
-        </w:rPr>
-        <w:t xml:space="preserve"> 격자 양자화</w:t>
+        <w:t xml:space="preserve">3.5.5 채널 임계값 격자 양자화</w:t>
       </w:r>
     </w:p>
     <w:p>
@@ -8701,39 +7249,11 @@
         <w:spacing w:after="120" w:line="300" w:lineRule="auto"/>
       </w:pPr>
       <w:r>
+        <w:lastRenderedPageBreak/>
         <w:t xml:space="preserve">채널 </w:t>
       </w:r>
-      <w:proofErr w:type="spellStart"/>
-      <w:r>
-        <w:t>임계값은</w:t>
-      </w:r>
-      <w:proofErr w:type="spellEnd"/>
-      <w:r>
-        <w:t xml:space="preserve"> 아날로그 기준전압 생성부의 VTHR 격자로 구현되므로, </w:t>
-      </w:r>
-      <w:proofErr w:type="spellStart"/>
-      <w:r>
-        <w:t>연속값이</w:t>
-      </w:r>
-      <w:proofErr w:type="spellEnd"/>
-      <w:r>
-        <w:t xml:space="preserve"> 아닌 </w:t>
-      </w:r>
-      <w:proofErr w:type="spellStart"/>
-      <w:r>
-        <w:t>격자값으로</w:t>
-      </w:r>
-      <w:proofErr w:type="spellEnd"/>
-      <w:r>
-        <w:t xml:space="preserve"> </w:t>
-      </w:r>
-      <w:proofErr w:type="spellStart"/>
-      <w:r>
-        <w:t>양자화했을</w:t>
-      </w:r>
-      <w:proofErr w:type="spellEnd"/>
-      <w:r>
-        <w:t xml:space="preserve"> 때의 손실을 측정하였다.</w:t>
+      <w:r>
+        <w:t xml:space="preserve">임계값은 아날로그 기준전압 생성부의 VTHR 격자로 구현되므로, 연속값이 아닌 격자값으로 양자화했을 때의 손실을 측정하였다.</w:t>
       </w:r>
     </w:p>
     <w:tbl>
@@ -8781,7 +7301,7 @@
                 <w:sz w:val="18"/>
                 <w:szCs w:val="18"/>
               </w:rPr>
-              <w:t>격자 간격(정규화)</w:t>
+              <w:t xml:space="preserve">격자 간격(정규화)</w:t>
             </w:r>
           </w:p>
         </w:tc>
@@ -8800,7 +7320,6 @@
             <w:pPr>
               <w:spacing w:line="260" w:lineRule="auto"/>
             </w:pPr>
-            <w:proofErr w:type="spellStart"/>
             <w:r>
               <w:rPr>
                 <w:b/>
@@ -8808,9 +7327,25 @@
                 <w:sz w:val="18"/>
                 <w:szCs w:val="18"/>
               </w:rPr>
-              <w:t>고유값</w:t>
-            </w:r>
-            <w:proofErr w:type="spellEnd"/>
+              <w:t xml:space="preserve">고유값 수</w:t>
+            </w:r>
+          </w:p>
+        </w:tc>
+        <w:tc>
+          <w:tcPr>
+            <w:tcW w:w="2300" w:type="dxa"/>
+            <w:shd w:val="clear" w:color="auto" w:fill="F2F2F2"/>
+            <w:tcMar>
+              <w:top w:w="60" w:type="dxa"/>
+              <w:left w:w="100" w:type="dxa"/>
+              <w:bottom w:w="60" w:type="dxa"/>
+              <w:right w:w="100" w:type="dxa"/>
+            </w:tcMar>
+          </w:tcPr>
+          <w:p>
+            <w:pPr>
+              <w:spacing w:line="260" w:lineRule="auto"/>
+            </w:pPr>
             <w:r>
               <w:rPr>
                 <w:b/>
@@ -8818,13 +7353,13 @@
                 <w:sz w:val="18"/>
                 <w:szCs w:val="18"/>
               </w:rPr>
-              <w:t xml:space="preserve"> 수</w:t>
-            </w:r>
-          </w:p>
-        </w:tc>
-        <w:tc>
-          <w:tcPr>
-            <w:tcW w:w="2300" w:type="dxa"/>
+              <w:t xml:space="preserve">검출률</w:t>
+            </w:r>
+          </w:p>
+        </w:tc>
+        <w:tc>
+          <w:tcPr>
+            <w:tcW w:w="2320" w:type="dxa"/>
             <w:shd w:val="clear" w:color="auto" w:fill="F2F2F2"/>
             <w:tcMar>
               <w:top w:w="60" w:type="dxa"/>
@@ -8837,7 +7372,6 @@
             <w:pPr>
               <w:spacing w:line="260" w:lineRule="auto"/>
             </w:pPr>
-            <w:proofErr w:type="spellStart"/>
             <w:r>
               <w:rPr>
                 <w:b/>
@@ -8845,34 +7379,7 @@
                 <w:sz w:val="18"/>
                 <w:szCs w:val="18"/>
               </w:rPr>
-              <w:t>검출률</w:t>
-            </w:r>
-            <w:proofErr w:type="spellEnd"/>
-          </w:p>
-        </w:tc>
-        <w:tc>
-          <w:tcPr>
-            <w:tcW w:w="2320" w:type="dxa"/>
-            <w:shd w:val="clear" w:color="auto" w:fill="F2F2F2"/>
-            <w:tcMar>
-              <w:top w:w="60" w:type="dxa"/>
-              <w:left w:w="100" w:type="dxa"/>
-              <w:bottom w:w="60" w:type="dxa"/>
-              <w:right w:w="100" w:type="dxa"/>
-            </w:tcMar>
-          </w:tcPr>
-          <w:p>
-            <w:pPr>
-              <w:spacing w:line="260" w:lineRule="auto"/>
-            </w:pPr>
-            <w:r>
-              <w:rPr>
-                <w:b/>
-                <w:bCs/>
-                <w:sz w:val="18"/>
-                <w:szCs w:val="18"/>
-              </w:rPr>
-              <w:t>변화</w:t>
+              <w:t xml:space="preserve">변화</w:t>
             </w:r>
           </w:p>
         </w:tc>
@@ -8897,7 +7404,7 @@
                 <w:sz w:val="18"/>
                 <w:szCs w:val="18"/>
               </w:rPr>
-              <w:t>양자화 전</w:t>
+              <w:t xml:space="preserve">양자화 전</w:t>
             </w:r>
           </w:p>
         </w:tc>
@@ -8921,7 +7428,7 @@
                 <w:sz w:val="18"/>
                 <w:szCs w:val="18"/>
               </w:rPr>
-              <w:t>8</w:t>
+              <w:t xml:space="preserve">8</w:t>
             </w:r>
           </w:p>
         </w:tc>
@@ -8945,7 +7452,7 @@
                 <w:sz w:val="18"/>
                 <w:szCs w:val="18"/>
               </w:rPr>
-              <w:t>0.547</w:t>
+              <w:t xml:space="preserve">0.547</w:t>
             </w:r>
           </w:p>
         </w:tc>
@@ -8968,7 +7475,7 @@
                 <w:sz w:val="18"/>
                 <w:szCs w:val="18"/>
               </w:rPr>
-              <w:t>—</w:t>
+              <w:t xml:space="preserve">—</w:t>
             </w:r>
           </w:p>
         </w:tc>
@@ -8993,7 +7500,7 @@
                 <w:sz w:val="18"/>
                 <w:szCs w:val="18"/>
               </w:rPr>
-              <w:t>0.005</w:t>
+              <w:t xml:space="preserve">0.005</w:t>
             </w:r>
           </w:p>
         </w:tc>
@@ -9017,7 +7524,7 @@
                 <w:sz w:val="18"/>
                 <w:szCs w:val="18"/>
               </w:rPr>
-              <w:t>6</w:t>
+              <w:t xml:space="preserve">6</w:t>
             </w:r>
           </w:p>
         </w:tc>
@@ -9041,7 +7548,7 @@
                 <w:sz w:val="18"/>
                 <w:szCs w:val="18"/>
               </w:rPr>
-              <w:t>0.561</w:t>
+              <w:t xml:space="preserve">0.561</w:t>
             </w:r>
           </w:p>
         </w:tc>
@@ -9064,7 +7571,7 @@
                 <w:sz w:val="18"/>
                 <w:szCs w:val="18"/>
               </w:rPr>
-              <w:t>+0.014</w:t>
+              <w:t xml:space="preserve">+0.014</w:t>
             </w:r>
           </w:p>
         </w:tc>
@@ -9089,7 +7596,7 @@
                 <w:sz w:val="18"/>
                 <w:szCs w:val="18"/>
               </w:rPr>
-              <w:t>0.010</w:t>
+              <w:t xml:space="preserve">0.010</w:t>
             </w:r>
           </w:p>
         </w:tc>
@@ -9113,7 +7620,7 @@
                 <w:sz w:val="18"/>
                 <w:szCs w:val="18"/>
               </w:rPr>
-              <w:t>3</w:t>
+              <w:t xml:space="preserve">3</w:t>
             </w:r>
           </w:p>
         </w:tc>
@@ -9137,7 +7644,7 @@
                 <w:sz w:val="18"/>
                 <w:szCs w:val="18"/>
               </w:rPr>
-              <w:t>0.524</w:t>
+              <w:t xml:space="preserve">0.524</w:t>
             </w:r>
           </w:p>
         </w:tc>
@@ -9161,7 +7668,7 @@
                 <w:sz w:val="18"/>
                 <w:szCs w:val="18"/>
               </w:rPr>
-              <w:t>−0.024</w:t>
+              <w:t xml:space="preserve">−0.024</w:t>
             </w:r>
           </w:p>
         </w:tc>
@@ -9186,7 +7693,7 @@
                 <w:sz w:val="18"/>
                 <w:szCs w:val="18"/>
               </w:rPr>
-              <w:t>0.050</w:t>
+              <w:t xml:space="preserve">0.050</w:t>
             </w:r>
           </w:p>
         </w:tc>
@@ -9210,7 +7717,7 @@
                 <w:sz w:val="18"/>
                 <w:szCs w:val="18"/>
               </w:rPr>
-              <w:t>1</w:t>
+              <w:t xml:space="preserve">1</w:t>
             </w:r>
           </w:p>
         </w:tc>
@@ -9234,7 +7741,7 @@
                 <w:sz w:val="18"/>
                 <w:szCs w:val="18"/>
               </w:rPr>
-              <w:t>0.524</w:t>
+              <w:t xml:space="preserve">0.524</w:t>
             </w:r>
           </w:p>
         </w:tc>
@@ -9258,7 +7765,7 @@
                 <w:sz w:val="18"/>
                 <w:szCs w:val="18"/>
               </w:rPr>
-              <w:t>−0.024</w:t>
+              <w:t xml:space="preserve">−0.024</w:t>
             </w:r>
           </w:p>
         </w:tc>
@@ -9269,55 +7776,7 @@
         <w:spacing w:after="120" w:line="300" w:lineRule="auto"/>
       </w:pPr>
       <w:r>
-        <w:t xml:space="preserve">학습된 </w:t>
-      </w:r>
-      <w:proofErr w:type="spellStart"/>
-      <w:r>
-        <w:t>임계값의</w:t>
-      </w:r>
-      <w:proofErr w:type="spellEnd"/>
-      <w:r>
-        <w:t xml:space="preserve"> 분포 폭이 0.0252로 좁아 격자가 거칠어도 손실이 작다. 8채널이 값 하나로 뭉치는 극단에서도 감소폭 0.024는 </w:t>
-      </w:r>
-      <w:proofErr w:type="spellStart"/>
-      <w:r>
-        <w:t>시드</w:t>
-      </w:r>
-      <w:proofErr w:type="spellEnd"/>
-      <w:r>
-        <w:t xml:space="preserve"> 편차(±0.065)의 절반에 못 미친다. 기존 VTHR </w:t>
-      </w:r>
-      <w:proofErr w:type="spellStart"/>
-      <w:r>
-        <w:t>생성부</w:t>
-      </w:r>
-      <w:proofErr w:type="spellEnd"/>
-      <w:r>
-        <w:t xml:space="preserve">(400 </w:t>
-      </w:r>
-      <w:proofErr w:type="spellStart"/>
-      <w:r>
-        <w:t>kΩ</w:t>
-      </w:r>
-      <w:proofErr w:type="spellEnd"/>
-      <w:r>
-        <w:t xml:space="preserve"> + 5 </w:t>
-      </w:r>
-      <w:proofErr w:type="spellStart"/>
-      <w:r>
-        <w:t>kΩ</w:t>
-      </w:r>
-      <w:proofErr w:type="spellEnd"/>
-      <w:r>
-        <w:t xml:space="preserve"> 사다리 + 465 </w:t>
-      </w:r>
-      <w:proofErr w:type="spellStart"/>
-      <w:r>
-        <w:t>kΩ</w:t>
-      </w:r>
-      <w:proofErr w:type="spellEnd"/>
-      <w:r>
-        <w:t>)의 격자가 충분히 촘촘함을 확인하였으므로 아날로그 구조는 계획서대로 유지한다.</w:t>
+        <w:t xml:space="preserve">학습된 임계값의 분포 폭이 0.0252로 좁아 격자가 거칠어도 손실이 작다. 8채널이 값 하나로 뭉치는 극단에서도 감소폭 0.024는 시드 편차(±0.065)의 절반에 못 미친다. 기존 VTHR 생성부(400 kΩ + 5 kΩ 사다리 + 465 kΩ)의 격자가 충분히 촘촘함을 확인하였으므로 아날로그 구조는 계획서대로 유지한다.</w:t>
       </w:r>
     </w:p>
     <w:p>
@@ -9327,9 +7786,6 @@
         </w:pBdr>
         <w:spacing w:before="60" w:after="160"/>
         <w:ind w:left="240"/>
-        <w:rPr>
-          <w:rFonts w:hint="eastAsia"/>
-        </w:rPr>
       </w:pPr>
       <w:r>
         <w:rPr>
@@ -9337,80 +7793,7 @@
           <w:sz w:val="18"/>
           <w:szCs w:val="18"/>
         </w:rPr>
-        <w:lastRenderedPageBreak/>
-        <w:t xml:space="preserve">참고로 400 </w:t>
-      </w:r>
-      <w:proofErr w:type="spellStart"/>
-      <w:r>
-        <w:rPr>
-          <w:color w:val="444444"/>
-          <w:sz w:val="18"/>
-          <w:szCs w:val="18"/>
-        </w:rPr>
-        <w:t>kΩ</w:t>
-      </w:r>
-      <w:proofErr w:type="spellEnd"/>
-      <w:r>
-        <w:rPr>
-          <w:color w:val="444444"/>
-          <w:sz w:val="18"/>
-          <w:szCs w:val="18"/>
-        </w:rPr>
-        <w:t xml:space="preserve">/465 </w:t>
-      </w:r>
-      <w:proofErr w:type="spellStart"/>
-      <w:r>
-        <w:rPr>
-          <w:color w:val="444444"/>
-          <w:sz w:val="18"/>
-          <w:szCs w:val="18"/>
-        </w:rPr>
-        <w:t>kΩ</w:t>
-      </w:r>
-      <w:proofErr w:type="spellEnd"/>
-      <w:r>
-        <w:rPr>
-          <w:color w:val="444444"/>
-          <w:sz w:val="18"/>
-          <w:szCs w:val="18"/>
-        </w:rPr>
-        <w:t xml:space="preserve"> </w:t>
-      </w:r>
-      <w:proofErr w:type="spellStart"/>
-      <w:r>
-        <w:rPr>
-          <w:color w:val="444444"/>
-          <w:sz w:val="18"/>
-          <w:szCs w:val="18"/>
-        </w:rPr>
-        <w:t>분압은</w:t>
-      </w:r>
-      <w:proofErr w:type="spellEnd"/>
-      <w:r>
-        <w:rPr>
-          <w:color w:val="444444"/>
-          <w:sz w:val="18"/>
-          <w:szCs w:val="18"/>
-        </w:rPr>
-        <w:t xml:space="preserve"> 1.8 V × 465/865 = 967.6 mV로 계획서 그림 6의 970 mV 기준선과 일치하며, 5 </w:t>
-      </w:r>
-      <w:proofErr w:type="spellStart"/>
-      <w:r>
-        <w:rPr>
-          <w:color w:val="444444"/>
-          <w:sz w:val="18"/>
-          <w:szCs w:val="18"/>
-        </w:rPr>
-        <w:t>kΩ</w:t>
-      </w:r>
-      <w:proofErr w:type="spellEnd"/>
-      <w:r>
-        <w:rPr>
-          <w:color w:val="444444"/>
-          <w:sz w:val="18"/>
-          <w:szCs w:val="18"/>
-        </w:rPr>
-        <w:t xml:space="preserve"> 한 단은 10.4 mV로 VTHR094~VTHR100의 10 mV 격자에 해당한다. </w:t>
+        <w:t xml:space="preserve">참고로 400 kΩ/465 kΩ 분압은 1.8 V × 465/865 = 967.6 mV로 계획서 그림 6의 970 mV 기준선과 일치하며, 5 kΩ 한 단은 10.4 mV로 VTHR094~VTHR100의 10 mV 격자에 해당한다. </w:t>
       </w:r>
       <w:r>
         <w:rPr>
@@ -9427,7 +7810,7 @@
           <w:sz w:val="18"/>
           <w:szCs w:val="18"/>
         </w:rPr>
-        <w:t>기준전압으로</w:t>
+        <w:t xml:space="preserve">기준전압으로</w:t>
       </w:r>
       <w:r>
         <w:rPr>
@@ -9444,7 +7827,7 @@
           <w:sz w:val="18"/>
           <w:szCs w:val="18"/>
         </w:rPr>
-        <w:t>단순화할 여지</w:t>
+        <w:t xml:space="preserve">단순화할 여지</w:t>
       </w:r>
       <w:r>
         <w:rPr>
@@ -9453,7 +7836,7 @@
           <w:sz w:val="18"/>
           <w:szCs w:val="18"/>
         </w:rPr>
-        <w:t>가 있다.</w:t>
+        <w:t xml:space="preserve">가 있다.</w:t>
       </w:r>
     </w:p>
     <w:p>
@@ -9469,7 +7852,7 @@
           <w:sz w:val="21"/>
           <w:szCs w:val="21"/>
         </w:rPr>
-        <w:t>3.5.6 8채널 선정</w:t>
+        <w:t xml:space="preserve">3.5.6 8채널 선정</w:t>
       </w:r>
     </w:p>
     <w:p>
@@ -9477,23 +7860,7 @@
         <w:spacing w:after="120" w:line="300" w:lineRule="auto"/>
       </w:pPr>
       <w:r>
-        <w:t>학습 모델은 125 Hz~5 kHz</w:t>
-      </w:r>
-      <w:proofErr w:type="spellStart"/>
-      <w:r>
-        <w:t>를</w:t>
-      </w:r>
-      <w:proofErr w:type="spellEnd"/>
-      <w:r>
-        <w:t xml:space="preserve"> Mel 척도로 </w:t>
-      </w:r>
-      <w:proofErr w:type="spellStart"/>
-      <w:r>
-        <w:t>등간격</w:t>
-      </w:r>
-      <w:proofErr w:type="spellEnd"/>
-      <w:r>
-        <w:t xml:space="preserve"> 분할한 8채널을 가정하며, 그 중심주파수는 약 323, 568, 871, 1247, 1713, 2292, 3008, 3896 Hz이다. 계획서의 16채널 중 이에 가장 가까운 채널은 ch04, ch06, ch08, ch10, ch11, ch12, ch13, ch14이다.</w:t>
+        <w:t xml:space="preserve">학습 모델은 125 Hz~5 kHz를 Mel 척도로 등간격 분할한 8채널을 가정하며, 그 중심주파수는 약 323, 568, 871, 1247, 1713, 2292, 3008, 3896 Hz이다. 계획서의 16채널 중 이에 가장 가까운 채널은 ch04, ch06, ch08, ch10, ch11, ch12, ch13, ch14이다.</w:t>
       </w:r>
     </w:p>
     <w:p>
@@ -9509,7 +7876,7 @@
           <w:sz w:val="21"/>
           <w:szCs w:val="21"/>
         </w:rPr>
-        <w:t>3.5.</w:t>
+        <w:t xml:space="preserve">3.5.</w:t>
       </w:r>
       <w:r>
         <w:rPr>
@@ -9520,7 +7887,7 @@
           <w:sz w:val="21"/>
           <w:szCs w:val="21"/>
         </w:rPr>
-        <w:t>7</w:t>
+        <w:t xml:space="preserve">7</w:t>
       </w:r>
       <w:r>
         <w:rPr>
@@ -9538,15 +7905,7 @@
         <w:spacing w:after="120" w:line="300" w:lineRule="auto"/>
       </w:pPr>
       <w:r>
-        <w:t>설계 확정 과정에서 검토하였으나 측정 결과 채택하지 않은 항목이다. 모두 동일한 평가 절차(</w:t>
-      </w:r>
-      <w:proofErr w:type="spellStart"/>
-      <w:r>
-        <w:t>시드</w:t>
-      </w:r>
-      <w:proofErr w:type="spellEnd"/>
-      <w:r>
-        <w:t xml:space="preserve"> 5회 반복, 동일 조건 비교)로 판단하였다.</w:t>
+        <w:t xml:space="preserve">설계 확정 과정에서 검토하였으나 측정 결과 채택하지 않은 항목이다. 모두 동일한 평가 절차(시드 5회 반복, 동일 조건 비교)로 판단하였다.</w:t>
       </w:r>
     </w:p>
     <w:tbl>
@@ -9593,7 +7952,7 @@
                 <w:sz w:val="18"/>
                 <w:szCs w:val="18"/>
               </w:rPr>
-              <w:t>검토 항목</w:t>
+              <w:t xml:space="preserve">검토 항목</w:t>
             </w:r>
           </w:p>
         </w:tc>
@@ -9619,7 +7978,7 @@
                 <w:sz w:val="18"/>
                 <w:szCs w:val="18"/>
               </w:rPr>
-              <w:t>결과</w:t>
+              <w:t xml:space="preserve">결과</w:t>
             </w:r>
           </w:p>
         </w:tc>
@@ -9645,7 +8004,7 @@
                 <w:sz w:val="18"/>
                 <w:szCs w:val="18"/>
               </w:rPr>
-              <w:t>판단</w:t>
+              <w:t xml:space="preserve">판단</w:t>
             </w:r>
           </w:p>
         </w:tc>
@@ -9670,7 +8029,7 @@
                 <w:sz w:val="18"/>
                 <w:szCs w:val="18"/>
               </w:rPr>
-              <w:t>16채널 사용</w:t>
+              <w:t xml:space="preserve">16채널 사용</w:t>
             </w:r>
           </w:p>
         </w:tc>
@@ -9693,7 +8052,7 @@
                 <w:sz w:val="18"/>
                 <w:szCs w:val="18"/>
               </w:rPr>
-              <w:t>모든 FA/h 예산에서 8채널이 같거나 우위</w:t>
+              <w:t xml:space="preserve">모든 FA/h 예산에서 8채널이 같거나 우위</w:t>
             </w:r>
           </w:p>
         </w:tc>
@@ -9716,7 +8075,7 @@
                 <w:sz w:val="18"/>
                 <w:szCs w:val="18"/>
               </w:rPr>
-              <w:t>8채널 확정</w:t>
+              <w:t xml:space="preserve">8채널 확정</w:t>
             </w:r>
           </w:p>
         </w:tc>
@@ -9741,7 +8100,7 @@
                 <w:sz w:val="18"/>
                 <w:szCs w:val="18"/>
               </w:rPr>
-              <w:t>상태 4개</w:t>
+              <w:t xml:space="preserve">상태 4개</w:t>
             </w:r>
           </w:p>
         </w:tc>
@@ -9759,21 +8118,12 @@
             <w:pPr>
               <w:spacing w:line="260" w:lineRule="auto"/>
             </w:pPr>
-            <w:proofErr w:type="spellStart"/>
-            <w:r>
-              <w:rPr>
-                <w:sz w:val="18"/>
-                <w:szCs w:val="18"/>
-              </w:rPr>
-              <w:t>검출률</w:t>
-            </w:r>
-            <w:proofErr w:type="spellEnd"/>
-            <w:r>
-              <w:rPr>
-                <w:sz w:val="18"/>
-                <w:szCs w:val="18"/>
-              </w:rPr>
-              <w:t xml:space="preserve"> 9.4%p 낮음. 네 상태 중 둘이 학습 중 자동 비활성화</w:t>
+            <w:r>
+              <w:rPr>
+                <w:sz w:val="18"/>
+                <w:szCs w:val="18"/>
+              </w:rPr>
+              <w:t xml:space="preserve">검출률 9.4%p 낮음. 네 상태 중 둘이 학습 중 자동 비활성화</w:t>
             </w:r>
           </w:p>
         </w:tc>
@@ -9796,7 +8146,7 @@
                 <w:sz w:val="18"/>
                 <w:szCs w:val="18"/>
               </w:rPr>
-              <w:t>상태 2개 확정</w:t>
+              <w:t xml:space="preserve">상태 2개 확정</w:t>
             </w:r>
           </w:p>
         </w:tc>
@@ -9821,7 +8171,7 @@
                 <w:sz w:val="18"/>
                 <w:szCs w:val="18"/>
               </w:rPr>
-              <w:t>화자 적응</w:t>
+              <w:t xml:space="preserve">화자 적응</w:t>
             </w:r>
           </w:p>
         </w:tc>
@@ -9844,7 +8194,7 @@
                 <w:sz w:val="18"/>
                 <w:szCs w:val="18"/>
               </w:rPr>
-              <w:t>혼합·화자 종속·녹음 추가 세 방식 모두 기준선보다 낮음</w:t>
+              <w:t xml:space="preserve">혼합·화자 종속·녹음 추가 세 방식 모두 기준선보다 낮음</w:t>
             </w:r>
           </w:p>
         </w:tc>
@@ -9867,7 +8217,7 @@
                 <w:sz w:val="18"/>
                 <w:szCs w:val="18"/>
               </w:rPr>
-              <w:t>화자 독립 모델 사용</w:t>
+              <w:t xml:space="preserve">화자 독립 모델 사용</w:t>
             </w:r>
           </w:p>
         </w:tc>
@@ -9887,21 +8237,12 @@
             <w:pPr>
               <w:spacing w:line="260" w:lineRule="auto"/>
             </w:pPr>
-            <w:proofErr w:type="spellStart"/>
-            <w:r>
-              <w:rPr>
-                <w:sz w:val="18"/>
-                <w:szCs w:val="18"/>
-              </w:rPr>
-              <w:t>PreAMP</w:t>
-            </w:r>
-            <w:proofErr w:type="spellEnd"/>
-            <w:r>
-              <w:rPr>
-                <w:sz w:val="18"/>
-                <w:szCs w:val="18"/>
-              </w:rPr>
-              <w:t xml:space="preserve"> 이득 상향</w:t>
+            <w:r>
+              <w:rPr>
+                <w:sz w:val="18"/>
+                <w:szCs w:val="18"/>
+              </w:rPr>
+              <w:t xml:space="preserve">PreAMP 이득 상향</w:t>
             </w:r>
           </w:p>
         </w:tc>
@@ -9919,37 +8260,12 @@
             <w:pPr>
               <w:spacing w:line="260" w:lineRule="auto"/>
             </w:pPr>
-            <w:proofErr w:type="spellStart"/>
-            <w:r>
-              <w:rPr>
-                <w:sz w:val="18"/>
-                <w:szCs w:val="18"/>
-              </w:rPr>
-              <w:t>검출률은</w:t>
-            </w:r>
-            <w:proofErr w:type="spellEnd"/>
-            <w:r>
-              <w:rPr>
-                <w:sz w:val="18"/>
-                <w:szCs w:val="18"/>
-              </w:rPr>
-              <w:t xml:space="preserve"> 오르나 </w:t>
-            </w:r>
-            <w:proofErr w:type="spellStart"/>
-            <w:r>
-              <w:rPr>
-                <w:sz w:val="18"/>
-                <w:szCs w:val="18"/>
-              </w:rPr>
-              <w:t>오검출이</w:t>
-            </w:r>
-            <w:proofErr w:type="spellEnd"/>
-            <w:r>
-              <w:rPr>
-                <w:sz w:val="18"/>
-                <w:szCs w:val="18"/>
-              </w:rPr>
-              <w:t xml:space="preserve"> 더 빠르게 증가</w:t>
+            <w:r>
+              <w:rPr>
+                <w:sz w:val="18"/>
+                <w:szCs w:val="18"/>
+              </w:rPr>
+              <w:t xml:space="preserve">검출률은 오르나 오검출이 더 빠르게 증가</w:t>
             </w:r>
           </w:p>
         </w:tc>
@@ -9972,7 +8288,7 @@
                 <w:sz w:val="18"/>
                 <w:szCs w:val="18"/>
               </w:rPr>
-              <w:t>입력 레벨을 학습 분포에 정합</w:t>
+              <w:t xml:space="preserve">입력 레벨을 학습 분포에 정합</w:t>
             </w:r>
           </w:p>
         </w:tc>
@@ -9997,17 +8313,16 @@
                 <w:sz w:val="18"/>
                 <w:szCs w:val="18"/>
               </w:rPr>
+              <w:lastRenderedPageBreak/>
               <w:t>τ</w:t>
             </w:r>
-            <w:proofErr w:type="spellStart"/>
-            <w:r>
-              <w:rPr>
-                <w:sz w:val="18"/>
-                <w:szCs w:val="18"/>
-              </w:rPr>
-              <w:t>를</w:t>
-            </w:r>
-            <w:proofErr w:type="spellEnd"/>
+            <w:r>
+              <w:rPr>
+                <w:sz w:val="18"/>
+                <w:szCs w:val="18"/>
+              </w:rPr>
+              <w:t xml:space="preserve">를</w:t>
+            </w:r>
             <w:r>
               <w:rPr>
                 <w:sz w:val="18"/>
@@ -10036,39 +8351,7 @@
                 <w:sz w:val="18"/>
                 <w:szCs w:val="18"/>
               </w:rPr>
-              <w:t>멀리 배치된 상태가 “발화 종료”</w:t>
-            </w:r>
-            <w:proofErr w:type="spellStart"/>
-            <w:r>
-              <w:rPr>
-                <w:sz w:val="18"/>
-                <w:szCs w:val="18"/>
-              </w:rPr>
-              <w:t>를</w:t>
-            </w:r>
-            <w:proofErr w:type="spellEnd"/>
-            <w:r>
-              <w:rPr>
-                <w:sz w:val="18"/>
-                <w:szCs w:val="18"/>
-              </w:rPr>
-              <w:t xml:space="preserve"> 학습하여 비대상의 92 %</w:t>
-            </w:r>
-            <w:proofErr w:type="spellStart"/>
-            <w:r>
-              <w:rPr>
-                <w:sz w:val="18"/>
-                <w:szCs w:val="18"/>
-              </w:rPr>
-              <w:t>를</w:t>
-            </w:r>
-            <w:proofErr w:type="spellEnd"/>
-            <w:r>
-              <w:rPr>
-                <w:sz w:val="18"/>
-                <w:szCs w:val="18"/>
-              </w:rPr>
-              <w:t xml:space="preserve"> 통과</w:t>
+              <w:t xml:space="preserve">멀리 배치된 상태가 “발화 종료”를 학습하여 비대상의 92 %를 통과</w:t>
             </w:r>
           </w:p>
         </w:tc>
@@ -10091,7 +8374,7 @@
                 <w:sz w:val="18"/>
                 <w:szCs w:val="18"/>
               </w:rPr>
-              <w:t>τ는 발화 초반에 배치</w:t>
+              <w:t xml:space="preserve">τ는 발화 초반에 배치</w:t>
             </w:r>
           </w:p>
         </w:tc>
@@ -10102,23 +8385,7 @@
         <w:spacing w:after="120" w:line="300" w:lineRule="auto"/>
       </w:pPr>
       <w:r>
-        <w:t xml:space="preserve">마지막 항목은 본 구조의 한계를 보여준다. 비교기 2개와 저항 18개로 구성된 판별부가 사용할 수 있는 정보는 발화 초반 약 110 </w:t>
-      </w:r>
-      <w:proofErr w:type="spellStart"/>
-      <w:r>
-        <w:t>ms</w:t>
-      </w:r>
-      <w:proofErr w:type="spellEnd"/>
-      <w:r>
-        <w:t xml:space="preserve">의 마찰음 구간에 집중되어 있으며, 단어 후반을 추가로 관측하여도 </w:t>
-      </w:r>
-      <w:proofErr w:type="spellStart"/>
-      <w:r>
-        <w:t>판별력이</w:t>
-      </w:r>
-      <w:proofErr w:type="spellEnd"/>
-      <w:r>
-        <w:t xml:space="preserve"> 향상되지 않았다.</w:t>
+        <w:t xml:space="preserve">마지막 항목은 본 구조의 한계를 보여준다. 비교기 2개와 저항 18개로 구성된 판별부가 사용할 수 있는 정보는 발화 초반 약 110 ms의 마찰음 구간에 집중되어 있으며, 단어 후반을 추가로 관측하여도 판별력이 향상되지 않았다.</w:t>
       </w:r>
     </w:p>
     <w:p>
@@ -10154,7 +8421,7 @@
           <w:sz w:val="23"/>
           <w:szCs w:val="23"/>
         </w:rPr>
-        <w:t>4.1 남은 설계 작업</w:t>
+        <w:t xml:space="preserve">4.1 남은 설계 작업</w:t>
       </w:r>
     </w:p>
     <w:tbl>
@@ -10200,7 +8467,7 @@
                 <w:sz w:val="18"/>
                 <w:szCs w:val="18"/>
               </w:rPr>
-              <w:t>항목</w:t>
+              <w:t xml:space="preserve">항목</w:t>
             </w:r>
           </w:p>
         </w:tc>
@@ -10226,7 +8493,7 @@
                 <w:sz w:val="18"/>
                 <w:szCs w:val="18"/>
               </w:rPr>
-              <w:t>내용</w:t>
+              <w:t xml:space="preserve">내용</w:t>
             </w:r>
           </w:p>
         </w:tc>
@@ -10251,7 +8518,7 @@
                 <w:sz w:val="18"/>
                 <w:szCs w:val="18"/>
               </w:rPr>
-              <w:t>50핀 커넥터 ICD</w:t>
+              <w:t xml:space="preserve">50핀 커넥터 ICD</w:t>
             </w:r>
           </w:p>
         </w:tc>
@@ -10274,39 +8541,7 @@
                 <w:sz w:val="18"/>
                 <w:szCs w:val="18"/>
               </w:rPr>
-              <w:t xml:space="preserve">아날로그·디지털 보드 간 핀 배치, 사양, 전원 </w:t>
-            </w:r>
-            <w:proofErr w:type="spellStart"/>
-            <w:r>
-              <w:rPr>
-                <w:sz w:val="18"/>
-                <w:szCs w:val="18"/>
-              </w:rPr>
-              <w:t>시퀀싱</w:t>
-            </w:r>
-            <w:proofErr w:type="spellEnd"/>
-            <w:r>
-              <w:rPr>
-                <w:sz w:val="18"/>
-                <w:szCs w:val="18"/>
-              </w:rPr>
-              <w:t xml:space="preserve">, </w:t>
-            </w:r>
-            <w:proofErr w:type="spellStart"/>
-            <w:r>
-              <w:rPr>
-                <w:sz w:val="18"/>
-                <w:szCs w:val="18"/>
-              </w:rPr>
-              <w:t>풀다운</w:t>
-            </w:r>
-            <w:proofErr w:type="spellEnd"/>
-            <w:r>
-              <w:rPr>
-                <w:sz w:val="18"/>
-                <w:szCs w:val="18"/>
-              </w:rPr>
-              <w:t xml:space="preserve"> 규정을 문서화하여 양 보드 설계의 기준으로 삼는다</w:t>
+              <w:t xml:space="preserve">아날로그·디지털 보드 간 핀 배치, 사양, 전원 시퀀싱, 풀다운 규정을 문서화하여 양 보드 설계의 기준으로 삼는다</w:t>
             </w:r>
           </w:p>
         </w:tc>
@@ -10331,7 +8566,7 @@
                 <w:sz w:val="18"/>
                 <w:szCs w:val="18"/>
               </w:rPr>
-              <w:t>디지털 보드 회로도</w:t>
+              <w:t xml:space="preserve">디지털 보드 회로도</w:t>
             </w:r>
           </w:p>
         </w:tc>
@@ -10354,39 +8589,7 @@
                 <w:sz w:val="18"/>
                 <w:szCs w:val="18"/>
               </w:rPr>
-              <w:t xml:space="preserve">확정된 형판을 저항 배선으로, 허용 개수를 </w:t>
-            </w:r>
-            <w:proofErr w:type="spellStart"/>
-            <w:r>
-              <w:rPr>
-                <w:sz w:val="18"/>
-                <w:szCs w:val="18"/>
-              </w:rPr>
-              <w:t>분압</w:t>
-            </w:r>
-            <w:proofErr w:type="spellEnd"/>
-            <w:r>
-              <w:rPr>
-                <w:sz w:val="18"/>
-                <w:szCs w:val="18"/>
-              </w:rPr>
-              <w:t xml:space="preserve"> 저항으로, τ와 timeout을 </w:t>
-            </w:r>
-            <w:proofErr w:type="spellStart"/>
-            <w:r>
-              <w:rPr>
-                <w:sz w:val="18"/>
-                <w:szCs w:val="18"/>
-              </w:rPr>
-              <w:t>디코더로</w:t>
-            </w:r>
-            <w:proofErr w:type="spellEnd"/>
-            <w:r>
-              <w:rPr>
-                <w:sz w:val="18"/>
-                <w:szCs w:val="18"/>
-              </w:rPr>
-              <w:t xml:space="preserve"> 전개한다</w:t>
+              <w:t xml:space="preserve">확정된 Template을 저항 배선으로, 허용 개수를 분압 저항으로, τ와 timeout을 디코더로 전개한다</w:t>
             </w:r>
           </w:p>
         </w:tc>
@@ -10404,7 +8607,7 @@
           <w:sz w:val="23"/>
           <w:szCs w:val="23"/>
         </w:rPr>
-        <w:t>4.2 PCB 설계 및 제작, 통합 검증</w:t>
+        <w:t xml:space="preserve">4.2 PCB 설계 및 제작, 통합 검증</w:t>
       </w:r>
     </w:p>
     <w:p>
@@ -10412,7 +8615,7 @@
         <w:spacing w:after="120" w:line="300" w:lineRule="auto"/>
       </w:pPr>
       <w:r>
-        <w:t>계획서 7장의 제작 및 실물 검증 순서를 따르되, 디지털 보드 관련 항목을 확정된 구조에 맞추어 갱신한다.</w:t>
+        <w:t xml:space="preserve">계획서 7장의 제작 및 실물 검증 순서를 따르되, 디지털 보드 관련 항목을 확정된 구조에 맞추어 갱신한다.</w:t>
       </w:r>
     </w:p>
     <w:tbl>
@@ -10458,7 +8661,7 @@
                 <w:sz w:val="18"/>
                 <w:szCs w:val="18"/>
               </w:rPr>
-              <w:t>순서</w:t>
+              <w:t xml:space="preserve">순서</w:t>
             </w:r>
           </w:p>
         </w:tc>
@@ -10484,7 +8687,7 @@
                 <w:sz w:val="18"/>
                 <w:szCs w:val="18"/>
               </w:rPr>
-              <w:t>내용</w:t>
+              <w:t xml:space="preserve">내용</w:t>
             </w:r>
           </w:p>
         </w:tc>
@@ -10509,7 +8712,7 @@
                 <w:sz w:val="18"/>
                 <w:szCs w:val="18"/>
               </w:rPr>
-              <w:t>1</w:t>
+              <w:t xml:space="preserve">1</w:t>
             </w:r>
           </w:p>
         </w:tc>
@@ -10532,23 +8735,7 @@
                 <w:sz w:val="18"/>
                 <w:szCs w:val="18"/>
               </w:rPr>
-              <w:t>마이크·</w:t>
-            </w:r>
-            <w:proofErr w:type="spellStart"/>
-            <w:r>
-              <w:rPr>
-                <w:sz w:val="18"/>
-                <w:szCs w:val="18"/>
-              </w:rPr>
-              <w:t>PreAMP</w:t>
-            </w:r>
-            <w:proofErr w:type="spellEnd"/>
-            <w:r>
-              <w:rPr>
-                <w:sz w:val="18"/>
-                <w:szCs w:val="18"/>
-              </w:rPr>
-              <w:t xml:space="preserve"> 및 0.9 V 기준전압 확인</w:t>
+              <w:t xml:space="preserve">마이크·PreAMP 및 0.9 V 기준전압 확인</w:t>
             </w:r>
           </w:p>
         </w:tc>
@@ -10573,7 +8760,7 @@
                 <w:sz w:val="18"/>
                 <w:szCs w:val="18"/>
               </w:rPr>
-              <w:t>2</w:t>
+              <w:t xml:space="preserve">2</w:t>
             </w:r>
           </w:p>
         </w:tc>
@@ -10596,7 +8783,7 @@
                 <w:sz w:val="18"/>
                 <w:szCs w:val="18"/>
               </w:rPr>
-              <w:t>GIC 1채널의 중심주파수/Q/출력 파형 확인</w:t>
+              <w:t xml:space="preserve">GIC 1채널의 중심주파수/Q/출력 파형 확인</w:t>
             </w:r>
           </w:p>
         </w:tc>
@@ -10621,7 +8808,7 @@
                 <w:sz w:val="18"/>
                 <w:szCs w:val="18"/>
               </w:rPr>
-              <w:t>3</w:t>
+              <w:t xml:space="preserve">3</w:t>
             </w:r>
           </w:p>
         </w:tc>
@@ -10644,7 +8831,7 @@
                 <w:sz w:val="18"/>
                 <w:szCs w:val="18"/>
               </w:rPr>
-              <w:t>Envelope Detector와 Comparator까지 한 채널 전체 경로 검증</w:t>
+              <w:t xml:space="preserve">Envelope Detector와 Comparator까지 한 채널 전체 경로 검증</w:t>
             </w:r>
           </w:p>
         </w:tc>
@@ -10669,7 +8856,7 @@
                 <w:sz w:val="18"/>
                 <w:szCs w:val="18"/>
               </w:rPr>
-              <w:t>4</w:t>
+              <w:t xml:space="preserve">4</w:t>
             </w:r>
           </w:p>
         </w:tc>
@@ -10692,7 +8879,7 @@
                 <w:sz w:val="18"/>
                 <w:szCs w:val="18"/>
               </w:rPr>
-              <w:t>선택된 8채널로 확장하여 이진 패턴 확인</w:t>
+              <w:t xml:space="preserve">선택된 8채널로 확장하여 이진 패턴 확인</w:t>
             </w:r>
           </w:p>
         </w:tc>
@@ -10717,7 +8904,7 @@
                 <w:sz w:val="18"/>
                 <w:szCs w:val="18"/>
               </w:rPr>
-              <w:t>5</w:t>
+              <w:t xml:space="preserve">5</w:t>
             </w:r>
           </w:p>
         </w:tc>
@@ -10740,39 +8927,7 @@
                 <w:sz w:val="18"/>
                 <w:szCs w:val="18"/>
               </w:rPr>
-              <w:t xml:space="preserve">디지털 보드의 수정 발진·분주, 6비트 카운터, </w:t>
-            </w:r>
-            <w:proofErr w:type="spellStart"/>
-            <w:r>
-              <w:rPr>
-                <w:sz w:val="18"/>
-                <w:szCs w:val="18"/>
-              </w:rPr>
-              <w:t>디코더</w:t>
-            </w:r>
-            <w:proofErr w:type="spellEnd"/>
-            <w:r>
-              <w:rPr>
-                <w:sz w:val="18"/>
-                <w:szCs w:val="18"/>
-              </w:rPr>
-              <w:t xml:space="preserve">, PASS </w:t>
-            </w:r>
-            <w:proofErr w:type="spellStart"/>
-            <w:r>
-              <w:rPr>
-                <w:sz w:val="18"/>
-                <w:szCs w:val="18"/>
-              </w:rPr>
-              <w:t>래치를</w:t>
-            </w:r>
-            <w:proofErr w:type="spellEnd"/>
-            <w:r>
-              <w:rPr>
-                <w:sz w:val="18"/>
-                <w:szCs w:val="18"/>
-              </w:rPr>
-              <w:t xml:space="preserve"> 단독 검증</w:t>
+              <w:t xml:space="preserve">디지털 보드의 crystal 발진·분주, 6비트 카운터, 디코더, PASS 래치를 단독 검증</w:t>
             </w:r>
           </w:p>
         </w:tc>
@@ -10797,7 +8952,7 @@
                 <w:sz w:val="18"/>
                 <w:szCs w:val="18"/>
               </w:rPr>
-              <w:t>6</w:t>
+              <w:t xml:space="preserve">6</w:t>
             </w:r>
           </w:p>
         </w:tc>
@@ -10820,7 +8975,7 @@
                 <w:sz w:val="18"/>
                 <w:szCs w:val="18"/>
               </w:rPr>
-              <w:t>형판 저항 합산 전압과 상태별 기준전압 판정 확인</w:t>
+              <w:t xml:space="preserve">Template 저항 합산 전압과 상태별 기준전압 판정 확인</w:t>
             </w:r>
           </w:p>
         </w:tc>
@@ -10845,7 +9000,7 @@
                 <w:sz w:val="18"/>
                 <w:szCs w:val="18"/>
               </w:rPr>
-              <w:t>7</w:t>
+              <w:t xml:space="preserve">7</w:t>
             </w:r>
           </w:p>
         </w:tc>
@@ -10868,7 +9023,7 @@
                 <w:sz w:val="18"/>
                 <w:szCs w:val="18"/>
               </w:rPr>
-              <w:t>아날로그 전단과 디지털 보드를 50핀으로 통합 후 실제 음성으로 WAKE/LED 동작 확인</w:t>
+              <w:t xml:space="preserve">아날로그 전단과 디지털 보드를 50핀으로 통합 후 실제 음성으로 WAKE/LED 동작 확인</w:t>
             </w:r>
           </w:p>
         </w:tc>
@@ -10893,7 +9048,7 @@
                 <w:sz w:val="18"/>
                 <w:szCs w:val="18"/>
               </w:rPr>
-              <w:t>8</w:t>
+              <w:t xml:space="preserve">8</w:t>
             </w:r>
           </w:p>
         </w:tc>
@@ -10911,21 +9066,12 @@
             <w:pPr>
               <w:spacing w:line="260" w:lineRule="auto"/>
             </w:pPr>
-            <w:proofErr w:type="spellStart"/>
-            <w:r>
-              <w:rPr>
-                <w:sz w:val="18"/>
-                <w:szCs w:val="18"/>
-              </w:rPr>
-              <w:t>검출률</w:t>
-            </w:r>
-            <w:proofErr w:type="spellEnd"/>
-            <w:r>
-              <w:rPr>
-                <w:sz w:val="18"/>
-                <w:szCs w:val="18"/>
-              </w:rPr>
-              <w:t>, FA/h, 소비전력 측정 후 최종 PCB 및 보고서 보완</w:t>
+            <w:r>
+              <w:rPr>
+                <w:sz w:val="18"/>
+                <w:szCs w:val="18"/>
+              </w:rPr>
+              <w:t xml:space="preserve">검출률, FA/h, 소비전력 측정 후 최종 PCB 및 보고서 보완</w:t>
             </w:r>
           </w:p>
         </w:tc>
@@ -10954,23 +9100,7 @@
           <w:sz w:val="18"/>
           <w:szCs w:val="18"/>
         </w:rPr>
-        <w:t xml:space="preserve">5번 항목의 “100 Hz </w:t>
-      </w:r>
-      <w:proofErr w:type="spellStart"/>
-      <w:r>
-        <w:rPr>
-          <w:sz w:val="18"/>
-          <w:szCs w:val="18"/>
-        </w:rPr>
-        <w:t>발진기</w:t>
-      </w:r>
-      <w:proofErr w:type="spellEnd"/>
-      <w:r>
-        <w:rPr>
-          <w:sz w:val="18"/>
-          <w:szCs w:val="18"/>
-        </w:rPr>
-        <w:t>, 8-bit counter”는 “수정 발진·분주, 6비트 카운터”로, “PASS FF”는 “PASS 래치”로 변경된다. 또한 형판 반전 입력용 인버터 동작 확인이 6번 항목에 포함된다.</w:t>
+        <w:t xml:space="preserve">5번 항목의 “100 Hz 발진기, 8-bit counter”는 “crystal 발진·분주, 6비트 카운터”로, “PASS FF”는 “PASS 래치”로 변경된다. 또한 Template 반전 입력용 인버터 동작 확인이 6번 항목에 포함된다.</w:t>
       </w:r>
     </w:p>
     <w:p>
@@ -10993,7 +9123,7 @@
           <w:sz w:val="23"/>
           <w:szCs w:val="23"/>
         </w:rPr>
-        <w:t>4.</w:t>
+        <w:t xml:space="preserve">4.</w:t>
       </w:r>
       <w:r>
         <w:rPr>
@@ -11003,7 +9133,7 @@
           <w:sz w:val="23"/>
           <w:szCs w:val="23"/>
         </w:rPr>
-        <w:t>3</w:t>
+        <w:t xml:space="preserve">3</w:t>
       </w:r>
       <w:r>
         <w:rPr>
@@ -11025,23 +9155,7 @@
         <w:spacing w:after="70"/>
       </w:pPr>
       <w:r>
-        <w:t xml:space="preserve">디지털 판별부의 구조와 전체 파라미터가 확정되었다. 상태 2개, 채널 8개, 프레임 7.8125 </w:t>
-      </w:r>
-      <w:proofErr w:type="spellStart"/>
-      <w:r>
-        <w:t>ms</w:t>
-      </w:r>
-      <w:proofErr w:type="spellEnd"/>
-      <w:r>
-        <w:t xml:space="preserve">, 형판 저항 14개, 기준전압 </w:t>
-      </w:r>
-      <w:proofErr w:type="spellStart"/>
-      <w:r>
-        <w:t>분압</w:t>
-      </w:r>
-      <w:proofErr w:type="spellEnd"/>
-      <w:r>
-        <w:t xml:space="preserve"> 저항 4개, 비교기 2개, 인버터 7개로 구성된다.</w:t>
+        <w:t xml:space="preserve">디지털 판별부의 구조와 전체 파라미터가 확정되었다. 상태 2개, 채널 8개, 프레임 7.8125 ms, Template 저항 14개, 기준전압 분압 저항 4개, 비교기 2개, 인버터 7개로 구성된다.</w:t>
       </w:r>
     </w:p>
     <w:p>
@@ -11054,15 +9168,7 @@
         <w:spacing w:after="70"/>
       </w:pPr>
       <w:r>
-        <w:t xml:space="preserve">계획서 대비 상태 수가 4개에서 2개로 축소되었고, PASS 저장이 셋 우세 </w:t>
-      </w:r>
-      <w:proofErr w:type="spellStart"/>
-      <w:r>
-        <w:t>래치로</w:t>
-      </w:r>
-      <w:proofErr w:type="spellEnd"/>
-      <w:r>
-        <w:t>, 프레임 클럭이 수정 발진 분주로 변경되었으며, 형판 반전 입력용 인버터가 추가되었다.</w:t>
+        <w:t xml:space="preserve">계획서 대비 상태 수가 4개에서 2개로 축소되었고, PASS 저장이 Set-dominant SR latch로, 프레임 클럭이 crystal 발진 분주로 변경되었으며, Template 반전 입력용 인버터가 추가되었다.</w:t>
       </w:r>
     </w:p>
     <w:p>
@@ -11075,31 +9181,11 @@
         <w:spacing w:after="70"/>
       </w:pPr>
       <w:r>
+        <w:lastRenderedPageBreak/>
         <w:t xml:space="preserve">조용한 실내 조건에서 </w:t>
       </w:r>
-      <w:proofErr w:type="spellStart"/>
-      <w:r>
-        <w:t>검출률</w:t>
-      </w:r>
-      <w:proofErr w:type="spellEnd"/>
-      <w:r>
-        <w:t xml:space="preserve"> 50.0 %, 시간당 </w:t>
-      </w:r>
-      <w:proofErr w:type="spellStart"/>
-      <w:r>
-        <w:t>오검출</w:t>
-      </w:r>
-      <w:proofErr w:type="spellEnd"/>
-      <w:r>
-        <w:t xml:space="preserve"> 25.0회를 측정하였다. 동작점은 </w:t>
-      </w:r>
-      <w:proofErr w:type="spellStart"/>
-      <w:r>
-        <w:t>분압</w:t>
-      </w:r>
-      <w:proofErr w:type="spellEnd"/>
-      <w:r>
-        <w:t xml:space="preserve"> 저항 교체만으로 조정 가능하다.</w:t>
+      <w:r>
+        <w:t xml:space="preserve">검출률 50.0 %, 시간당 오검출 25.0회를 측정하였다. 동작점은 분압 저항 교체만으로 조정 가능하다.</w:t>
       </w:r>
     </w:p>
     <w:p>
@@ -11112,7 +9198,7 @@
         <w:spacing w:after="70"/>
       </w:pPr>
       <w:r>
-        <w:t>아날로그 전단은 계획서와 동일하며, 프레임 래치 추가 검토는 비교기 출력 유지 시간 확인으로 불필요함이 확인되었다.</w:t>
+        <w:t xml:space="preserve">아날로그 전단은 계획서와 동일하며, frame latch 추가 검토는 비교기 출력 유지 시간 확인으로 불필요함이 확인되었다.</w:t>
       </w:r>
     </w:p>
     <w:p>
@@ -11125,7 +9211,7 @@
         <w:spacing w:after="70"/>
       </w:pPr>
       <w:r>
-        <w:t xml:space="preserve">아날로그 보드는 실장과 1차 측정을 마쳤다. 마이크 입력단과 납땜 불량으로 일부 채널만 동작하여 수정 중이며, 동작한 채널에서는 함수발생기로 음성 파형을 직접 인가해 Envelope이 예상대로 나옴을 확인하였다.</w:t>
+        <w:t xml:space="preserve">아날로그 보드는 실장과 1차 측정을 마쳤다. 마이크 입력단과 납땜 불량으로 일부 채널만 동작하여 수정 중이며, 동작한 채널에서는 waveform generator로 음성 파형을 직접 인가해 Envelope이 예상대로 나옴을 확인하였다.</w:t>
       </w:r>
     </w:p>
     <w:sectPr>
